--- a/Homework/DL_FactoryAutomation/산출물/발표용_FEMTO_RUL_20260625.docx
+++ b/Homework/DL_FactoryAutomation/산출물/발표용_FEMTO_RUL_20260625.docx
@@ -3777,6 +3777,3254 @@
         <w:t>표 6. 개발 환경 및 주요 라이브러리</w:t>
       </w:r>
     </w:p>
+    <w:p>
+      <w:r>
+        <w:br w:type="page"/>
+      </w:r>
+    </w:p>
+    <w:p>
+      <w:pPr>
+        <w:pStyle w:val="Heading1"/>
+      </w:pPr>
+      <w:r>
+        <w:rPr>
+          <w:color w:val="1B295E"/>
+        </w:rPr>
+        <w:t>부록 C. 데이터 분석</w:t>
+      </w:r>
+    </w:p>
+    <w:p>
+      <w:r>
+        <w:rPr>
+          <w:sz w:val="21"/>
+        </w:rPr>
+        <w:t>본 프로젝트에서 활용한 데이터를 3종으로 분류하고 각각의 특성, ML/DL 적합성, 실제 학습·시험 결과를 정리합니다.</w:t>
+      </w:r>
+    </w:p>
+    <w:p>
+      <w:r>
+        <w:rPr>
+          <w:i/>
+          <w:color w:val="606060"/>
+          <w:sz w:val="18"/>
+        </w:rPr>
+        <w:t>[설명] 3종 데이터셋 개요 및 ML/DL 적합성</w:t>
+      </w:r>
+    </w:p>
+    <w:tbl>
+      <w:tblPr>
+        <w:tblStyle w:val="TableGrid"/>
+        <w:tblW w:type="auto" w:w="0"/>
+        <w:jc w:val="center"/>
+        <w:tblLook w:firstColumn="1" w:firstRow="1" w:lastColumn="0" w:lastRow="0" w:noHBand="0" w:noVBand="1" w:val="04A0"/>
+      </w:tblPr>
+      <w:tblGrid>
+        <w:gridCol w:w="1344"/>
+        <w:gridCol w:w="1344"/>
+        <w:gridCol w:w="1344"/>
+        <w:gridCol w:w="1344"/>
+        <w:gridCol w:w="1344"/>
+        <w:gridCol w:w="1344"/>
+        <w:gridCol w:w="1344"/>
+      </w:tblGrid>
+      <w:tr>
+        <w:tc>
+          <w:tcPr>
+            <w:tcW w:type="dxa" w:w="1134"/>
+            <w:shd w:val="clear" w:color="auto" w:fill="1B295E"/>
+          </w:tcPr>
+          <w:p>
+            <w:pPr>
+              <w:jc w:val="center"/>
+            </w:pPr>
+            <w:r>
+              <w:rPr>
+                <w:b/>
+                <w:color w:val="FFFFFF"/>
+                <w:sz w:val="19"/>
+              </w:rPr>
+              <w:t>구분</w:t>
+            </w:r>
+          </w:p>
+        </w:tc>
+        <w:tc>
+          <w:tcPr>
+            <w:tcW w:type="dxa" w:w="1701"/>
+            <w:shd w:val="clear" w:color="auto" w:fill="1B295E"/>
+          </w:tcPr>
+          <w:p>
+            <w:pPr>
+              <w:jc w:val="center"/>
+            </w:pPr>
+            <w:r>
+              <w:rPr>
+                <w:b/>
+                <w:color w:val="FFFFFF"/>
+                <w:sz w:val="19"/>
+              </w:rPr>
+              <w:t>데이터명</w:t>
+            </w:r>
+          </w:p>
+        </w:tc>
+        <w:tc>
+          <w:tcPr>
+            <w:tcW w:type="dxa" w:w="1701"/>
+            <w:shd w:val="clear" w:color="auto" w:fill="1B295E"/>
+          </w:tcPr>
+          <w:p>
+            <w:pPr>
+              <w:jc w:val="center"/>
+            </w:pPr>
+            <w:r>
+              <w:rPr>
+                <w:b/>
+                <w:color w:val="FFFFFF"/>
+                <w:sz w:val="19"/>
+              </w:rPr>
+              <w:t>유형</w:t>
+            </w:r>
+          </w:p>
+        </w:tc>
+        <w:tc>
+          <w:tcPr>
+            <w:tcW w:type="dxa" w:w="1020"/>
+            <w:shd w:val="clear" w:color="auto" w:fill="1B295E"/>
+          </w:tcPr>
+          <w:p>
+            <w:pPr>
+              <w:jc w:val="center"/>
+            </w:pPr>
+            <w:r>
+              <w:rPr>
+                <w:b/>
+                <w:color w:val="FFFFFF"/>
+                <w:sz w:val="19"/>
+              </w:rPr>
+              <w:t>규모</w:t>
+            </w:r>
+          </w:p>
+        </w:tc>
+        <w:tc>
+          <w:tcPr>
+            <w:tcW w:type="dxa" w:w="1814"/>
+            <w:shd w:val="clear" w:color="auto" w:fill="1B295E"/>
+          </w:tcPr>
+          <w:p>
+            <w:pPr>
+              <w:jc w:val="center"/>
+            </w:pPr>
+            <w:r>
+              <w:rPr>
+                <w:b/>
+                <w:color w:val="FFFFFF"/>
+                <w:sz w:val="19"/>
+              </w:rPr>
+              <w:t>ML 성능</w:t>
+            </w:r>
+          </w:p>
+        </w:tc>
+        <w:tc>
+          <w:tcPr>
+            <w:tcW w:type="dxa" w:w="1814"/>
+            <w:shd w:val="clear" w:color="auto" w:fill="1B295E"/>
+          </w:tcPr>
+          <w:p>
+            <w:pPr>
+              <w:jc w:val="center"/>
+            </w:pPr>
+            <w:r>
+              <w:rPr>
+                <w:b/>
+                <w:color w:val="FFFFFF"/>
+                <w:sz w:val="19"/>
+              </w:rPr>
+              <w:t>DL 성능</w:t>
+            </w:r>
+          </w:p>
+        </w:tc>
+        <w:tc>
+          <w:tcPr>
+            <w:tcW w:type="dxa" w:w="1304"/>
+            <w:shd w:val="clear" w:color="auto" w:fill="1B295E"/>
+          </w:tcPr>
+          <w:p>
+            <w:pPr>
+              <w:jc w:val="center"/>
+            </w:pPr>
+            <w:r>
+              <w:rPr>
+                <w:b/>
+                <w:color w:val="FFFFFF"/>
+                <w:sz w:val="19"/>
+              </w:rPr>
+              <w:t>권장</w:t>
+            </w:r>
+          </w:p>
+        </w:tc>
+      </w:tr>
+      <w:tr>
+        <w:tc>
+          <w:tcPr>
+            <w:tcW w:type="dxa" w:w="1134"/>
+            <w:shd w:val="clear" w:color="auto" w:fill="E8F0FE"/>
+          </w:tcPr>
+          <w:p>
+            <w:pPr>
+              <w:jc w:val="center"/>
+            </w:pPr>
+            <w:r>
+              <w:rPr>
+                <w:b w:val="0"/>
+                <w:sz w:val="18"/>
+              </w:rPr>
+              <w:t>데이터 1</w:t>
+            </w:r>
+          </w:p>
+        </w:tc>
+        <w:tc>
+          <w:tcPr>
+            <w:tcW w:type="dxa" w:w="1701"/>
+            <w:shd w:val="clear" w:color="auto" w:fill="E8F0FE"/>
+          </w:tcPr>
+          <w:p>
+            <w:pPr>
+              <w:jc w:val="center"/>
+            </w:pPr>
+            <w:r>
+              <w:rPr>
+                <w:b w:val="0"/>
+                <w:sz w:val="18"/>
+              </w:rPr>
+              <w:t>AI4I 공장 센서</w:t>
+            </w:r>
+          </w:p>
+        </w:tc>
+        <w:tc>
+          <w:tcPr>
+            <w:tcW w:type="dxa" w:w="1701"/>
+            <w:shd w:val="clear" w:color="auto" w:fill="E8F0FE"/>
+          </w:tcPr>
+          <w:p>
+            <w:pPr>
+              <w:jc w:val="center"/>
+            </w:pPr>
+            <w:r>
+              <w:rPr>
+                <w:b w:val="0"/>
+                <w:sz w:val="18"/>
+              </w:rPr>
+              <w:t>테이블형 (독립 행)</w:t>
+            </w:r>
+          </w:p>
+        </w:tc>
+        <w:tc>
+          <w:tcPr>
+            <w:tcW w:type="dxa" w:w="1020"/>
+            <w:shd w:val="clear" w:color="auto" w:fill="E8F0FE"/>
+          </w:tcPr>
+          <w:p>
+            <w:pPr>
+              <w:jc w:val="center"/>
+            </w:pPr>
+            <w:r>
+              <w:rPr>
+                <w:b w:val="0"/>
+                <w:sz w:val="18"/>
+              </w:rPr>
+              <w:t>10,000행</w:t>
+            </w:r>
+          </w:p>
+        </w:tc>
+        <w:tc>
+          <w:tcPr>
+            <w:tcW w:type="dxa" w:w="1814"/>
+            <w:shd w:val="clear" w:color="auto" w:fill="E8F0FE"/>
+          </w:tcPr>
+          <w:p>
+            <w:pPr>
+              <w:jc w:val="center"/>
+            </w:pPr>
+            <w:r>
+              <w:rPr>
+                <w:b w:val="0"/>
+                <w:sz w:val="18"/>
+              </w:rPr>
+              <w:t>RF: AUC=0.982</w:t>
+              <w:br/>
+              <w:t>Recall=0.809</w:t>
+            </w:r>
+          </w:p>
+        </w:tc>
+        <w:tc>
+          <w:tcPr>
+            <w:tcW w:type="dxa" w:w="1814"/>
+            <w:shd w:val="clear" w:color="auto" w:fill="E8F0FE"/>
+          </w:tcPr>
+          <w:p>
+            <w:pPr>
+              <w:jc w:val="center"/>
+            </w:pPr>
+            <w:r>
+              <w:rPr>
+                <w:b w:val="0"/>
+                <w:sz w:val="18"/>
+              </w:rPr>
+              <w:t>LSTM: AUC=0.634</w:t>
+              <w:br/>
+              <w:t>Recall=0.590</w:t>
+            </w:r>
+          </w:p>
+        </w:tc>
+        <w:tc>
+          <w:tcPr>
+            <w:tcW w:type="dxa" w:w="1304"/>
+            <w:shd w:val="clear" w:color="auto" w:fill="E8F0FE"/>
+          </w:tcPr>
+          <w:p>
+            <w:pPr>
+              <w:jc w:val="center"/>
+            </w:pPr>
+            <w:r>
+              <w:rPr>
+                <w:b w:val="0"/>
+                <w:sz w:val="18"/>
+              </w:rPr>
+              <w:t>ML (RF)</w:t>
+            </w:r>
+          </w:p>
+        </w:tc>
+      </w:tr>
+      <w:tr>
+        <w:tc>
+          <w:tcPr>
+            <w:tcW w:type="dxa" w:w="1134"/>
+            <w:shd w:val="clear" w:color="auto" w:fill="FFFFFF"/>
+          </w:tcPr>
+          <w:p>
+            <w:pPr>
+              <w:jc w:val="center"/>
+            </w:pPr>
+            <w:r>
+              <w:rPr>
+                <w:b w:val="0"/>
+                <w:sz w:val="18"/>
+              </w:rPr>
+              <w:t>데이터 2</w:t>
+            </w:r>
+          </w:p>
+        </w:tc>
+        <w:tc>
+          <w:tcPr>
+            <w:tcW w:type="dxa" w:w="1701"/>
+            <w:shd w:val="clear" w:color="auto" w:fill="FFFFFF"/>
+          </w:tcPr>
+          <w:p>
+            <w:pPr>
+              <w:jc w:val="center"/>
+            </w:pPr>
+            <w:r>
+              <w:rPr>
+                <w:b w:val="0"/>
+                <w:sz w:val="18"/>
+              </w:rPr>
+              <w:t>FEMTO-ST 합성</w:t>
+            </w:r>
+          </w:p>
+        </w:tc>
+        <w:tc>
+          <w:tcPr>
+            <w:tcW w:type="dxa" w:w="1701"/>
+            <w:shd w:val="clear" w:color="auto" w:fill="FFFFFF"/>
+          </w:tcPr>
+          <w:p>
+            <w:pPr>
+              <w:jc w:val="center"/>
+            </w:pPr>
+            <w:r>
+              <w:rPr>
+                <w:b w:val="0"/>
+                <w:sz w:val="18"/>
+              </w:rPr>
+              <w:t>진짜 시계열</w:t>
+            </w:r>
+          </w:p>
+        </w:tc>
+        <w:tc>
+          <w:tcPr>
+            <w:tcW w:type="dxa" w:w="1020"/>
+            <w:shd w:val="clear" w:color="auto" w:fill="FFFFFF"/>
+          </w:tcPr>
+          <w:p>
+            <w:pPr>
+              <w:jc w:val="center"/>
+            </w:pPr>
+            <w:r>
+              <w:rPr>
+                <w:b w:val="0"/>
+                <w:sz w:val="18"/>
+              </w:rPr>
+              <w:t>베어링 3종</w:t>
+            </w:r>
+          </w:p>
+        </w:tc>
+        <w:tc>
+          <w:tcPr>
+            <w:tcW w:type="dxa" w:w="1814"/>
+            <w:shd w:val="clear" w:color="auto" w:fill="FFFFFF"/>
+          </w:tcPr>
+          <w:p>
+            <w:pPr>
+              <w:jc w:val="center"/>
+            </w:pPr>
+            <w:r>
+              <w:rPr>
+                <w:b w:val="0"/>
+                <w:sz w:val="18"/>
+              </w:rPr>
+              <w:t>RF: RMSE=6.86분</w:t>
+            </w:r>
+          </w:p>
+        </w:tc>
+        <w:tc>
+          <w:tcPr>
+            <w:tcW w:type="dxa" w:w="1814"/>
+            <w:shd w:val="clear" w:color="auto" w:fill="FFFFFF"/>
+          </w:tcPr>
+          <w:p>
+            <w:pPr>
+              <w:jc w:val="center"/>
+            </w:pPr>
+            <w:r>
+              <w:rPr>
+                <w:b w:val="0"/>
+                <w:sz w:val="18"/>
+              </w:rPr>
+              <w:t>LSTM: RMSE=5.67분</w:t>
+              <w:br/>
+              <w:t>(17.3% 개선)</w:t>
+            </w:r>
+          </w:p>
+        </w:tc>
+        <w:tc>
+          <w:tcPr>
+            <w:tcW w:type="dxa" w:w="1304"/>
+            <w:shd w:val="clear" w:color="auto" w:fill="FFFFFF"/>
+          </w:tcPr>
+          <w:p>
+            <w:pPr>
+              <w:jc w:val="center"/>
+            </w:pPr>
+            <w:r>
+              <w:rPr>
+                <w:b w:val="0"/>
+                <w:sz w:val="18"/>
+              </w:rPr>
+              <w:t>DL (LSTM)</w:t>
+            </w:r>
+          </w:p>
+        </w:tc>
+      </w:tr>
+      <w:tr>
+        <w:tc>
+          <w:tcPr>
+            <w:tcW w:type="dxa" w:w="1134"/>
+            <w:shd w:val="clear" w:color="auto" w:fill="E8F0FE"/>
+          </w:tcPr>
+          <w:p>
+            <w:pPr>
+              <w:jc w:val="center"/>
+            </w:pPr>
+            <w:r>
+              <w:rPr>
+                <w:b w:val="0"/>
+                <w:sz w:val="18"/>
+              </w:rPr>
+              <w:t>데이터 3</w:t>
+            </w:r>
+          </w:p>
+        </w:tc>
+        <w:tc>
+          <w:tcPr>
+            <w:tcW w:type="dxa" w:w="1701"/>
+            <w:shd w:val="clear" w:color="auto" w:fill="E8F0FE"/>
+          </w:tcPr>
+          <w:p>
+            <w:pPr>
+              <w:jc w:val="center"/>
+            </w:pPr>
+            <w:r>
+              <w:rPr>
+                <w:b w:val="0"/>
+                <w:sz w:val="18"/>
+              </w:rPr>
+              <w:t>FEMTO-ST 실제</w:t>
+            </w:r>
+          </w:p>
+        </w:tc>
+        <w:tc>
+          <w:tcPr>
+            <w:tcW w:type="dxa" w:w="1701"/>
+            <w:shd w:val="clear" w:color="auto" w:fill="E8F0FE"/>
+          </w:tcPr>
+          <w:p>
+            <w:pPr>
+              <w:jc w:val="center"/>
+            </w:pPr>
+            <w:r>
+              <w:rPr>
+                <w:b w:val="0"/>
+                <w:sz w:val="18"/>
+              </w:rPr>
+              <w:t>진짜 시계열</w:t>
+            </w:r>
+          </w:p>
+        </w:tc>
+        <w:tc>
+          <w:tcPr>
+            <w:tcW w:type="dxa" w:w="1020"/>
+            <w:shd w:val="clear" w:color="auto" w:fill="E8F0FE"/>
+          </w:tcPr>
+          <w:p>
+            <w:pPr>
+              <w:jc w:val="center"/>
+            </w:pPr>
+            <w:r>
+              <w:rPr>
+                <w:b w:val="0"/>
+                <w:sz w:val="18"/>
+              </w:rPr>
+              <w:t>베어링 7종</w:t>
+            </w:r>
+          </w:p>
+        </w:tc>
+        <w:tc>
+          <w:tcPr>
+            <w:tcW w:type="dxa" w:w="1814"/>
+            <w:shd w:val="clear" w:color="auto" w:fill="E8F0FE"/>
+          </w:tcPr>
+          <w:p>
+            <w:pPr>
+              <w:jc w:val="center"/>
+            </w:pPr>
+            <w:r>
+              <w:rPr>
+                <w:b w:val="0"/>
+                <w:sz w:val="18"/>
+              </w:rPr>
+              <w:t>검증 예정</w:t>
+            </w:r>
+          </w:p>
+        </w:tc>
+        <w:tc>
+          <w:tcPr>
+            <w:tcW w:type="dxa" w:w="1814"/>
+            <w:shd w:val="clear" w:color="auto" w:fill="E8F0FE"/>
+          </w:tcPr>
+          <w:p>
+            <w:pPr>
+              <w:jc w:val="center"/>
+            </w:pPr>
+            <w:r>
+              <w:rPr>
+                <w:b w:val="0"/>
+                <w:sz w:val="18"/>
+              </w:rPr>
+              <w:t>검증 예정</w:t>
+            </w:r>
+          </w:p>
+        </w:tc>
+        <w:tc>
+          <w:tcPr>
+            <w:tcW w:type="dxa" w:w="1304"/>
+            <w:shd w:val="clear" w:color="auto" w:fill="E8F0FE"/>
+          </w:tcPr>
+          <w:p>
+            <w:pPr>
+              <w:jc w:val="center"/>
+            </w:pPr>
+            <w:r>
+              <w:rPr>
+                <w:b w:val="0"/>
+                <w:sz w:val="18"/>
+              </w:rPr>
+              <w:t>검증 예정</w:t>
+            </w:r>
+          </w:p>
+        </w:tc>
+      </w:tr>
+    </w:tbl>
+    <w:p>
+      <w:pPr>
+        <w:jc w:val="center"/>
+      </w:pPr>
+      <w:r>
+        <w:rPr>
+          <w:b/>
+          <w:color w:val="1B295E"/>
+          <w:sz w:val="18"/>
+        </w:rPr>
+        <w:t>표 C-1. 3종 데이터셋 개요 및 ML vs DL 적합성</w:t>
+      </w:r>
+    </w:p>
+    <w:p/>
+    <w:p>
+      <w:r>
+        <w:rPr>
+          <w:i/>
+          <w:color w:val="606060"/>
+          <w:sz w:val="18"/>
+        </w:rPr>
+        <w:t>[그림 설명] 데이터 유형별 ML vs DL 성능 요약. 테이블형(데이터 1)은 ML 우세, 시계열(데이터 2)은 DL 우세.</w:t>
+      </w:r>
+    </w:p>
+    <w:p>
+      <w:r>
+        <w:drawing>
+          <wp:inline xmlns:a="http://schemas.openxmlformats.org/drawingml/2006/main" xmlns:pic="http://schemas.openxmlformats.org/drawingml/2006/picture">
+            <wp:extent cx="5400000" cy="1932110"/>
+            <wp:docPr id="11" name="Picture 11"/>
+            <wp:cNvGraphicFramePr>
+              <a:graphicFrameLocks noChangeAspect="1"/>
+            </wp:cNvGraphicFramePr>
+            <a:graphic>
+              <a:graphicData uri="http://schemas.openxmlformats.org/drawingml/2006/picture">
+                <pic:pic>
+                  <pic:nvPicPr>
+                    <pic:cNvPr id="0" name="A2_data_summary.png"/>
+                    <pic:cNvPicPr/>
+                  </pic:nvPicPr>
+                  <pic:blipFill>
+                    <a:blip r:embed="rId19"/>
+                    <a:stretch>
+                      <a:fillRect/>
+                    </a:stretch>
+                  </pic:blipFill>
+                  <pic:spPr>
+                    <a:xfrm>
+                      <a:off x="0" y="0"/>
+                      <a:ext cx="5400000" cy="1932110"/>
+                    </a:xfrm>
+                    <a:prstGeom prst="rect"/>
+                  </pic:spPr>
+                </pic:pic>
+              </a:graphicData>
+            </a:graphic>
+          </wp:inline>
+        </w:drawing>
+      </w:r>
+    </w:p>
+    <w:p>
+      <w:pPr>
+        <w:jc w:val="center"/>
+      </w:pPr>
+      <w:r>
+        <w:rPr>
+          <w:b/>
+          <w:color w:val="1B295E"/>
+          <w:sz w:val="18"/>
+        </w:rPr>
+        <w:t>그림 C-1. 데이터 유형별 ML vs DL 적합성 비교 요약</w:t>
+      </w:r>
+    </w:p>
+    <w:p>
+      <w:pPr>
+        <w:pStyle w:val="Heading2"/>
+      </w:pPr>
+      <w:r>
+        <w:rPr>
+          <w:color w:val="1B295E"/>
+        </w:rPr>
+        <w:t>C.1 데이터 1 — AI4I 공장 센서 오차 신호</w:t>
+      </w:r>
+    </w:p>
+    <w:p>
+      <w:r>
+        <w:rPr>
+          <w:sz w:val="21"/>
+        </w:rPr>
+        <w:t>출처: AI4I 2020 Predictive Maintenance Dataset (UCI ML Repository). CNC 공작기계 공장 센서 신호 10,000건. 고장율 3.4% (정상 9,661 / 고장 339). ML 프로젝트와 동일한 피처 엔지니어링 적용(Power, Overstrain, Temp diff 파생 피처 포함).</w:t>
+      </w:r>
+    </w:p>
+    <w:p>
+      <w:r>
+        <w:rPr>
+          <w:i/>
+          <w:color w:val="606060"/>
+          <w:sz w:val="18"/>
+        </w:rPr>
+        <w:t>[설명] 데이터 1 피처 목록</w:t>
+      </w:r>
+    </w:p>
+    <w:tbl>
+      <w:tblPr>
+        <w:tblStyle w:val="TableGrid"/>
+        <w:tblW w:type="auto" w:w="0"/>
+        <w:jc w:val="center"/>
+        <w:tblLook w:firstColumn="1" w:firstRow="1" w:lastColumn="0" w:lastRow="0" w:noHBand="0" w:noVBand="1" w:val="04A0"/>
+      </w:tblPr>
+      <w:tblGrid>
+        <w:gridCol w:w="2351"/>
+        <w:gridCol w:w="2351"/>
+        <w:gridCol w:w="2351"/>
+        <w:gridCol w:w="2351"/>
+      </w:tblGrid>
+      <w:tr>
+        <w:tc>
+          <w:tcPr>
+            <w:tcW w:type="dxa" w:w="2268"/>
+            <w:shd w:val="clear" w:color="auto" w:fill="1B295E"/>
+          </w:tcPr>
+          <w:p>
+            <w:pPr>
+              <w:jc w:val="center"/>
+            </w:pPr>
+            <w:r>
+              <w:rPr>
+                <w:b/>
+                <w:color w:val="FFFFFF"/>
+                <w:sz w:val="19"/>
+              </w:rPr>
+              <w:t>피처명</w:t>
+            </w:r>
+          </w:p>
+        </w:tc>
+        <w:tc>
+          <w:tcPr>
+            <w:tcW w:type="dxa" w:w="1020"/>
+            <w:shd w:val="clear" w:color="auto" w:fill="1B295E"/>
+          </w:tcPr>
+          <w:p>
+            <w:pPr>
+              <w:jc w:val="center"/>
+            </w:pPr>
+            <w:r>
+              <w:rPr>
+                <w:b/>
+                <w:color w:val="FFFFFF"/>
+                <w:sz w:val="19"/>
+              </w:rPr>
+              <w:t>단위</w:t>
+            </w:r>
+          </w:p>
+        </w:tc>
+        <w:tc>
+          <w:tcPr>
+            <w:tcW w:type="dxa" w:w="2551"/>
+            <w:shd w:val="clear" w:color="auto" w:fill="1B295E"/>
+          </w:tcPr>
+          <w:p>
+            <w:pPr>
+              <w:jc w:val="center"/>
+            </w:pPr>
+            <w:r>
+              <w:rPr>
+                <w:b/>
+                <w:color w:val="FFFFFF"/>
+                <w:sz w:val="19"/>
+              </w:rPr>
+              <w:t>물리적 의미</w:t>
+            </w:r>
+          </w:p>
+        </w:tc>
+        <w:tc>
+          <w:tcPr>
+            <w:tcW w:type="dxa" w:w="1417"/>
+            <w:shd w:val="clear" w:color="auto" w:fill="1B295E"/>
+          </w:tcPr>
+          <w:p>
+            <w:pPr>
+              <w:jc w:val="center"/>
+            </w:pPr>
+            <w:r>
+              <w:rPr>
+                <w:b/>
+                <w:color w:val="FFFFFF"/>
+                <w:sz w:val="19"/>
+              </w:rPr>
+              <w:t>구분</w:t>
+            </w:r>
+          </w:p>
+        </w:tc>
+      </w:tr>
+      <w:tr>
+        <w:tc>
+          <w:tcPr>
+            <w:tcW w:type="dxa" w:w="2268"/>
+            <w:shd w:val="clear" w:color="auto" w:fill="E8F0FE"/>
+          </w:tcPr>
+          <w:p>
+            <w:pPr>
+              <w:jc w:val="center"/>
+            </w:pPr>
+            <w:r>
+              <w:rPr>
+                <w:b w:val="0"/>
+                <w:sz w:val="18"/>
+              </w:rPr>
+              <w:t>Air temperature</w:t>
+            </w:r>
+          </w:p>
+        </w:tc>
+        <w:tc>
+          <w:tcPr>
+            <w:tcW w:type="dxa" w:w="1020"/>
+            <w:shd w:val="clear" w:color="auto" w:fill="E8F0FE"/>
+          </w:tcPr>
+          <w:p>
+            <w:pPr>
+              <w:jc w:val="center"/>
+            </w:pPr>
+            <w:r>
+              <w:rPr>
+                <w:b w:val="0"/>
+                <w:sz w:val="18"/>
+              </w:rPr>
+              <w:t>K</w:t>
+            </w:r>
+          </w:p>
+        </w:tc>
+        <w:tc>
+          <w:tcPr>
+            <w:tcW w:type="dxa" w:w="2551"/>
+            <w:shd w:val="clear" w:color="auto" w:fill="E8F0FE"/>
+          </w:tcPr>
+          <w:p>
+            <w:pPr>
+              <w:jc w:val="center"/>
+            </w:pPr>
+            <w:r>
+              <w:rPr>
+                <w:b w:val="0"/>
+                <w:sz w:val="18"/>
+              </w:rPr>
+              <w:t>공기 온도</w:t>
+            </w:r>
+          </w:p>
+        </w:tc>
+        <w:tc>
+          <w:tcPr>
+            <w:tcW w:type="dxa" w:w="1417"/>
+            <w:shd w:val="clear" w:color="auto" w:fill="E8F0FE"/>
+          </w:tcPr>
+          <w:p>
+            <w:pPr>
+              <w:jc w:val="center"/>
+            </w:pPr>
+            <w:r>
+              <w:rPr>
+                <w:b w:val="0"/>
+                <w:sz w:val="18"/>
+              </w:rPr>
+              <w:t>기본 센서</w:t>
+            </w:r>
+          </w:p>
+        </w:tc>
+      </w:tr>
+      <w:tr>
+        <w:tc>
+          <w:tcPr>
+            <w:tcW w:type="dxa" w:w="2268"/>
+            <w:shd w:val="clear" w:color="auto" w:fill="FFFFFF"/>
+          </w:tcPr>
+          <w:p>
+            <w:pPr>
+              <w:jc w:val="center"/>
+            </w:pPr>
+            <w:r>
+              <w:rPr>
+                <w:b w:val="0"/>
+                <w:sz w:val="18"/>
+              </w:rPr>
+              <w:t>Process temperature</w:t>
+            </w:r>
+          </w:p>
+        </w:tc>
+        <w:tc>
+          <w:tcPr>
+            <w:tcW w:type="dxa" w:w="1020"/>
+            <w:shd w:val="clear" w:color="auto" w:fill="FFFFFF"/>
+          </w:tcPr>
+          <w:p>
+            <w:pPr>
+              <w:jc w:val="center"/>
+            </w:pPr>
+            <w:r>
+              <w:rPr>
+                <w:b w:val="0"/>
+                <w:sz w:val="18"/>
+              </w:rPr>
+              <w:t>K</w:t>
+            </w:r>
+          </w:p>
+        </w:tc>
+        <w:tc>
+          <w:tcPr>
+            <w:tcW w:type="dxa" w:w="2551"/>
+            <w:shd w:val="clear" w:color="auto" w:fill="FFFFFF"/>
+          </w:tcPr>
+          <w:p>
+            <w:pPr>
+              <w:jc w:val="center"/>
+            </w:pPr>
+            <w:r>
+              <w:rPr>
+                <w:b w:val="0"/>
+                <w:sz w:val="18"/>
+              </w:rPr>
+              <w:t>공정 온도</w:t>
+            </w:r>
+          </w:p>
+        </w:tc>
+        <w:tc>
+          <w:tcPr>
+            <w:tcW w:type="dxa" w:w="1417"/>
+            <w:shd w:val="clear" w:color="auto" w:fill="FFFFFF"/>
+          </w:tcPr>
+          <w:p>
+            <w:pPr>
+              <w:jc w:val="center"/>
+            </w:pPr>
+            <w:r>
+              <w:rPr>
+                <w:b w:val="0"/>
+                <w:sz w:val="18"/>
+              </w:rPr>
+              <w:t>기본 센서</w:t>
+            </w:r>
+          </w:p>
+        </w:tc>
+      </w:tr>
+      <w:tr>
+        <w:tc>
+          <w:tcPr>
+            <w:tcW w:type="dxa" w:w="2268"/>
+            <w:shd w:val="clear" w:color="auto" w:fill="E8F0FE"/>
+          </w:tcPr>
+          <w:p>
+            <w:pPr>
+              <w:jc w:val="center"/>
+            </w:pPr>
+            <w:r>
+              <w:rPr>
+                <w:b w:val="0"/>
+                <w:sz w:val="18"/>
+              </w:rPr>
+              <w:t>Rotational speed</w:t>
+            </w:r>
+          </w:p>
+        </w:tc>
+        <w:tc>
+          <w:tcPr>
+            <w:tcW w:type="dxa" w:w="1020"/>
+            <w:shd w:val="clear" w:color="auto" w:fill="E8F0FE"/>
+          </w:tcPr>
+          <w:p>
+            <w:pPr>
+              <w:jc w:val="center"/>
+            </w:pPr>
+            <w:r>
+              <w:rPr>
+                <w:b w:val="0"/>
+                <w:sz w:val="18"/>
+              </w:rPr>
+              <w:t>rpm</w:t>
+            </w:r>
+          </w:p>
+        </w:tc>
+        <w:tc>
+          <w:tcPr>
+            <w:tcW w:type="dxa" w:w="2551"/>
+            <w:shd w:val="clear" w:color="auto" w:fill="E8F0FE"/>
+          </w:tcPr>
+          <w:p>
+            <w:pPr>
+              <w:jc w:val="center"/>
+            </w:pPr>
+            <w:r>
+              <w:rPr>
+                <w:b w:val="0"/>
+                <w:sz w:val="18"/>
+              </w:rPr>
+              <w:t>회전 속도</w:t>
+            </w:r>
+          </w:p>
+        </w:tc>
+        <w:tc>
+          <w:tcPr>
+            <w:tcW w:type="dxa" w:w="1417"/>
+            <w:shd w:val="clear" w:color="auto" w:fill="E8F0FE"/>
+          </w:tcPr>
+          <w:p>
+            <w:pPr>
+              <w:jc w:val="center"/>
+            </w:pPr>
+            <w:r>
+              <w:rPr>
+                <w:b w:val="0"/>
+                <w:sz w:val="18"/>
+              </w:rPr>
+              <w:t>기본 센서</w:t>
+            </w:r>
+          </w:p>
+        </w:tc>
+      </w:tr>
+      <w:tr>
+        <w:tc>
+          <w:tcPr>
+            <w:tcW w:type="dxa" w:w="2268"/>
+            <w:shd w:val="clear" w:color="auto" w:fill="FFFFFF"/>
+          </w:tcPr>
+          <w:p>
+            <w:pPr>
+              <w:jc w:val="center"/>
+            </w:pPr>
+            <w:r>
+              <w:rPr>
+                <w:b w:val="0"/>
+                <w:sz w:val="18"/>
+              </w:rPr>
+              <w:t>Torque</w:t>
+            </w:r>
+          </w:p>
+        </w:tc>
+        <w:tc>
+          <w:tcPr>
+            <w:tcW w:type="dxa" w:w="1020"/>
+            <w:shd w:val="clear" w:color="auto" w:fill="FFFFFF"/>
+          </w:tcPr>
+          <w:p>
+            <w:pPr>
+              <w:jc w:val="center"/>
+            </w:pPr>
+            <w:r>
+              <w:rPr>
+                <w:b w:val="0"/>
+                <w:sz w:val="18"/>
+              </w:rPr>
+              <w:t>Nm</w:t>
+            </w:r>
+          </w:p>
+        </w:tc>
+        <w:tc>
+          <w:tcPr>
+            <w:tcW w:type="dxa" w:w="2551"/>
+            <w:shd w:val="clear" w:color="auto" w:fill="FFFFFF"/>
+          </w:tcPr>
+          <w:p>
+            <w:pPr>
+              <w:jc w:val="center"/>
+            </w:pPr>
+            <w:r>
+              <w:rPr>
+                <w:b w:val="0"/>
+                <w:sz w:val="18"/>
+              </w:rPr>
+              <w:t>토크</w:t>
+            </w:r>
+          </w:p>
+        </w:tc>
+        <w:tc>
+          <w:tcPr>
+            <w:tcW w:type="dxa" w:w="1417"/>
+            <w:shd w:val="clear" w:color="auto" w:fill="FFFFFF"/>
+          </w:tcPr>
+          <w:p>
+            <w:pPr>
+              <w:jc w:val="center"/>
+            </w:pPr>
+            <w:r>
+              <w:rPr>
+                <w:b w:val="0"/>
+                <w:sz w:val="18"/>
+              </w:rPr>
+              <w:t>기본 센서</w:t>
+            </w:r>
+          </w:p>
+        </w:tc>
+      </w:tr>
+      <w:tr>
+        <w:tc>
+          <w:tcPr>
+            <w:tcW w:type="dxa" w:w="2268"/>
+            <w:shd w:val="clear" w:color="auto" w:fill="E8F0FE"/>
+          </w:tcPr>
+          <w:p>
+            <w:pPr>
+              <w:jc w:val="center"/>
+            </w:pPr>
+            <w:r>
+              <w:rPr>
+                <w:b w:val="0"/>
+                <w:sz w:val="18"/>
+              </w:rPr>
+              <w:t>Tool wear</w:t>
+            </w:r>
+          </w:p>
+        </w:tc>
+        <w:tc>
+          <w:tcPr>
+            <w:tcW w:type="dxa" w:w="1020"/>
+            <w:shd w:val="clear" w:color="auto" w:fill="E8F0FE"/>
+          </w:tcPr>
+          <w:p>
+            <w:pPr>
+              <w:jc w:val="center"/>
+            </w:pPr>
+            <w:r>
+              <w:rPr>
+                <w:b w:val="0"/>
+                <w:sz w:val="18"/>
+              </w:rPr>
+              <w:t>min</w:t>
+            </w:r>
+          </w:p>
+        </w:tc>
+        <w:tc>
+          <w:tcPr>
+            <w:tcW w:type="dxa" w:w="2551"/>
+            <w:shd w:val="clear" w:color="auto" w:fill="E8F0FE"/>
+          </w:tcPr>
+          <w:p>
+            <w:pPr>
+              <w:jc w:val="center"/>
+            </w:pPr>
+            <w:r>
+              <w:rPr>
+                <w:b w:val="0"/>
+                <w:sz w:val="18"/>
+              </w:rPr>
+              <w:t>공구 마모 시간</w:t>
+            </w:r>
+          </w:p>
+        </w:tc>
+        <w:tc>
+          <w:tcPr>
+            <w:tcW w:type="dxa" w:w="1417"/>
+            <w:shd w:val="clear" w:color="auto" w:fill="E8F0FE"/>
+          </w:tcPr>
+          <w:p>
+            <w:pPr>
+              <w:jc w:val="center"/>
+            </w:pPr>
+            <w:r>
+              <w:rPr>
+                <w:b w:val="0"/>
+                <w:sz w:val="18"/>
+              </w:rPr>
+              <w:t>기본 센서</w:t>
+            </w:r>
+          </w:p>
+        </w:tc>
+      </w:tr>
+      <w:tr>
+        <w:tc>
+          <w:tcPr>
+            <w:tcW w:type="dxa" w:w="2268"/>
+            <w:shd w:val="clear" w:color="auto" w:fill="FFFFFF"/>
+          </w:tcPr>
+          <w:p>
+            <w:pPr>
+              <w:jc w:val="center"/>
+            </w:pPr>
+            <w:r>
+              <w:rPr>
+                <w:b w:val="0"/>
+                <w:sz w:val="18"/>
+              </w:rPr>
+              <w:t>Power</w:t>
+            </w:r>
+          </w:p>
+        </w:tc>
+        <w:tc>
+          <w:tcPr>
+            <w:tcW w:type="dxa" w:w="1020"/>
+            <w:shd w:val="clear" w:color="auto" w:fill="FFFFFF"/>
+          </w:tcPr>
+          <w:p>
+            <w:pPr>
+              <w:jc w:val="center"/>
+            </w:pPr>
+            <w:r>
+              <w:rPr>
+                <w:b w:val="0"/>
+                <w:sz w:val="18"/>
+              </w:rPr>
+              <w:t>W</w:t>
+            </w:r>
+          </w:p>
+        </w:tc>
+        <w:tc>
+          <w:tcPr>
+            <w:tcW w:type="dxa" w:w="2551"/>
+            <w:shd w:val="clear" w:color="auto" w:fill="FFFFFF"/>
+          </w:tcPr>
+          <w:p>
+            <w:pPr>
+              <w:jc w:val="center"/>
+            </w:pPr>
+            <w:r>
+              <w:rPr>
+                <w:b w:val="0"/>
+                <w:sz w:val="18"/>
+              </w:rPr>
+              <w:t>토크 x 회전속도</w:t>
+            </w:r>
+          </w:p>
+        </w:tc>
+        <w:tc>
+          <w:tcPr>
+            <w:tcW w:type="dxa" w:w="1417"/>
+            <w:shd w:val="clear" w:color="auto" w:fill="FFFFFF"/>
+          </w:tcPr>
+          <w:p>
+            <w:pPr>
+              <w:jc w:val="center"/>
+            </w:pPr>
+            <w:r>
+              <w:rPr>
+                <w:b w:val="0"/>
+                <w:sz w:val="18"/>
+              </w:rPr>
+              <w:t>파생 피처</w:t>
+            </w:r>
+          </w:p>
+        </w:tc>
+      </w:tr>
+      <w:tr>
+        <w:tc>
+          <w:tcPr>
+            <w:tcW w:type="dxa" w:w="2268"/>
+            <w:shd w:val="clear" w:color="auto" w:fill="E8F0FE"/>
+          </w:tcPr>
+          <w:p>
+            <w:pPr>
+              <w:jc w:val="center"/>
+            </w:pPr>
+            <w:r>
+              <w:rPr>
+                <w:b w:val="0"/>
+                <w:sz w:val="18"/>
+              </w:rPr>
+              <w:t>Overstrain</w:t>
+            </w:r>
+          </w:p>
+        </w:tc>
+        <w:tc>
+          <w:tcPr>
+            <w:tcW w:type="dxa" w:w="1020"/>
+            <w:shd w:val="clear" w:color="auto" w:fill="E8F0FE"/>
+          </w:tcPr>
+          <w:p>
+            <w:pPr>
+              <w:jc w:val="center"/>
+            </w:pPr>
+            <w:r>
+              <w:rPr>
+                <w:b w:val="0"/>
+                <w:sz w:val="18"/>
+              </w:rPr>
+              <w:t>minNm</w:t>
+            </w:r>
+          </w:p>
+        </w:tc>
+        <w:tc>
+          <w:tcPr>
+            <w:tcW w:type="dxa" w:w="2551"/>
+            <w:shd w:val="clear" w:color="auto" w:fill="E8F0FE"/>
+          </w:tcPr>
+          <w:p>
+            <w:pPr>
+              <w:jc w:val="center"/>
+            </w:pPr>
+            <w:r>
+              <w:rPr>
+                <w:b w:val="0"/>
+                <w:sz w:val="18"/>
+              </w:rPr>
+              <w:t>마모 x 토크</w:t>
+            </w:r>
+          </w:p>
+        </w:tc>
+        <w:tc>
+          <w:tcPr>
+            <w:tcW w:type="dxa" w:w="1417"/>
+            <w:shd w:val="clear" w:color="auto" w:fill="E8F0FE"/>
+          </w:tcPr>
+          <w:p>
+            <w:pPr>
+              <w:jc w:val="center"/>
+            </w:pPr>
+            <w:r>
+              <w:rPr>
+                <w:b w:val="0"/>
+                <w:sz w:val="18"/>
+              </w:rPr>
+              <w:t>파생 피처</w:t>
+            </w:r>
+          </w:p>
+        </w:tc>
+      </w:tr>
+      <w:tr>
+        <w:tc>
+          <w:tcPr>
+            <w:tcW w:type="dxa" w:w="2268"/>
+            <w:shd w:val="clear" w:color="auto" w:fill="FFFFFF"/>
+          </w:tcPr>
+          <w:p>
+            <w:pPr>
+              <w:jc w:val="center"/>
+            </w:pPr>
+            <w:r>
+              <w:rPr>
+                <w:b w:val="0"/>
+                <w:sz w:val="18"/>
+              </w:rPr>
+              <w:t>Temp diff</w:t>
+            </w:r>
+          </w:p>
+        </w:tc>
+        <w:tc>
+          <w:tcPr>
+            <w:tcW w:type="dxa" w:w="1020"/>
+            <w:shd w:val="clear" w:color="auto" w:fill="FFFFFF"/>
+          </w:tcPr>
+          <w:p>
+            <w:pPr>
+              <w:jc w:val="center"/>
+            </w:pPr>
+            <w:r>
+              <w:rPr>
+                <w:b w:val="0"/>
+                <w:sz w:val="18"/>
+              </w:rPr>
+              <w:t>K</w:t>
+            </w:r>
+          </w:p>
+        </w:tc>
+        <w:tc>
+          <w:tcPr>
+            <w:tcW w:type="dxa" w:w="2551"/>
+            <w:shd w:val="clear" w:color="auto" w:fill="FFFFFF"/>
+          </w:tcPr>
+          <w:p>
+            <w:pPr>
+              <w:jc w:val="center"/>
+            </w:pPr>
+            <w:r>
+              <w:rPr>
+                <w:b w:val="0"/>
+                <w:sz w:val="18"/>
+              </w:rPr>
+              <w:t>공정-공기 온도차</w:t>
+            </w:r>
+          </w:p>
+        </w:tc>
+        <w:tc>
+          <w:tcPr>
+            <w:tcW w:type="dxa" w:w="1417"/>
+            <w:shd w:val="clear" w:color="auto" w:fill="FFFFFF"/>
+          </w:tcPr>
+          <w:p>
+            <w:pPr>
+              <w:jc w:val="center"/>
+            </w:pPr>
+            <w:r>
+              <w:rPr>
+                <w:b w:val="0"/>
+                <w:sz w:val="18"/>
+              </w:rPr>
+              <w:t>파생 피처</w:t>
+            </w:r>
+          </w:p>
+        </w:tc>
+      </w:tr>
+      <w:tr>
+        <w:tc>
+          <w:tcPr>
+            <w:tcW w:type="dxa" w:w="2268"/>
+            <w:shd w:val="clear" w:color="auto" w:fill="E8F0FE"/>
+          </w:tcPr>
+          <w:p>
+            <w:pPr>
+              <w:jc w:val="center"/>
+            </w:pPr>
+            <w:r>
+              <w:rPr>
+                <w:b w:val="0"/>
+                <w:sz w:val="18"/>
+              </w:rPr>
+              <w:t>Type_enc</w:t>
+            </w:r>
+          </w:p>
+        </w:tc>
+        <w:tc>
+          <w:tcPr>
+            <w:tcW w:type="dxa" w:w="1020"/>
+            <w:shd w:val="clear" w:color="auto" w:fill="E8F0FE"/>
+          </w:tcPr>
+          <w:p>
+            <w:pPr>
+              <w:jc w:val="center"/>
+            </w:pPr>
+            <w:r>
+              <w:rPr>
+                <w:b w:val="0"/>
+                <w:sz w:val="18"/>
+              </w:rPr>
+              <w:t>—</w:t>
+            </w:r>
+          </w:p>
+        </w:tc>
+        <w:tc>
+          <w:tcPr>
+            <w:tcW w:type="dxa" w:w="2551"/>
+            <w:shd w:val="clear" w:color="auto" w:fill="E8F0FE"/>
+          </w:tcPr>
+          <w:p>
+            <w:pPr>
+              <w:jc w:val="center"/>
+            </w:pPr>
+            <w:r>
+              <w:rPr>
+                <w:b w:val="0"/>
+                <w:sz w:val="18"/>
+              </w:rPr>
+              <w:t>설비 유형 L/M/H</w:t>
+            </w:r>
+          </w:p>
+        </w:tc>
+        <w:tc>
+          <w:tcPr>
+            <w:tcW w:type="dxa" w:w="1417"/>
+            <w:shd w:val="clear" w:color="auto" w:fill="E8F0FE"/>
+          </w:tcPr>
+          <w:p>
+            <w:pPr>
+              <w:jc w:val="center"/>
+            </w:pPr>
+            <w:r>
+              <w:rPr>
+                <w:b w:val="0"/>
+                <w:sz w:val="18"/>
+              </w:rPr>
+              <w:t>범주형 인코딩</w:t>
+            </w:r>
+          </w:p>
+        </w:tc>
+      </w:tr>
+    </w:tbl>
+    <w:p>
+      <w:pPr>
+        <w:jc w:val="center"/>
+      </w:pPr>
+      <w:r>
+        <w:rPr>
+          <w:b/>
+          <w:color w:val="1B295E"/>
+          <w:sz w:val="18"/>
+        </w:rPr>
+        <w:t>표 C-2. 데이터 1 피처 목록 (AI4I 공장 센서, 9개)</w:t>
+      </w:r>
+    </w:p>
+    <w:p/>
+    <w:p>
+      <w:r>
+        <w:rPr>
+          <w:sz w:val="21"/>
+        </w:rPr>
+        <w:t>[실제 학습 결과 — TensorFlow LSTM, StratifiedKFold 3-Fold, window=20]</w:t>
+      </w:r>
+    </w:p>
+    <w:p>
+      <w:r>
+        <w:rPr>
+          <w:i/>
+          <w:color w:val="606060"/>
+          <w:sz w:val="18"/>
+        </w:rPr>
+        <w:t>[설명] 데이터 1: ML(RF) vs DL(LSTM) 실제 학습·시험 성능 비교 (TensorFlow 실행 결과)</w:t>
+      </w:r>
+    </w:p>
+    <w:tbl>
+      <w:tblPr>
+        <w:tblStyle w:val="TableGrid"/>
+        <w:tblW w:type="auto" w:w="0"/>
+        <w:jc w:val="center"/>
+        <w:tblLook w:firstColumn="1" w:firstRow="1" w:lastColumn="0" w:lastRow="0" w:noHBand="0" w:noVBand="1" w:val="04A0"/>
+      </w:tblPr>
+      <w:tblGrid>
+        <w:gridCol w:w="1344"/>
+        <w:gridCol w:w="1344"/>
+        <w:gridCol w:w="1344"/>
+        <w:gridCol w:w="1344"/>
+        <w:gridCol w:w="1344"/>
+        <w:gridCol w:w="1344"/>
+        <w:gridCol w:w="1344"/>
+      </w:tblGrid>
+      <w:tr>
+        <w:tc>
+          <w:tcPr>
+            <w:tcW w:type="dxa" w:w="2381"/>
+            <w:shd w:val="clear" w:color="auto" w:fill="1B295E"/>
+          </w:tcPr>
+          <w:p>
+            <w:pPr>
+              <w:jc w:val="center"/>
+            </w:pPr>
+            <w:r>
+              <w:rPr>
+                <w:b/>
+                <w:color w:val="FFFFFF"/>
+                <w:sz w:val="19"/>
+              </w:rPr>
+              <w:t>모델</w:t>
+            </w:r>
+          </w:p>
+        </w:tc>
+        <w:tc>
+          <w:tcPr>
+            <w:tcW w:type="dxa" w:w="1134"/>
+            <w:shd w:val="clear" w:color="auto" w:fill="1B295E"/>
+          </w:tcPr>
+          <w:p>
+            <w:pPr>
+              <w:jc w:val="center"/>
+            </w:pPr>
+            <w:r>
+              <w:rPr>
+                <w:b/>
+                <w:color w:val="FFFFFF"/>
+                <w:sz w:val="19"/>
+              </w:rPr>
+              <w:t>Accuracy</w:t>
+            </w:r>
+          </w:p>
+        </w:tc>
+        <w:tc>
+          <w:tcPr>
+            <w:tcW w:type="dxa" w:w="1247"/>
+            <w:shd w:val="clear" w:color="auto" w:fill="1B295E"/>
+          </w:tcPr>
+          <w:p>
+            <w:pPr>
+              <w:jc w:val="center"/>
+            </w:pPr>
+            <w:r>
+              <w:rPr>
+                <w:b/>
+                <w:color w:val="FFFFFF"/>
+                <w:sz w:val="19"/>
+              </w:rPr>
+              <w:t>Precision</w:t>
+            </w:r>
+          </w:p>
+        </w:tc>
+        <w:tc>
+          <w:tcPr>
+            <w:tcW w:type="dxa" w:w="1247"/>
+            <w:shd w:val="clear" w:color="auto" w:fill="1B295E"/>
+          </w:tcPr>
+          <w:p>
+            <w:pPr>
+              <w:jc w:val="center"/>
+            </w:pPr>
+            <w:r>
+              <w:rPr>
+                <w:b/>
+                <w:color w:val="FFFFFF"/>
+                <w:sz w:val="19"/>
+              </w:rPr>
+              <w:t>Recall</w:t>
+            </w:r>
+          </w:p>
+        </w:tc>
+        <w:tc>
+          <w:tcPr>
+            <w:tcW w:type="dxa" w:w="1134"/>
+            <w:shd w:val="clear" w:color="auto" w:fill="1B295E"/>
+          </w:tcPr>
+          <w:p>
+            <w:pPr>
+              <w:jc w:val="center"/>
+            </w:pPr>
+            <w:r>
+              <w:rPr>
+                <w:b/>
+                <w:color w:val="FFFFFF"/>
+                <w:sz w:val="19"/>
+              </w:rPr>
+              <w:t>F1</w:t>
+            </w:r>
+          </w:p>
+        </w:tc>
+        <w:tc>
+          <w:tcPr>
+            <w:tcW w:type="dxa" w:w="1134"/>
+            <w:shd w:val="clear" w:color="auto" w:fill="1B295E"/>
+          </w:tcPr>
+          <w:p>
+            <w:pPr>
+              <w:jc w:val="center"/>
+            </w:pPr>
+            <w:r>
+              <w:rPr>
+                <w:b/>
+                <w:color w:val="FFFFFF"/>
+                <w:sz w:val="19"/>
+              </w:rPr>
+              <w:t>AUC</w:t>
+            </w:r>
+          </w:p>
+        </w:tc>
+        <w:tc>
+          <w:tcPr>
+            <w:tcW w:type="dxa" w:w="2211"/>
+            <w:shd w:val="clear" w:color="auto" w:fill="1B295E"/>
+          </w:tcPr>
+          <w:p>
+            <w:pPr>
+              <w:jc w:val="center"/>
+            </w:pPr>
+            <w:r>
+              <w:rPr>
+                <w:b/>
+                <w:color w:val="FFFFFF"/>
+                <w:sz w:val="19"/>
+              </w:rPr>
+              <w:t>비고</w:t>
+            </w:r>
+          </w:p>
+        </w:tc>
+      </w:tr>
+      <w:tr>
+        <w:tc>
+          <w:tcPr>
+            <w:tcW w:type="dxa" w:w="2381"/>
+            <w:shd w:val="clear" w:color="auto" w:fill="E8F0FE"/>
+          </w:tcPr>
+          <w:p>
+            <w:pPr>
+              <w:jc w:val="center"/>
+            </w:pPr>
+            <w:r>
+              <w:rPr>
+                <w:b w:val="0"/>
+                <w:sz w:val="18"/>
+              </w:rPr>
+              <w:t>ML RF (ML만 적용시)</w:t>
+            </w:r>
+          </w:p>
+        </w:tc>
+        <w:tc>
+          <w:tcPr>
+            <w:tcW w:type="dxa" w:w="1134"/>
+            <w:shd w:val="clear" w:color="auto" w:fill="E8F0FE"/>
+          </w:tcPr>
+          <w:p>
+            <w:pPr>
+              <w:jc w:val="center"/>
+            </w:pPr>
+            <w:r>
+              <w:rPr>
+                <w:b w:val="0"/>
+                <w:sz w:val="18"/>
+              </w:rPr>
+              <w:t>0.980</w:t>
+            </w:r>
+          </w:p>
+        </w:tc>
+        <w:tc>
+          <w:tcPr>
+            <w:tcW w:type="dxa" w:w="1247"/>
+            <w:shd w:val="clear" w:color="auto" w:fill="E8F0FE"/>
+          </w:tcPr>
+          <w:p>
+            <w:pPr>
+              <w:jc w:val="center"/>
+            </w:pPr>
+            <w:r>
+              <w:rPr>
+                <w:b w:val="0"/>
+                <w:sz w:val="18"/>
+              </w:rPr>
+              <w:t>0.932</w:t>
+            </w:r>
+          </w:p>
+        </w:tc>
+        <w:tc>
+          <w:tcPr>
+            <w:tcW w:type="dxa" w:w="1247"/>
+            <w:shd w:val="clear" w:color="auto" w:fill="E8F0FE"/>
+          </w:tcPr>
+          <w:p>
+            <w:pPr>
+              <w:jc w:val="center"/>
+            </w:pPr>
+            <w:r>
+              <w:rPr>
+                <w:b w:val="0"/>
+                <w:sz w:val="18"/>
+              </w:rPr>
+              <w:t>0.809</w:t>
+            </w:r>
+          </w:p>
+        </w:tc>
+        <w:tc>
+          <w:tcPr>
+            <w:tcW w:type="dxa" w:w="1134"/>
+            <w:shd w:val="clear" w:color="auto" w:fill="E8F0FE"/>
+          </w:tcPr>
+          <w:p>
+            <w:pPr>
+              <w:jc w:val="center"/>
+            </w:pPr>
+            <w:r>
+              <w:rPr>
+                <w:b w:val="0"/>
+                <w:sz w:val="18"/>
+              </w:rPr>
+              <w:t>0.836</w:t>
+            </w:r>
+          </w:p>
+        </w:tc>
+        <w:tc>
+          <w:tcPr>
+            <w:tcW w:type="dxa" w:w="1134"/>
+            <w:shd w:val="clear" w:color="auto" w:fill="E8F0FE"/>
+          </w:tcPr>
+          <w:p>
+            <w:pPr>
+              <w:jc w:val="center"/>
+            </w:pPr>
+            <w:r>
+              <w:rPr>
+                <w:b w:val="0"/>
+                <w:sz w:val="18"/>
+              </w:rPr>
+              <w:t>0.982</w:t>
+            </w:r>
+          </w:p>
+        </w:tc>
+        <w:tc>
+          <w:tcPr>
+            <w:tcW w:type="dxa" w:w="2211"/>
+            <w:shd w:val="clear" w:color="auto" w:fill="E8F0FE"/>
+          </w:tcPr>
+          <w:p>
+            <w:pPr>
+              <w:jc w:val="center"/>
+            </w:pPr>
+            <w:r>
+              <w:rPr>
+                <w:b w:val="0"/>
+                <w:sz w:val="18"/>
+              </w:rPr>
+              <w:t>★ 최고 성능</w:t>
+            </w:r>
+          </w:p>
+        </w:tc>
+      </w:tr>
+      <w:tr>
+        <w:tc>
+          <w:tcPr>
+            <w:tcW w:type="dxa" w:w="2381"/>
+            <w:shd w:val="clear" w:color="auto" w:fill="FFFFFF"/>
+          </w:tcPr>
+          <w:p>
+            <w:pPr>
+              <w:jc w:val="center"/>
+            </w:pPr>
+            <w:r>
+              <w:rPr>
+                <w:b w:val="0"/>
+                <w:sz w:val="18"/>
+              </w:rPr>
+              <w:t>DL LSTM (window=20)</w:t>
+            </w:r>
+          </w:p>
+        </w:tc>
+        <w:tc>
+          <w:tcPr>
+            <w:tcW w:type="dxa" w:w="1134"/>
+            <w:shd w:val="clear" w:color="auto" w:fill="FFFFFF"/>
+          </w:tcPr>
+          <w:p>
+            <w:pPr>
+              <w:jc w:val="center"/>
+            </w:pPr>
+            <w:r>
+              <w:rPr>
+                <w:b w:val="0"/>
+                <w:sz w:val="18"/>
+              </w:rPr>
+              <w:t>0.608</w:t>
+            </w:r>
+          </w:p>
+        </w:tc>
+        <w:tc>
+          <w:tcPr>
+            <w:tcW w:type="dxa" w:w="1247"/>
+            <w:shd w:val="clear" w:color="auto" w:fill="FFFFFF"/>
+          </w:tcPr>
+          <w:p>
+            <w:pPr>
+              <w:jc w:val="center"/>
+            </w:pPr>
+            <w:r>
+              <w:rPr>
+                <w:b w:val="0"/>
+                <w:sz w:val="18"/>
+              </w:rPr>
+              <w:t>0.074</w:t>
+            </w:r>
+          </w:p>
+        </w:tc>
+        <w:tc>
+          <w:tcPr>
+            <w:tcW w:type="dxa" w:w="1247"/>
+            <w:shd w:val="clear" w:color="auto" w:fill="FFFFFF"/>
+          </w:tcPr>
+          <w:p>
+            <w:pPr>
+              <w:jc w:val="center"/>
+            </w:pPr>
+            <w:r>
+              <w:rPr>
+                <w:b w:val="0"/>
+                <w:sz w:val="18"/>
+              </w:rPr>
+              <w:t>0.590</w:t>
+            </w:r>
+          </w:p>
+        </w:tc>
+        <w:tc>
+          <w:tcPr>
+            <w:tcW w:type="dxa" w:w="1134"/>
+            <w:shd w:val="clear" w:color="auto" w:fill="FFFFFF"/>
+          </w:tcPr>
+          <w:p>
+            <w:pPr>
+              <w:jc w:val="center"/>
+            </w:pPr>
+            <w:r>
+              <w:rPr>
+                <w:b w:val="0"/>
+                <w:sz w:val="18"/>
+              </w:rPr>
+              <w:t>0.122</w:t>
+            </w:r>
+          </w:p>
+        </w:tc>
+        <w:tc>
+          <w:tcPr>
+            <w:tcW w:type="dxa" w:w="1134"/>
+            <w:shd w:val="clear" w:color="auto" w:fill="FFFFFF"/>
+          </w:tcPr>
+          <w:p>
+            <w:pPr>
+              <w:jc w:val="center"/>
+            </w:pPr>
+            <w:r>
+              <w:rPr>
+                <w:b w:val="0"/>
+                <w:sz w:val="18"/>
+              </w:rPr>
+              <w:t>0.634</w:t>
+            </w:r>
+          </w:p>
+        </w:tc>
+        <w:tc>
+          <w:tcPr>
+            <w:tcW w:type="dxa" w:w="2211"/>
+            <w:shd w:val="clear" w:color="auto" w:fill="FFFFFF"/>
+          </w:tcPr>
+          <w:p>
+            <w:pPr>
+              <w:jc w:val="center"/>
+            </w:pPr>
+            <w:r>
+              <w:rPr>
+                <w:b w:val="0"/>
+                <w:sz w:val="18"/>
+              </w:rPr>
+              <w:t>테이블형 -&gt; 성능 저하</w:t>
+            </w:r>
+          </w:p>
+        </w:tc>
+      </w:tr>
+    </w:tbl>
+    <w:p>
+      <w:pPr>
+        <w:jc w:val="center"/>
+      </w:pPr>
+      <w:r>
+        <w:rPr>
+          <w:b/>
+          <w:color w:val="1B295E"/>
+          <w:sz w:val="18"/>
+        </w:rPr>
+        <w:t>표 C-3. 데이터 1 ML vs DL 성능 비교 (실제 TF 실행 결과, 2026-06-25)</w:t>
+      </w:r>
+    </w:p>
+    <w:p/>
+    <w:p>
+      <w:r>
+        <w:rPr>
+          <w:i/>
+          <w:color w:val="606060"/>
+          <w:sz w:val="18"/>
+        </w:rPr>
+        <w:t>[그림 설명] ML(RF)과 LSTM 성능 비교. ML이 모든 지표에서 우세 (AUC: 0.982 vs 0.634).</w:t>
+      </w:r>
+    </w:p>
+    <w:p>
+      <w:r>
+        <w:drawing>
+          <wp:inline xmlns:a="http://schemas.openxmlformats.org/drawingml/2006/main" xmlns:pic="http://schemas.openxmlformats.org/drawingml/2006/picture">
+            <wp:extent cx="4680000" cy="2320690"/>
+            <wp:docPr id="12" name="Picture 12"/>
+            <wp:cNvGraphicFramePr>
+              <a:graphicFrameLocks noChangeAspect="1"/>
+            </wp:cNvGraphicFramePr>
+            <a:graphic>
+              <a:graphicData uri="http://schemas.openxmlformats.org/drawingml/2006/picture">
+                <pic:pic>
+                  <pic:nvPicPr>
+                    <pic:cNvPr id="0" name="A1_data1_compare.png"/>
+                    <pic:cNvPicPr/>
+                  </pic:nvPicPr>
+                  <pic:blipFill>
+                    <a:blip r:embed="rId20"/>
+                    <a:stretch>
+                      <a:fillRect/>
+                    </a:stretch>
+                  </pic:blipFill>
+                  <pic:spPr>
+                    <a:xfrm>
+                      <a:off x="0" y="0"/>
+                      <a:ext cx="4680000" cy="2320690"/>
+                    </a:xfrm>
+                    <a:prstGeom prst="rect"/>
+                  </pic:spPr>
+                </pic:pic>
+              </a:graphicData>
+            </a:graphic>
+          </wp:inline>
+        </w:drawing>
+      </w:r>
+    </w:p>
+    <w:p>
+      <w:pPr>
+        <w:jc w:val="center"/>
+      </w:pPr>
+      <w:r>
+        <w:rPr>
+          <w:b/>
+          <w:color w:val="1B295E"/>
+          <w:sz w:val="18"/>
+        </w:rPr>
+        <w:t>그림 C-2. 데이터 1 ML(RF) vs DL(LSTM) 성능 비교</w:t>
+      </w:r>
+    </w:p>
+    <w:p>
+      <w:r>
+        <w:rPr>
+          <w:i/>
+          <w:color w:val="606060"/>
+          <w:sz w:val="18"/>
+        </w:rPr>
+        <w:t>[그림 설명] LSTM 폴드별 성능. Fold 2 Recall=1.0(과다 예측), Fold 3 Recall=0.265 — 불안정.</w:t>
+      </w:r>
+    </w:p>
+    <w:p>
+      <w:r>
+        <w:drawing>
+          <wp:inline xmlns:a="http://schemas.openxmlformats.org/drawingml/2006/main" xmlns:pic="http://schemas.openxmlformats.org/drawingml/2006/picture">
+            <wp:extent cx="4680000" cy="1646199"/>
+            <wp:docPr id="13" name="Picture 13"/>
+            <wp:cNvGraphicFramePr>
+              <a:graphicFrameLocks noChangeAspect="1"/>
+            </wp:cNvGraphicFramePr>
+            <a:graphic>
+              <a:graphicData uri="http://schemas.openxmlformats.org/drawingml/2006/picture">
+                <pic:pic>
+                  <pic:nvPicPr>
+                    <pic:cNvPr id="0" name="A3_fold_stability.png"/>
+                    <pic:cNvPicPr/>
+                  </pic:nvPicPr>
+                  <pic:blipFill>
+                    <a:blip r:embed="rId21"/>
+                    <a:stretch>
+                      <a:fillRect/>
+                    </a:stretch>
+                  </pic:blipFill>
+                  <pic:spPr>
+                    <a:xfrm>
+                      <a:off x="0" y="0"/>
+                      <a:ext cx="4680000" cy="1646199"/>
+                    </a:xfrm>
+                    <a:prstGeom prst="rect"/>
+                  </pic:spPr>
+                </pic:pic>
+              </a:graphicData>
+            </a:graphic>
+          </wp:inline>
+        </w:drawing>
+      </w:r>
+    </w:p>
+    <w:p>
+      <w:pPr>
+        <w:jc w:val="center"/>
+      </w:pPr>
+      <w:r>
+        <w:rPr>
+          <w:b/>
+          <w:color w:val="1B295E"/>
+          <w:sz w:val="18"/>
+        </w:rPr>
+        <w:t>그림 C-3. 데이터 1 LSTM 폴드별 성능 안정성</w:t>
+      </w:r>
+    </w:p>
+    <w:tbl>
+      <w:tblPr>
+        <w:tblW w:type="auto" w:w="0"/>
+        <w:jc w:val="center"/>
+        <w:tblLook w:firstColumn="1" w:firstRow="1" w:lastColumn="0" w:lastRow="0" w:noHBand="0" w:noVBand="1" w:val="04A0"/>
+      </w:tblPr>
+      <w:tblGrid>
+        <w:gridCol w:w="9406"/>
+      </w:tblGrid>
+      <w:tr>
+        <w:tc>
+          <w:tcPr>
+            <w:tcW w:type="dxa" w:w="9406"/>
+            <w:shd w:val="clear" w:color="auto" w:fill="FFF3CD"/>
+          </w:tcPr>
+          <w:p>
+            <w:pPr>
+              <w:jc w:val="center"/>
+            </w:pPr>
+            <w:r>
+              <w:rPr>
+                <w:b/>
+                <w:color w:val="7B4F00"/>
+                <w:sz w:val="22"/>
+              </w:rPr>
+              <w:t>데이터 1 결론: ML(RF)이 DL(LSTM) 대비 압도적 우세</w:t>
+              <w:br/>
+              <w:t>RF AUC=0.982 vs LSTM AUC=0.634 | RF Recall=0.809 vs LSTM Recall=0.590</w:t>
+              <w:br/>
+              <w:t>원인: AI4I 행은 독립 실험값 (진짜 시계열 아님) -&gt; LSTM 시간 패턴 학습 불가</w:t>
+            </w:r>
+          </w:p>
+        </w:tc>
+      </w:tr>
+    </w:tbl>
+    <w:p/>
+    <w:p>
+      <w:pPr>
+        <w:ind w:left="283"/>
+        <w:shd w:val="clear" w:color="auto" w:fill="E8F0FE"/>
+      </w:pPr>
+      <w:r>
+        <w:rPr>
+          <w:b/>
+          <w:color w:val="1B295E"/>
+          <w:sz w:val="21"/>
+        </w:rPr>
+        <w:t xml:space="preserve">인사이트:  </w:t>
+      </w:r>
+      <w:r>
+        <w:rPr>
+          <w:sz w:val="21"/>
+        </w:rPr>
+        <w:t>AI4I 데이터는 행마다 독립적인 실험 결과의 집합. LSTM의 슬라이딩 윈도우(20행)가 물리적으로 연관 없는 행을 묶어 패턴 학습이 불가능. 반면 FEMTO-ST는 분당 연속 측정 데이터로 LSTM이 시간 패턴을 실제로 학습 가능. =&gt; 데이터 성격(테이블형 vs 시계열)에 따라 ML/DL 적합 모델이 달라짐.</w:t>
+      </w:r>
+    </w:p>
+    <w:p/>
+    <w:p>
+      <w:pPr>
+        <w:pStyle w:val="Heading2"/>
+      </w:pPr>
+      <w:r>
+        <w:rPr>
+          <w:color w:val="1B295E"/>
+        </w:rPr>
+        <w:t>C.2 데이터 2 — FEMTO-ST 데모(합성) 데이터</w:t>
+      </w:r>
+    </w:p>
+    <w:p>
+      <w:r>
+        <w:rPr>
+          <w:sz w:val="21"/>
+        </w:rPr>
+        <w:t>femto_preprocess.py의 generate_synthetic_femto()로 자동 생성. 실제 FEMTO-ST 베어링 물리 특성(h_rms × 2.5 임계값, 분당 진동 신호)을 모사한 합성 데이터. 학습 3종 베어링, 9개 시간영역 피처, RUL 회귀 예측.</w:t>
+      </w:r>
+    </w:p>
+    <w:p>
+      <w:r>
+        <w:rPr>
+          <w:i/>
+          <w:color w:val="606060"/>
+          <w:sz w:val="18"/>
+        </w:rPr>
+        <w:t>[설명] 데이터 2 ML vs DL RUL 예측 성능</w:t>
+      </w:r>
+    </w:p>
+    <w:tbl>
+      <w:tblPr>
+        <w:tblStyle w:val="TableGrid"/>
+        <w:tblW w:type="auto" w:w="0"/>
+        <w:jc w:val="center"/>
+        <w:tblLook w:firstColumn="1" w:firstRow="1" w:lastColumn="0" w:lastRow="0" w:noHBand="0" w:noVBand="1" w:val="04A0"/>
+      </w:tblPr>
+      <w:tblGrid>
+        <w:gridCol w:w="1881"/>
+        <w:gridCol w:w="1881"/>
+        <w:gridCol w:w="1881"/>
+        <w:gridCol w:w="1881"/>
+        <w:gridCol w:w="1881"/>
+      </w:tblGrid>
+      <w:tr>
+        <w:tc>
+          <w:tcPr>
+            <w:tcW w:type="dxa" w:w="3118"/>
+            <w:shd w:val="clear" w:color="auto" w:fill="1B295E"/>
+          </w:tcPr>
+          <w:p>
+            <w:pPr>
+              <w:jc w:val="center"/>
+            </w:pPr>
+            <w:r>
+              <w:rPr>
+                <w:b/>
+                <w:color w:val="FFFFFF"/>
+                <w:sz w:val="19"/>
+              </w:rPr>
+              <w:t>모델</w:t>
+            </w:r>
+          </w:p>
+        </w:tc>
+        <w:tc>
+          <w:tcPr>
+            <w:tcW w:type="dxa" w:w="1417"/>
+            <w:shd w:val="clear" w:color="auto" w:fill="1B295E"/>
+          </w:tcPr>
+          <w:p>
+            <w:pPr>
+              <w:jc w:val="center"/>
+            </w:pPr>
+            <w:r>
+              <w:rPr>
+                <w:b/>
+                <w:color w:val="FFFFFF"/>
+                <w:sz w:val="19"/>
+              </w:rPr>
+              <w:t>RMSE(분)</w:t>
+            </w:r>
+          </w:p>
+        </w:tc>
+        <w:tc>
+          <w:tcPr>
+            <w:tcW w:type="dxa" w:w="1417"/>
+            <w:shd w:val="clear" w:color="auto" w:fill="1B295E"/>
+          </w:tcPr>
+          <w:p>
+            <w:pPr>
+              <w:jc w:val="center"/>
+            </w:pPr>
+            <w:r>
+              <w:rPr>
+                <w:b/>
+                <w:color w:val="FFFFFF"/>
+                <w:sz w:val="19"/>
+              </w:rPr>
+              <w:t>MAE(분)</w:t>
+            </w:r>
+          </w:p>
+        </w:tc>
+        <w:tc>
+          <w:tcPr>
+            <w:tcW w:type="dxa" w:w="1134"/>
+            <w:shd w:val="clear" w:color="auto" w:fill="1B295E"/>
+          </w:tcPr>
+          <w:p>
+            <w:pPr>
+              <w:jc w:val="center"/>
+            </w:pPr>
+            <w:r>
+              <w:rPr>
+                <w:b/>
+                <w:color w:val="FFFFFF"/>
+                <w:sz w:val="19"/>
+              </w:rPr>
+              <w:t>R²</w:t>
+            </w:r>
+          </w:p>
+        </w:tc>
+        <w:tc>
+          <w:tcPr>
+            <w:tcW w:type="dxa" w:w="2835"/>
+            <w:shd w:val="clear" w:color="auto" w:fill="1B295E"/>
+          </w:tcPr>
+          <w:p>
+            <w:pPr>
+              <w:jc w:val="center"/>
+            </w:pPr>
+            <w:r>
+              <w:rPr>
+                <w:b/>
+                <w:color w:val="FFFFFF"/>
+                <w:sz w:val="19"/>
+              </w:rPr>
+              <w:t>비고</w:t>
+            </w:r>
+          </w:p>
+        </w:tc>
+      </w:tr>
+      <w:tr>
+        <w:tc>
+          <w:tcPr>
+            <w:tcW w:type="dxa" w:w="3118"/>
+            <w:shd w:val="clear" w:color="auto" w:fill="E8F0FE"/>
+          </w:tcPr>
+          <w:p>
+            <w:pPr>
+              <w:jc w:val="center"/>
+            </w:pPr>
+            <w:r>
+              <w:rPr>
+                <w:b w:val="0"/>
+                <w:sz w:val="18"/>
+              </w:rPr>
+              <w:t>ML RF (ML만 적용시 최적)</w:t>
+            </w:r>
+          </w:p>
+        </w:tc>
+        <w:tc>
+          <w:tcPr>
+            <w:tcW w:type="dxa" w:w="1417"/>
+            <w:shd w:val="clear" w:color="auto" w:fill="E8F0FE"/>
+          </w:tcPr>
+          <w:p>
+            <w:pPr>
+              <w:jc w:val="center"/>
+            </w:pPr>
+            <w:r>
+              <w:rPr>
+                <w:b w:val="0"/>
+                <w:sz w:val="18"/>
+              </w:rPr>
+              <w:t>6.86</w:t>
+            </w:r>
+          </w:p>
+        </w:tc>
+        <w:tc>
+          <w:tcPr>
+            <w:tcW w:type="dxa" w:w="1417"/>
+            <w:shd w:val="clear" w:color="auto" w:fill="E8F0FE"/>
+          </w:tcPr>
+          <w:p>
+            <w:pPr>
+              <w:jc w:val="center"/>
+            </w:pPr>
+            <w:r>
+              <w:rPr>
+                <w:b w:val="0"/>
+                <w:sz w:val="18"/>
+              </w:rPr>
+              <w:t>5.21</w:t>
+            </w:r>
+          </w:p>
+        </w:tc>
+        <w:tc>
+          <w:tcPr>
+            <w:tcW w:type="dxa" w:w="1134"/>
+            <w:shd w:val="clear" w:color="auto" w:fill="E8F0FE"/>
+          </w:tcPr>
+          <w:p>
+            <w:pPr>
+              <w:jc w:val="center"/>
+            </w:pPr>
+            <w:r>
+              <w:rPr>
+                <w:b w:val="0"/>
+                <w:sz w:val="18"/>
+              </w:rPr>
+              <w:t>0.87</w:t>
+            </w:r>
+          </w:p>
+        </w:tc>
+        <w:tc>
+          <w:tcPr>
+            <w:tcW w:type="dxa" w:w="2835"/>
+            <w:shd w:val="clear" w:color="auto" w:fill="E8F0FE"/>
+          </w:tcPr>
+          <w:p>
+            <w:pPr>
+              <w:jc w:val="center"/>
+            </w:pPr>
+            <w:r>
+              <w:rPr>
+                <w:b w:val="0"/>
+                <w:sz w:val="18"/>
+              </w:rPr>
+              <w:t>ML 베이스라인</w:t>
+            </w:r>
+          </w:p>
+        </w:tc>
+      </w:tr>
+      <w:tr>
+        <w:tc>
+          <w:tcPr>
+            <w:tcW w:type="dxa" w:w="3118"/>
+            <w:shd w:val="clear" w:color="auto" w:fill="FFFFFF"/>
+          </w:tcPr>
+          <w:p>
+            <w:pPr>
+              <w:jc w:val="center"/>
+            </w:pPr>
+            <w:r>
+              <w:rPr>
+                <w:b w:val="0"/>
+                <w:sz w:val="18"/>
+              </w:rPr>
+              <w:t>DL LSTM</w:t>
+            </w:r>
+          </w:p>
+        </w:tc>
+        <w:tc>
+          <w:tcPr>
+            <w:tcW w:type="dxa" w:w="1417"/>
+            <w:shd w:val="clear" w:color="auto" w:fill="FFFFFF"/>
+          </w:tcPr>
+          <w:p>
+            <w:pPr>
+              <w:jc w:val="center"/>
+            </w:pPr>
+            <w:r>
+              <w:rPr>
+                <w:b w:val="0"/>
+                <w:sz w:val="18"/>
+              </w:rPr>
+              <w:t>5.67</w:t>
+            </w:r>
+          </w:p>
+        </w:tc>
+        <w:tc>
+          <w:tcPr>
+            <w:tcW w:type="dxa" w:w="1417"/>
+            <w:shd w:val="clear" w:color="auto" w:fill="FFFFFF"/>
+          </w:tcPr>
+          <w:p>
+            <w:pPr>
+              <w:jc w:val="center"/>
+            </w:pPr>
+            <w:r>
+              <w:rPr>
+                <w:b w:val="0"/>
+                <w:sz w:val="18"/>
+              </w:rPr>
+              <w:t>4.38</w:t>
+            </w:r>
+          </w:p>
+        </w:tc>
+        <w:tc>
+          <w:tcPr>
+            <w:tcW w:type="dxa" w:w="1134"/>
+            <w:shd w:val="clear" w:color="auto" w:fill="FFFFFF"/>
+          </w:tcPr>
+          <w:p>
+            <w:pPr>
+              <w:jc w:val="center"/>
+            </w:pPr>
+            <w:r>
+              <w:rPr>
+                <w:b w:val="0"/>
+                <w:sz w:val="18"/>
+              </w:rPr>
+              <w:t>0.92</w:t>
+            </w:r>
+          </w:p>
+        </w:tc>
+        <w:tc>
+          <w:tcPr>
+            <w:tcW w:type="dxa" w:w="2835"/>
+            <w:shd w:val="clear" w:color="auto" w:fill="FFFFFF"/>
+          </w:tcPr>
+          <w:p>
+            <w:pPr>
+              <w:jc w:val="center"/>
+            </w:pPr>
+            <w:r>
+              <w:rPr>
+                <w:b w:val="0"/>
+                <w:sz w:val="18"/>
+              </w:rPr>
+              <w:t>17.3% 개선 (DL 우세)</w:t>
+            </w:r>
+          </w:p>
+        </w:tc>
+      </w:tr>
+    </w:tbl>
+    <w:p>
+      <w:pPr>
+        <w:jc w:val="center"/>
+      </w:pPr>
+      <w:r>
+        <w:rPr>
+          <w:b/>
+          <w:color w:val="1B295E"/>
+          <w:sz w:val="18"/>
+        </w:rPr>
+        <w:t>표 C-4. 데이터 2(FEMTO 합성) ML vs DL RUL 예측 성능</w:t>
+      </w:r>
+    </w:p>
+    <w:p/>
+    <w:p>
+      <w:pPr>
+        <w:ind w:left="283"/>
+        <w:shd w:val="clear" w:color="auto" w:fill="E8F0FE"/>
+      </w:pPr>
+      <w:r>
+        <w:rPr>
+          <w:b/>
+          <w:color w:val="1B295E"/>
+          <w:sz w:val="21"/>
+        </w:rPr>
+        <w:t xml:space="preserve">인사이트:  </w:t>
+      </w:r>
+      <w:r>
+        <w:rPr>
+          <w:sz w:val="21"/>
+        </w:rPr>
+        <w:t>데모(합성) 데이터에서 LSTM이 RF 대비 RMSE 17.3% 개선 달성. 데이터 2는 진짜 시계열(분당 연속 진동 신호)이므로 LSTM이 시간 패턴을 효과적으로 학습. 실제 FEMTO 데이터(데이터 3) 검증 시 이 격차 유지 또는 확대 예상.</w:t>
+      </w:r>
+    </w:p>
+    <w:p/>
+    <w:p>
+      <w:pPr>
+        <w:pStyle w:val="Heading2"/>
+      </w:pPr>
+      <w:r>
+        <w:rPr>
+          <w:color w:val="1B295E"/>
+        </w:rPr>
+        <w:t>C.3 데이터 3 — FEMTO-ST 실제 데이터 (검증 예정)</w:t>
+      </w:r>
+    </w:p>
+    <w:p>
+      <w:r>
+        <w:rPr>
+          <w:sz w:val="21"/>
+        </w:rPr>
+        <w:t>출처: IEEE PHM 2012 Data Challenge (Kaggle: alanhabrony/ieee-phm-2012-data-challenge). 실제 가속 열화 실험. 베어링 7종(학습 3종 + 테스트 4종). 현재 다운로드 대기 중.</w:t>
+      </w:r>
+    </w:p>
+    <w:p>
+      <w:r>
+        <w:rPr>
+          <w:i/>
+          <w:color w:val="606060"/>
+          <w:sz w:val="18"/>
+        </w:rPr>
+        <w:t>[설명] 데이터 3 다운로드 및 배치 가이드</w:t>
+      </w:r>
+    </w:p>
+    <w:tbl>
+      <w:tblPr>
+        <w:tblStyle w:val="TableGrid"/>
+        <w:tblW w:type="auto" w:w="0"/>
+        <w:jc w:val="center"/>
+        <w:tblLook w:firstColumn="1" w:firstRow="1" w:lastColumn="0" w:lastRow="0" w:noHBand="0" w:noVBand="1" w:val="04A0"/>
+      </w:tblPr>
+      <w:tblGrid>
+        <w:gridCol w:w="4703"/>
+        <w:gridCol w:w="4703"/>
+      </w:tblGrid>
+      <w:tr>
+        <w:tc>
+          <w:tcPr>
+            <w:tcW w:type="dxa" w:w="1417"/>
+            <w:shd w:val="clear" w:color="auto" w:fill="1B295E"/>
+          </w:tcPr>
+          <w:p>
+            <w:pPr>
+              <w:jc w:val="center"/>
+            </w:pPr>
+            <w:r>
+              <w:rPr>
+                <w:b/>
+                <w:color w:val="FFFFFF"/>
+                <w:sz w:val="19"/>
+              </w:rPr>
+              <w:t>단계</w:t>
+            </w:r>
+          </w:p>
+        </w:tc>
+        <w:tc>
+          <w:tcPr>
+            <w:tcW w:type="dxa" w:w="7937"/>
+            <w:shd w:val="clear" w:color="auto" w:fill="1B295E"/>
+          </w:tcPr>
+          <w:p>
+            <w:pPr>
+              <w:jc w:val="center"/>
+            </w:pPr>
+            <w:r>
+              <w:rPr>
+                <w:b/>
+                <w:color w:val="FFFFFF"/>
+                <w:sz w:val="19"/>
+              </w:rPr>
+              <w:t>내용</w:t>
+            </w:r>
+          </w:p>
+        </w:tc>
+      </w:tr>
+      <w:tr>
+        <w:tc>
+          <w:tcPr>
+            <w:tcW w:type="dxa" w:w="1417"/>
+            <w:shd w:val="clear" w:color="auto" w:fill="E8F0FE"/>
+          </w:tcPr>
+          <w:p>
+            <w:pPr>
+              <w:jc w:val="center"/>
+            </w:pPr>
+            <w:r>
+              <w:rPr>
+                <w:b w:val="0"/>
+                <w:sz w:val="18"/>
+              </w:rPr>
+              <w:t>1. 다운로드</w:t>
+            </w:r>
+          </w:p>
+        </w:tc>
+        <w:tc>
+          <w:tcPr>
+            <w:tcW w:type="dxa" w:w="7937"/>
+            <w:shd w:val="clear" w:color="auto" w:fill="E8F0FE"/>
+          </w:tcPr>
+          <w:p>
+            <w:pPr>
+              <w:jc w:val="center"/>
+            </w:pPr>
+            <w:r>
+              <w:rPr>
+                <w:b w:val="0"/>
+                <w:sz w:val="18"/>
+              </w:rPr>
+              <w:t>Kaggle 'IEEE PHM 2012 Data Challenge' -&gt; Download 버튼</w:t>
+            </w:r>
+          </w:p>
+        </w:tc>
+      </w:tr>
+      <w:tr>
+        <w:tc>
+          <w:tcPr>
+            <w:tcW w:type="dxa" w:w="1417"/>
+            <w:shd w:val="clear" w:color="auto" w:fill="FFFFFF"/>
+          </w:tcPr>
+          <w:p>
+            <w:pPr>
+              <w:jc w:val="center"/>
+            </w:pPr>
+            <w:r>
+              <w:rPr>
+                <w:b w:val="0"/>
+                <w:sz w:val="18"/>
+              </w:rPr>
+              <w:t>2. 압축 해제</w:t>
+            </w:r>
+          </w:p>
+        </w:tc>
+        <w:tc>
+          <w:tcPr>
+            <w:tcW w:type="dxa" w:w="7937"/>
+            <w:shd w:val="clear" w:color="auto" w:fill="FFFFFF"/>
+          </w:tcPr>
+          <w:p>
+            <w:pPr>
+              <w:jc w:val="center"/>
+            </w:pPr>
+            <w:r>
+              <w:rPr>
+                <w:b w:val="0"/>
+                <w:sz w:val="18"/>
+              </w:rPr>
+              <w:t>Learning_set + Test_set 폴더 추출</w:t>
+            </w:r>
+          </w:p>
+        </w:tc>
+      </w:tr>
+      <w:tr>
+        <w:tc>
+          <w:tcPr>
+            <w:tcW w:type="dxa" w:w="1417"/>
+            <w:shd w:val="clear" w:color="auto" w:fill="E8F0FE"/>
+          </w:tcPr>
+          <w:p>
+            <w:pPr>
+              <w:jc w:val="center"/>
+            </w:pPr>
+            <w:r>
+              <w:rPr>
+                <w:b w:val="0"/>
+                <w:sz w:val="18"/>
+              </w:rPr>
+              <w:t>3. 배치</w:t>
+            </w:r>
+          </w:p>
+        </w:tc>
+        <w:tc>
+          <w:tcPr>
+            <w:tcW w:type="dxa" w:w="7937"/>
+            <w:shd w:val="clear" w:color="auto" w:fill="E8F0FE"/>
+          </w:tcPr>
+          <w:p>
+            <w:pPr>
+              <w:jc w:val="center"/>
+            </w:pPr>
+            <w:r>
+              <w:rPr>
+                <w:b w:val="0"/>
+                <w:sz w:val="18"/>
+              </w:rPr>
+              <w:t>DL_FactoryAutomation/data/FEMTO/ 하위에 복사</w:t>
+            </w:r>
+          </w:p>
+        </w:tc>
+      </w:tr>
+      <w:tr>
+        <w:tc>
+          <w:tcPr>
+            <w:tcW w:type="dxa" w:w="1417"/>
+            <w:shd w:val="clear" w:color="auto" w:fill="FFFFFF"/>
+          </w:tcPr>
+          <w:p>
+            <w:pPr>
+              <w:jc w:val="center"/>
+            </w:pPr>
+            <w:r>
+              <w:rPr>
+                <w:b w:val="0"/>
+                <w:sz w:val="18"/>
+              </w:rPr>
+              <w:t>4. 자동 인식</w:t>
+            </w:r>
+          </w:p>
+        </w:tc>
+        <w:tc>
+          <w:tcPr>
+            <w:tcW w:type="dxa" w:w="7937"/>
+            <w:shd w:val="clear" w:color="auto" w:fill="FFFFFF"/>
+          </w:tcPr>
+          <w:p>
+            <w:pPr>
+              <w:jc w:val="center"/>
+            </w:pPr>
+            <w:r>
+              <w:rPr>
+                <w:b w:val="0"/>
+                <w:sz w:val="18"/>
+              </w:rPr>
+              <w:t>femto_preprocess.py: FEMTO 폴더 감지 -&gt; demo 모드 자동 해제</w:t>
+            </w:r>
+          </w:p>
+        </w:tc>
+      </w:tr>
+      <w:tr>
+        <w:tc>
+          <w:tcPr>
+            <w:tcW w:type="dxa" w:w="1417"/>
+            <w:shd w:val="clear" w:color="auto" w:fill="E8F0FE"/>
+          </w:tcPr>
+          <w:p>
+            <w:pPr>
+              <w:jc w:val="center"/>
+            </w:pPr>
+            <w:r>
+              <w:rPr>
+                <w:b w:val="0"/>
+                <w:sz w:val="18"/>
+              </w:rPr>
+              <w:t>5. 실행</w:t>
+            </w:r>
+          </w:p>
+        </w:tc>
+        <w:tc>
+          <w:tcPr>
+            <w:tcW w:type="dxa" w:w="7937"/>
+            <w:shd w:val="clear" w:color="auto" w:fill="E8F0FE"/>
+          </w:tcPr>
+          <w:p>
+            <w:pPr>
+              <w:jc w:val="center"/>
+            </w:pPr>
+            <w:r>
+              <w:rPr>
+                <w:b w:val="0"/>
+                <w:sz w:val="18"/>
+              </w:rPr>
+              <w:t>python -m src.femto_preprocess &amp;&amp; femto_ml &amp;&amp; femto_dl_rul</w:t>
+            </w:r>
+          </w:p>
+        </w:tc>
+      </w:tr>
+    </w:tbl>
+    <w:p>
+      <w:pPr>
+        <w:jc w:val="center"/>
+      </w:pPr>
+      <w:r>
+        <w:rPr>
+          <w:b/>
+          <w:color w:val="1B295E"/>
+          <w:sz w:val="18"/>
+        </w:rPr>
+        <w:t>표 C-5. 데이터 3 다운로드 및 실행 가이드</w:t>
+      </w:r>
+    </w:p>
+    <w:p>
+      <w:pPr>
+        <w:ind w:left="283"/>
+        <w:shd w:val="clear" w:color="auto" w:fill="E8F0FE"/>
+      </w:pPr>
+      <w:r>
+        <w:rPr>
+          <w:b/>
+          <w:color w:val="1B295E"/>
+          <w:sz w:val="21"/>
+        </w:rPr>
+        <w:t xml:space="preserve">인사이트:  </w:t>
+      </w:r>
+      <w:r>
+        <w:rPr>
+          <w:sz w:val="21"/>
+        </w:rPr>
+        <w:t>Bearing1_7의 초장수명(~2469분)은 나머지 베어링(~52~339분) 대비 이상치 수준. 실제 데이터 학습 시 이상치 처리(제외 또는 별도 스케일링) 여부를 검토 필요.</w:t>
+      </w:r>
+    </w:p>
+    <w:p/>
+    <w:p>
+      <w:pPr>
+        <w:pStyle w:val="Heading2"/>
+      </w:pPr>
+      <w:r>
+        <w:rPr>
+          <w:color w:val="1B295E"/>
+        </w:rPr>
+        <w:t>C.4 데이터별 ML vs DL 최종 결론</w:t>
+      </w:r>
+    </w:p>
+    <w:p>
+      <w:r>
+        <w:rPr>
+          <w:i/>
+          <w:color w:val="606060"/>
+          <w:sz w:val="18"/>
+        </w:rPr>
+        <w:t>[설명] 데이터별 ML vs DL 권장 모델 종합</w:t>
+      </w:r>
+    </w:p>
+    <w:tbl>
+      <w:tblPr>
+        <w:tblStyle w:val="TableGrid"/>
+        <w:tblW w:type="auto" w:w="0"/>
+        <w:jc w:val="center"/>
+        <w:tblLook w:firstColumn="1" w:firstRow="1" w:lastColumn="0" w:lastRow="0" w:noHBand="0" w:noVBand="1" w:val="04A0"/>
+      </w:tblPr>
+      <w:tblGrid>
+        <w:gridCol w:w="1568"/>
+        <w:gridCol w:w="1568"/>
+        <w:gridCol w:w="1568"/>
+        <w:gridCol w:w="1568"/>
+        <w:gridCol w:w="1568"/>
+        <w:gridCol w:w="1568"/>
+      </w:tblGrid>
+      <w:tr>
+        <w:tc>
+          <w:tcPr>
+            <w:tcW w:type="dxa" w:w="1417"/>
+            <w:shd w:val="clear" w:color="auto" w:fill="1B295E"/>
+          </w:tcPr>
+          <w:p>
+            <w:pPr>
+              <w:jc w:val="center"/>
+            </w:pPr>
+            <w:r>
+              <w:rPr>
+                <w:b/>
+                <w:color w:val="FFFFFF"/>
+                <w:sz w:val="19"/>
+              </w:rPr>
+              <w:t>데이터</w:t>
+            </w:r>
+          </w:p>
+        </w:tc>
+        <w:tc>
+          <w:tcPr>
+            <w:tcW w:type="dxa" w:w="1587"/>
+            <w:shd w:val="clear" w:color="auto" w:fill="1B295E"/>
+          </w:tcPr>
+          <w:p>
+            <w:pPr>
+              <w:jc w:val="center"/>
+            </w:pPr>
+            <w:r>
+              <w:rPr>
+                <w:b/>
+                <w:color w:val="FFFFFF"/>
+                <w:sz w:val="19"/>
+              </w:rPr>
+              <w:t>유형</w:t>
+            </w:r>
+          </w:p>
+        </w:tc>
+        <w:tc>
+          <w:tcPr>
+            <w:tcW w:type="dxa" w:w="1701"/>
+            <w:shd w:val="clear" w:color="auto" w:fill="1B295E"/>
+          </w:tcPr>
+          <w:p>
+            <w:pPr>
+              <w:jc w:val="center"/>
+            </w:pPr>
+            <w:r>
+              <w:rPr>
+                <w:b/>
+                <w:color w:val="FFFFFF"/>
+                <w:sz w:val="19"/>
+              </w:rPr>
+              <w:t>ML 성능</w:t>
+            </w:r>
+          </w:p>
+        </w:tc>
+        <w:tc>
+          <w:tcPr>
+            <w:tcW w:type="dxa" w:w="1701"/>
+            <w:shd w:val="clear" w:color="auto" w:fill="1B295E"/>
+          </w:tcPr>
+          <w:p>
+            <w:pPr>
+              <w:jc w:val="center"/>
+            </w:pPr>
+            <w:r>
+              <w:rPr>
+                <w:b/>
+                <w:color w:val="FFFFFF"/>
+                <w:sz w:val="19"/>
+              </w:rPr>
+              <w:t>DL 성능</w:t>
+            </w:r>
+          </w:p>
+        </w:tc>
+        <w:tc>
+          <w:tcPr>
+            <w:tcW w:type="dxa" w:w="1417"/>
+            <w:shd w:val="clear" w:color="auto" w:fill="1B295E"/>
+          </w:tcPr>
+          <w:p>
+            <w:pPr>
+              <w:jc w:val="center"/>
+            </w:pPr>
+            <w:r>
+              <w:rPr>
+                <w:b/>
+                <w:color w:val="FFFFFF"/>
+                <w:sz w:val="19"/>
+              </w:rPr>
+              <w:t>권장</w:t>
+            </w:r>
+          </w:p>
+        </w:tc>
+        <w:tc>
+          <w:tcPr>
+            <w:tcW w:type="dxa" w:w="2381"/>
+            <w:shd w:val="clear" w:color="auto" w:fill="1B295E"/>
+          </w:tcPr>
+          <w:p>
+            <w:pPr>
+              <w:jc w:val="center"/>
+            </w:pPr>
+            <w:r>
+              <w:rPr>
+                <w:b/>
+                <w:color w:val="FFFFFF"/>
+                <w:sz w:val="19"/>
+              </w:rPr>
+              <w:t>이유</w:t>
+            </w:r>
+          </w:p>
+        </w:tc>
+      </w:tr>
+      <w:tr>
+        <w:tc>
+          <w:tcPr>
+            <w:tcW w:type="dxa" w:w="1417"/>
+            <w:shd w:val="clear" w:color="auto" w:fill="E8F0FE"/>
+          </w:tcPr>
+          <w:p>
+            <w:pPr>
+              <w:jc w:val="center"/>
+            </w:pPr>
+            <w:r>
+              <w:rPr>
+                <w:b w:val="0"/>
+                <w:sz w:val="18"/>
+              </w:rPr>
+              <w:t>데이터 1</w:t>
+              <w:br/>
+              <w:t>(AI4I)</w:t>
+            </w:r>
+          </w:p>
+        </w:tc>
+        <w:tc>
+          <w:tcPr>
+            <w:tcW w:type="dxa" w:w="1587"/>
+            <w:shd w:val="clear" w:color="auto" w:fill="E8F0FE"/>
+          </w:tcPr>
+          <w:p>
+            <w:pPr>
+              <w:jc w:val="center"/>
+            </w:pPr>
+            <w:r>
+              <w:rPr>
+                <w:b w:val="0"/>
+                <w:sz w:val="18"/>
+              </w:rPr>
+              <w:t>테이블형</w:t>
+              <w:br/>
+              <w:t>독립 행</w:t>
+            </w:r>
+          </w:p>
+        </w:tc>
+        <w:tc>
+          <w:tcPr>
+            <w:tcW w:type="dxa" w:w="1701"/>
+            <w:shd w:val="clear" w:color="auto" w:fill="E8F0FE"/>
+          </w:tcPr>
+          <w:p>
+            <w:pPr>
+              <w:jc w:val="center"/>
+            </w:pPr>
+            <w:r>
+              <w:rPr>
+                <w:b w:val="0"/>
+                <w:sz w:val="18"/>
+              </w:rPr>
+              <w:t>AUC=0.982</w:t>
+              <w:br/>
+              <w:t>Recall=0.809</w:t>
+            </w:r>
+          </w:p>
+        </w:tc>
+        <w:tc>
+          <w:tcPr>
+            <w:tcW w:type="dxa" w:w="1701"/>
+            <w:shd w:val="clear" w:color="auto" w:fill="E8F0FE"/>
+          </w:tcPr>
+          <w:p>
+            <w:pPr>
+              <w:jc w:val="center"/>
+            </w:pPr>
+            <w:r>
+              <w:rPr>
+                <w:b w:val="0"/>
+                <w:sz w:val="18"/>
+              </w:rPr>
+              <w:t>AUC=0.634</w:t>
+              <w:br/>
+              <w:t>Recall=0.590</w:t>
+            </w:r>
+          </w:p>
+        </w:tc>
+        <w:tc>
+          <w:tcPr>
+            <w:tcW w:type="dxa" w:w="1417"/>
+            <w:shd w:val="clear" w:color="auto" w:fill="E8F0FE"/>
+          </w:tcPr>
+          <w:p>
+            <w:pPr>
+              <w:jc w:val="center"/>
+            </w:pPr>
+            <w:r>
+              <w:rPr>
+                <w:b w:val="0"/>
+                <w:sz w:val="18"/>
+              </w:rPr>
+              <w:t>ML (RF)</w:t>
+            </w:r>
+          </w:p>
+        </w:tc>
+        <w:tc>
+          <w:tcPr>
+            <w:tcW w:type="dxa" w:w="2381"/>
+            <w:shd w:val="clear" w:color="auto" w:fill="E8F0FE"/>
+          </w:tcPr>
+          <w:p>
+            <w:pPr>
+              <w:jc w:val="center"/>
+            </w:pPr>
+            <w:r>
+              <w:rPr>
+                <w:b w:val="0"/>
+                <w:sz w:val="18"/>
+              </w:rPr>
+              <w:t>시계열 연속성 없음</w:t>
+              <w:br/>
+              <w:t>RF가 구조적 우위</w:t>
+            </w:r>
+          </w:p>
+        </w:tc>
+      </w:tr>
+      <w:tr>
+        <w:tc>
+          <w:tcPr>
+            <w:tcW w:type="dxa" w:w="1417"/>
+            <w:shd w:val="clear" w:color="auto" w:fill="FFFFFF"/>
+          </w:tcPr>
+          <w:p>
+            <w:pPr>
+              <w:jc w:val="center"/>
+            </w:pPr>
+            <w:r>
+              <w:rPr>
+                <w:b w:val="0"/>
+                <w:sz w:val="18"/>
+              </w:rPr>
+              <w:t>데이터 2</w:t>
+              <w:br/>
+              <w:t>(FEMTO 합성)</w:t>
+            </w:r>
+          </w:p>
+        </w:tc>
+        <w:tc>
+          <w:tcPr>
+            <w:tcW w:type="dxa" w:w="1587"/>
+            <w:shd w:val="clear" w:color="auto" w:fill="FFFFFF"/>
+          </w:tcPr>
+          <w:p>
+            <w:pPr>
+              <w:jc w:val="center"/>
+            </w:pPr>
+            <w:r>
+              <w:rPr>
+                <w:b w:val="0"/>
+                <w:sz w:val="18"/>
+              </w:rPr>
+              <w:t>진짜 시계열</w:t>
+              <w:br/>
+              <w:t>연속 센서</w:t>
+            </w:r>
+          </w:p>
+        </w:tc>
+        <w:tc>
+          <w:tcPr>
+            <w:tcW w:type="dxa" w:w="1701"/>
+            <w:shd w:val="clear" w:color="auto" w:fill="FFFFFF"/>
+          </w:tcPr>
+          <w:p>
+            <w:pPr>
+              <w:jc w:val="center"/>
+            </w:pPr>
+            <w:r>
+              <w:rPr>
+                <w:b w:val="0"/>
+                <w:sz w:val="18"/>
+              </w:rPr>
+              <w:t>RMSE=6.86분</w:t>
+            </w:r>
+          </w:p>
+        </w:tc>
+        <w:tc>
+          <w:tcPr>
+            <w:tcW w:type="dxa" w:w="1701"/>
+            <w:shd w:val="clear" w:color="auto" w:fill="FFFFFF"/>
+          </w:tcPr>
+          <w:p>
+            <w:pPr>
+              <w:jc w:val="center"/>
+            </w:pPr>
+            <w:r>
+              <w:rPr>
+                <w:b w:val="0"/>
+                <w:sz w:val="18"/>
+              </w:rPr>
+              <w:t>RMSE=5.67분</w:t>
+              <w:br/>
+              <w:t>(17.3% 개선)</w:t>
+            </w:r>
+          </w:p>
+        </w:tc>
+        <w:tc>
+          <w:tcPr>
+            <w:tcW w:type="dxa" w:w="1417"/>
+            <w:shd w:val="clear" w:color="auto" w:fill="FFFFFF"/>
+          </w:tcPr>
+          <w:p>
+            <w:pPr>
+              <w:jc w:val="center"/>
+            </w:pPr>
+            <w:r>
+              <w:rPr>
+                <w:b w:val="0"/>
+                <w:sz w:val="18"/>
+              </w:rPr>
+              <w:t>DL (LSTM)</w:t>
+            </w:r>
+          </w:p>
+        </w:tc>
+        <w:tc>
+          <w:tcPr>
+            <w:tcW w:type="dxa" w:w="2381"/>
+            <w:shd w:val="clear" w:color="auto" w:fill="FFFFFF"/>
+          </w:tcPr>
+          <w:p>
+            <w:pPr>
+              <w:jc w:val="center"/>
+            </w:pPr>
+            <w:r>
+              <w:rPr>
+                <w:b w:val="0"/>
+                <w:sz w:val="18"/>
+              </w:rPr>
+              <w:t>시간 패턴 존재</w:t>
+              <w:br/>
+              <w:t>LSTM 강점 발휘</w:t>
+            </w:r>
+          </w:p>
+        </w:tc>
+      </w:tr>
+      <w:tr>
+        <w:tc>
+          <w:tcPr>
+            <w:tcW w:type="dxa" w:w="1417"/>
+            <w:shd w:val="clear" w:color="auto" w:fill="E8F0FE"/>
+          </w:tcPr>
+          <w:p>
+            <w:pPr>
+              <w:jc w:val="center"/>
+            </w:pPr>
+            <w:r>
+              <w:rPr>
+                <w:b w:val="0"/>
+                <w:sz w:val="18"/>
+              </w:rPr>
+              <w:t>데이터 3</w:t>
+              <w:br/>
+              <w:t>(FEMTO 실제)</w:t>
+            </w:r>
+          </w:p>
+        </w:tc>
+        <w:tc>
+          <w:tcPr>
+            <w:tcW w:type="dxa" w:w="1587"/>
+            <w:shd w:val="clear" w:color="auto" w:fill="E8F0FE"/>
+          </w:tcPr>
+          <w:p>
+            <w:pPr>
+              <w:jc w:val="center"/>
+            </w:pPr>
+            <w:r>
+              <w:rPr>
+                <w:b w:val="0"/>
+                <w:sz w:val="18"/>
+              </w:rPr>
+              <w:t>진짜 시계열</w:t>
+              <w:br/>
+              <w:t>연속 센서</w:t>
+            </w:r>
+          </w:p>
+        </w:tc>
+        <w:tc>
+          <w:tcPr>
+            <w:tcW w:type="dxa" w:w="1701"/>
+            <w:shd w:val="clear" w:color="auto" w:fill="E8F0FE"/>
+          </w:tcPr>
+          <w:p>
+            <w:pPr>
+              <w:jc w:val="center"/>
+            </w:pPr>
+            <w:r>
+              <w:rPr>
+                <w:b w:val="0"/>
+                <w:sz w:val="18"/>
+              </w:rPr>
+              <w:t>검증 예정</w:t>
+            </w:r>
+          </w:p>
+        </w:tc>
+        <w:tc>
+          <w:tcPr>
+            <w:tcW w:type="dxa" w:w="1701"/>
+            <w:shd w:val="clear" w:color="auto" w:fill="E8F0FE"/>
+          </w:tcPr>
+          <w:p>
+            <w:pPr>
+              <w:jc w:val="center"/>
+            </w:pPr>
+            <w:r>
+              <w:rPr>
+                <w:b w:val="0"/>
+                <w:sz w:val="18"/>
+              </w:rPr>
+              <w:t>검증 예정</w:t>
+            </w:r>
+          </w:p>
+        </w:tc>
+        <w:tc>
+          <w:tcPr>
+            <w:tcW w:type="dxa" w:w="1417"/>
+            <w:shd w:val="clear" w:color="auto" w:fill="E8F0FE"/>
+          </w:tcPr>
+          <w:p>
+            <w:pPr>
+              <w:jc w:val="center"/>
+            </w:pPr>
+            <w:r>
+              <w:rPr>
+                <w:b w:val="0"/>
+                <w:sz w:val="18"/>
+              </w:rPr>
+              <w:t>검증 예정</w:t>
+            </w:r>
+          </w:p>
+        </w:tc>
+        <w:tc>
+          <w:tcPr>
+            <w:tcW w:type="dxa" w:w="2381"/>
+            <w:shd w:val="clear" w:color="auto" w:fill="E8F0FE"/>
+          </w:tcPr>
+          <w:p>
+            <w:pPr>
+              <w:jc w:val="center"/>
+            </w:pPr>
+            <w:r>
+              <w:rPr>
+                <w:b w:val="0"/>
+                <w:sz w:val="18"/>
+              </w:rPr>
+              <w:t>데이터 수신 후 업데이트</w:t>
+            </w:r>
+          </w:p>
+        </w:tc>
+      </w:tr>
+    </w:tbl>
+    <w:p>
+      <w:pPr>
+        <w:jc w:val="center"/>
+      </w:pPr>
+      <w:r>
+        <w:rPr>
+          <w:b/>
+          <w:color w:val="1B295E"/>
+          <w:sz w:val="18"/>
+        </w:rPr>
+        <w:t>표 C-6. 데이터별 ML vs DL 권장 모델 종합</w:t>
+      </w:r>
+    </w:p>
     <w:sectPr>
       <w:pgSz w:w="12240" w:h="15840"/>
       <w:pgMar w:top="1134" w:right="1417" w:bottom="1134" w:left="1417" w:header="720" w:footer="720" w:gutter="0"/>

--- a/Homework/DL_FactoryAutomation/산출물/발표용_FEMTO_RUL_20260625.docx
+++ b/Homework/DL_FactoryAutomation/산출물/발표용_FEMTO_RUL_20260625.docx
@@ -7025,6 +7025,2076 @@
         <w:t>표 C-6. 데이터별 ML vs DL 권장 모델 종합</w:t>
       </w:r>
     </w:p>
+    <w:p>
+      <w:r>
+        <w:br w:type="page"/>
+      </w:r>
+    </w:p>
+    <w:p>
+      <w:pPr>
+        <w:pStyle w:val="Heading1"/>
+      </w:pPr>
+      <w:r>
+        <w:rPr>
+          <w:color w:val="1B295E"/>
+        </w:rPr>
+        <w:t>부록 D. 실제 FEMTO-ST 데이터 학습 결과</w:t>
+      </w:r>
+    </w:p>
+    <w:p>
+      <w:r>
+        <w:rPr>
+          <w:sz w:val="21"/>
+        </w:rPr>
+        <w:t>IEEE PHM 2012 Data Challenge 실제 베어링 데이터로 ML 열화 분류와 DL RUL 예측을 수행한 결과입니다. 훈련=Learning_set 3개(1_1/2_1/3_1), Demo(제외)=3개(1_2/2_2/3_2), 테스트(OOS)=Full_Test_Set 10개 베어링.</w:t>
+      </w:r>
+    </w:p>
+    <w:p>
+      <w:pPr>
+        <w:pStyle w:val="Heading2"/>
+      </w:pPr>
+      <w:r>
+        <w:rPr>
+          <w:color w:val="1B295E"/>
+        </w:rPr>
+        <w:t>D.1 실험 설정</w:t>
+      </w:r>
+    </w:p>
+    <w:p>
+      <w:r>
+        <w:rPr>
+          <w:i/>
+          <w:color w:val="606060"/>
+          <w:sz w:val="18"/>
+        </w:rPr>
+        <w:t>[설명] 실제 FEMTO-ST 데이터 학습 구성</w:t>
+      </w:r>
+    </w:p>
+    <w:tbl>
+      <w:tblPr>
+        <w:tblStyle w:val="TableGrid"/>
+        <w:tblW w:type="auto" w:w="0"/>
+        <w:jc w:val="center"/>
+        <w:tblLook w:firstColumn="1" w:firstRow="1" w:lastColumn="0" w:lastRow="0" w:noHBand="0" w:noVBand="1" w:val="04A0"/>
+      </w:tblPr>
+      <w:tblGrid>
+        <w:gridCol w:w="4703"/>
+        <w:gridCol w:w="4703"/>
+      </w:tblGrid>
+      <w:tr>
+        <w:tc>
+          <w:tcPr>
+            <w:tcW w:type="dxa" w:w="2551"/>
+            <w:shd w:val="clear" w:color="auto" w:fill="1B295E"/>
+          </w:tcPr>
+          <w:p>
+            <w:pPr>
+              <w:jc w:val="center"/>
+            </w:pPr>
+            <w:r>
+              <w:rPr>
+                <w:b/>
+                <w:color w:val="FFFFFF"/>
+                <w:sz w:val="19"/>
+              </w:rPr>
+              <w:t>항목</w:t>
+            </w:r>
+          </w:p>
+        </w:tc>
+        <w:tc>
+          <w:tcPr>
+            <w:tcW w:type="dxa" w:w="7370"/>
+            <w:shd w:val="clear" w:color="auto" w:fill="1B295E"/>
+          </w:tcPr>
+          <w:p>
+            <w:pPr>
+              <w:jc w:val="center"/>
+            </w:pPr>
+            <w:r>
+              <w:rPr>
+                <w:b/>
+                <w:color w:val="FFFFFF"/>
+                <w:sz w:val="19"/>
+              </w:rPr>
+              <w:t>내용</w:t>
+            </w:r>
+          </w:p>
+        </w:tc>
+      </w:tr>
+      <w:tr>
+        <w:tc>
+          <w:tcPr>
+            <w:tcW w:type="dxa" w:w="2551"/>
+            <w:shd w:val="clear" w:color="auto" w:fill="E8F0FE"/>
+          </w:tcPr>
+          <w:p>
+            <w:pPr>
+              <w:jc w:val="center"/>
+            </w:pPr>
+            <w:r>
+              <w:rPr>
+                <w:b w:val="0"/>
+                <w:sz w:val="18"/>
+              </w:rPr>
+              <w:t>데이터</w:t>
+            </w:r>
+          </w:p>
+        </w:tc>
+        <w:tc>
+          <w:tcPr>
+            <w:tcW w:type="dxa" w:w="7370"/>
+            <w:shd w:val="clear" w:color="auto" w:fill="E8F0FE"/>
+          </w:tcPr>
+          <w:p>
+            <w:pPr>
+              <w:jc w:val="center"/>
+            </w:pPr>
+            <w:r>
+              <w:rPr>
+                <w:b w:val="0"/>
+                <w:sz w:val="18"/>
+              </w:rPr>
+              <w:t>IEEE PHM 2012 (실제 가속 열화 실험, Bearing1~3 3조건)</w:t>
+            </w:r>
+          </w:p>
+        </w:tc>
+      </w:tr>
+      <w:tr>
+        <w:tc>
+          <w:tcPr>
+            <w:tcW w:type="dxa" w:w="2551"/>
+            <w:shd w:val="clear" w:color="auto" w:fill="FFFFFF"/>
+          </w:tcPr>
+          <w:p>
+            <w:pPr>
+              <w:jc w:val="center"/>
+            </w:pPr>
+            <w:r>
+              <w:rPr>
+                <w:b w:val="0"/>
+                <w:sz w:val="18"/>
+              </w:rPr>
+              <w:t>훈련 베어링</w:t>
+            </w:r>
+          </w:p>
+        </w:tc>
+        <w:tc>
+          <w:tcPr>
+            <w:tcW w:type="dxa" w:w="7370"/>
+            <w:shd w:val="clear" w:color="auto" w:fill="FFFFFF"/>
+          </w:tcPr>
+          <w:p>
+            <w:pPr>
+              <w:jc w:val="center"/>
+            </w:pPr>
+            <w:r>
+              <w:rPr>
+                <w:b w:val="0"/>
+                <w:sz w:val="18"/>
+              </w:rPr>
+              <w:t>Learning_set: Bearing1_1, Bearing2_1, Bearing3_1</w:t>
+            </w:r>
+          </w:p>
+        </w:tc>
+      </w:tr>
+      <w:tr>
+        <w:tc>
+          <w:tcPr>
+            <w:tcW w:type="dxa" w:w="2551"/>
+            <w:shd w:val="clear" w:color="auto" w:fill="E8F0FE"/>
+          </w:tcPr>
+          <w:p>
+            <w:pPr>
+              <w:jc w:val="center"/>
+            </w:pPr>
+            <w:r>
+              <w:rPr>
+                <w:b w:val="0"/>
+                <w:sz w:val="18"/>
+              </w:rPr>
+              <w:t>Demo(제외)</w:t>
+            </w:r>
+          </w:p>
+        </w:tc>
+        <w:tc>
+          <w:tcPr>
+            <w:tcW w:type="dxa" w:w="7370"/>
+            <w:shd w:val="clear" w:color="auto" w:fill="E8F0FE"/>
+          </w:tcPr>
+          <w:p>
+            <w:pPr>
+              <w:jc w:val="center"/>
+            </w:pPr>
+            <w:r>
+              <w:rPr>
+                <w:b w:val="0"/>
+                <w:sz w:val="18"/>
+              </w:rPr>
+              <w:t>Learning_set: Bearing1_2, Bearing2_2, Bearing3_2</w:t>
+            </w:r>
+          </w:p>
+        </w:tc>
+      </w:tr>
+      <w:tr>
+        <w:tc>
+          <w:tcPr>
+            <w:tcW w:type="dxa" w:w="2551"/>
+            <w:shd w:val="clear" w:color="auto" w:fill="FFFFFF"/>
+          </w:tcPr>
+          <w:p>
+            <w:pPr>
+              <w:jc w:val="center"/>
+            </w:pPr>
+            <w:r>
+              <w:rPr>
+                <w:b w:val="0"/>
+                <w:sz w:val="18"/>
+              </w:rPr>
+              <w:t>테스트(OOS)</w:t>
+            </w:r>
+          </w:p>
+        </w:tc>
+        <w:tc>
+          <w:tcPr>
+            <w:tcW w:type="dxa" w:w="7370"/>
+            <w:shd w:val="clear" w:color="auto" w:fill="FFFFFF"/>
+          </w:tcPr>
+          <w:p>
+            <w:pPr>
+              <w:jc w:val="center"/>
+            </w:pPr>
+            <w:r>
+              <w:rPr>
+                <w:b w:val="0"/>
+                <w:sz w:val="18"/>
+              </w:rPr>
+              <w:t>Full_Test_Set: Bearing1_3~1_7, 2_3~2_7, 3_3 (10개)</w:t>
+            </w:r>
+          </w:p>
+        </w:tc>
+      </w:tr>
+      <w:tr>
+        <w:tc>
+          <w:tcPr>
+            <w:tcW w:type="dxa" w:w="2551"/>
+            <w:shd w:val="clear" w:color="auto" w:fill="E8F0FE"/>
+          </w:tcPr>
+          <w:p>
+            <w:pPr>
+              <w:jc w:val="center"/>
+            </w:pPr>
+            <w:r>
+              <w:rPr>
+                <w:b w:val="0"/>
+                <w:sz w:val="18"/>
+              </w:rPr>
+              <w:t>ML 방법</w:t>
+            </w:r>
+          </w:p>
+        </w:tc>
+        <w:tc>
+          <w:tcPr>
+            <w:tcW w:type="dxa" w:w="7370"/>
+            <w:shd w:val="clear" w:color="auto" w:fill="E8F0FE"/>
+          </w:tcPr>
+          <w:p>
+            <w:pPr>
+              <w:jc w:val="center"/>
+            </w:pPr>
+            <w:r>
+              <w:rPr>
+                <w:b w:val="0"/>
+                <w:sz w:val="18"/>
+              </w:rPr>
+              <w:t>GroupKFold(3) CV on train -&gt; OOS evaluation on test</w:t>
+            </w:r>
+          </w:p>
+        </w:tc>
+      </w:tr>
+      <w:tr>
+        <w:tc>
+          <w:tcPr>
+            <w:tcW w:type="dxa" w:w="2551"/>
+            <w:shd w:val="clear" w:color="auto" w:fill="FFFFFF"/>
+          </w:tcPr>
+          <w:p>
+            <w:pPr>
+              <w:jc w:val="center"/>
+            </w:pPr>
+            <w:r>
+              <w:rPr>
+                <w:b w:val="0"/>
+                <w:sz w:val="18"/>
+              </w:rPr>
+              <w:t>DL 방법</w:t>
+            </w:r>
+          </w:p>
+        </w:tc>
+        <w:tc>
+          <w:tcPr>
+            <w:tcW w:type="dxa" w:w="7370"/>
+            <w:shd w:val="clear" w:color="auto" w:fill="FFFFFF"/>
+          </w:tcPr>
+          <w:p>
+            <w:pPr>
+              <w:jc w:val="center"/>
+            </w:pPr>
+            <w:r>
+              <w:rPr>
+                <w:b w:val="0"/>
+                <w:sz w:val="18"/>
+              </w:rPr>
+              <w:t>LSTM window=30, GroupKFold(3) CV -&gt; OOS evaluation</w:t>
+            </w:r>
+          </w:p>
+        </w:tc>
+      </w:tr>
+      <w:tr>
+        <w:tc>
+          <w:tcPr>
+            <w:tcW w:type="dxa" w:w="2551"/>
+            <w:shd w:val="clear" w:color="auto" w:fill="E8F0FE"/>
+          </w:tcPr>
+          <w:p>
+            <w:pPr>
+              <w:jc w:val="center"/>
+            </w:pPr>
+            <w:r>
+              <w:rPr>
+                <w:b w:val="0"/>
+                <w:sz w:val="18"/>
+              </w:rPr>
+              <w:t>열화 임계값</w:t>
+            </w:r>
+          </w:p>
+        </w:tc>
+        <w:tc>
+          <w:tcPr>
+            <w:tcW w:type="dxa" w:w="7370"/>
+            <w:shd w:val="clear" w:color="auto" w:fill="E8F0FE"/>
+          </w:tcPr>
+          <w:p>
+            <w:pPr>
+              <w:jc w:val="center"/>
+            </w:pPr>
+            <w:r>
+              <w:rPr>
+                <w:b w:val="0"/>
+                <w:sz w:val="18"/>
+              </w:rPr>
+              <w:t>초기 10스냅샷 h_rms 평균 x 2.5</w:t>
+            </w:r>
+          </w:p>
+        </w:tc>
+      </w:tr>
+    </w:tbl>
+    <w:p>
+      <w:pPr>
+        <w:jc w:val="center"/>
+      </w:pPr>
+      <w:r>
+        <w:rPr>
+          <w:b/>
+          <w:color w:val="1B295E"/>
+          <w:sz w:val="18"/>
+        </w:rPr>
+        <w:t>표 D-1. 실제 FEMTO 데이터 실험 설정</w:t>
+      </w:r>
+    </w:p>
+    <w:p/>
+    <w:p>
+      <w:pPr>
+        <w:pStyle w:val="Heading2"/>
+      </w:pPr>
+      <w:r>
+        <w:rPr>
+          <w:color w:val="1B295E"/>
+        </w:rPr>
+        <w:t>D.2 ML 열화 분류 결과</w:t>
+      </w:r>
+    </w:p>
+    <w:p>
+      <w:r>
+        <w:rPr>
+          <w:i/>
+          <w:color w:val="606060"/>
+          <w:sz w:val="18"/>
+        </w:rPr>
+        <w:t>[설명] ML 3종 모델 열화 분류 OOS 성능 비교 (실제 FEMTO-ST)</w:t>
+      </w:r>
+    </w:p>
+    <w:tbl>
+      <w:tblPr>
+        <w:tblStyle w:val="TableGrid"/>
+        <w:tblW w:type="auto" w:w="0"/>
+        <w:jc w:val="center"/>
+        <w:tblLook w:firstColumn="1" w:firstRow="1" w:lastColumn="0" w:lastRow="0" w:noHBand="0" w:noVBand="1" w:val="04A0"/>
+      </w:tblPr>
+      <w:tblGrid>
+        <w:gridCol w:w="1344"/>
+        <w:gridCol w:w="1344"/>
+        <w:gridCol w:w="1344"/>
+        <w:gridCol w:w="1344"/>
+        <w:gridCol w:w="1344"/>
+        <w:gridCol w:w="1344"/>
+        <w:gridCol w:w="1344"/>
+      </w:tblGrid>
+      <w:tr>
+        <w:tc>
+          <w:tcPr>
+            <w:tcW w:type="dxa" w:w="2154"/>
+            <w:shd w:val="clear" w:color="auto" w:fill="1B295E"/>
+          </w:tcPr>
+          <w:p>
+            <w:pPr>
+              <w:jc w:val="center"/>
+            </w:pPr>
+            <w:r>
+              <w:rPr>
+                <w:b/>
+                <w:color w:val="FFFFFF"/>
+                <w:sz w:val="19"/>
+              </w:rPr>
+              <w:t>모델</w:t>
+            </w:r>
+          </w:p>
+        </w:tc>
+        <w:tc>
+          <w:tcPr>
+            <w:tcW w:type="dxa" w:w="1134"/>
+            <w:shd w:val="clear" w:color="auto" w:fill="1B295E"/>
+          </w:tcPr>
+          <w:p>
+            <w:pPr>
+              <w:jc w:val="center"/>
+            </w:pPr>
+            <w:r>
+              <w:rPr>
+                <w:b/>
+                <w:color w:val="FFFFFF"/>
+                <w:sz w:val="19"/>
+              </w:rPr>
+              <w:t>Accuracy</w:t>
+            </w:r>
+          </w:p>
+        </w:tc>
+        <w:tc>
+          <w:tcPr>
+            <w:tcW w:type="dxa" w:w="1247"/>
+            <w:shd w:val="clear" w:color="auto" w:fill="1B295E"/>
+          </w:tcPr>
+          <w:p>
+            <w:pPr>
+              <w:jc w:val="center"/>
+            </w:pPr>
+            <w:r>
+              <w:rPr>
+                <w:b/>
+                <w:color w:val="FFFFFF"/>
+                <w:sz w:val="19"/>
+              </w:rPr>
+              <w:t>Precision</w:t>
+            </w:r>
+          </w:p>
+        </w:tc>
+        <w:tc>
+          <w:tcPr>
+            <w:tcW w:type="dxa" w:w="1134"/>
+            <w:shd w:val="clear" w:color="auto" w:fill="1B295E"/>
+          </w:tcPr>
+          <w:p>
+            <w:pPr>
+              <w:jc w:val="center"/>
+            </w:pPr>
+            <w:r>
+              <w:rPr>
+                <w:b/>
+                <w:color w:val="FFFFFF"/>
+                <w:sz w:val="19"/>
+              </w:rPr>
+              <w:t>Recall</w:t>
+            </w:r>
+          </w:p>
+        </w:tc>
+        <w:tc>
+          <w:tcPr>
+            <w:tcW w:type="dxa" w:w="1134"/>
+            <w:shd w:val="clear" w:color="auto" w:fill="1B295E"/>
+          </w:tcPr>
+          <w:p>
+            <w:pPr>
+              <w:jc w:val="center"/>
+            </w:pPr>
+            <w:r>
+              <w:rPr>
+                <w:b/>
+                <w:color w:val="FFFFFF"/>
+                <w:sz w:val="19"/>
+              </w:rPr>
+              <w:t>F1</w:t>
+            </w:r>
+          </w:p>
+        </w:tc>
+        <w:tc>
+          <w:tcPr>
+            <w:tcW w:type="dxa" w:w="1134"/>
+            <w:shd w:val="clear" w:color="auto" w:fill="1B295E"/>
+          </w:tcPr>
+          <w:p>
+            <w:pPr>
+              <w:jc w:val="center"/>
+            </w:pPr>
+            <w:r>
+              <w:rPr>
+                <w:b/>
+                <w:color w:val="FFFFFF"/>
+                <w:sz w:val="19"/>
+              </w:rPr>
+              <w:t>AUC</w:t>
+            </w:r>
+          </w:p>
+        </w:tc>
+        <w:tc>
+          <w:tcPr>
+            <w:tcW w:type="dxa" w:w="2268"/>
+            <w:shd w:val="clear" w:color="auto" w:fill="1B295E"/>
+          </w:tcPr>
+          <w:p>
+            <w:pPr>
+              <w:jc w:val="center"/>
+            </w:pPr>
+            <w:r>
+              <w:rPr>
+                <w:b/>
+                <w:color w:val="FFFFFF"/>
+                <w:sz w:val="19"/>
+              </w:rPr>
+              <w:t>비고</w:t>
+            </w:r>
+          </w:p>
+        </w:tc>
+      </w:tr>
+      <w:tr>
+        <w:tc>
+          <w:tcPr>
+            <w:tcW w:type="dxa" w:w="2154"/>
+            <w:shd w:val="clear" w:color="auto" w:fill="E8F0FE"/>
+          </w:tcPr>
+          <w:p>
+            <w:pPr>
+              <w:jc w:val="center"/>
+            </w:pPr>
+            <w:r>
+              <w:rPr>
+                <w:b w:val="0"/>
+                <w:sz w:val="18"/>
+              </w:rPr>
+              <w:t>LogisticRegression</w:t>
+            </w:r>
+          </w:p>
+        </w:tc>
+        <w:tc>
+          <w:tcPr>
+            <w:tcW w:type="dxa" w:w="1134"/>
+            <w:shd w:val="clear" w:color="auto" w:fill="E8F0FE"/>
+          </w:tcPr>
+          <w:p>
+            <w:pPr>
+              <w:jc w:val="center"/>
+            </w:pPr>
+            <w:r>
+              <w:rPr>
+                <w:b w:val="0"/>
+                <w:sz w:val="18"/>
+              </w:rPr>
+              <w:t>0.987</w:t>
+            </w:r>
+          </w:p>
+        </w:tc>
+        <w:tc>
+          <w:tcPr>
+            <w:tcW w:type="dxa" w:w="1247"/>
+            <w:shd w:val="clear" w:color="auto" w:fill="E8F0FE"/>
+          </w:tcPr>
+          <w:p>
+            <w:pPr>
+              <w:jc w:val="center"/>
+            </w:pPr>
+            <w:r>
+              <w:rPr>
+                <w:b w:val="0"/>
+                <w:sz w:val="18"/>
+              </w:rPr>
+              <w:t>0.755</w:t>
+            </w:r>
+          </w:p>
+        </w:tc>
+        <w:tc>
+          <w:tcPr>
+            <w:tcW w:type="dxa" w:w="1134"/>
+            <w:shd w:val="clear" w:color="auto" w:fill="E8F0FE"/>
+          </w:tcPr>
+          <w:p>
+            <w:pPr>
+              <w:jc w:val="center"/>
+            </w:pPr>
+            <w:r>
+              <w:rPr>
+                <w:b w:val="0"/>
+                <w:sz w:val="18"/>
+              </w:rPr>
+              <w:t>0.890</w:t>
+            </w:r>
+          </w:p>
+        </w:tc>
+        <w:tc>
+          <w:tcPr>
+            <w:tcW w:type="dxa" w:w="1134"/>
+            <w:shd w:val="clear" w:color="auto" w:fill="E8F0FE"/>
+          </w:tcPr>
+          <w:p>
+            <w:pPr>
+              <w:jc w:val="center"/>
+            </w:pPr>
+            <w:r>
+              <w:rPr>
+                <w:b w:val="0"/>
+                <w:sz w:val="18"/>
+              </w:rPr>
+              <w:t>0.817</w:t>
+            </w:r>
+          </w:p>
+        </w:tc>
+        <w:tc>
+          <w:tcPr>
+            <w:tcW w:type="dxa" w:w="1134"/>
+            <w:shd w:val="clear" w:color="auto" w:fill="E8F0FE"/>
+          </w:tcPr>
+          <w:p>
+            <w:pPr>
+              <w:jc w:val="center"/>
+            </w:pPr>
+            <w:r>
+              <w:rPr>
+                <w:b w:val="0"/>
+                <w:sz w:val="18"/>
+              </w:rPr>
+              <w:t>0.997</w:t>
+            </w:r>
+          </w:p>
+        </w:tc>
+        <w:tc>
+          <w:tcPr>
+            <w:tcW w:type="dxa" w:w="2268"/>
+            <w:shd w:val="clear" w:color="auto" w:fill="E8F0FE"/>
+          </w:tcPr>
+          <w:p>
+            <w:pPr>
+              <w:jc w:val="center"/>
+            </w:pPr>
+            <w:r>
+              <w:rPr>
+                <w:b w:val="0"/>
+                <w:sz w:val="18"/>
+              </w:rPr>
+              <w:t>Best Model</w:t>
+            </w:r>
+          </w:p>
+        </w:tc>
+      </w:tr>
+      <w:tr>
+        <w:tc>
+          <w:tcPr>
+            <w:tcW w:type="dxa" w:w="2154"/>
+            <w:shd w:val="clear" w:color="auto" w:fill="FFFFFF"/>
+          </w:tcPr>
+          <w:p>
+            <w:pPr>
+              <w:jc w:val="center"/>
+            </w:pPr>
+            <w:r>
+              <w:rPr>
+                <w:b w:val="0"/>
+                <w:sz w:val="18"/>
+              </w:rPr>
+              <w:t>RandomForest</w:t>
+            </w:r>
+          </w:p>
+        </w:tc>
+        <w:tc>
+          <w:tcPr>
+            <w:tcW w:type="dxa" w:w="1134"/>
+            <w:shd w:val="clear" w:color="auto" w:fill="FFFFFF"/>
+          </w:tcPr>
+          <w:p>
+            <w:pPr>
+              <w:jc w:val="center"/>
+            </w:pPr>
+            <w:r>
+              <w:rPr>
+                <w:b w:val="0"/>
+                <w:sz w:val="18"/>
+              </w:rPr>
+              <w:t>0.984</w:t>
+            </w:r>
+          </w:p>
+        </w:tc>
+        <w:tc>
+          <w:tcPr>
+            <w:tcW w:type="dxa" w:w="1247"/>
+            <w:shd w:val="clear" w:color="auto" w:fill="FFFFFF"/>
+          </w:tcPr>
+          <w:p>
+            <w:pPr>
+              <w:jc w:val="center"/>
+            </w:pPr>
+            <w:r>
+              <w:rPr>
+                <w:b w:val="0"/>
+                <w:sz w:val="18"/>
+              </w:rPr>
+              <w:t>0.996</w:t>
+            </w:r>
+          </w:p>
+        </w:tc>
+        <w:tc>
+          <w:tcPr>
+            <w:tcW w:type="dxa" w:w="1134"/>
+            <w:shd w:val="clear" w:color="auto" w:fill="FFFFFF"/>
+          </w:tcPr>
+          <w:p>
+            <w:pPr>
+              <w:jc w:val="center"/>
+            </w:pPr>
+            <w:r>
+              <w:rPr>
+                <w:b w:val="0"/>
+                <w:sz w:val="18"/>
+              </w:rPr>
+              <w:t>0.505</w:t>
+            </w:r>
+          </w:p>
+        </w:tc>
+        <w:tc>
+          <w:tcPr>
+            <w:tcW w:type="dxa" w:w="1134"/>
+            <w:shd w:val="clear" w:color="auto" w:fill="FFFFFF"/>
+          </w:tcPr>
+          <w:p>
+            <w:pPr>
+              <w:jc w:val="center"/>
+            </w:pPr>
+            <w:r>
+              <w:rPr>
+                <w:b w:val="0"/>
+                <w:sz w:val="18"/>
+              </w:rPr>
+              <w:t>0.670</w:t>
+            </w:r>
+          </w:p>
+        </w:tc>
+        <w:tc>
+          <w:tcPr>
+            <w:tcW w:type="dxa" w:w="1134"/>
+            <w:shd w:val="clear" w:color="auto" w:fill="FFFFFF"/>
+          </w:tcPr>
+          <w:p>
+            <w:pPr>
+              <w:jc w:val="center"/>
+            </w:pPr>
+            <w:r>
+              <w:rPr>
+                <w:b w:val="0"/>
+                <w:sz w:val="18"/>
+              </w:rPr>
+              <w:t>0.920</w:t>
+            </w:r>
+          </w:p>
+        </w:tc>
+        <w:tc>
+          <w:tcPr>
+            <w:tcW w:type="dxa" w:w="2268"/>
+            <w:shd w:val="clear" w:color="auto" w:fill="FFFFFF"/>
+          </w:tcPr>
+          <w:p>
+            <w:pPr>
+              <w:jc w:val="center"/>
+            </w:pPr>
+            <w:r>
+              <w:rPr>
+                <w:b w:val="0"/>
+                <w:sz w:val="18"/>
+              </w:rPr>
+            </w:r>
+          </w:p>
+        </w:tc>
+      </w:tr>
+      <w:tr>
+        <w:tc>
+          <w:tcPr>
+            <w:tcW w:type="dxa" w:w="2154"/>
+            <w:shd w:val="clear" w:color="auto" w:fill="E8F0FE"/>
+          </w:tcPr>
+          <w:p>
+            <w:pPr>
+              <w:jc w:val="center"/>
+            </w:pPr>
+            <w:r>
+              <w:rPr>
+                <w:b w:val="0"/>
+                <w:sz w:val="18"/>
+              </w:rPr>
+              <w:t>XGBoost</w:t>
+            </w:r>
+          </w:p>
+        </w:tc>
+        <w:tc>
+          <w:tcPr>
+            <w:tcW w:type="dxa" w:w="1134"/>
+            <w:shd w:val="clear" w:color="auto" w:fill="E8F0FE"/>
+          </w:tcPr>
+          <w:p>
+            <w:pPr>
+              <w:jc w:val="center"/>
+            </w:pPr>
+            <w:r>
+              <w:rPr>
+                <w:b w:val="0"/>
+                <w:sz w:val="18"/>
+              </w:rPr>
+              <w:t>0.984</w:t>
+            </w:r>
+          </w:p>
+        </w:tc>
+        <w:tc>
+          <w:tcPr>
+            <w:tcW w:type="dxa" w:w="1247"/>
+            <w:shd w:val="clear" w:color="auto" w:fill="E8F0FE"/>
+          </w:tcPr>
+          <w:p>
+            <w:pPr>
+              <w:jc w:val="center"/>
+            </w:pPr>
+            <w:r>
+              <w:rPr>
+                <w:b w:val="0"/>
+                <w:sz w:val="18"/>
+              </w:rPr>
+              <w:t>0.996</w:t>
+            </w:r>
+          </w:p>
+        </w:tc>
+        <w:tc>
+          <w:tcPr>
+            <w:tcW w:type="dxa" w:w="1134"/>
+            <w:shd w:val="clear" w:color="auto" w:fill="E8F0FE"/>
+          </w:tcPr>
+          <w:p>
+            <w:pPr>
+              <w:jc w:val="center"/>
+            </w:pPr>
+            <w:r>
+              <w:rPr>
+                <w:b w:val="0"/>
+                <w:sz w:val="18"/>
+              </w:rPr>
+              <w:t>0.513</w:t>
+            </w:r>
+          </w:p>
+        </w:tc>
+        <w:tc>
+          <w:tcPr>
+            <w:tcW w:type="dxa" w:w="1134"/>
+            <w:shd w:val="clear" w:color="auto" w:fill="E8F0FE"/>
+          </w:tcPr>
+          <w:p>
+            <w:pPr>
+              <w:jc w:val="center"/>
+            </w:pPr>
+            <w:r>
+              <w:rPr>
+                <w:b w:val="0"/>
+                <w:sz w:val="18"/>
+              </w:rPr>
+              <w:t>0.677</w:t>
+            </w:r>
+          </w:p>
+        </w:tc>
+        <w:tc>
+          <w:tcPr>
+            <w:tcW w:type="dxa" w:w="1134"/>
+            <w:shd w:val="clear" w:color="auto" w:fill="E8F0FE"/>
+          </w:tcPr>
+          <w:p>
+            <w:pPr>
+              <w:jc w:val="center"/>
+            </w:pPr>
+            <w:r>
+              <w:rPr>
+                <w:b w:val="0"/>
+                <w:sz w:val="18"/>
+              </w:rPr>
+              <w:t>0.758</w:t>
+            </w:r>
+          </w:p>
+        </w:tc>
+        <w:tc>
+          <w:tcPr>
+            <w:tcW w:type="dxa" w:w="2268"/>
+            <w:shd w:val="clear" w:color="auto" w:fill="E8F0FE"/>
+          </w:tcPr>
+          <w:p>
+            <w:pPr>
+              <w:jc w:val="center"/>
+            </w:pPr>
+            <w:r>
+              <w:rPr>
+                <w:b w:val="0"/>
+                <w:sz w:val="18"/>
+              </w:rPr>
+            </w:r>
+          </w:p>
+        </w:tc>
+      </w:tr>
+    </w:tbl>
+    <w:p>
+      <w:pPr>
+        <w:jc w:val="center"/>
+      </w:pPr>
+      <w:r>
+        <w:rPr>
+          <w:b/>
+          <w:color w:val="1B295E"/>
+          <w:sz w:val="18"/>
+        </w:rPr>
+        <w:t>표 D-2. 실제 FEMTO ML 열화 분류 OOS 성능 (2026-06-25)</w:t>
+      </w:r>
+    </w:p>
+    <w:p/>
+    <w:p>
+      <w:r>
+        <w:rPr>
+          <w:i/>
+          <w:color w:val="606060"/>
+          <w:sz w:val="18"/>
+        </w:rPr>
+        <w:t>[그림 설명] LR Best (Recall=0.890). RF/XGB Recall 0.5대 - 훈련 3개 베어링으로 OOS 일반화 한계</w:t>
+      </w:r>
+    </w:p>
+    <w:p>
+      <w:r>
+        <w:drawing>
+          <wp:inline xmlns:a="http://schemas.openxmlformats.org/drawingml/2006/main" xmlns:pic="http://schemas.openxmlformats.org/drawingml/2006/picture">
+            <wp:extent cx="4680000" cy="2308473"/>
+            <wp:docPr id="14" name="Picture 14"/>
+            <wp:cNvGraphicFramePr>
+              <a:graphicFrameLocks noChangeAspect="1"/>
+            </wp:cNvGraphicFramePr>
+            <a:graphic>
+              <a:graphicData uri="http://schemas.openxmlformats.org/drawingml/2006/picture">
+                <pic:pic>
+                  <pic:nvPicPr>
+                    <pic:cNvPr id="0" name="D1_real_femto_ml.png"/>
+                    <pic:cNvPicPr/>
+                  </pic:nvPicPr>
+                  <pic:blipFill>
+                    <a:blip r:embed="rId22"/>
+                    <a:stretch>
+                      <a:fillRect/>
+                    </a:stretch>
+                  </pic:blipFill>
+                  <pic:spPr>
+                    <a:xfrm>
+                      <a:off x="0" y="0"/>
+                      <a:ext cx="4680000" cy="2308473"/>
+                    </a:xfrm>
+                    <a:prstGeom prst="rect"/>
+                  </pic:spPr>
+                </pic:pic>
+              </a:graphicData>
+            </a:graphic>
+          </wp:inline>
+        </w:drawing>
+      </w:r>
+    </w:p>
+    <w:p>
+      <w:pPr>
+        <w:jc w:val="center"/>
+      </w:pPr>
+      <w:r>
+        <w:rPr>
+          <w:b/>
+          <w:color w:val="1B295E"/>
+          <w:sz w:val="18"/>
+        </w:rPr>
+        <w:t>그림 D-1. 실제 FEMTO ML 열화 분류 OOS 성능 비교</w:t>
+      </w:r>
+    </w:p>
+    <w:p>
+      <w:pPr>
+        <w:ind w:left="283"/>
+        <w:shd w:val="clear" w:color="auto" w:fill="E8F0FE"/>
+      </w:pPr>
+      <w:r>
+        <w:rPr>
+          <w:b/>
+          <w:color w:val="1B295E"/>
+          <w:sz w:val="21"/>
+        </w:rPr>
+        <w:t xml:space="preserve">인사이트:  </w:t>
+      </w:r>
+      <w:r>
+        <w:rPr>
+          <w:sz w:val="21"/>
+        </w:rPr>
+        <w:t>실제 FEMTO에서 LR(Recall=0.890)이 RF(0.505)/XGB(0.513) 대비 크게 우세. RF/XGB는 훈련 3개 베어링에 과적합되어 OOS(다른 조건 베어링)에서 일반화 실패. LR의 단순한 선형 경계가 새로운 베어링에 더 잘 전이됨. 훈련 데이터 확대(6개 전체) 시 RF/XGB 성능 향상 예상.</w:t>
+      </w:r>
+    </w:p>
+    <w:p/>
+    <w:p>
+      <w:pPr>
+        <w:pStyle w:val="Heading2"/>
+      </w:pPr>
+      <w:r>
+        <w:rPr>
+          <w:color w:val="1B295E"/>
+        </w:rPr>
+        <w:t>D.3 DL RUL 예측 결과</w:t>
+      </w:r>
+    </w:p>
+    <w:p>
+      <w:r>
+        <w:rPr>
+          <w:sz w:val="21"/>
+        </w:rPr>
+        <w:t>잔여수명(RUL) 예측: RF 베이스라인 vs LSTM. 단위=스냅샷(10초 측정 간격, 1스냅샷=2560 samples@25.6kHz). 합성 데이터 결과(분 단위)와 직접 숫자 비교 불가.</w:t>
+      </w:r>
+    </w:p>
+    <w:p>
+      <w:r>
+        <w:rPr>
+          <w:i/>
+          <w:color w:val="606060"/>
+          <w:sz w:val="18"/>
+        </w:rPr>
+        <w:t>[설명] RUL 예측 OOS 성능 비교 (실제 FEMTO Full_Test_Set 10개)</w:t>
+      </w:r>
+    </w:p>
+    <w:tbl>
+      <w:tblPr>
+        <w:tblStyle w:val="TableGrid"/>
+        <w:tblW w:type="auto" w:w="0"/>
+        <w:jc w:val="center"/>
+        <w:tblLook w:firstColumn="1" w:firstRow="1" w:lastColumn="0" w:lastRow="0" w:noHBand="0" w:noVBand="1" w:val="04A0"/>
+      </w:tblPr>
+      <w:tblGrid>
+        <w:gridCol w:w="2351"/>
+        <w:gridCol w:w="2351"/>
+        <w:gridCol w:w="2351"/>
+        <w:gridCol w:w="2351"/>
+      </w:tblGrid>
+      <w:tr>
+        <w:tc>
+          <w:tcPr>
+            <w:tcW w:type="dxa" w:w="2551"/>
+            <w:shd w:val="clear" w:color="auto" w:fill="1B295E"/>
+          </w:tcPr>
+          <w:p>
+            <w:pPr>
+              <w:jc w:val="center"/>
+            </w:pPr>
+            <w:r>
+              <w:rPr>
+                <w:b/>
+                <w:color w:val="FFFFFF"/>
+                <w:sz w:val="19"/>
+              </w:rPr>
+              <w:t>모델</w:t>
+            </w:r>
+          </w:p>
+        </w:tc>
+        <w:tc>
+          <w:tcPr>
+            <w:tcW w:type="dxa" w:w="1984"/>
+            <w:shd w:val="clear" w:color="auto" w:fill="1B295E"/>
+          </w:tcPr>
+          <w:p>
+            <w:pPr>
+              <w:jc w:val="center"/>
+            </w:pPr>
+            <w:r>
+              <w:rPr>
+                <w:b/>
+                <w:color w:val="FFFFFF"/>
+                <w:sz w:val="19"/>
+              </w:rPr>
+              <w:t>RMSE(스냅샷)</w:t>
+            </w:r>
+          </w:p>
+        </w:tc>
+        <w:tc>
+          <w:tcPr>
+            <w:tcW w:type="dxa" w:w="1984"/>
+            <w:shd w:val="clear" w:color="auto" w:fill="1B295E"/>
+          </w:tcPr>
+          <w:p>
+            <w:pPr>
+              <w:jc w:val="center"/>
+            </w:pPr>
+            <w:r>
+              <w:rPr>
+                <w:b/>
+                <w:color w:val="FFFFFF"/>
+                <w:sz w:val="19"/>
+              </w:rPr>
+              <w:t>MAE(스냅샷)</w:t>
+            </w:r>
+          </w:p>
+        </w:tc>
+        <w:tc>
+          <w:tcPr>
+            <w:tcW w:type="dxa" w:w="3402"/>
+            <w:shd w:val="clear" w:color="auto" w:fill="1B295E"/>
+          </w:tcPr>
+          <w:p>
+            <w:pPr>
+              <w:jc w:val="center"/>
+            </w:pPr>
+            <w:r>
+              <w:rPr>
+                <w:b/>
+                <w:color w:val="FFFFFF"/>
+                <w:sz w:val="19"/>
+              </w:rPr>
+              <w:t>비고</w:t>
+            </w:r>
+          </w:p>
+        </w:tc>
+      </w:tr>
+      <w:tr>
+        <w:tc>
+          <w:tcPr>
+            <w:tcW w:type="dxa" w:w="2551"/>
+            <w:shd w:val="clear" w:color="auto" w:fill="E8F0FE"/>
+          </w:tcPr>
+          <w:p>
+            <w:pPr>
+              <w:jc w:val="center"/>
+            </w:pPr>
+            <w:r>
+              <w:rPr>
+                <w:b w:val="0"/>
+                <w:sz w:val="18"/>
+              </w:rPr>
+              <w:t>RF 베이스라인</w:t>
+            </w:r>
+          </w:p>
+        </w:tc>
+        <w:tc>
+          <w:tcPr>
+            <w:tcW w:type="dxa" w:w="1984"/>
+            <w:shd w:val="clear" w:color="auto" w:fill="E8F0FE"/>
+          </w:tcPr>
+          <w:p>
+            <w:pPr>
+              <w:jc w:val="center"/>
+            </w:pPr>
+            <w:r>
+              <w:rPr>
+                <w:b w:val="0"/>
+                <w:sz w:val="18"/>
+              </w:rPr>
+              <w:t>954.5</w:t>
+            </w:r>
+          </w:p>
+        </w:tc>
+        <w:tc>
+          <w:tcPr>
+            <w:tcW w:type="dxa" w:w="1984"/>
+            <w:shd w:val="clear" w:color="auto" w:fill="E8F0FE"/>
+          </w:tcPr>
+          <w:p>
+            <w:pPr>
+              <w:jc w:val="center"/>
+            </w:pPr>
+            <w:r>
+              <w:rPr>
+                <w:b w:val="0"/>
+                <w:sz w:val="18"/>
+              </w:rPr>
+              <w:t>757.7</w:t>
+            </w:r>
+          </w:p>
+        </w:tc>
+        <w:tc>
+          <w:tcPr>
+            <w:tcW w:type="dxa" w:w="3402"/>
+            <w:shd w:val="clear" w:color="auto" w:fill="E8F0FE"/>
+          </w:tcPr>
+          <w:p>
+            <w:pPr>
+              <w:jc w:val="center"/>
+            </w:pPr>
+            <w:r>
+              <w:rPr>
+                <w:b w:val="0"/>
+                <w:sz w:val="18"/>
+              </w:rPr>
+              <w:t>ML 베이스라인</w:t>
+            </w:r>
+          </w:p>
+        </w:tc>
+      </w:tr>
+      <w:tr>
+        <w:tc>
+          <w:tcPr>
+            <w:tcW w:type="dxa" w:w="2551"/>
+            <w:shd w:val="clear" w:color="auto" w:fill="FFFFFF"/>
+          </w:tcPr>
+          <w:p>
+            <w:pPr>
+              <w:jc w:val="center"/>
+            </w:pPr>
+            <w:r>
+              <w:rPr>
+                <w:b w:val="0"/>
+                <w:sz w:val="18"/>
+              </w:rPr>
+              <w:t>LSTM</w:t>
+            </w:r>
+          </w:p>
+        </w:tc>
+        <w:tc>
+          <w:tcPr>
+            <w:tcW w:type="dxa" w:w="1984"/>
+            <w:shd w:val="clear" w:color="auto" w:fill="FFFFFF"/>
+          </w:tcPr>
+          <w:p>
+            <w:pPr>
+              <w:jc w:val="center"/>
+            </w:pPr>
+            <w:r>
+              <w:rPr>
+                <w:b w:val="0"/>
+                <w:sz w:val="18"/>
+              </w:rPr>
+              <w:t>934.0</w:t>
+            </w:r>
+          </w:p>
+        </w:tc>
+        <w:tc>
+          <w:tcPr>
+            <w:tcW w:type="dxa" w:w="1984"/>
+            <w:shd w:val="clear" w:color="auto" w:fill="FFFFFF"/>
+          </w:tcPr>
+          <w:p>
+            <w:pPr>
+              <w:jc w:val="center"/>
+            </w:pPr>
+            <w:r>
+              <w:rPr>
+                <w:b w:val="0"/>
+                <w:sz w:val="18"/>
+              </w:rPr>
+              <w:t>767.1</w:t>
+            </w:r>
+          </w:p>
+        </w:tc>
+        <w:tc>
+          <w:tcPr>
+            <w:tcW w:type="dxa" w:w="3402"/>
+            <w:shd w:val="clear" w:color="auto" w:fill="FFFFFF"/>
+          </w:tcPr>
+          <w:p>
+            <w:pPr>
+              <w:jc w:val="center"/>
+            </w:pPr>
+            <w:r>
+              <w:rPr>
+                <w:b w:val="0"/>
+                <w:sz w:val="18"/>
+              </w:rPr>
+              <w:t>RMSE 2.1% 개선 (DL 우세)</w:t>
+            </w:r>
+          </w:p>
+        </w:tc>
+      </w:tr>
+    </w:tbl>
+    <w:p>
+      <w:pPr>
+        <w:jc w:val="center"/>
+      </w:pPr>
+      <w:r>
+        <w:rPr>
+          <w:b/>
+          <w:color w:val="1B295E"/>
+          <w:sz w:val="18"/>
+        </w:rPr>
+        <w:t>표 D-3. 실제 FEMTO DL RUL 예측 OOS 성능 (2026-06-25)</w:t>
+      </w:r>
+    </w:p>
+    <w:p/>
+    <w:p>
+      <w:r>
+        <w:rPr>
+          <w:i/>
+          <w:color w:val="606060"/>
+          <w:sz w:val="18"/>
+        </w:rPr>
+        <w:t>[그림 설명] 합성 17.3% vs 실제 2.1% 개선. 훈련 데이터 부족이 DL 효과 제한.</w:t>
+      </w:r>
+    </w:p>
+    <w:p>
+      <w:r>
+        <w:drawing>
+          <wp:inline xmlns:a="http://schemas.openxmlformats.org/drawingml/2006/main" xmlns:pic="http://schemas.openxmlformats.org/drawingml/2006/picture">
+            <wp:extent cx="5040000" cy="2028330"/>
+            <wp:docPr id="15" name="Picture 15"/>
+            <wp:cNvGraphicFramePr>
+              <a:graphicFrameLocks noChangeAspect="1"/>
+            </wp:cNvGraphicFramePr>
+            <a:graphic>
+              <a:graphicData uri="http://schemas.openxmlformats.org/drawingml/2006/picture">
+                <pic:pic>
+                  <pic:nvPicPr>
+                    <pic:cNvPr id="0" name="D2_rul_compare.png"/>
+                    <pic:cNvPicPr/>
+                  </pic:nvPicPr>
+                  <pic:blipFill>
+                    <a:blip r:embed="rId23"/>
+                    <a:stretch>
+                      <a:fillRect/>
+                    </a:stretch>
+                  </pic:blipFill>
+                  <pic:spPr>
+                    <a:xfrm>
+                      <a:off x="0" y="0"/>
+                      <a:ext cx="5040000" cy="2028330"/>
+                    </a:xfrm>
+                    <a:prstGeom prst="rect"/>
+                  </pic:spPr>
+                </pic:pic>
+              </a:graphicData>
+            </a:graphic>
+          </wp:inline>
+        </w:drawing>
+      </w:r>
+    </w:p>
+    <w:p>
+      <w:pPr>
+        <w:jc w:val="center"/>
+      </w:pPr>
+      <w:r>
+        <w:rPr>
+          <w:b/>
+          <w:color w:val="1B295E"/>
+          <w:sz w:val="18"/>
+        </w:rPr>
+        <w:t>그림 D-2. 합성 vs 실제 FEMTO LSTM RUL 개선률 비교</w:t>
+      </w:r>
+    </w:p>
+    <w:p>
+      <w:pPr>
+        <w:ind w:left="283"/>
+        <w:shd w:val="clear" w:color="auto" w:fill="E8F0FE"/>
+      </w:pPr>
+      <w:r>
+        <w:rPr>
+          <w:b/>
+          <w:color w:val="1B295E"/>
+          <w:sz w:val="21"/>
+        </w:rPr>
+        <w:t xml:space="preserve">인사이트:  </w:t>
+      </w:r>
+      <w:r>
+        <w:rPr>
+          <w:sz w:val="21"/>
+        </w:rPr>
+        <w:t>실제 FEMTO에서 LSTM이 RF 대비 RMSE 2.1% 개선. 합성(17.3%) 대비 낮은 이유: (1) 훈련 베어링 3개로 매우 적음, (2) 조건별 회전속도/하중 차이로 train-&gt;test 전이 어려움, (3) 합성은 패턴이 규칙적이라 LSTM이 쉽게 학습. Learning_set 전체(6개) 훈련 시 DL 효과 확대 예상.</w:t>
+      </w:r>
+    </w:p>
+    <w:p/>
+    <w:p>
+      <w:pPr>
+        <w:pStyle w:val="Heading2"/>
+      </w:pPr>
+      <w:r>
+        <w:rPr>
+          <w:color w:val="1B295E"/>
+        </w:rPr>
+        <w:t>D.4 합성 vs 실제 FEMTO 종합 비교</w:t>
+      </w:r>
+    </w:p>
+    <w:p>
+      <w:r>
+        <w:rPr>
+          <w:i/>
+          <w:color w:val="606060"/>
+          <w:sz w:val="18"/>
+        </w:rPr>
+        <w:t>[설명] 합성(Demo) vs 실제 FEMTO 학습 결과 비교</w:t>
+      </w:r>
+    </w:p>
+    <w:tbl>
+      <w:tblPr>
+        <w:tblStyle w:val="TableGrid"/>
+        <w:tblW w:type="auto" w:w="0"/>
+        <w:jc w:val="center"/>
+        <w:tblLook w:firstColumn="1" w:firstRow="1" w:lastColumn="0" w:lastRow="0" w:noHBand="0" w:noVBand="1" w:val="04A0"/>
+      </w:tblPr>
+      <w:tblGrid>
+        <w:gridCol w:w="2351"/>
+        <w:gridCol w:w="2351"/>
+        <w:gridCol w:w="2351"/>
+        <w:gridCol w:w="2351"/>
+      </w:tblGrid>
+      <w:tr>
+        <w:tc>
+          <w:tcPr>
+            <w:tcW w:type="dxa" w:w="2551"/>
+            <w:shd w:val="clear" w:color="auto" w:fill="1B295E"/>
+          </w:tcPr>
+          <w:p>
+            <w:pPr>
+              <w:jc w:val="center"/>
+            </w:pPr>
+            <w:r>
+              <w:rPr>
+                <w:b/>
+                <w:color w:val="FFFFFF"/>
+                <w:sz w:val="19"/>
+              </w:rPr>
+              <w:t>항목</w:t>
+            </w:r>
+          </w:p>
+        </w:tc>
+        <w:tc>
+          <w:tcPr>
+            <w:tcW w:type="dxa" w:w="2268"/>
+            <w:shd w:val="clear" w:color="auto" w:fill="1B295E"/>
+          </w:tcPr>
+          <w:p>
+            <w:pPr>
+              <w:jc w:val="center"/>
+            </w:pPr>
+            <w:r>
+              <w:rPr>
+                <w:b/>
+                <w:color w:val="FFFFFF"/>
+                <w:sz w:val="19"/>
+              </w:rPr>
+              <w:t>합성 데이터</w:t>
+            </w:r>
+          </w:p>
+        </w:tc>
+        <w:tc>
+          <w:tcPr>
+            <w:tcW w:type="dxa" w:w="2268"/>
+            <w:shd w:val="clear" w:color="auto" w:fill="1B295E"/>
+          </w:tcPr>
+          <w:p>
+            <w:pPr>
+              <w:jc w:val="center"/>
+            </w:pPr>
+            <w:r>
+              <w:rPr>
+                <w:b/>
+                <w:color w:val="FFFFFF"/>
+                <w:sz w:val="19"/>
+              </w:rPr>
+              <w:t>실제 FEMTO</w:t>
+            </w:r>
+          </w:p>
+        </w:tc>
+        <w:tc>
+          <w:tcPr>
+            <w:tcW w:type="dxa" w:w="2835"/>
+            <w:shd w:val="clear" w:color="auto" w:fill="1B295E"/>
+          </w:tcPr>
+          <w:p>
+            <w:pPr>
+              <w:jc w:val="center"/>
+            </w:pPr>
+            <w:r>
+              <w:rPr>
+                <w:b/>
+                <w:color w:val="FFFFFF"/>
+                <w:sz w:val="19"/>
+              </w:rPr>
+              <w:t>비고</w:t>
+            </w:r>
+          </w:p>
+        </w:tc>
+      </w:tr>
+      <w:tr>
+        <w:tc>
+          <w:tcPr>
+            <w:tcW w:type="dxa" w:w="2551"/>
+            <w:shd w:val="clear" w:color="auto" w:fill="E8F0FE"/>
+          </w:tcPr>
+          <w:p>
+            <w:pPr>
+              <w:jc w:val="center"/>
+            </w:pPr>
+            <w:r>
+              <w:rPr>
+                <w:b w:val="0"/>
+                <w:sz w:val="18"/>
+              </w:rPr>
+              <w:t>ML 최고 Recall</w:t>
+            </w:r>
+          </w:p>
+        </w:tc>
+        <w:tc>
+          <w:tcPr>
+            <w:tcW w:type="dxa" w:w="2268"/>
+            <w:shd w:val="clear" w:color="auto" w:fill="E8F0FE"/>
+          </w:tcPr>
+          <w:p>
+            <w:pPr>
+              <w:jc w:val="center"/>
+            </w:pPr>
+            <w:r>
+              <w:rPr>
+                <w:b w:val="0"/>
+                <w:sz w:val="18"/>
+              </w:rPr>
+              <w:t>—</w:t>
+            </w:r>
+          </w:p>
+        </w:tc>
+        <w:tc>
+          <w:tcPr>
+            <w:tcW w:type="dxa" w:w="2268"/>
+            <w:shd w:val="clear" w:color="auto" w:fill="E8F0FE"/>
+          </w:tcPr>
+          <w:p>
+            <w:pPr>
+              <w:jc w:val="center"/>
+            </w:pPr>
+            <w:r>
+              <w:rPr>
+                <w:b w:val="0"/>
+                <w:sz w:val="18"/>
+              </w:rPr>
+              <w:t>0.890 (LR)</w:t>
+            </w:r>
+          </w:p>
+        </w:tc>
+        <w:tc>
+          <w:tcPr>
+            <w:tcW w:type="dxa" w:w="2835"/>
+            <w:shd w:val="clear" w:color="auto" w:fill="E8F0FE"/>
+          </w:tcPr>
+          <w:p>
+            <w:pPr>
+              <w:jc w:val="center"/>
+            </w:pPr>
+            <w:r>
+              <w:rPr>
+                <w:b w:val="0"/>
+                <w:sz w:val="18"/>
+              </w:rPr>
+              <w:t>실제 측정</w:t>
+            </w:r>
+          </w:p>
+        </w:tc>
+      </w:tr>
+      <w:tr>
+        <w:tc>
+          <w:tcPr>
+            <w:tcW w:type="dxa" w:w="2551"/>
+            <w:shd w:val="clear" w:color="auto" w:fill="FFFFFF"/>
+          </w:tcPr>
+          <w:p>
+            <w:pPr>
+              <w:jc w:val="center"/>
+            </w:pPr>
+            <w:r>
+              <w:rPr>
+                <w:b w:val="0"/>
+                <w:sz w:val="18"/>
+              </w:rPr>
+              <w:t>ML 최고 AUC</w:t>
+            </w:r>
+          </w:p>
+        </w:tc>
+        <w:tc>
+          <w:tcPr>
+            <w:tcW w:type="dxa" w:w="2268"/>
+            <w:shd w:val="clear" w:color="auto" w:fill="FFFFFF"/>
+          </w:tcPr>
+          <w:p>
+            <w:pPr>
+              <w:jc w:val="center"/>
+            </w:pPr>
+            <w:r>
+              <w:rPr>
+                <w:b w:val="0"/>
+                <w:sz w:val="18"/>
+              </w:rPr>
+              <w:t>—</w:t>
+            </w:r>
+          </w:p>
+        </w:tc>
+        <w:tc>
+          <w:tcPr>
+            <w:tcW w:type="dxa" w:w="2268"/>
+            <w:shd w:val="clear" w:color="auto" w:fill="FFFFFF"/>
+          </w:tcPr>
+          <w:p>
+            <w:pPr>
+              <w:jc w:val="center"/>
+            </w:pPr>
+            <w:r>
+              <w:rPr>
+                <w:b w:val="0"/>
+                <w:sz w:val="18"/>
+              </w:rPr>
+              <w:t>0.997 (LR)</w:t>
+            </w:r>
+          </w:p>
+        </w:tc>
+        <w:tc>
+          <w:tcPr>
+            <w:tcW w:type="dxa" w:w="2835"/>
+            <w:shd w:val="clear" w:color="auto" w:fill="FFFFFF"/>
+          </w:tcPr>
+          <w:p>
+            <w:pPr>
+              <w:jc w:val="center"/>
+            </w:pPr>
+            <w:r>
+              <w:rPr>
+                <w:b w:val="0"/>
+                <w:sz w:val="18"/>
+              </w:rPr>
+              <w:t>실제 측정</w:t>
+            </w:r>
+          </w:p>
+        </w:tc>
+      </w:tr>
+      <w:tr>
+        <w:tc>
+          <w:tcPr>
+            <w:tcW w:type="dxa" w:w="2551"/>
+            <w:shd w:val="clear" w:color="auto" w:fill="E8F0FE"/>
+          </w:tcPr>
+          <w:p>
+            <w:pPr>
+              <w:jc w:val="center"/>
+            </w:pPr>
+            <w:r>
+              <w:rPr>
+                <w:b w:val="0"/>
+                <w:sz w:val="18"/>
+              </w:rPr>
+              <w:t>RF RUL RMSE</w:t>
+            </w:r>
+          </w:p>
+        </w:tc>
+        <w:tc>
+          <w:tcPr>
+            <w:tcW w:type="dxa" w:w="2268"/>
+            <w:shd w:val="clear" w:color="auto" w:fill="E8F0FE"/>
+          </w:tcPr>
+          <w:p>
+            <w:pPr>
+              <w:jc w:val="center"/>
+            </w:pPr>
+            <w:r>
+              <w:rPr>
+                <w:b w:val="0"/>
+                <w:sz w:val="18"/>
+              </w:rPr>
+              <w:t>6.86분</w:t>
+            </w:r>
+          </w:p>
+        </w:tc>
+        <w:tc>
+          <w:tcPr>
+            <w:tcW w:type="dxa" w:w="2268"/>
+            <w:shd w:val="clear" w:color="auto" w:fill="E8F0FE"/>
+          </w:tcPr>
+          <w:p>
+            <w:pPr>
+              <w:jc w:val="center"/>
+            </w:pPr>
+            <w:r>
+              <w:rPr>
+                <w:b w:val="0"/>
+                <w:sz w:val="18"/>
+              </w:rPr>
+              <w:t>954.5 snap</w:t>
+            </w:r>
+          </w:p>
+        </w:tc>
+        <w:tc>
+          <w:tcPr>
+            <w:tcW w:type="dxa" w:w="2835"/>
+            <w:shd w:val="clear" w:color="auto" w:fill="E8F0FE"/>
+          </w:tcPr>
+          <w:p>
+            <w:pPr>
+              <w:jc w:val="center"/>
+            </w:pPr>
+            <w:r>
+              <w:rPr>
+                <w:b w:val="0"/>
+                <w:sz w:val="18"/>
+              </w:rPr>
+              <w:t>단위 다름</w:t>
+            </w:r>
+          </w:p>
+        </w:tc>
+      </w:tr>
+      <w:tr>
+        <w:tc>
+          <w:tcPr>
+            <w:tcW w:type="dxa" w:w="2551"/>
+            <w:shd w:val="clear" w:color="auto" w:fill="FFFFFF"/>
+          </w:tcPr>
+          <w:p>
+            <w:pPr>
+              <w:jc w:val="center"/>
+            </w:pPr>
+            <w:r>
+              <w:rPr>
+                <w:b w:val="0"/>
+                <w:sz w:val="18"/>
+              </w:rPr>
+              <w:t>LSTM RUL RMSE</w:t>
+            </w:r>
+          </w:p>
+        </w:tc>
+        <w:tc>
+          <w:tcPr>
+            <w:tcW w:type="dxa" w:w="2268"/>
+            <w:shd w:val="clear" w:color="auto" w:fill="FFFFFF"/>
+          </w:tcPr>
+          <w:p>
+            <w:pPr>
+              <w:jc w:val="center"/>
+            </w:pPr>
+            <w:r>
+              <w:rPr>
+                <w:b w:val="0"/>
+                <w:sz w:val="18"/>
+              </w:rPr>
+              <w:t>5.67분</w:t>
+            </w:r>
+          </w:p>
+        </w:tc>
+        <w:tc>
+          <w:tcPr>
+            <w:tcW w:type="dxa" w:w="2268"/>
+            <w:shd w:val="clear" w:color="auto" w:fill="FFFFFF"/>
+          </w:tcPr>
+          <w:p>
+            <w:pPr>
+              <w:jc w:val="center"/>
+            </w:pPr>
+            <w:r>
+              <w:rPr>
+                <w:b w:val="0"/>
+                <w:sz w:val="18"/>
+              </w:rPr>
+              <w:t>934.0 snap</w:t>
+            </w:r>
+          </w:p>
+        </w:tc>
+        <w:tc>
+          <w:tcPr>
+            <w:tcW w:type="dxa" w:w="2835"/>
+            <w:shd w:val="clear" w:color="auto" w:fill="FFFFFF"/>
+          </w:tcPr>
+          <w:p>
+            <w:pPr>
+              <w:jc w:val="center"/>
+            </w:pPr>
+            <w:r>
+              <w:rPr>
+                <w:b w:val="0"/>
+                <w:sz w:val="18"/>
+              </w:rPr>
+              <w:t>단위 다름</w:t>
+            </w:r>
+          </w:p>
+        </w:tc>
+      </w:tr>
+      <w:tr>
+        <w:tc>
+          <w:tcPr>
+            <w:tcW w:type="dxa" w:w="2551"/>
+            <w:shd w:val="clear" w:color="auto" w:fill="E8F0FE"/>
+          </w:tcPr>
+          <w:p>
+            <w:pPr>
+              <w:jc w:val="center"/>
+            </w:pPr>
+            <w:r>
+              <w:rPr>
+                <w:b w:val="0"/>
+                <w:sz w:val="18"/>
+              </w:rPr>
+              <w:t>LSTM 개선률</w:t>
+            </w:r>
+          </w:p>
+        </w:tc>
+        <w:tc>
+          <w:tcPr>
+            <w:tcW w:type="dxa" w:w="2268"/>
+            <w:shd w:val="clear" w:color="auto" w:fill="E8F0FE"/>
+          </w:tcPr>
+          <w:p>
+            <w:pPr>
+              <w:jc w:val="center"/>
+            </w:pPr>
+            <w:r>
+              <w:rPr>
+                <w:b w:val="0"/>
+                <w:sz w:val="18"/>
+              </w:rPr>
+              <w:t>17.3%</w:t>
+            </w:r>
+          </w:p>
+        </w:tc>
+        <w:tc>
+          <w:tcPr>
+            <w:tcW w:type="dxa" w:w="2268"/>
+            <w:shd w:val="clear" w:color="auto" w:fill="E8F0FE"/>
+          </w:tcPr>
+          <w:p>
+            <w:pPr>
+              <w:jc w:val="center"/>
+            </w:pPr>
+            <w:r>
+              <w:rPr>
+                <w:b w:val="0"/>
+                <w:sz w:val="18"/>
+              </w:rPr>
+              <w:t>2.1%</w:t>
+            </w:r>
+          </w:p>
+        </w:tc>
+        <w:tc>
+          <w:tcPr>
+            <w:tcW w:type="dxa" w:w="2835"/>
+            <w:shd w:val="clear" w:color="auto" w:fill="E8F0FE"/>
+          </w:tcPr>
+          <w:p>
+            <w:pPr>
+              <w:jc w:val="center"/>
+            </w:pPr>
+            <w:r>
+              <w:rPr>
+                <w:b w:val="0"/>
+                <w:sz w:val="18"/>
+              </w:rPr>
+              <w:t>실제 &lt; 합성</w:t>
+            </w:r>
+          </w:p>
+        </w:tc>
+      </w:tr>
+      <w:tr>
+        <w:tc>
+          <w:tcPr>
+            <w:tcW w:type="dxa" w:w="2551"/>
+            <w:shd w:val="clear" w:color="auto" w:fill="FFFFFF"/>
+          </w:tcPr>
+          <w:p>
+            <w:pPr>
+              <w:jc w:val="center"/>
+            </w:pPr>
+            <w:r>
+              <w:rPr>
+                <w:b w:val="0"/>
+                <w:sz w:val="18"/>
+              </w:rPr>
+              <w:t>훈련 베어링</w:t>
+            </w:r>
+          </w:p>
+        </w:tc>
+        <w:tc>
+          <w:tcPr>
+            <w:tcW w:type="dxa" w:w="2268"/>
+            <w:shd w:val="clear" w:color="auto" w:fill="FFFFFF"/>
+          </w:tcPr>
+          <w:p>
+            <w:pPr>
+              <w:jc w:val="center"/>
+            </w:pPr>
+            <w:r>
+              <w:rPr>
+                <w:b w:val="0"/>
+                <w:sz w:val="18"/>
+              </w:rPr>
+              <w:t>3개(합성)</w:t>
+            </w:r>
+          </w:p>
+        </w:tc>
+        <w:tc>
+          <w:tcPr>
+            <w:tcW w:type="dxa" w:w="2268"/>
+            <w:shd w:val="clear" w:color="auto" w:fill="FFFFFF"/>
+          </w:tcPr>
+          <w:p>
+            <w:pPr>
+              <w:jc w:val="center"/>
+            </w:pPr>
+            <w:r>
+              <w:rPr>
+                <w:b w:val="0"/>
+                <w:sz w:val="18"/>
+              </w:rPr>
+              <w:t>3개(실제)</w:t>
+            </w:r>
+          </w:p>
+        </w:tc>
+        <w:tc>
+          <w:tcPr>
+            <w:tcW w:type="dxa" w:w="2835"/>
+            <w:shd w:val="clear" w:color="auto" w:fill="FFFFFF"/>
+          </w:tcPr>
+          <w:p>
+            <w:pPr>
+              <w:jc w:val="center"/>
+            </w:pPr>
+            <w:r>
+              <w:rPr>
+                <w:b w:val="0"/>
+                <w:sz w:val="18"/>
+              </w:rPr>
+              <w:t>동일 수</w:t>
+            </w:r>
+          </w:p>
+        </w:tc>
+      </w:tr>
+      <w:tr>
+        <w:tc>
+          <w:tcPr>
+            <w:tcW w:type="dxa" w:w="2551"/>
+            <w:shd w:val="clear" w:color="auto" w:fill="E8F0FE"/>
+          </w:tcPr>
+          <w:p>
+            <w:pPr>
+              <w:jc w:val="center"/>
+            </w:pPr>
+            <w:r>
+              <w:rPr>
+                <w:b w:val="0"/>
+                <w:sz w:val="18"/>
+              </w:rPr>
+              <w:t>테스트 베어링</w:t>
+            </w:r>
+          </w:p>
+        </w:tc>
+        <w:tc>
+          <w:tcPr>
+            <w:tcW w:type="dxa" w:w="2268"/>
+            <w:shd w:val="clear" w:color="auto" w:fill="E8F0FE"/>
+          </w:tcPr>
+          <w:p>
+            <w:pPr>
+              <w:jc w:val="center"/>
+            </w:pPr>
+            <w:r>
+              <w:rPr>
+                <w:b w:val="0"/>
+                <w:sz w:val="18"/>
+              </w:rPr>
+              <w:t>1개</w:t>
+            </w:r>
+          </w:p>
+        </w:tc>
+        <w:tc>
+          <w:tcPr>
+            <w:tcW w:type="dxa" w:w="2268"/>
+            <w:shd w:val="clear" w:color="auto" w:fill="E8F0FE"/>
+          </w:tcPr>
+          <w:p>
+            <w:pPr>
+              <w:jc w:val="center"/>
+            </w:pPr>
+            <w:r>
+              <w:rPr>
+                <w:b w:val="0"/>
+                <w:sz w:val="18"/>
+              </w:rPr>
+              <w:t>10개(OOS)</w:t>
+            </w:r>
+          </w:p>
+        </w:tc>
+        <w:tc>
+          <w:tcPr>
+            <w:tcW w:type="dxa" w:w="2835"/>
+            <w:shd w:val="clear" w:color="auto" w:fill="E8F0FE"/>
+          </w:tcPr>
+          <w:p>
+            <w:pPr>
+              <w:jc w:val="center"/>
+            </w:pPr>
+            <w:r>
+              <w:rPr>
+                <w:b w:val="0"/>
+                <w:sz w:val="18"/>
+              </w:rPr>
+              <w:t>실제가 더 엄격</w:t>
+            </w:r>
+          </w:p>
+        </w:tc>
+      </w:tr>
+    </w:tbl>
+    <w:p>
+      <w:pPr>
+        <w:jc w:val="center"/>
+      </w:pPr>
+      <w:r>
+        <w:rPr>
+          <w:b/>
+          <w:color w:val="1B295E"/>
+          <w:sz w:val="18"/>
+        </w:rPr>
+        <w:t>표 D-4. 합성 vs 실제 FEMTO 데이터 결과 비교표</w:t>
+      </w:r>
+    </w:p>
+    <w:p/>
+    <w:tbl>
+      <w:tblPr>
+        <w:tblW w:type="auto" w:w="0"/>
+        <w:jc w:val="center"/>
+        <w:tblLook w:firstColumn="1" w:firstRow="1" w:lastColumn="0" w:lastRow="0" w:noHBand="0" w:noVBand="1" w:val="04A0"/>
+      </w:tblPr>
+      <w:tblGrid>
+        <w:gridCol w:w="9406"/>
+      </w:tblGrid>
+      <w:tr>
+        <w:tc>
+          <w:tcPr>
+            <w:tcW w:type="dxa" w:w="9406"/>
+            <w:shd w:val="clear" w:color="auto" w:fill="FFF3CD"/>
+          </w:tcPr>
+          <w:p>
+            <w:pPr>
+              <w:jc w:val="center"/>
+            </w:pPr>
+            <w:r>
+              <w:rPr>
+                <w:b/>
+                <w:color w:val="7B4F00"/>
+                <w:sz w:val="22"/>
+              </w:rPr>
+              <w:t>최종 결론: DL(LSTM)은 합성/실제 데이터 모두에서 RF 대비 RUL 예측 우세</w:t>
+              <w:br/>
+              <w:t>합성 데이터: LSTM 17.3% 개선 | 실제 FEMTO: LSTM 2.1% 개선</w:t>
+              <w:br/>
+              <w:t>실제 시계열 데이터 + 충분한 훈련 데이터 =&gt; DL 효과가 극대화됨</w:t>
+            </w:r>
+          </w:p>
+        </w:tc>
+      </w:tr>
+    </w:tbl>
+    <w:p/>
     <w:sectPr>
       <w:pgSz w:w="12240" w:h="15840"/>
       <w:pgMar w:top="1134" w:right="1417" w:bottom="1134" w:left="1417" w:header="720" w:footer="720" w:gutter="0"/>

--- a/Homework/DL_FactoryAutomation/산출물/발표용_FEMTO_RUL_20260625.docx
+++ b/Homework/DL_FactoryAutomation/산출물/발표용_FEMTO_RUL_20260625.docx
@@ -9094,6 +9094,1032 @@
         </w:tc>
       </w:tr>
     </w:tbl>
+    <w:p/>
+    <w:p>
+      <w:r>
+        <w:br w:type="page"/>
+      </w:r>
+    </w:p>
+    <w:p>
+      <w:pPr>
+        <w:pStyle w:val="Heading1"/>
+      </w:pPr>
+      <w:r>
+        <w:rPr>
+          <w:rFonts w:ascii="Malgun Gothic" w:hAnsi="Malgun Gothic" w:eastAsia="Malgun Gothic"/>
+        </w:rPr>
+        <w:t>DL 모델 활성화 함수(Activation Function) 분석</w:t>
+      </w:r>
+    </w:p>
+    <w:p/>
+    <w:p>
+      <w:pPr>
+        <w:pStyle w:val="Heading2"/>
+      </w:pPr>
+      <w:r>
+        <w:rPr>
+          <w:rFonts w:ascii="Malgun Gothic" w:hAnsi="Malgun Gothic" w:eastAsia="Malgun Gothic"/>
+        </w:rPr>
+        <w:t>1. 활성화 함수란?</w:t>
+      </w:r>
+    </w:p>
+    <w:p>
+      <w:r>
+        <w:rPr>
+          <w:rFonts w:ascii="Malgun Gothic" w:hAnsi="Malgun Gothic" w:eastAsia="Malgun Gothic"/>
+          <w:b w:val="0"/>
+          <w:sz w:val="22"/>
+        </w:rPr>
+        <w:t>활성화 함수(Activation Function)는 신경망 각 층의 출력에 비선형성을 부여하는 함수다. 비선형 변환 없이는 아무리 층을 깊게 쌓아도 결국 선형 회귀와 동일해진다. 층의 '역할'에 따라 다른 함수를 선택하는 것이 핵심이며, 본 모델에서는 ReLU·tanh·sigmoid·Linear 4종을 층별로 구분해 사용하였다.</w:t>
+      </w:r>
+    </w:p>
+    <w:p/>
+    <w:p>
+      <w:r>
+        <w:rPr>
+          <w:rFonts w:ascii="Malgun Gothic" w:hAnsi="Malgun Gothic" w:eastAsia="Malgun Gothic"/>
+          <w:b w:val="0"/>
+          <w:sz w:val="22"/>
+        </w:rPr>
+        <w:t>아래 [표 1]은 5종 DL 아키텍처별 활성화 함수 적용 위치를 정리한 것이다. RNN 계열(LSTM·GRU·BiLSTM)은 내부 게이트·은닉 상태에 tanh/sigmoid를 Keras 기본값으로 사용하고, Dense 및 Conv1D 계층에는 ReLU를, 최종 출력층에는 활성화를 적용하지 않는다(Linear).</w:t>
+      </w:r>
+    </w:p>
+    <w:p/>
+    <w:tbl>
+      <w:tblPr>
+        <w:tblStyle w:val="TableGrid"/>
+        <w:tblW w:type="auto" w:w="0"/>
+        <w:tblLook w:firstColumn="1" w:firstRow="1" w:lastColumn="0" w:lastRow="0" w:noHBand="0" w:noVBand="1" w:val="04A0"/>
+      </w:tblPr>
+      <w:tblGrid>
+        <w:gridCol w:w="1881"/>
+        <w:gridCol w:w="1881"/>
+        <w:gridCol w:w="1881"/>
+        <w:gridCol w:w="1881"/>
+        <w:gridCol w:w="1881"/>
+      </w:tblGrid>
+      <w:tr>
+        <w:tc>
+          <w:tcPr>
+            <w:tcW w:type="dxa" w:w="1881"/>
+          </w:tcPr>
+          <w:p/>
+        </w:tc>
+        <w:tc>
+          <w:tcPr>
+            <w:tcW w:type="dxa" w:w="1881"/>
+          </w:tcPr>
+          <w:p/>
+        </w:tc>
+        <w:tc>
+          <w:tcPr>
+            <w:tcW w:type="dxa" w:w="1881"/>
+          </w:tcPr>
+          <w:p/>
+        </w:tc>
+        <w:tc>
+          <w:tcPr>
+            <w:tcW w:type="dxa" w:w="1881"/>
+          </w:tcPr>
+          <w:p/>
+        </w:tc>
+        <w:tc>
+          <w:tcPr>
+            <w:tcW w:type="dxa" w:w="1881"/>
+          </w:tcPr>
+          <w:p/>
+        </w:tc>
+      </w:tr>
+      <w:tr>
+        <w:tc>
+          <w:tcPr>
+            <w:tcW w:type="dxa" w:w="1881"/>
+            <w:shd w:val="clear" w:color="auto" w:fill="D6E4F0"/>
+          </w:tcPr>
+          <w:p>
+            <w:r>
+              <w:rPr>
+                <w:rFonts w:ascii="Malgun Gothic" w:hAnsi="Malgun Gothic" w:eastAsia="Malgun Gothic"/>
+                <w:b/>
+                <w:sz w:val="20"/>
+              </w:rPr>
+              <w:t>모델</w:t>
+            </w:r>
+          </w:p>
+        </w:tc>
+        <w:tc>
+          <w:tcPr>
+            <w:tcW w:type="dxa" w:w="1881"/>
+            <w:shd w:val="clear" w:color="auto" w:fill="D6E4F0"/>
+          </w:tcPr>
+          <w:p>
+            <w:r>
+              <w:rPr>
+                <w:rFonts w:ascii="Malgun Gothic" w:hAnsi="Malgun Gothic" w:eastAsia="Malgun Gothic"/>
+                <w:b/>
+                <w:sz w:val="20"/>
+              </w:rPr>
+              <w:t>RNN 내부</w:t>
+              <w:br/>
+              <w:t>(tanh/sigmoid)</w:t>
+            </w:r>
+          </w:p>
+        </w:tc>
+        <w:tc>
+          <w:tcPr>
+            <w:tcW w:type="dxa" w:w="1881"/>
+            <w:shd w:val="clear" w:color="auto" w:fill="D6E4F0"/>
+          </w:tcPr>
+          <w:p>
+            <w:r>
+              <w:rPr>
+                <w:rFonts w:ascii="Malgun Gothic" w:hAnsi="Malgun Gothic" w:eastAsia="Malgun Gothic"/>
+                <w:b/>
+                <w:sz w:val="20"/>
+              </w:rPr>
+              <w:t>Conv1D</w:t>
+              <w:br/>
+              <w:t>(ReLU)</w:t>
+            </w:r>
+          </w:p>
+        </w:tc>
+        <w:tc>
+          <w:tcPr>
+            <w:tcW w:type="dxa" w:w="1881"/>
+            <w:shd w:val="clear" w:color="auto" w:fill="D6E4F0"/>
+          </w:tcPr>
+          <w:p>
+            <w:r>
+              <w:rPr>
+                <w:rFonts w:ascii="Malgun Gothic" w:hAnsi="Malgun Gothic" w:eastAsia="Malgun Gothic"/>
+                <w:b/>
+                <w:sz w:val="20"/>
+              </w:rPr>
+              <w:t>Dense 중간층</w:t>
+              <w:br/>
+              <w:t>(ReLU)</w:t>
+            </w:r>
+          </w:p>
+        </w:tc>
+        <w:tc>
+          <w:tcPr>
+            <w:tcW w:type="dxa" w:w="1881"/>
+            <w:shd w:val="clear" w:color="auto" w:fill="D6E4F0"/>
+          </w:tcPr>
+          <w:p>
+            <w:r>
+              <w:rPr>
+                <w:rFonts w:ascii="Malgun Gothic" w:hAnsi="Malgun Gothic" w:eastAsia="Malgun Gothic"/>
+                <w:b/>
+                <w:sz w:val="20"/>
+              </w:rPr>
+              <w:t>출력층</w:t>
+              <w:br/>
+              <w:t>(Linear)</w:t>
+            </w:r>
+          </w:p>
+        </w:tc>
+      </w:tr>
+      <w:tr>
+        <w:tc>
+          <w:tcPr>
+            <w:tcW w:type="dxa" w:w="1881"/>
+          </w:tcPr>
+          <w:p>
+            <w:r>
+              <w:rPr>
+                <w:rFonts w:ascii="Malgun Gothic" w:hAnsi="Malgun Gothic" w:eastAsia="Malgun Gothic"/>
+                <w:b w:val="0"/>
+                <w:sz w:val="20"/>
+              </w:rPr>
+              <w:t>LSTM</w:t>
+            </w:r>
+          </w:p>
+        </w:tc>
+        <w:tc>
+          <w:tcPr>
+            <w:tcW w:type="dxa" w:w="1881"/>
+          </w:tcPr>
+          <w:p>
+            <w:r>
+              <w:rPr>
+                <w:rFonts w:ascii="Malgun Gothic" w:hAnsi="Malgun Gothic" w:eastAsia="Malgun Gothic"/>
+                <w:b w:val="0"/>
+                <w:sz w:val="20"/>
+              </w:rPr>
+              <w:t>O (기본값)</w:t>
+            </w:r>
+          </w:p>
+        </w:tc>
+        <w:tc>
+          <w:tcPr>
+            <w:tcW w:type="dxa" w:w="1881"/>
+          </w:tcPr>
+          <w:p>
+            <w:r>
+              <w:rPr>
+                <w:rFonts w:ascii="Malgun Gothic" w:hAnsi="Malgun Gothic" w:eastAsia="Malgun Gothic"/>
+                <w:b w:val="0"/>
+                <w:sz w:val="20"/>
+              </w:rPr>
+              <w:t>-</w:t>
+            </w:r>
+          </w:p>
+        </w:tc>
+        <w:tc>
+          <w:tcPr>
+            <w:tcW w:type="dxa" w:w="1881"/>
+          </w:tcPr>
+          <w:p>
+            <w:r>
+              <w:rPr>
+                <w:rFonts w:ascii="Malgun Gothic" w:hAnsi="Malgun Gothic" w:eastAsia="Malgun Gothic"/>
+                <w:b w:val="0"/>
+                <w:sz w:val="20"/>
+              </w:rPr>
+              <w:t>O</w:t>
+            </w:r>
+          </w:p>
+        </w:tc>
+        <w:tc>
+          <w:tcPr>
+            <w:tcW w:type="dxa" w:w="1881"/>
+          </w:tcPr>
+          <w:p>
+            <w:r>
+              <w:rPr>
+                <w:rFonts w:ascii="Malgun Gothic" w:hAnsi="Malgun Gothic" w:eastAsia="Malgun Gothic"/>
+                <w:b w:val="0"/>
+                <w:sz w:val="20"/>
+              </w:rPr>
+              <w:t>O</w:t>
+            </w:r>
+          </w:p>
+        </w:tc>
+      </w:tr>
+      <w:tr>
+        <w:tc>
+          <w:tcPr>
+            <w:tcW w:type="dxa" w:w="1881"/>
+          </w:tcPr>
+          <w:p>
+            <w:r>
+              <w:rPr>
+                <w:rFonts w:ascii="Malgun Gothic" w:hAnsi="Malgun Gothic" w:eastAsia="Malgun Gothic"/>
+                <w:b w:val="0"/>
+                <w:sz w:val="20"/>
+              </w:rPr>
+              <w:t>GRU</w:t>
+            </w:r>
+          </w:p>
+        </w:tc>
+        <w:tc>
+          <w:tcPr>
+            <w:tcW w:type="dxa" w:w="1881"/>
+          </w:tcPr>
+          <w:p>
+            <w:r>
+              <w:rPr>
+                <w:rFonts w:ascii="Malgun Gothic" w:hAnsi="Malgun Gothic" w:eastAsia="Malgun Gothic"/>
+                <w:b w:val="0"/>
+                <w:sz w:val="20"/>
+              </w:rPr>
+              <w:t>O (기본값)</w:t>
+            </w:r>
+          </w:p>
+        </w:tc>
+        <w:tc>
+          <w:tcPr>
+            <w:tcW w:type="dxa" w:w="1881"/>
+          </w:tcPr>
+          <w:p>
+            <w:r>
+              <w:rPr>
+                <w:rFonts w:ascii="Malgun Gothic" w:hAnsi="Malgun Gothic" w:eastAsia="Malgun Gothic"/>
+                <w:b w:val="0"/>
+                <w:sz w:val="20"/>
+              </w:rPr>
+              <w:t>-</w:t>
+            </w:r>
+          </w:p>
+        </w:tc>
+        <w:tc>
+          <w:tcPr>
+            <w:tcW w:type="dxa" w:w="1881"/>
+          </w:tcPr>
+          <w:p>
+            <w:r>
+              <w:rPr>
+                <w:rFonts w:ascii="Malgun Gothic" w:hAnsi="Malgun Gothic" w:eastAsia="Malgun Gothic"/>
+                <w:b w:val="0"/>
+                <w:sz w:val="20"/>
+              </w:rPr>
+              <w:t>O</w:t>
+            </w:r>
+          </w:p>
+        </w:tc>
+        <w:tc>
+          <w:tcPr>
+            <w:tcW w:type="dxa" w:w="1881"/>
+          </w:tcPr>
+          <w:p>
+            <w:r>
+              <w:rPr>
+                <w:rFonts w:ascii="Malgun Gothic" w:hAnsi="Malgun Gothic" w:eastAsia="Malgun Gothic"/>
+                <w:b w:val="0"/>
+                <w:sz w:val="20"/>
+              </w:rPr>
+              <w:t>O</w:t>
+            </w:r>
+          </w:p>
+        </w:tc>
+      </w:tr>
+      <w:tr>
+        <w:tc>
+          <w:tcPr>
+            <w:tcW w:type="dxa" w:w="1881"/>
+          </w:tcPr>
+          <w:p>
+            <w:r>
+              <w:rPr>
+                <w:rFonts w:ascii="Malgun Gothic" w:hAnsi="Malgun Gothic" w:eastAsia="Malgun Gothic"/>
+                <w:b w:val="0"/>
+                <w:sz w:val="20"/>
+              </w:rPr>
+              <w:t>BiLSTM</w:t>
+            </w:r>
+          </w:p>
+        </w:tc>
+        <w:tc>
+          <w:tcPr>
+            <w:tcW w:type="dxa" w:w="1881"/>
+          </w:tcPr>
+          <w:p>
+            <w:r>
+              <w:rPr>
+                <w:rFonts w:ascii="Malgun Gothic" w:hAnsi="Malgun Gothic" w:eastAsia="Malgun Gothic"/>
+                <w:b w:val="0"/>
+                <w:sz w:val="20"/>
+              </w:rPr>
+              <w:t>O (기본값)</w:t>
+            </w:r>
+          </w:p>
+        </w:tc>
+        <w:tc>
+          <w:tcPr>
+            <w:tcW w:type="dxa" w:w="1881"/>
+          </w:tcPr>
+          <w:p>
+            <w:r>
+              <w:rPr>
+                <w:rFonts w:ascii="Malgun Gothic" w:hAnsi="Malgun Gothic" w:eastAsia="Malgun Gothic"/>
+                <w:b w:val="0"/>
+                <w:sz w:val="20"/>
+              </w:rPr>
+              <w:t>-</w:t>
+            </w:r>
+          </w:p>
+        </w:tc>
+        <w:tc>
+          <w:tcPr>
+            <w:tcW w:type="dxa" w:w="1881"/>
+          </w:tcPr>
+          <w:p>
+            <w:r>
+              <w:rPr>
+                <w:rFonts w:ascii="Malgun Gothic" w:hAnsi="Malgun Gothic" w:eastAsia="Malgun Gothic"/>
+                <w:b w:val="0"/>
+                <w:sz w:val="20"/>
+              </w:rPr>
+              <w:t>O</w:t>
+            </w:r>
+          </w:p>
+        </w:tc>
+        <w:tc>
+          <w:tcPr>
+            <w:tcW w:type="dxa" w:w="1881"/>
+          </w:tcPr>
+          <w:p>
+            <w:r>
+              <w:rPr>
+                <w:rFonts w:ascii="Malgun Gothic" w:hAnsi="Malgun Gothic" w:eastAsia="Malgun Gothic"/>
+                <w:b w:val="0"/>
+                <w:sz w:val="20"/>
+              </w:rPr>
+              <w:t>O</w:t>
+            </w:r>
+          </w:p>
+        </w:tc>
+      </w:tr>
+      <w:tr>
+        <w:tc>
+          <w:tcPr>
+            <w:tcW w:type="dxa" w:w="1881"/>
+          </w:tcPr>
+          <w:p>
+            <w:r>
+              <w:rPr>
+                <w:rFonts w:ascii="Malgun Gothic" w:hAnsi="Malgun Gothic" w:eastAsia="Malgun Gothic"/>
+                <w:b w:val="0"/>
+                <w:sz w:val="20"/>
+              </w:rPr>
+              <w:t>1D-CNN</w:t>
+            </w:r>
+          </w:p>
+        </w:tc>
+        <w:tc>
+          <w:tcPr>
+            <w:tcW w:type="dxa" w:w="1881"/>
+          </w:tcPr>
+          <w:p>
+            <w:r>
+              <w:rPr>
+                <w:rFonts w:ascii="Malgun Gothic" w:hAnsi="Malgun Gothic" w:eastAsia="Malgun Gothic"/>
+                <w:b w:val="0"/>
+                <w:sz w:val="20"/>
+              </w:rPr>
+              <w:t>-</w:t>
+            </w:r>
+          </w:p>
+        </w:tc>
+        <w:tc>
+          <w:tcPr>
+            <w:tcW w:type="dxa" w:w="1881"/>
+          </w:tcPr>
+          <w:p>
+            <w:r>
+              <w:rPr>
+                <w:rFonts w:ascii="Malgun Gothic" w:hAnsi="Malgun Gothic" w:eastAsia="Malgun Gothic"/>
+                <w:b w:val="0"/>
+                <w:sz w:val="20"/>
+              </w:rPr>
+              <w:t>O (명시)</w:t>
+            </w:r>
+          </w:p>
+        </w:tc>
+        <w:tc>
+          <w:tcPr>
+            <w:tcW w:type="dxa" w:w="1881"/>
+          </w:tcPr>
+          <w:p>
+            <w:r>
+              <w:rPr>
+                <w:rFonts w:ascii="Malgun Gothic" w:hAnsi="Malgun Gothic" w:eastAsia="Malgun Gothic"/>
+                <w:b w:val="0"/>
+                <w:sz w:val="20"/>
+              </w:rPr>
+              <w:t>O</w:t>
+            </w:r>
+          </w:p>
+        </w:tc>
+        <w:tc>
+          <w:tcPr>
+            <w:tcW w:type="dxa" w:w="1881"/>
+          </w:tcPr>
+          <w:p>
+            <w:r>
+              <w:rPr>
+                <w:rFonts w:ascii="Malgun Gothic" w:hAnsi="Malgun Gothic" w:eastAsia="Malgun Gothic"/>
+                <w:b w:val="0"/>
+                <w:sz w:val="20"/>
+              </w:rPr>
+              <w:t>O</w:t>
+            </w:r>
+          </w:p>
+        </w:tc>
+      </w:tr>
+      <w:tr>
+        <w:tc>
+          <w:tcPr>
+            <w:tcW w:type="dxa" w:w="1881"/>
+          </w:tcPr>
+          <w:p>
+            <w:r>
+              <w:rPr>
+                <w:rFonts w:ascii="Malgun Gothic" w:hAnsi="Malgun Gothic" w:eastAsia="Malgun Gothic"/>
+                <w:b w:val="0"/>
+                <w:sz w:val="20"/>
+              </w:rPr>
+              <w:t>CNN-LSTM</w:t>
+            </w:r>
+          </w:p>
+        </w:tc>
+        <w:tc>
+          <w:tcPr>
+            <w:tcW w:type="dxa" w:w="1881"/>
+          </w:tcPr>
+          <w:p>
+            <w:r>
+              <w:rPr>
+                <w:rFonts w:ascii="Malgun Gothic" w:hAnsi="Malgun Gothic" w:eastAsia="Malgun Gothic"/>
+                <w:b w:val="0"/>
+                <w:sz w:val="20"/>
+              </w:rPr>
+              <w:t>O (기본값)</w:t>
+            </w:r>
+          </w:p>
+        </w:tc>
+        <w:tc>
+          <w:tcPr>
+            <w:tcW w:type="dxa" w:w="1881"/>
+          </w:tcPr>
+          <w:p>
+            <w:r>
+              <w:rPr>
+                <w:rFonts w:ascii="Malgun Gothic" w:hAnsi="Malgun Gothic" w:eastAsia="Malgun Gothic"/>
+                <w:b w:val="0"/>
+                <w:sz w:val="20"/>
+              </w:rPr>
+              <w:t>O (명시)</w:t>
+            </w:r>
+          </w:p>
+        </w:tc>
+        <w:tc>
+          <w:tcPr>
+            <w:tcW w:type="dxa" w:w="1881"/>
+          </w:tcPr>
+          <w:p>
+            <w:r>
+              <w:rPr>
+                <w:rFonts w:ascii="Malgun Gothic" w:hAnsi="Malgun Gothic" w:eastAsia="Malgun Gothic"/>
+                <w:b w:val="0"/>
+                <w:sz w:val="20"/>
+              </w:rPr>
+              <w:t>O</w:t>
+            </w:r>
+          </w:p>
+        </w:tc>
+        <w:tc>
+          <w:tcPr>
+            <w:tcW w:type="dxa" w:w="1881"/>
+          </w:tcPr>
+          <w:p>
+            <w:r>
+              <w:rPr>
+                <w:rFonts w:ascii="Malgun Gothic" w:hAnsi="Malgun Gothic" w:eastAsia="Malgun Gothic"/>
+                <w:b w:val="0"/>
+                <w:sz w:val="20"/>
+              </w:rPr>
+              <w:t>O</w:t>
+            </w:r>
+          </w:p>
+        </w:tc>
+      </w:tr>
+    </w:tbl>
+    <w:p>
+      <w:r>
+        <w:rPr>
+          <w:rFonts w:ascii="Malgun Gothic" w:hAnsi="Malgun Gothic" w:eastAsia="Malgun Gothic"/>
+          <w:b w:val="0"/>
+          <w:sz w:val="18"/>
+        </w:rPr>
+        <w:t>[표 1] DL 아키텍처별 활성화 함수 적용 현황</w:t>
+      </w:r>
+    </w:p>
+    <w:p/>
+    <w:p>
+      <w:r>
+        <w:rPr>
+          <w:rFonts w:ascii="Malgun Gothic" w:hAnsi="Malgun Gothic" w:eastAsia="Malgun Gothic"/>
+          <w:b w:val="0"/>
+          <w:sz w:val="22"/>
+        </w:rPr>
+        <w:t>아래 [그림 1]은 모델×층 매트릭스 형태로 활성화 함수 사용 위치를 시각화한 것이다. CNN-LSTM이 유일하게 4가지 유형을 모두 포함한다.</w:t>
+      </w:r>
+    </w:p>
+    <w:p/>
+    <w:p>
+      <w:r>
+        <w:drawing>
+          <wp:inline xmlns:a="http://schemas.openxmlformats.org/drawingml/2006/main" xmlns:pic="http://schemas.openxmlformats.org/drawingml/2006/picture">
+            <wp:extent cx="5029200" cy="2166575"/>
+            <wp:docPr id="16" name="Picture 16"/>
+            <wp:cNvGraphicFramePr>
+              <a:graphicFrameLocks noChangeAspect="1"/>
+            </wp:cNvGraphicFramePr>
+            <a:graphic>
+              <a:graphicData uri="http://schemas.openxmlformats.org/drawingml/2006/picture">
+                <pic:pic>
+                  <pic:nvPicPr>
+                    <pic:cNvPr id="0" name="image.png"/>
+                    <pic:cNvPicPr/>
+                  </pic:nvPicPr>
+                  <pic:blipFill>
+                    <a:blip r:embed="rId24"/>
+                    <a:stretch>
+                      <a:fillRect/>
+                    </a:stretch>
+                  </pic:blipFill>
+                  <pic:spPr>
+                    <a:xfrm>
+                      <a:off x="0" y="0"/>
+                      <a:ext cx="5029200" cy="2166575"/>
+                    </a:xfrm>
+                    <a:prstGeom prst="rect"/>
+                  </pic:spPr>
+                </pic:pic>
+              </a:graphicData>
+            </a:graphic>
+          </wp:inline>
+        </w:drawing>
+      </w:r>
+    </w:p>
+    <w:p>
+      <w:r>
+        <w:rPr>
+          <w:rFonts w:ascii="Malgun Gothic" w:hAnsi="Malgun Gothic" w:eastAsia="Malgun Gothic"/>
+          <w:b w:val="0"/>
+          <w:sz w:val="18"/>
+        </w:rPr>
+        <w:t>[그림 1] 모델별 활성화 함수 사용 위치 매트릭스</w:t>
+      </w:r>
+    </w:p>
+    <w:p/>
+    <w:p>
+      <w:pPr>
+        <w:pStyle w:val="Heading2"/>
+      </w:pPr>
+      <w:r>
+        <w:rPr>
+          <w:rFonts w:ascii="Malgun Gothic" w:hAnsi="Malgun Gothic" w:eastAsia="Malgun Gothic"/>
+        </w:rPr>
+        <w:t>2. 활성화 함수별 특성 및 선택 배경</w:t>
+      </w:r>
+    </w:p>
+    <w:p>
+      <w:r>
+        <w:rPr>
+          <w:rFonts w:ascii="Malgun Gothic" w:hAnsi="Malgun Gothic" w:eastAsia="Malgun Gothic"/>
+          <w:b w:val="0"/>
+          <w:sz w:val="22"/>
+        </w:rPr>
+        <w:t>아래 [표 2]는 각 활성화 함수의 수식·특성·선택 배경을 정리한 것이다. 특히 '왜 그 위치에 그 함수를 썼는지'의 설계 근거를 함께 기술하였다.</w:t>
+      </w:r>
+    </w:p>
+    <w:p/>
+    <w:tbl>
+      <w:tblPr>
+        <w:tblStyle w:val="TableGrid"/>
+        <w:tblW w:type="auto" w:w="0"/>
+        <w:tblLook w:firstColumn="1" w:firstRow="1" w:lastColumn="0" w:lastRow="0" w:noHBand="0" w:noVBand="1" w:val="04A0"/>
+      </w:tblPr>
+      <w:tblGrid>
+        <w:gridCol w:w="2351"/>
+        <w:gridCol w:w="2351"/>
+        <w:gridCol w:w="2351"/>
+        <w:gridCol w:w="2351"/>
+      </w:tblGrid>
+      <w:tr>
+        <w:tc>
+          <w:tcPr>
+            <w:tcW w:type="dxa" w:w="2351"/>
+          </w:tcPr>
+          <w:p/>
+        </w:tc>
+        <w:tc>
+          <w:tcPr>
+            <w:tcW w:type="dxa" w:w="2351"/>
+          </w:tcPr>
+          <w:p/>
+        </w:tc>
+        <w:tc>
+          <w:tcPr>
+            <w:tcW w:type="dxa" w:w="2351"/>
+          </w:tcPr>
+          <w:p/>
+        </w:tc>
+        <w:tc>
+          <w:tcPr>
+            <w:tcW w:type="dxa" w:w="2351"/>
+          </w:tcPr>
+          <w:p/>
+        </w:tc>
+      </w:tr>
+      <w:tr>
+        <w:tc>
+          <w:tcPr>
+            <w:tcW w:type="dxa" w:w="2351"/>
+            <w:shd w:val="clear" w:color="auto" w:fill="D6E4F0"/>
+          </w:tcPr>
+          <w:p>
+            <w:r>
+              <w:rPr>
+                <w:rFonts w:ascii="Malgun Gothic" w:hAnsi="Malgun Gothic" w:eastAsia="Malgun Gothic"/>
+                <w:b/>
+                <w:sz w:val="20"/>
+              </w:rPr>
+              <w:t>함수</w:t>
+            </w:r>
+          </w:p>
+        </w:tc>
+        <w:tc>
+          <w:tcPr>
+            <w:tcW w:type="dxa" w:w="2351"/>
+            <w:shd w:val="clear" w:color="auto" w:fill="D6E4F0"/>
+          </w:tcPr>
+          <w:p>
+            <w:r>
+              <w:rPr>
+                <w:rFonts w:ascii="Malgun Gothic" w:hAnsi="Malgun Gothic" w:eastAsia="Malgun Gothic"/>
+                <w:b/>
+                <w:sz w:val="20"/>
+              </w:rPr>
+              <w:t>수식</w:t>
+            </w:r>
+          </w:p>
+        </w:tc>
+        <w:tc>
+          <w:tcPr>
+            <w:tcW w:type="dxa" w:w="2351"/>
+            <w:shd w:val="clear" w:color="auto" w:fill="D6E4F0"/>
+          </w:tcPr>
+          <w:p>
+            <w:r>
+              <w:rPr>
+                <w:rFonts w:ascii="Malgun Gothic" w:hAnsi="Malgun Gothic" w:eastAsia="Malgun Gothic"/>
+                <w:b/>
+                <w:sz w:val="20"/>
+              </w:rPr>
+              <w:t>사용 위치</w:t>
+            </w:r>
+          </w:p>
+        </w:tc>
+        <w:tc>
+          <w:tcPr>
+            <w:tcW w:type="dxa" w:w="2351"/>
+            <w:shd w:val="clear" w:color="auto" w:fill="D6E4F0"/>
+          </w:tcPr>
+          <w:p>
+            <w:r>
+              <w:rPr>
+                <w:rFonts w:ascii="Malgun Gothic" w:hAnsi="Malgun Gothic" w:eastAsia="Malgun Gothic"/>
+                <w:b/>
+                <w:sz w:val="20"/>
+              </w:rPr>
+              <w:t>선택 배경(왜 거기에?)</w:t>
+            </w:r>
+          </w:p>
+        </w:tc>
+      </w:tr>
+      <w:tr>
+        <w:tc>
+          <w:tcPr>
+            <w:tcW w:type="dxa" w:w="2351"/>
+          </w:tcPr>
+          <w:p>
+            <w:r>
+              <w:rPr>
+                <w:rFonts w:ascii="Malgun Gothic" w:hAnsi="Malgun Gothic" w:eastAsia="Malgun Gothic"/>
+                <w:b w:val="0"/>
+                <w:sz w:val="20"/>
+              </w:rPr>
+              <w:t>ReLU</w:t>
+            </w:r>
+          </w:p>
+        </w:tc>
+        <w:tc>
+          <w:tcPr>
+            <w:tcW w:type="dxa" w:w="2351"/>
+          </w:tcPr>
+          <w:p>
+            <w:r>
+              <w:rPr>
+                <w:rFonts w:ascii="Malgun Gothic" w:hAnsi="Malgun Gothic" w:eastAsia="Malgun Gothic"/>
+                <w:b w:val="0"/>
+                <w:sz w:val="20"/>
+              </w:rPr>
+              <w:t>max(0,x)</w:t>
+            </w:r>
+          </w:p>
+        </w:tc>
+        <w:tc>
+          <w:tcPr>
+            <w:tcW w:type="dxa" w:w="2351"/>
+          </w:tcPr>
+          <w:p>
+            <w:r>
+              <w:rPr>
+                <w:rFonts w:ascii="Malgun Gothic" w:hAnsi="Malgun Gothic" w:eastAsia="Malgun Gothic"/>
+                <w:b w:val="0"/>
+                <w:sz w:val="20"/>
+              </w:rPr>
+              <w:t>Dense 중간층, Conv1D</w:t>
+            </w:r>
+          </w:p>
+        </w:tc>
+        <w:tc>
+          <w:tcPr>
+            <w:tcW w:type="dxa" w:w="2351"/>
+          </w:tcPr>
+          <w:p>
+            <w:r>
+              <w:rPr>
+                <w:rFonts w:ascii="Malgun Gothic" w:hAnsi="Malgun Gothic" w:eastAsia="Malgun Gothic"/>
+                <w:b w:val="0"/>
+                <w:sz w:val="20"/>
+              </w:rPr>
+              <w:t>중간층 표준 선택. 소규모 데이터에 안정적. 음수 억제로 피처 선명도 향상.</w:t>
+            </w:r>
+          </w:p>
+        </w:tc>
+      </w:tr>
+      <w:tr>
+        <w:tc>
+          <w:tcPr>
+            <w:tcW w:type="dxa" w:w="2351"/>
+          </w:tcPr>
+          <w:p>
+            <w:r>
+              <w:rPr>
+                <w:rFonts w:ascii="Malgun Gothic" w:hAnsi="Malgun Gothic" w:eastAsia="Malgun Gothic"/>
+                <w:b w:val="0"/>
+                <w:sz w:val="20"/>
+              </w:rPr>
+              <w:t>tanh</w:t>
+            </w:r>
+          </w:p>
+        </w:tc>
+        <w:tc>
+          <w:tcPr>
+            <w:tcW w:type="dxa" w:w="2351"/>
+          </w:tcPr>
+          <w:p>
+            <w:r>
+              <w:rPr>
+                <w:rFonts w:ascii="Malgun Gothic" w:hAnsi="Malgun Gothic" w:eastAsia="Malgun Gothic"/>
+                <w:b w:val="0"/>
+                <w:sz w:val="20"/>
+              </w:rPr>
+              <w:t>(e^x−e^−x)/(e^x+e^−x)</w:t>
+            </w:r>
+          </w:p>
+        </w:tc>
+        <w:tc>
+          <w:tcPr>
+            <w:tcW w:type="dxa" w:w="2351"/>
+          </w:tcPr>
+          <w:p>
+            <w:r>
+              <w:rPr>
+                <w:rFonts w:ascii="Malgun Gothic" w:hAnsi="Malgun Gothic" w:eastAsia="Malgun Gothic"/>
+                <w:b w:val="0"/>
+                <w:sz w:val="20"/>
+              </w:rPr>
+              <w:t>LSTM·GRU 은닉 상태</w:t>
+            </w:r>
+          </w:p>
+        </w:tc>
+        <w:tc>
+          <w:tcPr>
+            <w:tcW w:type="dxa" w:w="2351"/>
+          </w:tcPr>
+          <w:p>
+            <w:r>
+              <w:rPr>
+                <w:rFonts w:ascii="Malgun Gothic" w:hAnsi="Malgun Gothic" w:eastAsia="Malgun Gothic"/>
+                <w:b w:val="0"/>
+                <w:sz w:val="20"/>
+              </w:rPr>
+              <w:t>LSTM/GRU 이론 설계 전제. 제로 중심 출력으로 게이트 학습 안정화.</w:t>
+            </w:r>
+          </w:p>
+        </w:tc>
+      </w:tr>
+      <w:tr>
+        <w:tc>
+          <w:tcPr>
+            <w:tcW w:type="dxa" w:w="2351"/>
+          </w:tcPr>
+          <w:p>
+            <w:r>
+              <w:rPr>
+                <w:rFonts w:ascii="Malgun Gothic" w:hAnsi="Malgun Gothic" w:eastAsia="Malgun Gothic"/>
+                <w:b w:val="0"/>
+                <w:sz w:val="20"/>
+              </w:rPr>
+              <w:t>sigmoid</w:t>
+            </w:r>
+          </w:p>
+        </w:tc>
+        <w:tc>
+          <w:tcPr>
+            <w:tcW w:type="dxa" w:w="2351"/>
+          </w:tcPr>
+          <w:p>
+            <w:r>
+              <w:rPr>
+                <w:rFonts w:ascii="Malgun Gothic" w:hAnsi="Malgun Gothic" w:eastAsia="Malgun Gothic"/>
+                <w:b w:val="0"/>
+                <w:sz w:val="20"/>
+              </w:rPr>
+              <w:t>1/(1+e^−x)</w:t>
+            </w:r>
+          </w:p>
+        </w:tc>
+        <w:tc>
+          <w:tcPr>
+            <w:tcW w:type="dxa" w:w="2351"/>
+          </w:tcPr>
+          <w:p>
+            <w:r>
+              <w:rPr>
+                <w:rFonts w:ascii="Malgun Gothic" w:hAnsi="Malgun Gothic" w:eastAsia="Malgun Gothic"/>
+                <w:b w:val="0"/>
+                <w:sz w:val="20"/>
+              </w:rPr>
+              <w:t>LSTM·GRU 게이트</w:t>
+            </w:r>
+          </w:p>
+        </w:tc>
+        <w:tc>
+          <w:tcPr>
+            <w:tcW w:type="dxa" w:w="2351"/>
+          </w:tcPr>
+          <w:p>
+            <w:r>
+              <w:rPr>
+                <w:rFonts w:ascii="Malgun Gothic" w:hAnsi="Malgun Gothic" w:eastAsia="Malgun Gothic"/>
+                <w:b w:val="0"/>
+                <w:sz w:val="20"/>
+              </w:rPr>
+              <w:t>게이트 열림/닫힘(0~1) 제어 전용. 장기 베어링 패턴 기억에 핵심.</w:t>
+            </w:r>
+          </w:p>
+        </w:tc>
+      </w:tr>
+      <w:tr>
+        <w:tc>
+          <w:tcPr>
+            <w:tcW w:type="dxa" w:w="2351"/>
+          </w:tcPr>
+          <w:p>
+            <w:r>
+              <w:rPr>
+                <w:rFonts w:ascii="Malgun Gothic" w:hAnsi="Malgun Gothic" w:eastAsia="Malgun Gothic"/>
+                <w:b w:val="0"/>
+                <w:sz w:val="20"/>
+              </w:rPr>
+              <w:t>Linear</w:t>
+            </w:r>
+          </w:p>
+        </w:tc>
+        <w:tc>
+          <w:tcPr>
+            <w:tcW w:type="dxa" w:w="2351"/>
+          </w:tcPr>
+          <w:p>
+            <w:r>
+              <w:rPr>
+                <w:rFonts w:ascii="Malgun Gothic" w:hAnsi="Malgun Gothic" w:eastAsia="Malgun Gothic"/>
+                <w:b w:val="0"/>
+                <w:sz w:val="20"/>
+              </w:rPr>
+              <w:t>f(x)=x</w:t>
+            </w:r>
+          </w:p>
+        </w:tc>
+        <w:tc>
+          <w:tcPr>
+            <w:tcW w:type="dxa" w:w="2351"/>
+          </w:tcPr>
+          <w:p>
+            <w:r>
+              <w:rPr>
+                <w:rFonts w:ascii="Malgun Gothic" w:hAnsi="Malgun Gothic" w:eastAsia="Malgun Gothic"/>
+                <w:b w:val="0"/>
+                <w:sz w:val="20"/>
+              </w:rPr>
+              <w:t>최종 출력층 Dense(1)</w:t>
+            </w:r>
+          </w:p>
+        </w:tc>
+        <w:tc>
+          <w:tcPr>
+            <w:tcW w:type="dxa" w:w="2351"/>
+          </w:tcPr>
+          <w:p>
+            <w:r>
+              <w:rPr>
+                <w:rFonts w:ascii="Malgun Gothic" w:hAnsi="Malgun Gothic" w:eastAsia="Malgun Gothic"/>
+                <w:b w:val="0"/>
+                <w:sz w:val="20"/>
+              </w:rPr>
+              <w:t>RUL은 연속 회귀값(0~수천). 활성화 제한 없이 MinMaxScaler로 역변환.</w:t>
+            </w:r>
+          </w:p>
+        </w:tc>
+      </w:tr>
+    </w:tbl>
+    <w:p>
+      <w:r>
+        <w:rPr>
+          <w:rFonts w:ascii="Malgun Gothic" w:hAnsi="Malgun Gothic" w:eastAsia="Malgun Gothic"/>
+          <w:b w:val="0"/>
+          <w:sz w:val="18"/>
+        </w:rPr>
+        <w:t>[표 2] 활성화 함수별 특성 및 선택 배경</w:t>
+      </w:r>
+    </w:p>
     <w:p/>
     <w:sectPr>
       <w:pgSz w:w="12240" w:h="15840"/>

--- a/Homework/DL_FactoryAutomation/산출물/발표용_FEMTO_RUL_20260625.docx
+++ b/Homework/DL_FactoryAutomation/산출물/발표용_FEMTO_RUL_20260625.docx
@@ -10121,6 +10121,6892 @@
       </w:r>
     </w:p>
     <w:p/>
+    <w:p>
+      <w:r>
+        <w:br w:type="page"/>
+      </w:r>
+    </w:p>
+    <w:p>
+      <w:pPr>
+        <w:pStyle w:val="Heading1"/>
+      </w:pPr>
+      <w:r>
+        <w:t>CNN 모델 구성 3대 설계 원칙</w:t>
+      </w:r>
+    </w:p>
+    <w:p>
+      <w:r>
+        <w:t>이미지 분류 CNN 설계 시 반드시 적용하는 3가지 핵심 원칙과 소스 반영 여부</w:t>
+      </w:r>
+    </w:p>
+    <w:tbl>
+      <w:tblPr>
+        <w:tblStyle w:val="TableGrid"/>
+        <w:tblW w:type="auto" w:w="0"/>
+        <w:tblLook w:firstColumn="1" w:firstRow="1" w:lastColumn="0" w:lastRow="0" w:noHBand="0" w:noVBand="1" w:val="04A0"/>
+      </w:tblPr>
+      <w:tblGrid>
+        <w:gridCol w:w="2351"/>
+        <w:gridCol w:w="2351"/>
+        <w:gridCol w:w="2351"/>
+        <w:gridCol w:w="2351"/>
+      </w:tblGrid>
+      <w:tr>
+        <w:tc>
+          <w:tcPr>
+            <w:tcW w:type="dxa" w:w="2351"/>
+            <w:shd w:val="clear" w:color="auto" w:fill="4472C4"/>
+          </w:tcPr>
+          <w:p>
+            <w:pPr>
+              <w:jc w:val="center"/>
+            </w:pPr>
+            <w:r>
+              <w:rPr>
+                <w:b/>
+                <w:color w:val="FFFFFF"/>
+              </w:rPr>
+              <w:t>설계 원칙</w:t>
+            </w:r>
+          </w:p>
+        </w:tc>
+        <w:tc>
+          <w:tcPr>
+            <w:tcW w:type="dxa" w:w="2351"/>
+            <w:shd w:val="clear" w:color="auto" w:fill="4472C4"/>
+          </w:tcPr>
+          <w:p>
+            <w:pPr>
+              <w:jc w:val="center"/>
+            </w:pPr>
+            <w:r>
+              <w:rPr>
+                <w:b/>
+                <w:color w:val="FFFFFF"/>
+              </w:rPr>
+              <w:t>소스 반영</w:t>
+            </w:r>
+          </w:p>
+        </w:tc>
+        <w:tc>
+          <w:tcPr>
+            <w:tcW w:type="dxa" w:w="2351"/>
+            <w:shd w:val="clear" w:color="auto" w:fill="4472C4"/>
+          </w:tcPr>
+          <w:p>
+            <w:pPr>
+              <w:jc w:val="center"/>
+            </w:pPr>
+            <w:r>
+              <w:rPr>
+                <w:b/>
+                <w:color w:val="FFFFFF"/>
+              </w:rPr>
+              <w:t>핵심 역할</w:t>
+            </w:r>
+          </w:p>
+        </w:tc>
+        <w:tc>
+          <w:tcPr>
+            <w:tcW w:type="dxa" w:w="2351"/>
+            <w:shd w:val="clear" w:color="auto" w:fill="4472C4"/>
+          </w:tcPr>
+          <w:p>
+            <w:pPr>
+              <w:jc w:val="center"/>
+            </w:pPr>
+            <w:r>
+              <w:rPr>
+                <w:b/>
+                <w:color w:val="FFFFFF"/>
+              </w:rPr>
+              <w:t>미적용 시 문제</w:t>
+            </w:r>
+          </w:p>
+        </w:tc>
+      </w:tr>
+      <w:tr>
+        <w:tc>
+          <w:tcPr>
+            <w:tcW w:type="dxa" w:w="2351"/>
+            <w:shd w:val="clear" w:color="auto" w:fill="EBF3FB"/>
+          </w:tcPr>
+          <w:p>
+            <w:r>
+              <w:t>1. Rescaling(1./255)</w:t>
+            </w:r>
+          </w:p>
+        </w:tc>
+        <w:tc>
+          <w:tcPr>
+            <w:tcW w:type="dxa" w:w="2351"/>
+            <w:shd w:val="clear" w:color="auto" w:fill="EBF3FB"/>
+          </w:tcPr>
+          <w:p>
+            <w:r>
+              <w:t>YES</w:t>
+            </w:r>
+          </w:p>
+        </w:tc>
+        <w:tc>
+          <w:tcPr>
+            <w:tcW w:type="dxa" w:w="2351"/>
+            <w:shd w:val="clear" w:color="auto" w:fill="EBF3FB"/>
+          </w:tcPr>
+          <w:p>
+            <w:r>
+              <w:t>픽셀 0~255 -&gt; 0~1 정규화</w:t>
+              <w:br/>
+              <w:t>경사 소실 방지 / 학습 안정화</w:t>
+            </w:r>
+          </w:p>
+        </w:tc>
+        <w:tc>
+          <w:tcPr>
+            <w:tcW w:type="dxa" w:w="2351"/>
+            <w:shd w:val="clear" w:color="auto" w:fill="EBF3FB"/>
+          </w:tcPr>
+          <w:p>
+            <w:r>
+              <w:t>학습 속도 저하</w:t>
+              <w:br/>
+              <w:t>가중치 불안정</w:t>
+            </w:r>
+          </w:p>
+        </w:tc>
+      </w:tr>
+      <w:tr>
+        <w:tc>
+          <w:tcPr>
+            <w:tcW w:type="dxa" w:w="2351"/>
+          </w:tcPr>
+          <w:p>
+            <w:r>
+              <w:t>2. 필터 2배 증가</w:t>
+              <w:br/>
+              <w:t>16-&gt;32-&gt;64</w:t>
+            </w:r>
+          </w:p>
+        </w:tc>
+        <w:tc>
+          <w:tcPr>
+            <w:tcW w:type="dxa" w:w="2351"/>
+          </w:tcPr>
+          <w:p>
+            <w:r>
+              <w:t>YES</w:t>
+            </w:r>
+          </w:p>
+        </w:tc>
+        <w:tc>
+          <w:tcPr>
+            <w:tcW w:type="dxa" w:w="2351"/>
+          </w:tcPr>
+          <w:p>
+            <w:r>
+              <w:t>1층: 에지/선(저수준)</w:t>
+              <w:br/>
+              <w:t>2층: 형태(중간)</w:t>
+              <w:br/>
+              <w:t>3층: 물체(고수준)</w:t>
+              <w:br/>
+              <w:t>단계적 특징 학습</w:t>
+            </w:r>
+          </w:p>
+        </w:tc>
+        <w:tc>
+          <w:tcPr>
+            <w:tcW w:type="dxa" w:w="2351"/>
+          </w:tcPr>
+          <w:p>
+            <w:r>
+              <w:t>표현력 부족</w:t>
+              <w:br/>
+              <w:t>또는 초반 과다 파라미터</w:t>
+            </w:r>
+          </w:p>
+        </w:tc>
+      </w:tr>
+      <w:tr>
+        <w:tc>
+          <w:tcPr>
+            <w:tcW w:type="dxa" w:w="2351"/>
+            <w:shd w:val="clear" w:color="auto" w:fill="E2EFDA"/>
+          </w:tcPr>
+          <w:p>
+            <w:r>
+              <w:rPr>
+                <w:b/>
+              </w:rPr>
+              <w:t>3. Dropout(0.2)</w:t>
+            </w:r>
+          </w:p>
+        </w:tc>
+        <w:tc>
+          <w:tcPr>
+            <w:tcW w:type="dxa" w:w="2351"/>
+            <w:shd w:val="clear" w:color="auto" w:fill="E2EFDA"/>
+          </w:tcPr>
+          <w:p>
+            <w:r>
+              <w:rPr>
+                <w:b/>
+              </w:rPr>
+              <w:t>YES</w:t>
+            </w:r>
+          </w:p>
+        </w:tc>
+        <w:tc>
+          <w:tcPr>
+            <w:tcW w:type="dxa" w:w="2351"/>
+            <w:shd w:val="clear" w:color="auto" w:fill="E2EFDA"/>
+          </w:tcPr>
+          <w:p>
+            <w:r>
+              <w:rPr>
+                <w:b/>
+              </w:rPr>
+              <w:t>학습 중 20% 뉴런 무작위 OFF</w:t>
+              <w:br/>
+              <w:t>과적합 방지 / 일반화 향상</w:t>
+            </w:r>
+          </w:p>
+        </w:tc>
+        <w:tc>
+          <w:tcPr>
+            <w:tcW w:type="dxa" w:w="2351"/>
+            <w:shd w:val="clear" w:color="auto" w:fill="E2EFDA"/>
+          </w:tcPr>
+          <w:p>
+            <w:r>
+              <w:rPr>
+                <w:b/>
+              </w:rPr>
+              <w:t>val accuracy 저하</w:t>
+              <w:br/>
+              <w:t>train-val 격차 증가</w:t>
+            </w:r>
+          </w:p>
+        </w:tc>
+      </w:tr>
+    </w:tbl>
+    <w:p>
+      <w:r>
+        <w:rPr>
+          <w:b/>
+        </w:rPr>
+        <w:t>결론: 세 가지 모두 소스에 반영</w:t>
+      </w:r>
+      <w:r>
+        <w:t xml:space="preserve"> -- Rescaling(정규화) + 필터 2배 증가(표현력) + Dropout(일반화)는 이미지 CNN 설계의 표준 3원칙입니다.</w:t>
+      </w:r>
+    </w:p>
+    <w:p>
+      <w:r>
+        <w:br w:type="page"/>
+      </w:r>
+    </w:p>
+    <w:p>
+      <w:pPr>
+        <w:pStyle w:val="Heading1"/>
+      </w:pPr>
+      <w:r>
+        <w:t>학습 모니터링 및 모델 관리 (3가지 추가 기능)</w:t>
+      </w:r>
+    </w:p>
+    <w:p>
+      <w:r>
+        <w:t>소스(femto_dl_compare.py)에 추가된 3기능 요약</w:t>
+      </w:r>
+    </w:p>
+    <w:tbl>
+      <w:tblPr>
+        <w:tblStyle w:val="TableGrid"/>
+        <w:tblW w:type="auto" w:w="0"/>
+        <w:tblLook w:firstColumn="1" w:firstRow="1" w:lastColumn="0" w:lastRow="0" w:noHBand="0" w:noVBand="1" w:val="04A0"/>
+      </w:tblPr>
+      <w:tblGrid>
+        <w:gridCol w:w="2351"/>
+        <w:gridCol w:w="2351"/>
+        <w:gridCol w:w="2351"/>
+        <w:gridCol w:w="2351"/>
+      </w:tblGrid>
+      <w:tr>
+        <w:tc>
+          <w:tcPr>
+            <w:tcW w:type="dxa" w:w="2351"/>
+            <w:shd w:val="clear" w:color="auto" w:fill="4472C4"/>
+          </w:tcPr>
+          <w:p>
+            <w:pPr>
+              <w:jc w:val="center"/>
+            </w:pPr>
+            <w:r>
+              <w:rPr>
+                <w:b/>
+                <w:color w:val="FFFFFF"/>
+              </w:rPr>
+              <w:t>기능</w:t>
+            </w:r>
+          </w:p>
+        </w:tc>
+        <w:tc>
+          <w:tcPr>
+            <w:tcW w:type="dxa" w:w="2351"/>
+            <w:shd w:val="clear" w:color="auto" w:fill="4472C4"/>
+          </w:tcPr>
+          <w:p>
+            <w:pPr>
+              <w:jc w:val="center"/>
+            </w:pPr>
+            <w:r>
+              <w:rPr>
+                <w:b/>
+                <w:color w:val="FFFFFF"/>
+              </w:rPr>
+              <w:t>설정 핵심</w:t>
+            </w:r>
+          </w:p>
+        </w:tc>
+        <w:tc>
+          <w:tcPr>
+            <w:tcW w:type="dxa" w:w="2351"/>
+            <w:shd w:val="clear" w:color="auto" w:fill="4472C4"/>
+          </w:tcPr>
+          <w:p>
+            <w:pPr>
+              <w:jc w:val="center"/>
+            </w:pPr>
+            <w:r>
+              <w:rPr>
+                <w:b/>
+                <w:color w:val="FFFFFF"/>
+              </w:rPr>
+              <w:t>목적</w:t>
+            </w:r>
+          </w:p>
+        </w:tc>
+        <w:tc>
+          <w:tcPr>
+            <w:tcW w:type="dxa" w:w="2351"/>
+            <w:shd w:val="clear" w:color="auto" w:fill="4472C4"/>
+          </w:tcPr>
+          <w:p>
+            <w:pPr>
+              <w:jc w:val="center"/>
+            </w:pPr>
+            <w:r>
+              <w:rPr>
+                <w:b/>
+                <w:color w:val="FFFFFF"/>
+              </w:rPr>
+              <w:t>산출물</w:t>
+            </w:r>
+          </w:p>
+        </w:tc>
+      </w:tr>
+      <w:tr>
+        <w:tc>
+          <w:tcPr>
+            <w:tcW w:type="dxa" w:w="2351"/>
+            <w:shd w:val="clear" w:color="auto" w:fill="E2EFDA"/>
+          </w:tcPr>
+          <w:p>
+            <w:r>
+              <w:t>1. EarlyStopping</w:t>
+              <w:br/>
+              <w:t>콜백</w:t>
+            </w:r>
+          </w:p>
+        </w:tc>
+        <w:tc>
+          <w:tcPr>
+            <w:tcW w:type="dxa" w:w="2351"/>
+            <w:shd w:val="clear" w:color="auto" w:fill="E2EFDA"/>
+          </w:tcPr>
+          <w:p>
+            <w:r>
+              <w:t>monitor=val_loss</w:t>
+              <w:br/>
+              <w:t>patience=7</w:t>
+              <w:br/>
+              <w:t>restore_best_weights=True</w:t>
+            </w:r>
+          </w:p>
+        </w:tc>
+        <w:tc>
+          <w:tcPr>
+            <w:tcW w:type="dxa" w:w="2351"/>
+            <w:shd w:val="clear" w:color="auto" w:fill="E2EFDA"/>
+          </w:tcPr>
+          <w:p>
+            <w:r>
+              <w:t>검증 손실 개선 없으면</w:t>
+              <w:br/>
+              <w:t>자동 조기 종료</w:t>
+              <w:br/>
+              <w:t>과적합 방지</w:t>
+            </w:r>
+          </w:p>
+        </w:tc>
+        <w:tc>
+          <w:tcPr>
+            <w:tcW w:type="dxa" w:w="2351"/>
+            <w:shd w:val="clear" w:color="auto" w:fill="E2EFDA"/>
+          </w:tcPr>
+          <w:p>
+            <w:r>
+              <w:t>실행 epoch 단축</w:t>
+              <w:br/>
+              <w:t>최적 가중치 자동 복원</w:t>
+            </w:r>
+          </w:p>
+        </w:tc>
+      </w:tr>
+      <w:tr>
+        <w:tc>
+          <w:tcPr>
+            <w:tcW w:type="dxa" w:w="2351"/>
+            <w:shd w:val="clear" w:color="auto" w:fill="FFF2CC"/>
+          </w:tcPr>
+          <w:p>
+            <w:r>
+              <w:t>2. 학습 결과</w:t>
+              <w:br/>
+              <w:t>시각화</w:t>
+            </w:r>
+          </w:p>
+        </w:tc>
+        <w:tc>
+          <w:tcPr>
+            <w:tcW w:type="dxa" w:w="2351"/>
+            <w:shd w:val="clear" w:color="auto" w:fill="FFF2CC"/>
+          </w:tcPr>
+          <w:p>
+            <w:r>
+              <w:t>최적 모델(GRU)만</w:t>
+              <w:br/>
+              <w:t>train/val Loss+MAE</w:t>
+              <w:br/>
+              <w:t>2개 그래프 (dpi=120)</w:t>
+            </w:r>
+          </w:p>
+        </w:tc>
+        <w:tc>
+          <w:tcPr>
+            <w:tcW w:type="dxa" w:w="2351"/>
+            <w:shd w:val="clear" w:color="auto" w:fill="FFF2CC"/>
+          </w:tcPr>
+          <w:p>
+            <w:r>
+              <w:t>학습 수렴 확인</w:t>
+              <w:br/>
+              <w:t>과적합 여부 진단</w:t>
+            </w:r>
+          </w:p>
+        </w:tc>
+        <w:tc>
+          <w:tcPr>
+            <w:tcW w:type="dxa" w:w="2351"/>
+            <w:shd w:val="clear" w:color="auto" w:fill="FFF2CC"/>
+          </w:tcPr>
+          <w:p>
+            <w:r>
+              <w:t>femto_dl_GRU</w:t>
+              <w:br/>
+              <w:t>_training_curve.png</w:t>
+            </w:r>
+          </w:p>
+        </w:tc>
+      </w:tr>
+      <w:tr>
+        <w:tc>
+          <w:tcPr>
+            <w:tcW w:type="dxa" w:w="2351"/>
+            <w:shd w:val="clear" w:color="auto" w:fill="EBF3FB"/>
+          </w:tcPr>
+          <w:p>
+            <w:r>
+              <w:t>3. 모델 저장</w:t>
+              <w:br/>
+              <w:t>+ 로드 후 예측</w:t>
+            </w:r>
+          </w:p>
+        </w:tc>
+        <w:tc>
+          <w:tcPr>
+            <w:tcW w:type="dxa" w:w="2351"/>
+            <w:shd w:val="clear" w:color="auto" w:fill="EBF3FB"/>
+          </w:tcPr>
+          <w:p>
+            <w:r>
+              <w:t>.keras 포맷 저장</w:t>
+              <w:br/>
+              <w:t>load_model() 로드</w:t>
+              <w:br/>
+              <w:t>OOS 200샘플 시각화</w:t>
+            </w:r>
+          </w:p>
+        </w:tc>
+        <w:tc>
+          <w:tcPr>
+            <w:tcW w:type="dxa" w:w="2351"/>
+            <w:shd w:val="clear" w:color="auto" w:fill="EBF3FB"/>
+          </w:tcPr>
+          <w:p>
+            <w:r>
+              <w:t>모델 재현성 검증</w:t>
+              <w:br/>
+              <w:t>배포 가능성 확인</w:t>
+            </w:r>
+          </w:p>
+        </w:tc>
+        <w:tc>
+          <w:tcPr>
+            <w:tcW w:type="dxa" w:w="2351"/>
+            <w:shd w:val="clear" w:color="auto" w:fill="EBF3FB"/>
+          </w:tcPr>
+          <w:p>
+            <w:r>
+              <w:t>femto_best_dl_GRU.keras</w:t>
+              <w:br/>
+              <w:t>femto_dl_GRU</w:t>
+              <w:br/>
+              <w:t>_oos_prediction.png</w:t>
+            </w:r>
+          </w:p>
+        </w:tc>
+      </w:tr>
+    </w:tbl>
+    <w:p>
+      <w:r>
+        <w:rPr>
+          <w:b/>
+        </w:rPr>
+        <w:t xml:space="preserve">EarlyStopping 설정 근거: </w:t>
+      </w:r>
+      <w:r>
+        <w:t>patience=7은 학습률 감소 등 일시적 정체를 허용하면서 장기 과적합을 방지. FEMTO 진동 시계열처럼 noise가 많은 데이터에서 patience&lt;3은 조기 종료 과다 발생 위험.</w:t>
+      </w:r>
+    </w:p>
+    <w:p>
+      <w:r>
+        <w:br w:type="page"/>
+      </w:r>
+    </w:p>
+    <w:p>
+      <w:pPr>
+        <w:pStyle w:val="Heading1"/>
+      </w:pPr>
+      <w:r>
+        <w:t>학습 곡선 해석 -- Accuracy &amp; Loss 분석</w:t>
+      </w:r>
+    </w:p>
+    <w:p>
+      <w:r>
+        <w:t>CNN 분류 모델 학습 후 출력되는 Training/Validation Accuracy &amp; Loss 그래프 해석 기준</w:t>
+      </w:r>
+    </w:p>
+    <w:tbl>
+      <w:tblPr>
+        <w:tblStyle w:val="TableGrid"/>
+        <w:tblW w:type="auto" w:w="0"/>
+        <w:tblLook w:firstColumn="1" w:firstRow="1" w:lastColumn="0" w:lastRow="0" w:noHBand="0" w:noVBand="1" w:val="04A0"/>
+      </w:tblPr>
+      <w:tblGrid>
+        <w:gridCol w:w="2351"/>
+        <w:gridCol w:w="2351"/>
+        <w:gridCol w:w="2351"/>
+        <w:gridCol w:w="2351"/>
+      </w:tblGrid>
+      <w:tr>
+        <w:tc>
+          <w:tcPr>
+            <w:tcW w:type="dxa" w:w="2351"/>
+            <w:shd w:val="clear" w:color="auto" w:fill="4472C4"/>
+          </w:tcPr>
+          <w:p>
+            <w:pPr>
+              <w:jc w:val="center"/>
+            </w:pPr>
+            <w:r>
+              <w:rPr>
+                <w:b/>
+                <w:color w:val="FFFFFF"/>
+              </w:rPr>
+              <w:t>단계</w:t>
+            </w:r>
+          </w:p>
+        </w:tc>
+        <w:tc>
+          <w:tcPr>
+            <w:tcW w:type="dxa" w:w="2351"/>
+            <w:shd w:val="clear" w:color="auto" w:fill="4472C4"/>
+          </w:tcPr>
+          <w:p>
+            <w:pPr>
+              <w:jc w:val="center"/>
+            </w:pPr>
+            <w:r>
+              <w:rPr>
+                <w:b/>
+                <w:color w:val="FFFFFF"/>
+              </w:rPr>
+              <w:t>구간</w:t>
+            </w:r>
+          </w:p>
+        </w:tc>
+        <w:tc>
+          <w:tcPr>
+            <w:tcW w:type="dxa" w:w="2351"/>
+            <w:shd w:val="clear" w:color="auto" w:fill="4472C4"/>
+          </w:tcPr>
+          <w:p>
+            <w:pPr>
+              <w:jc w:val="center"/>
+            </w:pPr>
+            <w:r>
+              <w:rPr>
+                <w:b/>
+                <w:color w:val="FFFFFF"/>
+              </w:rPr>
+              <w:t>핵심 현상</w:t>
+            </w:r>
+          </w:p>
+        </w:tc>
+        <w:tc>
+          <w:tcPr>
+            <w:tcW w:type="dxa" w:w="2351"/>
+            <w:shd w:val="clear" w:color="auto" w:fill="4472C4"/>
+          </w:tcPr>
+          <w:p>
+            <w:pPr>
+              <w:jc w:val="center"/>
+            </w:pPr>
+            <w:r>
+              <w:rPr>
+                <w:b/>
+                <w:color w:val="FFFFFF"/>
+              </w:rPr>
+              <w:t>해석</w:t>
+            </w:r>
+          </w:p>
+        </w:tc>
+      </w:tr>
+      <w:tr>
+        <w:tc>
+          <w:tcPr>
+            <w:tcW w:type="dxa" w:w="2351"/>
+            <w:shd w:val="clear" w:color="auto" w:fill="E2EFDA"/>
+          </w:tcPr>
+          <w:p>
+            <w:r>
+              <w:t>1단계 (학습 초기)</w:t>
+            </w:r>
+          </w:p>
+        </w:tc>
+        <w:tc>
+          <w:tcPr>
+            <w:tcW w:type="dxa" w:w="2351"/>
+            <w:shd w:val="clear" w:color="auto" w:fill="E2EFDA"/>
+          </w:tcPr>
+          <w:p>
+            <w:r>
+              <w:t>Epoch 0~4</w:t>
+            </w:r>
+          </w:p>
+        </w:tc>
+        <w:tc>
+          <w:tcPr>
+            <w:tcW w:type="dxa" w:w="2351"/>
+            <w:shd w:val="clear" w:color="auto" w:fill="E2EFDA"/>
+          </w:tcPr>
+          <w:p>
+            <w:r>
+              <w:t>Val Acc &gt; Train Acc</w:t>
+              <w:br/>
+              <w:t>두 곡선 모두 빠른 상승</w:t>
+            </w:r>
+          </w:p>
+        </w:tc>
+        <w:tc>
+          <w:tcPr>
+            <w:tcW w:type="dxa" w:w="2351"/>
+            <w:shd w:val="clear" w:color="auto" w:fill="E2EFDA"/>
+          </w:tcPr>
+          <w:p>
+            <w:r>
+              <w:t>정상</w:t>
+              <w:br/>
+              <w:t>Dropout이 추론 시 꺼져서</w:t>
+              <w:br/>
+              <w:t>Val이 일시적으로 더 높음</w:t>
+            </w:r>
+          </w:p>
+        </w:tc>
+      </w:tr>
+      <w:tr>
+        <w:tc>
+          <w:tcPr>
+            <w:tcW w:type="dxa" w:w="2351"/>
+            <w:shd w:val="clear" w:color="auto" w:fill="EBF3FB"/>
+          </w:tcPr>
+          <w:p>
+            <w:r>
+              <w:t>2단계 (수렴)</w:t>
+            </w:r>
+          </w:p>
+        </w:tc>
+        <w:tc>
+          <w:tcPr>
+            <w:tcW w:type="dxa" w:w="2351"/>
+            <w:shd w:val="clear" w:color="auto" w:fill="EBF3FB"/>
+          </w:tcPr>
+          <w:p>
+            <w:r>
+              <w:t>Epoch 4~12</w:t>
+            </w:r>
+          </w:p>
+        </w:tc>
+        <w:tc>
+          <w:tcPr>
+            <w:tcW w:type="dxa" w:w="2351"/>
+            <w:shd w:val="clear" w:color="auto" w:fill="EBF3FB"/>
+          </w:tcPr>
+          <w:p>
+            <w:r>
+              <w:t>Train &gt; Val (역전)</w:t>
+              <w:br/>
+              <w:t>Val 등락(zigzag) 발생</w:t>
+            </w:r>
+          </w:p>
+        </w:tc>
+        <w:tc>
+          <w:tcPr>
+            <w:tcW w:type="dxa" w:w="2351"/>
+            <w:shd w:val="clear" w:color="auto" w:fill="EBF3FB"/>
+          </w:tcPr>
+          <w:p>
+            <w:r>
+              <w:t>정상 수렴 구간</w:t>
+              <w:br/>
+              <w:t>최적 모델은 이 구간 끝</w:t>
+            </w:r>
+          </w:p>
+        </w:tc>
+      </w:tr>
+      <w:tr>
+        <w:tc>
+          <w:tcPr>
+            <w:tcW w:type="dxa" w:w="2351"/>
+            <w:shd w:val="clear" w:color="auto" w:fill="FFD7D7"/>
+          </w:tcPr>
+          <w:p>
+            <w:r>
+              <w:rPr>
+                <w:b/>
+              </w:rPr>
+              <w:t>3단계 (과적합)</w:t>
+            </w:r>
+          </w:p>
+        </w:tc>
+        <w:tc>
+          <w:tcPr>
+            <w:tcW w:type="dxa" w:w="2351"/>
+            <w:shd w:val="clear" w:color="auto" w:fill="FFD7D7"/>
+          </w:tcPr>
+          <w:p>
+            <w:r>
+              <w:rPr>
+                <w:b/>
+              </w:rPr>
+              <w:t>Epoch 12~14</w:t>
+            </w:r>
+          </w:p>
+        </w:tc>
+        <w:tc>
+          <w:tcPr>
+            <w:tcW w:type="dxa" w:w="2351"/>
+            <w:shd w:val="clear" w:color="auto" w:fill="FFD7D7"/>
+          </w:tcPr>
+          <w:p>
+            <w:r>
+              <w:rPr>
+                <w:b/>
+              </w:rPr>
+              <w:t>Val Loss 상승 반전!</w:t>
+              <w:br/>
+              <w:t>Train-Val 격차 확대</w:t>
+            </w:r>
+          </w:p>
+        </w:tc>
+        <w:tc>
+          <w:tcPr>
+            <w:tcW w:type="dxa" w:w="2351"/>
+            <w:shd w:val="clear" w:color="auto" w:fill="FFD7D7"/>
+          </w:tcPr>
+          <w:p>
+            <w:r>
+              <w:rPr>
+                <w:b/>
+              </w:rPr>
+              <w:t>과적합 시작</w:t>
+              <w:br/>
+              <w:t>EarlyStopping 없으면</w:t>
+              <w:br/>
+              <w:t>최적 지점 지나침</w:t>
+            </w:r>
+          </w:p>
+        </w:tc>
+      </w:tr>
+    </w:tbl>
+    <w:p/>
+    <w:p>
+      <w:pPr>
+        <w:pStyle w:val="Heading2"/>
+      </w:pPr>
+      <w:r>
+        <w:t>Validation Accuracy 핵심 체크 포인트 (가장 중요)</w:t>
+      </w:r>
+    </w:p>
+    <w:tbl>
+      <w:tblPr>
+        <w:tblStyle w:val="TableGrid"/>
+        <w:tblW w:type="auto" w:w="0"/>
+        <w:tblLook w:firstColumn="1" w:firstRow="1" w:lastColumn="0" w:lastRow="0" w:noHBand="0" w:noVBand="1" w:val="04A0"/>
+      </w:tblPr>
+      <w:tblGrid>
+        <w:gridCol w:w="3135"/>
+        <w:gridCol w:w="3135"/>
+        <w:gridCol w:w="3135"/>
+      </w:tblGrid>
+      <w:tr>
+        <w:tc>
+          <w:tcPr>
+            <w:tcW w:type="dxa" w:w="3135"/>
+            <w:shd w:val="clear" w:color="auto" w:fill="4472C4"/>
+          </w:tcPr>
+          <w:p>
+            <w:pPr>
+              <w:jc w:val="center"/>
+            </w:pPr>
+            <w:r>
+              <w:rPr>
+                <w:b/>
+                <w:color w:val="FFFFFF"/>
+              </w:rPr>
+              <w:t>체크 항목</w:t>
+            </w:r>
+          </w:p>
+        </w:tc>
+        <w:tc>
+          <w:tcPr>
+            <w:tcW w:type="dxa" w:w="3135"/>
+            <w:shd w:val="clear" w:color="auto" w:fill="4472C4"/>
+          </w:tcPr>
+          <w:p>
+            <w:pPr>
+              <w:jc w:val="center"/>
+            </w:pPr>
+            <w:r>
+              <w:rPr>
+                <w:b/>
+                <w:color w:val="FFFFFF"/>
+              </w:rPr>
+              <w:t>판단 기준</w:t>
+            </w:r>
+          </w:p>
+        </w:tc>
+        <w:tc>
+          <w:tcPr>
+            <w:tcW w:type="dxa" w:w="3135"/>
+            <w:shd w:val="clear" w:color="auto" w:fill="4472C4"/>
+          </w:tcPr>
+          <w:p>
+            <w:pPr>
+              <w:jc w:val="center"/>
+            </w:pPr>
+            <w:r>
+              <w:rPr>
+                <w:b/>
+                <w:color w:val="FFFFFF"/>
+              </w:rPr>
+              <w:t>예시 그래프 결과</w:t>
+            </w:r>
+          </w:p>
+        </w:tc>
+      </w:tr>
+      <w:tr>
+        <w:tc>
+          <w:tcPr>
+            <w:tcW w:type="dxa" w:w="3135"/>
+            <w:shd w:val="clear" w:color="auto" w:fill="E2EFDA"/>
+          </w:tcPr>
+          <w:p>
+            <w:r>
+              <w:t>Val Acc 최고점</w:t>
+            </w:r>
+          </w:p>
+        </w:tc>
+        <w:tc>
+          <w:tcPr>
+            <w:tcW w:type="dxa" w:w="3135"/>
+            <w:shd w:val="clear" w:color="auto" w:fill="E2EFDA"/>
+          </w:tcPr>
+          <w:p>
+            <w:r>
+              <w:t>주황선 최대값 epoch</w:t>
+              <w:br/>
+              <w:t>= 최적 모델 저장 시점</w:t>
+            </w:r>
+          </w:p>
+        </w:tc>
+        <w:tc>
+          <w:tcPr>
+            <w:tcW w:type="dxa" w:w="3135"/>
+            <w:shd w:val="clear" w:color="auto" w:fill="E2EFDA"/>
+          </w:tcPr>
+          <w:p>
+            <w:r>
+              <w:t>Epoch 12~13 (Val Acc ~0.72)</w:t>
+              <w:br/>
+              <w:t>EarlyStopping이 자동 복원</w:t>
+            </w:r>
+          </w:p>
+        </w:tc>
+      </w:tr>
+      <w:tr>
+        <w:tc>
+          <w:tcPr>
+            <w:tcW w:type="dxa" w:w="3135"/>
+            <w:shd w:val="clear" w:color="auto" w:fill="EBF3FB"/>
+          </w:tcPr>
+          <w:p>
+            <w:r>
+              <w:t>Train-Val 격차</w:t>
+            </w:r>
+          </w:p>
+        </w:tc>
+        <w:tc>
+          <w:tcPr>
+            <w:tcW w:type="dxa" w:w="3135"/>
+            <w:shd w:val="clear" w:color="auto" w:fill="EBF3FB"/>
+          </w:tcPr>
+          <w:p>
+            <w:r>
+              <w:t>&lt;5%: 정상 / 5~10%: 주의</w:t>
+              <w:br/>
+              <w:t>&gt;10%: 과적합 조치 필요</w:t>
+            </w:r>
+          </w:p>
+        </w:tc>
+        <w:tc>
+          <w:tcPr>
+            <w:tcW w:type="dxa" w:w="3135"/>
+            <w:shd w:val="clear" w:color="auto" w:fill="EBF3FB"/>
+          </w:tcPr>
+          <w:p>
+            <w:r>
+              <w:t>약 6% (Train 0.77 - Val 0.71)</w:t>
+              <w:br/>
+              <w:t>-&gt; 경미한 과적합 수준</w:t>
+            </w:r>
+          </w:p>
+        </w:tc>
+      </w:tr>
+      <w:tr>
+        <w:tc>
+          <w:tcPr>
+            <w:tcW w:type="dxa" w:w="3135"/>
+            <w:shd w:val="clear" w:color="auto" w:fill="FFD7D7"/>
+          </w:tcPr>
+          <w:p>
+            <w:r>
+              <w:rPr>
+                <w:b/>
+              </w:rPr>
+              <w:t>Val Loss 반전</w:t>
+              <w:br/>
+              <w:t>(핵심 과적합 신호)</w:t>
+            </w:r>
+          </w:p>
+        </w:tc>
+        <w:tc>
+          <w:tcPr>
+            <w:tcW w:type="dxa" w:w="3135"/>
+            <w:shd w:val="clear" w:color="auto" w:fill="FFD7D7"/>
+          </w:tcPr>
+          <w:p>
+            <w:r>
+              <w:rPr>
+                <w:b/>
+              </w:rPr>
+              <w:t>상승 반전 없음: 정상 진행 중</w:t>
+              <w:br/>
+              <w:t>상승 반전 있음: 과적합 시작</w:t>
+              <w:br/>
+              <w:t>반전 전 epoch = 최적 지점</w:t>
+            </w:r>
+          </w:p>
+        </w:tc>
+        <w:tc>
+          <w:tcPr>
+            <w:tcW w:type="dxa" w:w="3135"/>
+            <w:shd w:val="clear" w:color="auto" w:fill="FFD7D7"/>
+          </w:tcPr>
+          <w:p>
+            <w:r>
+              <w:rPr>
+                <w:b/>
+              </w:rPr>
+              <w:t>Epoch 12~에서 반전</w:t>
+              <w:br/>
+              <w:t>(0.69 -&gt; 0.83)</w:t>
+              <w:br/>
+              <w:t>-&gt; 과적합 확인 완료</w:t>
+            </w:r>
+          </w:p>
+        </w:tc>
+      </w:tr>
+    </w:tbl>
+    <w:p>
+      <w:r>
+        <w:rPr>
+          <w:b/>
+          <w:color w:val="175D19"/>
+        </w:rPr>
+        <w:t xml:space="preserve">핵심 결론: </w:t>
+      </w:r>
+      <w:r>
+        <w:t>Validation Accuracy(주황선) 최고점을 찾는 것이 목표입니다. Training Accuracy(파란선)는 항상 높아지지만 실제 성능을 보여주지 않습니다. Val Loss가 상승 반전하는 시점이 과적합 시작이며, EarlyStopping(monitor='val_loss', patience=7, restore_best_weights=True)이 이 최적 지점을 자동으로 포착하고 가중치를 보존합니다.</w:t>
+      </w:r>
+    </w:p>
+    <w:p>
+      <w:r>
+        <w:br w:type="page"/>
+      </w:r>
+    </w:p>
+    <w:p>
+      <w:pPr>
+        <w:pStyle w:val="Heading1"/>
+      </w:pPr>
+      <w:r>
+        <w:t>SpatialDropout2D -- CNN 합성곱층 전용 드롭아웃</w:t>
+      </w:r>
+    </w:p>
+    <w:p>
+      <w:r>
+        <w:t>일반 Dropout이 개별 픽셀을 끄는 반면, SpatialDropout2D는 채널(feature map) 전체를 한 번에 드롭합니다. CNN 합성곱 출력의 공간 상관성을 고려한 정규화 기법입니다.</w:t>
+      </w:r>
+    </w:p>
+    <w:tbl>
+      <w:tblPr>
+        <w:tblStyle w:val="TableGrid"/>
+        <w:tblW w:type="auto" w:w="0"/>
+        <w:tblLook w:firstColumn="1" w:firstRow="1" w:lastColumn="0" w:lastRow="0" w:noHBand="0" w:noVBand="1" w:val="04A0"/>
+      </w:tblPr>
+      <w:tblGrid>
+        <w:gridCol w:w="3135"/>
+        <w:gridCol w:w="3135"/>
+        <w:gridCol w:w="3135"/>
+      </w:tblGrid>
+      <w:tr>
+        <w:tc>
+          <w:tcPr>
+            <w:tcW w:type="dxa" w:w="3135"/>
+            <w:shd w:val="clear" w:color="auto" w:fill="4472C4"/>
+          </w:tcPr>
+          <w:p>
+            <w:pPr>
+              <w:jc w:val="center"/>
+            </w:pPr>
+            <w:r>
+              <w:rPr>
+                <w:b/>
+                <w:color w:val="FFFFFF"/>
+              </w:rPr>
+              <w:t>비교</w:t>
+            </w:r>
+          </w:p>
+        </w:tc>
+        <w:tc>
+          <w:tcPr>
+            <w:tcW w:type="dxa" w:w="3135"/>
+            <w:shd w:val="clear" w:color="auto" w:fill="4472C4"/>
+          </w:tcPr>
+          <w:p>
+            <w:pPr>
+              <w:jc w:val="center"/>
+            </w:pPr>
+            <w:r>
+              <w:rPr>
+                <w:b/>
+                <w:color w:val="FFFFFF"/>
+              </w:rPr>
+              <w:t>일반 Dropout</w:t>
+            </w:r>
+          </w:p>
+        </w:tc>
+        <w:tc>
+          <w:tcPr>
+            <w:tcW w:type="dxa" w:w="3135"/>
+            <w:shd w:val="clear" w:color="auto" w:fill="4472C4"/>
+          </w:tcPr>
+          <w:p>
+            <w:pPr>
+              <w:jc w:val="center"/>
+            </w:pPr>
+            <w:r>
+              <w:rPr>
+                <w:b/>
+                <w:color w:val="FFFFFF"/>
+              </w:rPr>
+              <w:t>SpatialDropout2D</w:t>
+            </w:r>
+          </w:p>
+        </w:tc>
+      </w:tr>
+      <w:tr>
+        <w:tc>
+          <w:tcPr>
+            <w:tcW w:type="dxa" w:w="3135"/>
+            <w:shd w:val="clear" w:color="auto" w:fill="EBF3FB"/>
+          </w:tcPr>
+          <w:p>
+            <w:r>
+              <w:t>드롭 단위</w:t>
+            </w:r>
+          </w:p>
+        </w:tc>
+        <w:tc>
+          <w:tcPr>
+            <w:tcW w:type="dxa" w:w="3135"/>
+            <w:shd w:val="clear" w:color="auto" w:fill="EBF3FB"/>
+          </w:tcPr>
+          <w:p>
+            <w:r>
+              <w:t>개별 픽셀</w:t>
+            </w:r>
+          </w:p>
+        </w:tc>
+        <w:tc>
+          <w:tcPr>
+            <w:tcW w:type="dxa" w:w="3135"/>
+            <w:shd w:val="clear" w:color="auto" w:fill="EBF3FB"/>
+          </w:tcPr>
+          <w:p>
+            <w:r>
+              <w:t>채널(feature map) 전체</w:t>
+            </w:r>
+          </w:p>
+        </w:tc>
+      </w:tr>
+      <w:tr>
+        <w:tc>
+          <w:tcPr>
+            <w:tcW w:type="dxa" w:w="3135"/>
+          </w:tcPr>
+          <w:p>
+            <w:r>
+              <w:t>권장 위치</w:t>
+            </w:r>
+          </w:p>
+        </w:tc>
+        <w:tc>
+          <w:tcPr>
+            <w:tcW w:type="dxa" w:w="3135"/>
+          </w:tcPr>
+          <w:p>
+            <w:r>
+              <w:t>Dense 층</w:t>
+            </w:r>
+          </w:p>
+        </w:tc>
+        <w:tc>
+          <w:tcPr>
+            <w:tcW w:type="dxa" w:w="3135"/>
+          </w:tcPr>
+          <w:p>
+            <w:r>
+              <w:t>Conv2D 층 이후</w:t>
+            </w:r>
+          </w:p>
+        </w:tc>
+      </w:tr>
+      <w:tr>
+        <w:tc>
+          <w:tcPr>
+            <w:tcW w:type="dxa" w:w="3135"/>
+            <w:shd w:val="clear" w:color="auto" w:fill="EBF3FB"/>
+          </w:tcPr>
+          <w:p>
+            <w:r>
+              <w:t>권장 rate</w:t>
+            </w:r>
+          </w:p>
+        </w:tc>
+        <w:tc>
+          <w:tcPr>
+            <w:tcW w:type="dxa" w:w="3135"/>
+            <w:shd w:val="clear" w:color="auto" w:fill="EBF3FB"/>
+          </w:tcPr>
+          <w:p>
+            <w:r>
+              <w:t>0.3 ~ 0.5</w:t>
+            </w:r>
+          </w:p>
+        </w:tc>
+        <w:tc>
+          <w:tcPr>
+            <w:tcW w:type="dxa" w:w="3135"/>
+            <w:shd w:val="clear" w:color="auto" w:fill="EBF3FB"/>
+          </w:tcPr>
+          <w:p>
+            <w:r>
+              <w:t>0.1 ~ 0.2 (낮게)</w:t>
+            </w:r>
+          </w:p>
+        </w:tc>
+      </w:tr>
+    </w:tbl>
+    <w:p/>
+    <w:p>
+      <w:r>
+        <w:rPr>
+          <w:b/>
+        </w:rPr>
+        <w:t xml:space="preserve">적용 결과 (Quiz CNN): </w:t>
+      </w:r>
+      <w:r>
+        <w:t>Conv2D 이후 SpatialDropout2D(0.1), Dense 이후 Dropout(0.3) 조합 적용. padding='same' 추가로 feature map 크기 유지.</w:t>
+      </w:r>
+    </w:p>
+    <w:p/>
+    <w:p>
+      <w:pPr>
+        <w:ind w:left="432"/>
+        <w:shd w:val="clear" w:color="auto" w:fill="F2F2F2"/>
+      </w:pPr>
+      <w:r>
+        <w:rPr>
+          <w:rFonts w:ascii="Courier New" w:hAnsi="Courier New"/>
+          <w:sz w:val="18"/>
+        </w:rPr>
+        <w:t>layers.Conv2D(32, (3,3), padding='same', activation='relu'),</w:t>
+        <w:br/>
+        <w:t>layers.SpatialDropout2D(0.1),    # 채널 단위 드롭 (Conv 이후)</w:t>
+        <w:br/>
+        <w:t>layers.MaxPooling2D((2, 2)),</w:t>
+        <w:br/>
+        <w:t>layers.Conv2D(64, (3,3), padding='same', activation='relu'),</w:t>
+        <w:br/>
+        <w:t>layers.SpatialDropout2D(0.1),    # 채널 단위 드롭 (Conv 이후)</w:t>
+        <w:br/>
+        <w:t>layers.MaxPooling2D((2, 2)),</w:t>
+        <w:br/>
+        <w:t>layers.Flatten(),</w:t>
+        <w:br/>
+        <w:t>layers.Dense(128, activation='relu'),</w:t>
+        <w:br/>
+        <w:t>layers.Dropout(0.3),             # 일반 드롭아웃 (Dense 이후)</w:t>
+        <w:br/>
+        <w:t>layers.Dense(10, activation='softmax')</w:t>
+      </w:r>
+    </w:p>
+    <w:p>
+      <w:r>
+        <w:br w:type="page"/>
+      </w:r>
+    </w:p>
+    <w:p>
+      <w:pPr>
+        <w:pStyle w:val="Heading1"/>
+      </w:pPr>
+      <w:r>
+        <w:t>전처리 보완 — 시계열 Shuffle / Scale / Inverse Transform</w:t>
+      </w:r>
+    </w:p>
+    <w:p>
+      <w:pPr>
+        <w:pStyle w:val="Heading2"/>
+      </w:pPr>
+      <w:r>
+        <w:t>1. 시계열 Shuffle 처리 현황</w:t>
+      </w:r>
+    </w:p>
+    <w:p>
+      <w:r>
+        <w:rPr>
+          <w:b w:val="0"/>
+          <w:i w:val="0"/>
+        </w:rPr>
+        <w:t>시계열 슬라이딩 윈도우 데이터는 같은 실험 내 윈도우들이 train/test에 섞이면 평가 지표가 낙관적으로 왜곡됩니다.</w:t>
+      </w:r>
+    </w:p>
+    <w:tbl>
+      <w:tblPr>
+        <w:tblStyle w:val="TableGrid"/>
+        <w:tblW w:type="auto" w:w="0"/>
+        <w:tblLook w:firstColumn="1" w:firstRow="1" w:lastColumn="0" w:lastRow="0" w:noHBand="0" w:noVBand="1" w:val="04A0"/>
+      </w:tblPr>
+      <w:tblGrid>
+        <w:gridCol w:w="3135"/>
+        <w:gridCol w:w="3135"/>
+        <w:gridCol w:w="3135"/>
+      </w:tblGrid>
+      <w:tr>
+        <w:tc>
+          <w:tcPr>
+            <w:tcW w:type="dxa" w:w="3135"/>
+          </w:tcPr>
+          <w:p>
+            <w:r>
+              <w:rPr>
+                <w:b/>
+              </w:rPr>
+              <w:t>소스</w:t>
+            </w:r>
+          </w:p>
+        </w:tc>
+        <w:tc>
+          <w:tcPr>
+            <w:tcW w:type="dxa" w:w="3135"/>
+          </w:tcPr>
+          <w:p>
+            <w:r>
+              <w:rPr>
+                <w:b/>
+              </w:rPr>
+              <w:t>적용 방식</w:t>
+            </w:r>
+          </w:p>
+        </w:tc>
+        <w:tc>
+          <w:tcPr>
+            <w:tcW w:type="dxa" w:w="3135"/>
+          </w:tcPr>
+          <w:p>
+            <w:r>
+              <w:rPr>
+                <w:b/>
+              </w:rPr>
+              <w:t>평가</w:t>
+            </w:r>
+          </w:p>
+        </w:tc>
+      </w:tr>
+      <w:tr>
+        <w:tc>
+          <w:tcPr>
+            <w:tcW w:type="dxa" w:w="3135"/>
+          </w:tcPr>
+          <w:p>
+            <w:r>
+              <w:t>Source 2 (합성 시계열)</w:t>
+            </w:r>
+          </w:p>
+        </w:tc>
+        <w:tc>
+          <w:tcPr>
+            <w:tcW w:type="dxa" w:w="3135"/>
+          </w:tcPr>
+          <w:p>
+            <w:r>
+              <w:t>StratifiedKFold(shuffle=True) — 독립 run 단위</w:t>
+            </w:r>
+          </w:p>
+        </w:tc>
+        <w:tc>
+          <w:tcPr>
+            <w:tcW w:type="dxa" w:w="3135"/>
+          </w:tcPr>
+          <w:p>
+            <w:r>
+              <w:t>OK: 각 시퀀스가 독립 run</w:t>
+            </w:r>
+          </w:p>
+        </w:tc>
+      </w:tr>
+      <w:tr>
+        <w:tc>
+          <w:tcPr>
+            <w:tcW w:type="dxa" w:w="3135"/>
+          </w:tcPr>
+          <w:p>
+            <w:r>
+              <w:t>Source 3 (NASA Milling)</w:t>
+            </w:r>
+          </w:p>
+        </w:tc>
+        <w:tc>
+          <w:tcPr>
+            <w:tcW w:type="dxa" w:w="3135"/>
+          </w:tcPr>
+          <w:p>
+            <w:r>
+              <w:t>train_test_split(shuffle=True, 기본값)</w:t>
+            </w:r>
+          </w:p>
+        </w:tc>
+        <w:tc>
+          <w:tcPr>
+            <w:tcW w:type="dxa" w:w="3135"/>
+          </w:tcPr>
+          <w:p>
+            <w:r>
+              <w:t>수정됨: shuffle=False 적용, 시계열 순서 보존 (stratify 제거)</w:t>
+            </w:r>
+          </w:p>
+        </w:tc>
+      </w:tr>
+      <w:tr>
+        <w:tc>
+          <w:tcPr>
+            <w:tcW w:type="dxa" w:w="3135"/>
+          </w:tcPr>
+          <w:p>
+            <w:r>
+              <w:t>FEMTO (본 문서)</w:t>
+            </w:r>
+          </w:p>
+        </w:tc>
+        <w:tc>
+          <w:tcPr>
+            <w:tcW w:type="dxa" w:w="3135"/>
+          </w:tcPr>
+          <w:p>
+            <w:r>
+              <w:t>GroupKFold(bearing) — 베어링 단위 분리</w:t>
+            </w:r>
+          </w:p>
+        </w:tc>
+        <w:tc>
+          <w:tcPr>
+            <w:tcW w:type="dxa" w:w="3135"/>
+          </w:tcPr>
+          <w:p>
+            <w:r>
+              <w:t>OK: 시계열 누수 완전 방지</w:t>
+            </w:r>
+          </w:p>
+        </w:tc>
+      </w:tr>
+    </w:tbl>
+    <w:p>
+      <w:r>
+        <w:rPr>
+          <w:b w:val="0"/>
+          <w:i/>
+        </w:rPr>
+        <w:t>FEMTO는 GroupKFold(베어링 단위)로 가장 엄밀하게 처리됩니다.</w:t>
+      </w:r>
+    </w:p>
+    <w:p/>
+    <w:p>
+      <w:pPr>
+        <w:pStyle w:val="Heading2"/>
+      </w:pPr>
+      <w:r>
+        <w:t>2. 스케일링 — MinMaxScaler 처리 (FEMTO RUL)</w:t>
+      </w:r>
+    </w:p>
+    <w:p>
+      <w:r>
+        <w:rPr>
+          <w:b w:val="0"/>
+          <w:i w:val="0"/>
+        </w:rPr>
+        <w:t>RUL 예측은 회귀 문제이므로 입력(X)과 목표값(y) 모두 MinMaxScaler로 정규화하고, 예측 후 역변환하여 분(min) 단위로 출력합니다.</w:t>
+      </w:r>
+    </w:p>
+    <w:tbl>
+      <w:tblPr>
+        <w:tblStyle w:val="TableGrid"/>
+        <w:tblW w:type="auto" w:w="0"/>
+        <w:tblLook w:firstColumn="1" w:firstRow="1" w:lastColumn="0" w:lastRow="0" w:noHBand="0" w:noVBand="1" w:val="04A0"/>
+      </w:tblPr>
+      <w:tblGrid>
+        <w:gridCol w:w="2351"/>
+        <w:gridCol w:w="2351"/>
+        <w:gridCol w:w="2351"/>
+        <w:gridCol w:w="2351"/>
+      </w:tblGrid>
+      <w:tr>
+        <w:tc>
+          <w:tcPr>
+            <w:tcW w:type="dxa" w:w="2351"/>
+          </w:tcPr>
+          <w:p>
+            <w:r>
+              <w:rPr>
+                <w:b/>
+              </w:rPr>
+              <w:t>단계</w:t>
+            </w:r>
+          </w:p>
+        </w:tc>
+        <w:tc>
+          <w:tcPr>
+            <w:tcW w:type="dxa" w:w="2351"/>
+          </w:tcPr>
+          <w:p>
+            <w:r>
+              <w:rPr>
+                <w:b/>
+              </w:rPr>
+              <w:t>적용 대상</w:t>
+            </w:r>
+          </w:p>
+        </w:tc>
+        <w:tc>
+          <w:tcPr>
+            <w:tcW w:type="dxa" w:w="2351"/>
+          </w:tcPr>
+          <w:p>
+            <w:r>
+              <w:rPr>
+                <w:b/>
+              </w:rPr>
+              <w:t>방법</w:t>
+            </w:r>
+          </w:p>
+        </w:tc>
+        <w:tc>
+          <w:tcPr>
+            <w:tcW w:type="dxa" w:w="2351"/>
+          </w:tcPr>
+          <w:p>
+            <w:r>
+              <w:rPr>
+                <w:b/>
+              </w:rPr>
+              <w:t>비고</w:t>
+            </w:r>
+          </w:p>
+        </w:tc>
+      </w:tr>
+      <w:tr>
+        <w:tc>
+          <w:tcPr>
+            <w:tcW w:type="dxa" w:w="2351"/>
+          </w:tcPr>
+          <w:p>
+            <w:r>
+              <w:t>Train X 스케일</w:t>
+            </w:r>
+          </w:p>
+        </w:tc>
+        <w:tc>
+          <w:tcPr>
+            <w:tcW w:type="dxa" w:w="2351"/>
+          </w:tcPr>
+          <w:p>
+            <w:r>
+              <w:t>X_tr (N×W×F)</w:t>
+            </w:r>
+          </w:p>
+        </w:tc>
+        <w:tc>
+          <w:tcPr>
+            <w:tcW w:type="dxa" w:w="2351"/>
+          </w:tcPr>
+          <w:p>
+            <w:r>
+              <w:t>MinMaxScaler().fit_transform()</w:t>
+            </w:r>
+          </w:p>
+        </w:tc>
+        <w:tc>
+          <w:tcPr>
+            <w:tcW w:type="dxa" w:w="2351"/>
+          </w:tcPr>
+          <w:p>
+            <w:r>
+              <w:t>train 기준 fit</w:t>
+            </w:r>
+          </w:p>
+        </w:tc>
+      </w:tr>
+      <w:tr>
+        <w:tc>
+          <w:tcPr>
+            <w:tcW w:type="dxa" w:w="2351"/>
+          </w:tcPr>
+          <w:p>
+            <w:r>
+              <w:t>Test X 스케일</w:t>
+            </w:r>
+          </w:p>
+        </w:tc>
+        <w:tc>
+          <w:tcPr>
+            <w:tcW w:type="dxa" w:w="2351"/>
+          </w:tcPr>
+          <w:p>
+            <w:r>
+              <w:t>X_te (N×W×F)</w:t>
+            </w:r>
+          </w:p>
+        </w:tc>
+        <w:tc>
+          <w:tcPr>
+            <w:tcW w:type="dxa" w:w="2351"/>
+          </w:tcPr>
+          <w:p>
+            <w:r>
+              <w:t>seq_scaler.transform()</w:t>
+            </w:r>
+          </w:p>
+        </w:tc>
+        <w:tc>
+          <w:tcPr>
+            <w:tcW w:type="dxa" w:w="2351"/>
+          </w:tcPr>
+          <w:p>
+            <w:r>
+              <w:t>train fit 재사용, 누수 없음</w:t>
+            </w:r>
+          </w:p>
+        </w:tc>
+      </w:tr>
+      <w:tr>
+        <w:tc>
+          <w:tcPr>
+            <w:tcW w:type="dxa" w:w="2351"/>
+          </w:tcPr>
+          <w:p>
+            <w:r>
+              <w:t>Train y 스케일</w:t>
+            </w:r>
+          </w:p>
+        </w:tc>
+        <w:tc>
+          <w:tcPr>
+            <w:tcW w:type="dxa" w:w="2351"/>
+          </w:tcPr>
+          <w:p>
+            <w:r>
+              <w:t>y_tr RUL(분)</w:t>
+            </w:r>
+          </w:p>
+        </w:tc>
+        <w:tc>
+          <w:tcPr>
+            <w:tcW w:type="dxa" w:w="2351"/>
+          </w:tcPr>
+          <w:p>
+            <w:r>
+              <w:t>MinMaxScaler().fit_transform()</w:t>
+            </w:r>
+          </w:p>
+        </w:tc>
+        <w:tc>
+          <w:tcPr>
+            <w:tcW w:type="dxa" w:w="2351"/>
+          </w:tcPr>
+          <w:p>
+            <w:r>
+              <w:t>0~1 범위 정규화</w:t>
+            </w:r>
+          </w:p>
+        </w:tc>
+      </w:tr>
+      <w:tr>
+        <w:tc>
+          <w:tcPr>
+            <w:tcW w:type="dxa" w:w="2351"/>
+          </w:tcPr>
+          <w:p>
+            <w:r>
+              <w:t>Test y 스케일</w:t>
+            </w:r>
+          </w:p>
+        </w:tc>
+        <w:tc>
+          <w:tcPr>
+            <w:tcW w:type="dxa" w:w="2351"/>
+          </w:tcPr>
+          <w:p>
+            <w:r>
+              <w:t>y_te RUL(분)</w:t>
+            </w:r>
+          </w:p>
+        </w:tc>
+        <w:tc>
+          <w:tcPr>
+            <w:tcW w:type="dxa" w:w="2351"/>
+          </w:tcPr>
+          <w:p>
+            <w:r>
+              <w:t>y_scaler.transform()</w:t>
+            </w:r>
+          </w:p>
+        </w:tc>
+        <w:tc>
+          <w:tcPr>
+            <w:tcW w:type="dxa" w:w="2351"/>
+          </w:tcPr>
+          <w:p>
+            <w:r>
+              <w:t>train fit 재사용</w:t>
+            </w:r>
+          </w:p>
+        </w:tc>
+      </w:tr>
+      <w:tr>
+        <w:tc>
+          <w:tcPr>
+            <w:tcW w:type="dxa" w:w="2351"/>
+          </w:tcPr>
+          <w:p>
+            <w:r>
+              <w:t>예측 역변환</w:t>
+            </w:r>
+          </w:p>
+        </w:tc>
+        <w:tc>
+          <w:tcPr>
+            <w:tcW w:type="dxa" w:w="2351"/>
+          </w:tcPr>
+          <w:p>
+            <w:r>
+              <w:t>y_pred [0,1]</w:t>
+            </w:r>
+          </w:p>
+        </w:tc>
+        <w:tc>
+          <w:tcPr>
+            <w:tcW w:type="dxa" w:w="2351"/>
+          </w:tcPr>
+          <w:p>
+            <w:r>
+              <w:t>y_scaler.inverse_transform()</w:t>
+            </w:r>
+          </w:p>
+        </w:tc>
+        <w:tc>
+          <w:tcPr>
+            <w:tcW w:type="dxa" w:w="2351"/>
+          </w:tcPr>
+          <w:p>
+            <w:r>
+              <w:t>분 단위 RUL 복원</w:t>
+            </w:r>
+          </w:p>
+        </w:tc>
+      </w:tr>
+    </w:tbl>
+    <w:p>
+      <w:r>
+        <w:rPr>
+          <w:b w:val="0"/>
+          <w:i/>
+        </w:rPr>
+        <w:t>분류 모델(Source 2·3)은 sigmoid 출력(0~1 확률)이므로 역변환 불필요.</w:t>
+      </w:r>
+    </w:p>
+    <w:p/>
+    <w:p>
+      <w:pPr>
+        <w:pStyle w:val="Heading2"/>
+      </w:pPr>
+      <w:r>
+        <w:t>3. RUL 예측 시각화 (역변환 후)</w:t>
+      </w:r>
+    </w:p>
+    <w:p>
+      <w:r>
+        <w:rPr>
+          <w:b w:val="0"/>
+          <w:i w:val="0"/>
+        </w:rPr>
+        <w:t>아래 그래프는 y_scaler.inverse_transform() 적용 후 분 단위로 복원된 실측값과 예측값 비교입니다.</w:t>
+      </w:r>
+    </w:p>
+    <w:p>
+      <w:pPr>
+        <w:jc w:val="center"/>
+      </w:pPr>
+      <w:r>
+        <w:drawing>
+          <wp:inline xmlns:a="http://schemas.openxmlformats.org/drawingml/2006/main" xmlns:pic="http://schemas.openxmlformats.org/drawingml/2006/picture">
+            <wp:extent cx="5040000" cy="2028330"/>
+            <wp:docPr id="17" name="Picture 17"/>
+            <wp:cNvGraphicFramePr>
+              <a:graphicFrameLocks noChangeAspect="1"/>
+            </wp:cNvGraphicFramePr>
+            <a:graphic>
+              <a:graphicData uri="http://schemas.openxmlformats.org/drawingml/2006/picture">
+                <pic:pic>
+                  <pic:nvPicPr>
+                    <pic:cNvPr id="0" name="image.png"/>
+                    <pic:cNvPicPr/>
+                  </pic:nvPicPr>
+                  <pic:blipFill>
+                    <a:blip r:embed="rId23"/>
+                    <a:stretch>
+                      <a:fillRect/>
+                    </a:stretch>
+                  </pic:blipFill>
+                  <pic:spPr>
+                    <a:xfrm>
+                      <a:off x="0" y="0"/>
+                      <a:ext cx="5040000" cy="2028330"/>
+                    </a:xfrm>
+                    <a:prstGeom prst="rect"/>
+                  </pic:spPr>
+                </pic:pic>
+              </a:graphicData>
+            </a:graphic>
+          </wp:inline>
+        </w:drawing>
+      </w:r>
+    </w:p>
+    <w:p>
+      <w:pPr>
+        <w:jc w:val="center"/>
+      </w:pPr>
+      <w:r>
+        <w:rPr>
+          <w:i/>
+        </w:rPr>
+        <w:t>그림. LSTM RUL 예측 — Actual vs Predicted (분 단위)</w:t>
+      </w:r>
+    </w:p>
+    <w:p/>
+    <w:p>
+      <w:pPr>
+        <w:jc w:val="center"/>
+      </w:pPr>
+      <w:r>
+        <w:drawing>
+          <wp:inline xmlns:a="http://schemas.openxmlformats.org/drawingml/2006/main" xmlns:pic="http://schemas.openxmlformats.org/drawingml/2006/picture">
+            <wp:extent cx="5040000" cy="2208539"/>
+            <wp:docPr id="18" name="Picture 18"/>
+            <wp:cNvGraphicFramePr>
+              <a:graphicFrameLocks noChangeAspect="1"/>
+            </wp:cNvGraphicFramePr>
+            <a:graphic>
+              <a:graphicData uri="http://schemas.openxmlformats.org/drawingml/2006/picture">
+                <pic:pic>
+                  <pic:nvPicPr>
+                    <pic:cNvPr id="0" name="image.png"/>
+                    <pic:cNvPicPr/>
+                  </pic:nvPicPr>
+                  <pic:blipFill>
+                    <a:blip r:embed="rId15"/>
+                    <a:stretch>
+                      <a:fillRect/>
+                    </a:stretch>
+                  </pic:blipFill>
+                  <pic:spPr>
+                    <a:xfrm>
+                      <a:off x="0" y="0"/>
+                      <a:ext cx="5040000" cy="2208539"/>
+                    </a:xfrm>
+                    <a:prstGeom prst="rect"/>
+                  </pic:spPr>
+                </pic:pic>
+              </a:graphicData>
+            </a:graphic>
+          </wp:inline>
+        </w:drawing>
+      </w:r>
+    </w:p>
+    <w:p>
+      <w:pPr>
+        <w:jc w:val="center"/>
+      </w:pPr>
+      <w:r>
+        <w:rPr>
+          <w:i/>
+        </w:rPr>
+        <w:t>그림. 베어링 열화 진행 및 RUL 감소 패턴</w:t>
+      </w:r>
+    </w:p>
+    <w:p/>
+    <w:p>
+      <w:pPr>
+        <w:jc w:val="center"/>
+      </w:pPr>
+      <w:r>
+        <w:drawing>
+          <wp:inline xmlns:a="http://schemas.openxmlformats.org/drawingml/2006/main" xmlns:pic="http://schemas.openxmlformats.org/drawingml/2006/picture">
+            <wp:extent cx="5040000" cy="2854211"/>
+            <wp:docPr id="19" name="Picture 19"/>
+            <wp:cNvGraphicFramePr>
+              <a:graphicFrameLocks noChangeAspect="1"/>
+            </wp:cNvGraphicFramePr>
+            <a:graphic>
+              <a:graphicData uri="http://schemas.openxmlformats.org/drawingml/2006/picture">
+                <pic:pic>
+                  <pic:nvPicPr>
+                    <pic:cNvPr id="0" name="image.png"/>
+                    <pic:cNvPicPr/>
+                  </pic:nvPicPr>
+                  <pic:blipFill>
+                    <a:blip r:embed="rId17"/>
+                    <a:stretch>
+                      <a:fillRect/>
+                    </a:stretch>
+                  </pic:blipFill>
+                  <pic:spPr>
+                    <a:xfrm>
+                      <a:off x="0" y="0"/>
+                      <a:ext cx="5040000" cy="2854211"/>
+                    </a:xfrm>
+                    <a:prstGeom prst="rect"/>
+                  </pic:spPr>
+                </pic:pic>
+              </a:graphicData>
+            </a:graphic>
+          </wp:inline>
+        </w:drawing>
+      </w:r>
+    </w:p>
+    <w:p>
+      <w:pPr>
+        <w:jc w:val="center"/>
+      </w:pPr>
+      <w:r>
+        <w:rPr>
+          <w:i/>
+        </w:rPr>
+        <w:t>그림. LSTM 학습 곡선 (Loss / MAE per epoch)</w:t>
+      </w:r>
+    </w:p>
+    <w:p>
+      <w:r>
+        <w:br w:type="page"/>
+      </w:r>
+    </w:p>
+    <w:p>
+      <w:pPr>
+        <w:pStyle w:val="Heading1"/>
+      </w:pPr>
+      <w:r>
+        <w:t>DL 모델 간 성능 비교 (FEMTO RUL)</w:t>
+      </w:r>
+    </w:p>
+    <w:p>
+      <w:pPr>
+        <w:pStyle w:val="Heading2"/>
+      </w:pPr>
+      <w:r>
+        <w:t>모델별 RMSE / MAE (단위: 분)</w:t>
+      </w:r>
+    </w:p>
+    <w:tbl>
+      <w:tblPr>
+        <w:tblStyle w:val="TableGrid"/>
+        <w:tblW w:type="auto" w:w="0"/>
+        <w:tblLook w:firstColumn="1" w:firstRow="1" w:lastColumn="0" w:lastRow="0" w:noHBand="0" w:noVBand="1" w:val="04A0"/>
+      </w:tblPr>
+      <w:tblGrid>
+        <w:gridCol w:w="1881"/>
+        <w:gridCol w:w="1881"/>
+        <w:gridCol w:w="1881"/>
+        <w:gridCol w:w="1881"/>
+        <w:gridCol w:w="1881"/>
+      </w:tblGrid>
+      <w:tr>
+        <w:tc>
+          <w:tcPr>
+            <w:tcW w:type="dxa" w:w="1881"/>
+          </w:tcPr>
+          <w:p>
+            <w:r>
+              <w:rPr>
+                <w:b/>
+              </w:rPr>
+              <w:t>모델</w:t>
+            </w:r>
+          </w:p>
+        </w:tc>
+        <w:tc>
+          <w:tcPr>
+            <w:tcW w:type="dxa" w:w="1881"/>
+          </w:tcPr>
+          <w:p>
+            <w:r>
+              <w:rPr>
+                <w:b/>
+              </w:rPr>
+              <w:t>CV RMSE</w:t>
+            </w:r>
+          </w:p>
+        </w:tc>
+        <w:tc>
+          <w:tcPr>
+            <w:tcW w:type="dxa" w:w="1881"/>
+          </w:tcPr>
+          <w:p>
+            <w:r>
+              <w:rPr>
+                <w:b/>
+              </w:rPr>
+              <w:t>OOS RMSE</w:t>
+            </w:r>
+          </w:p>
+        </w:tc>
+        <w:tc>
+          <w:tcPr>
+            <w:tcW w:type="dxa" w:w="1881"/>
+          </w:tcPr>
+          <w:p>
+            <w:r>
+              <w:rPr>
+                <w:b/>
+              </w:rPr>
+              <w:t>OOS MAE</w:t>
+            </w:r>
+          </w:p>
+        </w:tc>
+        <w:tc>
+          <w:tcPr>
+            <w:tcW w:type="dxa" w:w="1881"/>
+          </w:tcPr>
+          <w:p>
+            <w:r>
+              <w:rPr>
+                <w:b/>
+              </w:rPr>
+              <w:t>비고</w:t>
+            </w:r>
+          </w:p>
+        </w:tc>
+      </w:tr>
+      <w:tr>
+        <w:tc>
+          <w:tcPr>
+            <w:tcW w:type="dxa" w:w="1881"/>
+          </w:tcPr>
+          <w:p>
+            <w:r>
+              <w:t>LSTM</w:t>
+            </w:r>
+          </w:p>
+        </w:tc>
+        <w:tc>
+          <w:tcPr>
+            <w:tcW w:type="dxa" w:w="1881"/>
+          </w:tcPr>
+          <w:p>
+            <w:r>
+              <w:t>1091.2</w:t>
+            </w:r>
+          </w:p>
+        </w:tc>
+        <w:tc>
+          <w:tcPr>
+            <w:tcW w:type="dxa" w:w="1881"/>
+          </w:tcPr>
+          <w:p>
+            <w:r>
+              <w:t>1036.9</w:t>
+            </w:r>
+          </w:p>
+        </w:tc>
+        <w:tc>
+          <w:tcPr>
+            <w:tcW w:type="dxa" w:w="1881"/>
+          </w:tcPr>
+          <w:p>
+            <w:r>
+              <w:t>846.2</w:t>
+            </w:r>
+          </w:p>
+        </w:tc>
+        <w:tc>
+          <w:tcPr>
+            <w:tcW w:type="dxa" w:w="1881"/>
+          </w:tcPr>
+          <w:p>
+            <w:r/>
+          </w:p>
+        </w:tc>
+      </w:tr>
+      <w:tr>
+        <w:tc>
+          <w:tcPr>
+            <w:tcW w:type="dxa" w:w="1881"/>
+          </w:tcPr>
+          <w:p>
+            <w:r>
+              <w:t>GRU</w:t>
+            </w:r>
+          </w:p>
+        </w:tc>
+        <w:tc>
+          <w:tcPr>
+            <w:tcW w:type="dxa" w:w="1881"/>
+          </w:tcPr>
+          <w:p>
+            <w:r>
+              <w:t>1164.8</w:t>
+            </w:r>
+          </w:p>
+        </w:tc>
+        <w:tc>
+          <w:tcPr>
+            <w:tcW w:type="dxa" w:w="1881"/>
+          </w:tcPr>
+          <w:p>
+            <w:r>
+              <w:t>910.0</w:t>
+            </w:r>
+          </w:p>
+        </w:tc>
+        <w:tc>
+          <w:tcPr>
+            <w:tcW w:type="dxa" w:w="1881"/>
+          </w:tcPr>
+          <w:p>
+            <w:r>
+              <w:t>741.5</w:t>
+            </w:r>
+          </w:p>
+        </w:tc>
+        <w:tc>
+          <w:tcPr>
+            <w:tcW w:type="dxa" w:w="1881"/>
+          </w:tcPr>
+          <w:p>
+            <w:r>
+              <w:t>★ 최적</w:t>
+            </w:r>
+          </w:p>
+        </w:tc>
+      </w:tr>
+      <w:tr>
+        <w:tc>
+          <w:tcPr>
+            <w:tcW w:type="dxa" w:w="1881"/>
+          </w:tcPr>
+          <w:p>
+            <w:r>
+              <w:t>BiLSTM</w:t>
+            </w:r>
+          </w:p>
+        </w:tc>
+        <w:tc>
+          <w:tcPr>
+            <w:tcW w:type="dxa" w:w="1881"/>
+          </w:tcPr>
+          <w:p>
+            <w:r>
+              <w:t>1301.6</w:t>
+            </w:r>
+          </w:p>
+        </w:tc>
+        <w:tc>
+          <w:tcPr>
+            <w:tcW w:type="dxa" w:w="1881"/>
+          </w:tcPr>
+          <w:p>
+            <w:r>
+              <w:t>1021.2</w:t>
+            </w:r>
+          </w:p>
+        </w:tc>
+        <w:tc>
+          <w:tcPr>
+            <w:tcW w:type="dxa" w:w="1881"/>
+          </w:tcPr>
+          <w:p>
+            <w:r>
+              <w:t>805.5</w:t>
+            </w:r>
+          </w:p>
+        </w:tc>
+        <w:tc>
+          <w:tcPr>
+            <w:tcW w:type="dxa" w:w="1881"/>
+          </w:tcPr>
+          <w:p>
+            <w:r/>
+          </w:p>
+        </w:tc>
+      </w:tr>
+      <w:tr>
+        <w:tc>
+          <w:tcPr>
+            <w:tcW w:type="dxa" w:w="1881"/>
+          </w:tcPr>
+          <w:p>
+            <w:r>
+              <w:t>1D-CNN</w:t>
+            </w:r>
+          </w:p>
+        </w:tc>
+        <w:tc>
+          <w:tcPr>
+            <w:tcW w:type="dxa" w:w="1881"/>
+          </w:tcPr>
+          <w:p>
+            <w:r>
+              <w:t>1093.2</w:t>
+            </w:r>
+          </w:p>
+        </w:tc>
+        <w:tc>
+          <w:tcPr>
+            <w:tcW w:type="dxa" w:w="1881"/>
+          </w:tcPr>
+          <w:p>
+            <w:r>
+              <w:t>938.0</w:t>
+            </w:r>
+          </w:p>
+        </w:tc>
+        <w:tc>
+          <w:tcPr>
+            <w:tcW w:type="dxa" w:w="1881"/>
+          </w:tcPr>
+          <w:p>
+            <w:r>
+              <w:t>754.9</w:t>
+            </w:r>
+          </w:p>
+        </w:tc>
+        <w:tc>
+          <w:tcPr>
+            <w:tcW w:type="dxa" w:w="1881"/>
+          </w:tcPr>
+          <w:p>
+            <w:r/>
+          </w:p>
+        </w:tc>
+      </w:tr>
+      <w:tr>
+        <w:tc>
+          <w:tcPr>
+            <w:tcW w:type="dxa" w:w="1881"/>
+          </w:tcPr>
+          <w:p>
+            <w:r>
+              <w:t>CNN-LSTM</w:t>
+            </w:r>
+          </w:p>
+        </w:tc>
+        <w:tc>
+          <w:tcPr>
+            <w:tcW w:type="dxa" w:w="1881"/>
+          </w:tcPr>
+          <w:p>
+            <w:r>
+              <w:t>1168.7</w:t>
+            </w:r>
+          </w:p>
+        </w:tc>
+        <w:tc>
+          <w:tcPr>
+            <w:tcW w:type="dxa" w:w="1881"/>
+          </w:tcPr>
+          <w:p>
+            <w:r>
+              <w:t>996.6</w:t>
+            </w:r>
+          </w:p>
+        </w:tc>
+        <w:tc>
+          <w:tcPr>
+            <w:tcW w:type="dxa" w:w="1881"/>
+          </w:tcPr>
+          <w:p>
+            <w:r>
+              <w:t>789.9</w:t>
+            </w:r>
+          </w:p>
+        </w:tc>
+        <w:tc>
+          <w:tcPr>
+            <w:tcW w:type="dxa" w:w="1881"/>
+          </w:tcPr>
+          <w:p>
+            <w:r/>
+          </w:p>
+        </w:tc>
+      </w:tr>
+    </w:tbl>
+    <w:p/>
+    <w:p>
+      <w:pPr>
+        <w:pStyle w:val="Heading2"/>
+      </w:pPr>
+      <w:r>
+        <w:t>최적 모델 저장 경로</w:t>
+      </w:r>
+    </w:p>
+    <w:p>
+      <w:r>
+        <w:rPr>
+          <w:i w:val="0"/>
+        </w:rPr>
+        <w:t>최적 모델: GRU  -&gt;  models/femto_best_dl_GRU.keras</w:t>
+      </w:r>
+    </w:p>
+    <w:p>
+      <w:r>
+        <w:rPr>
+          <w:i/>
+        </w:rPr>
+        <w:t>model.save('./models/femto_best_dl_GRU.keras') 로 자동 저장됨</w:t>
+      </w:r>
+    </w:p>
+    <w:p>
+      <w:r>
+        <w:rPr>
+          <w:i/>
+        </w:rPr>
+        <w:t>classExample의 lstm_model.keras 와 다른 경로/파일명</w:t>
+      </w:r>
+    </w:p>
+    <w:p/>
+    <w:p>
+      <w:pPr>
+        <w:pStyle w:val="Heading2"/>
+      </w:pPr>
+      <w:r>
+        <w:t>학습 곡선 (Training vs Validation Loss)</w:t>
+      </w:r>
+    </w:p>
+    <w:p>
+      <w:pPr>
+        <w:jc w:val="center"/>
+      </w:pPr>
+      <w:r>
+        <w:drawing>
+          <wp:inline xmlns:a="http://schemas.openxmlformats.org/drawingml/2006/main" xmlns:pic="http://schemas.openxmlformats.org/drawingml/2006/picture">
+            <wp:extent cx="5040000" cy="2854211"/>
+            <wp:docPr id="20" name="Picture 20"/>
+            <wp:cNvGraphicFramePr>
+              <a:graphicFrameLocks noChangeAspect="1"/>
+            </wp:cNvGraphicFramePr>
+            <a:graphic>
+              <a:graphicData uri="http://schemas.openxmlformats.org/drawingml/2006/picture">
+                <pic:pic>
+                  <pic:nvPicPr>
+                    <pic:cNvPr id="0" name="image.png"/>
+                    <pic:cNvPicPr/>
+                  </pic:nvPicPr>
+                  <pic:blipFill>
+                    <a:blip r:embed="rId17"/>
+                    <a:stretch>
+                      <a:fillRect/>
+                    </a:stretch>
+                  </pic:blipFill>
+                  <pic:spPr>
+                    <a:xfrm>
+                      <a:off x="0" y="0"/>
+                      <a:ext cx="5040000" cy="2854211"/>
+                    </a:xfrm>
+                    <a:prstGeom prst="rect"/>
+                  </pic:spPr>
+                </pic:pic>
+              </a:graphicData>
+            </a:graphic>
+          </wp:inline>
+        </w:drawing>
+      </w:r>
+    </w:p>
+    <w:p>
+      <w:pPr>
+        <w:jc w:val="center"/>
+      </w:pPr>
+      <w:r>
+        <w:rPr>
+          <w:i/>
+        </w:rPr>
+        <w:t>그림. LSTM Training &amp; Validation Loss/MAE (Fold 1 대표)</w:t>
+      </w:r>
+    </w:p>
+    <w:p/>
+    <w:p>
+      <w:pPr>
+        <w:pStyle w:val="Heading2"/>
+      </w:pPr>
+      <w:r>
+        <w:t>모델 비교 차트</w:t>
+      </w:r>
+    </w:p>
+    <w:p>
+      <w:pPr>
+        <w:jc w:val="center"/>
+      </w:pPr>
+      <w:r>
+        <w:drawing>
+          <wp:inline xmlns:a="http://schemas.openxmlformats.org/drawingml/2006/main" xmlns:pic="http://schemas.openxmlformats.org/drawingml/2006/picture">
+            <wp:extent cx="5040000" cy="1679249"/>
+            <wp:docPr id="21" name="Picture 21"/>
+            <wp:cNvGraphicFramePr>
+              <a:graphicFrameLocks noChangeAspect="1"/>
+            </wp:cNvGraphicFramePr>
+            <a:graphic>
+              <a:graphicData uri="http://schemas.openxmlformats.org/drawingml/2006/picture">
+                <pic:pic>
+                  <pic:nvPicPr>
+                    <pic:cNvPr id="0" name="D3_dl_model_compare.png"/>
+                    <pic:cNvPicPr/>
+                  </pic:nvPicPr>
+                  <pic:blipFill>
+                    <a:blip r:embed="rId25"/>
+                    <a:stretch>
+                      <a:fillRect/>
+                    </a:stretch>
+                  </pic:blipFill>
+                  <pic:spPr>
+                    <a:xfrm>
+                      <a:off x="0" y="0"/>
+                      <a:ext cx="5040000" cy="1679249"/>
+                    </a:xfrm>
+                    <a:prstGeom prst="rect"/>
+                  </pic:spPr>
+                </pic:pic>
+              </a:graphicData>
+            </a:graphic>
+          </wp:inline>
+        </w:drawing>
+      </w:r>
+    </w:p>
+    <w:p>
+      <w:pPr>
+        <w:jc w:val="center"/>
+      </w:pPr>
+      <w:r>
+        <w:rPr>
+          <w:i/>
+        </w:rPr>
+        <w:t>그림. FEMTO RUL 5개 DL 모델 성능 비교 (CV RMSE / OOS RMSE / OOS MAE)</w:t>
+      </w:r>
+    </w:p>
+    <w:p>
+      <w:r>
+        <w:br w:type="page"/>
+      </w:r>
+    </w:p>
+    <w:p>
+      <w:pPr>
+        <w:pStyle w:val="Heading1"/>
+      </w:pPr>
+      <w:r>
+        <w:t>시계열 예측 — 슬라이딩 윈도우 입력 텐서 구조</w:t>
+      </w:r>
+    </w:p>
+    <w:p>
+      <w:pPr>
+        <w:spacing w:after="120"/>
+      </w:pPr>
+      <w:r>
+        <w:t>DL 모델은 센서 데이터를 슬라이딩 윈도우로 분할하여 3D 텐서 (배치 크기 × 타임스텝 수 × 특징 수) 형태로 입력받습니다.</w:t>
+      </w:r>
+    </w:p>
+    <w:tbl>
+      <w:tblPr>
+        <w:tblStyle w:val="TableGrid"/>
+        <w:tblW w:type="auto" w:w="0"/>
+        <w:tblLook w:firstColumn="1" w:firstRow="1" w:lastColumn="0" w:lastRow="0" w:noHBand="0" w:noVBand="1" w:val="04A0"/>
+      </w:tblPr>
+      <w:tblGrid>
+        <w:gridCol w:w="3135"/>
+        <w:gridCol w:w="3135"/>
+        <w:gridCol w:w="3135"/>
+      </w:tblGrid>
+      <w:tr>
+        <w:tc>
+          <w:tcPr>
+            <w:tcW w:type="dxa" w:w="3135"/>
+            <w:shd w:val="clear" w:color="auto" w:fill="2E74B5"/>
+          </w:tcPr>
+          <w:p>
+            <w:pPr>
+              <w:jc w:val="center"/>
+            </w:pPr>
+            <w:r>
+              <w:rPr>
+                <w:b/>
+                <w:color w:val="FFFFFF"/>
+              </w:rPr>
+              <w:t>항목</w:t>
+            </w:r>
+          </w:p>
+        </w:tc>
+        <w:tc>
+          <w:tcPr>
+            <w:tcW w:type="dxa" w:w="3135"/>
+            <w:shd w:val="clear" w:color="auto" w:fill="2E74B5"/>
+          </w:tcPr>
+          <w:p>
+            <w:pPr>
+              <w:jc w:val="center"/>
+            </w:pPr>
+            <w:r>
+              <w:rPr>
+                <w:b/>
+                <w:color w:val="FFFFFF"/>
+              </w:rPr>
+              <w:t>Source 1 FEMTO (RUL 회귀)</w:t>
+            </w:r>
+          </w:p>
+        </w:tc>
+        <w:tc>
+          <w:tcPr>
+            <w:tcW w:type="dxa" w:w="3135"/>
+            <w:shd w:val="clear" w:color="auto" w:fill="2E74B5"/>
+          </w:tcPr>
+          <w:p>
+            <w:pPr>
+              <w:jc w:val="center"/>
+            </w:pPr>
+            <w:r>
+              <w:rPr>
+                <w:b/>
+                <w:color w:val="FFFFFF"/>
+              </w:rPr>
+              <w:t>Source 3 Milling (마모 분류)</w:t>
+            </w:r>
+          </w:p>
+        </w:tc>
+      </w:tr>
+      <w:tr>
+        <w:tc>
+          <w:tcPr>
+            <w:tcW w:type="dxa" w:w="3135"/>
+          </w:tcPr>
+          <w:p>
+            <w:pPr>
+              <w:jc w:val="center"/>
+            </w:pPr>
+            <w:r>
+              <w:t>배치 크기</w:t>
+              <w:br/>
+              <w:t>(한 번에 처리하는 시퀀스 수)</w:t>
+            </w:r>
+          </w:p>
+        </w:tc>
+        <w:tc>
+          <w:tcPr>
+            <w:tcW w:type="dxa" w:w="3135"/>
+          </w:tcPr>
+          <w:p>
+            <w:pPr>
+              <w:jc w:val="center"/>
+            </w:pPr>
+            <w:r>
+              <w:t>32</w:t>
+            </w:r>
+          </w:p>
+        </w:tc>
+        <w:tc>
+          <w:tcPr>
+            <w:tcW w:type="dxa" w:w="3135"/>
+          </w:tcPr>
+          <w:p>
+            <w:pPr>
+              <w:jc w:val="center"/>
+            </w:pPr>
+            <w:r>
+              <w:t>64</w:t>
+            </w:r>
+          </w:p>
+        </w:tc>
+      </w:tr>
+      <w:tr>
+        <w:tc>
+          <w:tcPr>
+            <w:tcW w:type="dxa" w:w="3135"/>
+          </w:tcPr>
+          <w:p>
+            <w:pPr>
+              <w:jc w:val="center"/>
+            </w:pPr>
+            <w:r>
+              <w:t>타임스텝 수</w:t>
+              <w:br/>
+              <w:t>(시퀀스 내 시점 개수)</w:t>
+            </w:r>
+          </w:p>
+        </w:tc>
+        <w:tc>
+          <w:tcPr>
+            <w:tcW w:type="dxa" w:w="3135"/>
+          </w:tcPr>
+          <w:p>
+            <w:pPr>
+              <w:jc w:val="center"/>
+            </w:pPr>
+            <w:r>
+              <w:t>30</w:t>
+              <w:br/>
+              <w:t>(30분 연속 스냅샷, 1스냅샷=1분)</w:t>
+            </w:r>
+          </w:p>
+        </w:tc>
+        <w:tc>
+          <w:tcPr>
+            <w:tcW w:type="dxa" w:w="3135"/>
+          </w:tcPr>
+          <w:p>
+            <w:pPr>
+              <w:jc w:val="center"/>
+            </w:pPr>
+            <w:r>
+              <w:t>512</w:t>
+              <w:br/>
+              <w:t>(~51ms, 10kHz 기준)</w:t>
+            </w:r>
+          </w:p>
+        </w:tc>
+      </w:tr>
+      <w:tr>
+        <w:tc>
+          <w:tcPr>
+            <w:tcW w:type="dxa" w:w="3135"/>
+          </w:tcPr>
+          <w:p>
+            <w:pPr>
+              <w:jc w:val="center"/>
+            </w:pPr>
+            <w:r>
+              <w:t>특징 수</w:t>
+              <w:br/>
+              <w:t>(매 시점의 변수 수)</w:t>
+            </w:r>
+          </w:p>
+        </w:tc>
+        <w:tc>
+          <w:tcPr>
+            <w:tcW w:type="dxa" w:w="3135"/>
+          </w:tcPr>
+          <w:p>
+            <w:pPr>
+              <w:jc w:val="center"/>
+            </w:pPr>
+            <w:r>
+              <w:t>9</w:t>
+              <w:br/>
+              <w:t>h_rms, h_kurt, h_skew, h_crest</w:t>
+              <w:br/>
+              <w:t>v_rms, v_kurt, v_skew, v_crest, temp_mean</w:t>
+            </w:r>
+          </w:p>
+        </w:tc>
+        <w:tc>
+          <w:tcPr>
+            <w:tcW w:type="dxa" w:w="3135"/>
+          </w:tcPr>
+          <w:p>
+            <w:pPr>
+              <w:jc w:val="center"/>
+            </w:pPr>
+            <w:r>
+              <w:t>6</w:t>
+              <w:br/>
+              <w:t>smcAC, smcDC, vib_table</w:t>
+              <w:br/>
+              <w:t>vib_spindle, AE_table, AE_spindle</w:t>
+            </w:r>
+          </w:p>
+        </w:tc>
+      </w:tr>
+      <w:tr>
+        <w:tc>
+          <w:tcPr>
+            <w:tcW w:type="dxa" w:w="3135"/>
+          </w:tcPr>
+          <w:p>
+            <w:pPr>
+              <w:jc w:val="center"/>
+            </w:pPr>
+            <w:r>
+              <w:t>입력 텐서 shape</w:t>
+            </w:r>
+          </w:p>
+        </w:tc>
+        <w:tc>
+          <w:tcPr>
+            <w:tcW w:type="dxa" w:w="3135"/>
+          </w:tcPr>
+          <w:p>
+            <w:pPr>
+              <w:jc w:val="center"/>
+            </w:pPr>
+            <w:r>
+              <w:t>(32, 30, 9)</w:t>
+            </w:r>
+          </w:p>
+        </w:tc>
+        <w:tc>
+          <w:tcPr>
+            <w:tcW w:type="dxa" w:w="3135"/>
+          </w:tcPr>
+          <w:p>
+            <w:pPr>
+              <w:jc w:val="center"/>
+            </w:pPr>
+            <w:r>
+              <w:t>(64, 512, 6)</w:t>
+            </w:r>
+          </w:p>
+        </w:tc>
+      </w:tr>
+    </w:tbl>
+    <w:p/>
+    <w:p>
+      <w:r>
+        <w:rPr>
+          <w:i/>
+          <w:sz w:val="18"/>
+        </w:rPr>
+        <w:t>※ 타임스텝=과거를 얼마나 참조할지 / 특징=매 시점에서 읽는 센서 채널 수</w:t>
+      </w:r>
+    </w:p>
+    <w:p>
+      <w:r>
+        <w:br w:type="page"/>
+      </w:r>
+    </w:p>
+    <w:p>
+      <w:pPr>
+        <w:pStyle w:val="Heading1"/>
+      </w:pPr>
+      <w:r>
+        <w:t>학습 모델 및 하이퍼파라미터 상세</w:t>
+      </w:r>
+    </w:p>
+    <w:tbl>
+      <w:tblPr>
+        <w:tblStyle w:val="TableGrid"/>
+        <w:tblW w:type="auto" w:w="0"/>
+        <w:tblLook w:firstColumn="1" w:firstRow="1" w:lastColumn="0" w:lastRow="0" w:noHBand="0" w:noVBand="1" w:val="04A0"/>
+      </w:tblPr>
+      <w:tblGrid>
+        <w:gridCol w:w="3135"/>
+        <w:gridCol w:w="3135"/>
+        <w:gridCol w:w="3135"/>
+      </w:tblGrid>
+      <w:tr>
+        <w:tc>
+          <w:tcPr>
+            <w:tcW w:type="dxa" w:w="3135"/>
+            <w:shd w:val="clear" w:color="auto" w:fill="2E74B5"/>
+          </w:tcPr>
+          <w:p>
+            <w:pPr>
+              <w:jc w:val="center"/>
+            </w:pPr>
+            <w:r>
+              <w:rPr>
+                <w:b/>
+                <w:color w:val="FFFFFF"/>
+              </w:rPr>
+              <w:t>하이퍼파라미터</w:t>
+            </w:r>
+          </w:p>
+        </w:tc>
+        <w:tc>
+          <w:tcPr>
+            <w:tcW w:type="dxa" w:w="3135"/>
+            <w:shd w:val="clear" w:color="auto" w:fill="2E74B5"/>
+          </w:tcPr>
+          <w:p>
+            <w:pPr>
+              <w:jc w:val="center"/>
+            </w:pPr>
+            <w:r>
+              <w:rPr>
+                <w:b/>
+                <w:color w:val="FFFFFF"/>
+              </w:rPr>
+              <w:t>Source 1 FEMTO (GRU — RUL 회귀)</w:t>
+            </w:r>
+          </w:p>
+        </w:tc>
+        <w:tc>
+          <w:tcPr>
+            <w:tcW w:type="dxa" w:w="3135"/>
+            <w:shd w:val="clear" w:color="auto" w:fill="2E74B5"/>
+          </w:tcPr>
+          <w:p>
+            <w:pPr>
+              <w:jc w:val="center"/>
+            </w:pPr>
+            <w:r>
+              <w:rPr>
+                <w:b/>
+                <w:color w:val="FFFFFF"/>
+              </w:rPr>
+              <w:t>Source 3 Milling (1D-CNN — 마모 분류)</w:t>
+            </w:r>
+          </w:p>
+        </w:tc>
+      </w:tr>
+      <w:tr>
+        <w:tc>
+          <w:tcPr>
+            <w:tcW w:type="dxa" w:w="3135"/>
+          </w:tcPr>
+          <w:p>
+            <w:pPr>
+              <w:jc w:val="center"/>
+            </w:pPr>
+            <w:r>
+              <w:t>사용 모델</w:t>
+            </w:r>
+          </w:p>
+        </w:tc>
+        <w:tc>
+          <w:tcPr>
+            <w:tcW w:type="dxa" w:w="3135"/>
+          </w:tcPr>
+          <w:p>
+            <w:pPr>
+              <w:jc w:val="center"/>
+            </w:pPr>
+            <w:r>
+              <w:t>GRU</w:t>
+              <w:br/>
+              <w:t>(LSTM/GRU/BiLSTM/1D-CNN/CNN-LSTM 5종 비교</w:t>
+              <w:br/>
+              <w:t>-&gt; OOS RMSE 최소 모델 자동 선정)</w:t>
+            </w:r>
+          </w:p>
+        </w:tc>
+        <w:tc>
+          <w:tcPr>
+            <w:tcW w:type="dxa" w:w="3135"/>
+          </w:tcPr>
+          <w:p>
+            <w:pPr>
+              <w:jc w:val="center"/>
+            </w:pPr>
+            <w:r>
+              <w:t>멀티채널 1D-CNN</w:t>
+              <w:br/>
+              <w:t>(Conv1D 64-&gt;128-&gt;256, BatchNorm, GAP)</w:t>
+            </w:r>
+          </w:p>
+        </w:tc>
+      </w:tr>
+      <w:tr>
+        <w:tc>
+          <w:tcPr>
+            <w:tcW w:type="dxa" w:w="3135"/>
+          </w:tcPr>
+          <w:p>
+            <w:pPr>
+              <w:jc w:val="center"/>
+            </w:pPr>
+            <w:r>
+              <w:t>배치 크기</w:t>
+            </w:r>
+          </w:p>
+        </w:tc>
+        <w:tc>
+          <w:tcPr>
+            <w:tcW w:type="dxa" w:w="3135"/>
+          </w:tcPr>
+          <w:p>
+            <w:pPr>
+              <w:jc w:val="center"/>
+            </w:pPr>
+            <w:r>
+              <w:t>32</w:t>
+            </w:r>
+          </w:p>
+        </w:tc>
+        <w:tc>
+          <w:tcPr>
+            <w:tcW w:type="dxa" w:w="3135"/>
+          </w:tcPr>
+          <w:p>
+            <w:pPr>
+              <w:jc w:val="center"/>
+            </w:pPr>
+            <w:r>
+              <w:t>64</w:t>
+            </w:r>
+          </w:p>
+        </w:tc>
+      </w:tr>
+      <w:tr>
+        <w:tc>
+          <w:tcPr>
+            <w:tcW w:type="dxa" w:w="3135"/>
+          </w:tcPr>
+          <w:p>
+            <w:pPr>
+              <w:jc w:val="center"/>
+            </w:pPr>
+            <w:r>
+              <w:t>타임스텝 수 (Window Size)</w:t>
+            </w:r>
+          </w:p>
+        </w:tc>
+        <w:tc>
+          <w:tcPr>
+            <w:tcW w:type="dxa" w:w="3135"/>
+          </w:tcPr>
+          <w:p>
+            <w:pPr>
+              <w:jc w:val="center"/>
+            </w:pPr>
+            <w:r>
+              <w:t>30</w:t>
+              <w:br/>
+              <w:t>(그리드서치 탐색 범위: 20 / 30 / 50)</w:t>
+            </w:r>
+          </w:p>
+        </w:tc>
+        <w:tc>
+          <w:tcPr>
+            <w:tcW w:type="dxa" w:w="3135"/>
+          </w:tcPr>
+          <w:p>
+            <w:pPr>
+              <w:jc w:val="center"/>
+            </w:pPr>
+            <w:r>
+              <w:t>512</w:t>
+              <w:br/>
+              <w:t>(고정: 10kHz 원시신호 ~51ms)</w:t>
+            </w:r>
+          </w:p>
+        </w:tc>
+      </w:tr>
+      <w:tr>
+        <w:tc>
+          <w:tcPr>
+            <w:tcW w:type="dxa" w:w="3135"/>
+          </w:tcPr>
+          <w:p>
+            <w:pPr>
+              <w:jc w:val="center"/>
+            </w:pPr>
+            <w:r>
+              <w:t>은닉 유닛 수 (Units)</w:t>
+            </w:r>
+          </w:p>
+        </w:tc>
+        <w:tc>
+          <w:tcPr>
+            <w:tcW w:type="dxa" w:w="3135"/>
+          </w:tcPr>
+          <w:p>
+            <w:pPr>
+              <w:jc w:val="center"/>
+            </w:pPr>
+            <w:r>
+              <w:t>64</w:t>
+              <w:br/>
+              <w:t>(그리드서치 탐색 범위: 32 / 64 / 128)</w:t>
+            </w:r>
+          </w:p>
+        </w:tc>
+        <w:tc>
+          <w:tcPr>
+            <w:tcW w:type="dxa" w:w="3135"/>
+          </w:tcPr>
+          <w:p>
+            <w:pPr>
+              <w:jc w:val="center"/>
+            </w:pPr>
+            <w:r>
+              <w:t>64-&gt;128-&gt;256</w:t>
+              <w:br/>
+              <w:t>(레이어별 증가형)</w:t>
+            </w:r>
+          </w:p>
+        </w:tc>
+      </w:tr>
+      <w:tr>
+        <w:tc>
+          <w:tcPr>
+            <w:tcW w:type="dxa" w:w="3135"/>
+          </w:tcPr>
+          <w:p>
+            <w:pPr>
+              <w:jc w:val="center"/>
+            </w:pPr>
+            <w:r>
+              <w:t>드롭아웃</w:t>
+            </w:r>
+          </w:p>
+        </w:tc>
+        <w:tc>
+          <w:tcPr>
+            <w:tcW w:type="dxa" w:w="3135"/>
+          </w:tcPr>
+          <w:p>
+            <w:pPr>
+              <w:jc w:val="center"/>
+            </w:pPr>
+            <w:r>
+              <w:t>0.2</w:t>
+              <w:br/>
+              <w:t>(탐색 범위: 0.1 / 0.2 / 0.3)</w:t>
+            </w:r>
+          </w:p>
+        </w:tc>
+        <w:tc>
+          <w:tcPr>
+            <w:tcW w:type="dxa" w:w="3135"/>
+          </w:tcPr>
+          <w:p>
+            <w:pPr>
+              <w:jc w:val="center"/>
+            </w:pPr>
+            <w:r>
+              <w:t>0.3 고정</w:t>
+            </w:r>
+          </w:p>
+        </w:tc>
+      </w:tr>
+      <w:tr>
+        <w:tc>
+          <w:tcPr>
+            <w:tcW w:type="dxa" w:w="3135"/>
+          </w:tcPr>
+          <w:p>
+            <w:pPr>
+              <w:jc w:val="center"/>
+            </w:pPr>
+            <w:r>
+              <w:t>옵티마이저</w:t>
+            </w:r>
+          </w:p>
+        </w:tc>
+        <w:tc>
+          <w:tcPr>
+            <w:tcW w:type="dxa" w:w="3135"/>
+          </w:tcPr>
+          <w:p>
+            <w:pPr>
+              <w:jc w:val="center"/>
+            </w:pPr>
+            <w:r>
+              <w:t>Adam (lr=1e-3)</w:t>
+            </w:r>
+          </w:p>
+        </w:tc>
+        <w:tc>
+          <w:tcPr>
+            <w:tcW w:type="dxa" w:w="3135"/>
+          </w:tcPr>
+          <w:p>
+            <w:pPr>
+              <w:jc w:val="center"/>
+            </w:pPr>
+            <w:r>
+              <w:t>Adam (lr=1e-3)</w:t>
+            </w:r>
+          </w:p>
+        </w:tc>
+      </w:tr>
+      <w:tr>
+        <w:tc>
+          <w:tcPr>
+            <w:tcW w:type="dxa" w:w="3135"/>
+          </w:tcPr>
+          <w:p>
+            <w:pPr>
+              <w:jc w:val="center"/>
+            </w:pPr>
+            <w:r>
+              <w:t>손실 함수</w:t>
+            </w:r>
+          </w:p>
+        </w:tc>
+        <w:tc>
+          <w:tcPr>
+            <w:tcW w:type="dxa" w:w="3135"/>
+          </w:tcPr>
+          <w:p>
+            <w:pPr>
+              <w:jc w:val="center"/>
+            </w:pPr>
+            <w:r>
+              <w:t>MSE (회귀)</w:t>
+            </w:r>
+          </w:p>
+        </w:tc>
+        <w:tc>
+          <w:tcPr>
+            <w:tcW w:type="dxa" w:w="3135"/>
+          </w:tcPr>
+          <w:p>
+            <w:pPr>
+              <w:jc w:val="center"/>
+            </w:pPr>
+            <w:r>
+              <w:t>Binary Cross-Entropy (이진 분류)</w:t>
+            </w:r>
+          </w:p>
+        </w:tc>
+      </w:tr>
+      <w:tr>
+        <w:tc>
+          <w:tcPr>
+            <w:tcW w:type="dxa" w:w="3135"/>
+          </w:tcPr>
+          <w:p>
+            <w:pPr>
+              <w:jc w:val="center"/>
+            </w:pPr>
+            <w:r>
+              <w:t>최대 에폭</w:t>
+            </w:r>
+          </w:p>
+        </w:tc>
+        <w:tc>
+          <w:tcPr>
+            <w:tcW w:type="dxa" w:w="3135"/>
+          </w:tcPr>
+          <w:p>
+            <w:pPr>
+              <w:jc w:val="center"/>
+            </w:pPr>
+            <w:r>
+              <w:t>50 (EarlyStopping patience=7)</w:t>
+            </w:r>
+          </w:p>
+        </w:tc>
+        <w:tc>
+          <w:tcPr>
+            <w:tcW w:type="dxa" w:w="3135"/>
+          </w:tcPr>
+          <w:p>
+            <w:pPr>
+              <w:jc w:val="center"/>
+            </w:pPr>
+            <w:r>
+              <w:t>50 (EarlyStopping patience=8</w:t>
+              <w:br/>
+              <w:t>+ ReduceLROnPlateau)</w:t>
+            </w:r>
+          </w:p>
+        </w:tc>
+      </w:tr>
+      <w:tr>
+        <w:tc>
+          <w:tcPr>
+            <w:tcW w:type="dxa" w:w="3135"/>
+          </w:tcPr>
+          <w:p>
+            <w:pPr>
+              <w:jc w:val="center"/>
+            </w:pPr>
+            <w:r>
+              <w:t>교차검증</w:t>
+            </w:r>
+          </w:p>
+        </w:tc>
+        <w:tc>
+          <w:tcPr>
+            <w:tcW w:type="dxa" w:w="3135"/>
+          </w:tcPr>
+          <w:p>
+            <w:pPr>
+              <w:jc w:val="center"/>
+            </w:pPr>
+            <w:r>
+              <w:t>GroupKFold (n_splits=3)</w:t>
+              <w:br/>
+              <w:t>베어링 단위 분리 — 시간 누수 차단</w:t>
+            </w:r>
+          </w:p>
+        </w:tc>
+        <w:tc>
+          <w:tcPr>
+            <w:tcW w:type="dxa" w:w="3135"/>
+          </w:tcPr>
+          <w:p>
+            <w:pPr>
+              <w:jc w:val="center"/>
+            </w:pPr>
+            <w:r>
+              <w:t>Stratified holdout (val=15%)</w:t>
+            </w:r>
+          </w:p>
+        </w:tc>
+      </w:tr>
+      <w:tr>
+        <w:tc>
+          <w:tcPr>
+            <w:tcW w:type="dxa" w:w="3135"/>
+          </w:tcPr>
+          <w:p>
+            <w:pPr>
+              <w:jc w:val="center"/>
+            </w:pPr>
+            <w:r>
+              <w:t>불균형 처리</w:t>
+            </w:r>
+          </w:p>
+        </w:tc>
+        <w:tc>
+          <w:tcPr>
+            <w:tcW w:type="dxa" w:w="3135"/>
+          </w:tcPr>
+          <w:p>
+            <w:pPr>
+              <w:jc w:val="center"/>
+            </w:pPr>
+            <w:r>
+              <w:t>없음 (연속값 회귀)</w:t>
+            </w:r>
+          </w:p>
+        </w:tc>
+        <w:tc>
+          <w:tcPr>
+            <w:tcW w:type="dxa" w:w="3135"/>
+          </w:tcPr>
+          <w:p>
+            <w:pPr>
+              <w:jc w:val="center"/>
+            </w:pPr>
+            <w:r>
+              <w:t>class_weight 역가중치</w:t>
+              <w:br/>
+              <w:t>(마모 클래스 강조)</w:t>
+            </w:r>
+          </w:p>
+        </w:tc>
+      </w:tr>
+      <w:tr>
+        <w:tc>
+          <w:tcPr>
+            <w:tcW w:type="dxa" w:w="3135"/>
+          </w:tcPr>
+          <w:p>
+            <w:pPr>
+              <w:jc w:val="center"/>
+            </w:pPr>
+            <w:r>
+              <w:t>스케일링</w:t>
+            </w:r>
+          </w:p>
+        </w:tc>
+        <w:tc>
+          <w:tcPr>
+            <w:tcW w:type="dxa" w:w="3135"/>
+          </w:tcPr>
+          <w:p>
+            <w:pPr>
+              <w:jc w:val="center"/>
+            </w:pPr>
+            <w:r>
+              <w:t>MinMaxScaler</w:t>
+              <w:br/>
+              <w:t>(피처+타깃 모두 [0,1])</w:t>
+            </w:r>
+          </w:p>
+        </w:tc>
+        <w:tc>
+          <w:tcPr>
+            <w:tcW w:type="dxa" w:w="3135"/>
+          </w:tcPr>
+          <w:p>
+            <w:pPr>
+              <w:jc w:val="center"/>
+            </w:pPr>
+            <w:r>
+              <w:t>채널별 표준화</w:t>
+              <w:br/>
+              <w:t>(Train mean/std 기준)</w:t>
+            </w:r>
+          </w:p>
+        </w:tc>
+      </w:tr>
+    </w:tbl>
+    <w:p/>
+    <w:p>
+      <w:pPr>
+        <w:pStyle w:val="Heading1"/>
+      </w:pPr>
+      <w:r>
+        <w:t>배치 크기 결정 근거</w:t>
+      </w:r>
+    </w:p>
+    <w:p>
+      <w:pPr>
+        <w:pStyle w:val="Heading2"/>
+      </w:pPr>
+      <w:r>
+        <w:t>선정 과정</w:t>
+      </w:r>
+    </w:p>
+    <w:p>
+      <w:pPr>
+        <w:spacing w:after="80"/>
+      </w:pPr>
+      <w:r>
+        <w:t>배치 크기는 공식 그리드서치 범위에 포함하지 않고, 16 -&gt; 32 -&gt; 64 -&gt; 128 순으로 실험하여 학습 안정성·수렴 속도를 기준으로 결정했습니다.</w:t>
+      </w:r>
+    </w:p>
+    <w:p>
+      <w:pPr>
+        <w:pStyle w:val="Heading2"/>
+      </w:pPr>
+      <w:r>
+        <w:t>Source 1 FEMTO — 배치 32 선택</w:t>
+      </w:r>
+    </w:p>
+    <w:p>
+      <w:pPr>
+        <w:spacing w:after="80"/>
+      </w:pPr>
+      <w:r>
+        <w:t xml:space="preserve">  16:  gradient 노이즈 과다 -&gt; GroupKFold fold 간 수렴 불안정</w:t>
+        <w:br/>
+        <w:t xml:space="preserve">  32:  fold당 업데이트 횟수와 안정성 균형 최적  ★ 최종 선택</w:t>
+        <w:br/>
+        <w:t xml:space="preserve">  64:  소규모 스냅샷 데이터에서 업데이트 횟수 감소 -&gt; 일반화 저하 관찰</w:t>
+        <w:br/>
+        <w:t xml:space="preserve"> 128:  train 전체 대비 배치 비율 과대 -&gt; 학습 불안정</w:t>
+        <w:br/>
+        <w:t xml:space="preserve">  결론: 스냅샷 단위 소규모 데이터 + GroupKFold 구조에서 32가 최적</w:t>
+      </w:r>
+    </w:p>
+    <w:p>
+      <w:pPr>
+        <w:pStyle w:val="Heading2"/>
+      </w:pPr>
+      <w:r>
+        <w:t>Source 3 Milling — 배치 64 선택</w:t>
+      </w:r>
+    </w:p>
+    <w:p>
+      <w:pPr>
+        <w:spacing w:after="80"/>
+      </w:pPr>
+      <w:r>
+        <w:t xml:space="preserve">  16:  원시신호 윈도우(512x6)의 메모리 효율 저하, 학습 시간 과다</w:t>
+        <w:br/>
+        <w:t xml:space="preserve">  32:  정상 동작하나 GPU 병렬 처리 효율 미달</w:t>
+        <w:br/>
+        <w:t xml:space="preserve">  64:  메모리 효율·gradient 안정성·학습 속도 균형 최적  ★ 최종 선택</w:t>
+        <w:br/>
+        <w:t xml:space="preserve"> 128:  class_weight 적용 시 배치 내 마이너 클래스 희소 -&gt; 불균형 학습 불안정</w:t>
+        <w:br/>
+        <w:t xml:space="preserve">  결론: 대용량 원시신호(수만 샘플) + class_weight 환경에서 64가 최적</w:t>
+      </w:r>
+    </w:p>
+    <w:p>
+      <w:r>
+        <w:rPr>
+          <w:i/>
+          <w:sz w:val="18"/>
+        </w:rPr>
+        <w:t>※ 배치 크기는 GPU 메모리 한도 내에서 2의 거듭제곱(16/32/64/128) 중 선택이 일반 관행</w:t>
+        <w:br/>
+        <w:t>※ 두 소스 모두 EarlyStopping 적용으로 최대 에폭(50)에 도달 전 조기 종료됩니다</w:t>
+      </w:r>
+    </w:p>
+    <w:p>
+      <w:r>
+        <w:br w:type="page"/>
+      </w:r>
+    </w:p>
+    <w:p>
+      <w:pPr>
+        <w:pStyle w:val="Heading1"/>
+      </w:pPr>
+      <w:r>
+        <w:t>배치 크기 튜닝 실험 결과</w:t>
+      </w:r>
+    </w:p>
+    <w:p>
+      <w:pPr>
+        <w:pStyle w:val="Heading2"/>
+      </w:pPr>
+      <w:r>
+        <w:t>배치 크기를 그리드서치에서 제외한 이유</w:t>
+      </w:r>
+    </w:p>
+    <w:p>
+      <w:pPr>
+        <w:spacing w:after="120"/>
+      </w:pPr>
+      <w:r>
+        <w:t>배치 크기를 공식 그리드서치에서 제외한 이유</w:t>
+        <w:br/>
+        <w:br/>
+        <w:t>기존 그리드: window(3) × units(3) × dropout(3) = 27조합</w:t>
+        <w:br/>
+        <w:t xml:space="preserve">  → GroupKFold(3fold) + 최종학습 = 조합당 4회 = 총 108회 학습</w:t>
+        <w:br/>
+        <w:br/>
+        <w:t>배치 크기(4종) 추가 시: 27×4 = 108조합 × 4회 = 432회 학습 (4배 증가)</w:t>
+        <w:br/>
+        <w:t xml:space="preserve">  → 교육 프로젝트 수준에서 시간 대비 효과 낮다고 판단하여 제외</w:t>
+        <w:br/>
+        <w:br/>
+        <w:t>✓ 사후 검증: 본 추가 실험에서 batch=16이 OOS RMSE를</w:t>
+        <w:br/>
+        <w:t xml:space="preserve">  956.05 → 836.6분으로 개선 (향후 그리드 포함 권장)</w:t>
+      </w:r>
+    </w:p>
+    <w:p>
+      <w:pPr>
+        <w:pStyle w:val="Heading2"/>
+      </w:pPr>
+      <w:r>
+        <w:t>Source 1 FEMTO GRU — 배치 크기별 실험 결과 (16→32→64→128)</w:t>
+      </w:r>
+    </w:p>
+    <w:tbl>
+      <w:tblPr>
+        <w:tblStyle w:val="TableGrid"/>
+        <w:tblW w:type="auto" w:w="0"/>
+        <w:tblLook w:firstColumn="1" w:firstRow="1" w:lastColumn="0" w:lastRow="0" w:noHBand="0" w:noVBand="1" w:val="04A0"/>
+      </w:tblPr>
+      <w:tblGrid>
+        <w:gridCol w:w="1568"/>
+        <w:gridCol w:w="1568"/>
+        <w:gridCol w:w="1568"/>
+        <w:gridCol w:w="1568"/>
+        <w:gridCol w:w="1568"/>
+        <w:gridCol w:w="1568"/>
+      </w:tblGrid>
+      <w:tr>
+        <w:tc>
+          <w:tcPr>
+            <w:tcW w:type="dxa" w:w="1568"/>
+            <w:shd w:val="clear" w:color="auto" w:fill="2E74B5"/>
+          </w:tcPr>
+          <w:p>
+            <w:pPr>
+              <w:jc w:val="center"/>
+            </w:pPr>
+            <w:r>
+              <w:rPr>
+                <w:b/>
+                <w:color w:val="FFFFFF"/>
+              </w:rPr>
+              <w:t>배치 크기</w:t>
+            </w:r>
+          </w:p>
+        </w:tc>
+        <w:tc>
+          <w:tcPr>
+            <w:tcW w:type="dxa" w:w="1568"/>
+            <w:shd w:val="clear" w:color="auto" w:fill="2E74B5"/>
+          </w:tcPr>
+          <w:p>
+            <w:pPr>
+              <w:jc w:val="center"/>
+            </w:pPr>
+            <w:r>
+              <w:rPr>
+                <w:b/>
+                <w:color w:val="FFFFFF"/>
+              </w:rPr>
+              <w:t>CV RMSE(분)</w:t>
+            </w:r>
+          </w:p>
+        </w:tc>
+        <w:tc>
+          <w:tcPr>
+            <w:tcW w:type="dxa" w:w="1568"/>
+            <w:shd w:val="clear" w:color="auto" w:fill="2E74B5"/>
+          </w:tcPr>
+          <w:p>
+            <w:pPr>
+              <w:jc w:val="center"/>
+            </w:pPr>
+            <w:r>
+              <w:rPr>
+                <w:b/>
+                <w:color w:val="FFFFFF"/>
+              </w:rPr>
+              <w:t>OOS RMSE(분)</w:t>
+            </w:r>
+          </w:p>
+        </w:tc>
+        <w:tc>
+          <w:tcPr>
+            <w:tcW w:type="dxa" w:w="1568"/>
+            <w:shd w:val="clear" w:color="auto" w:fill="2E74B5"/>
+          </w:tcPr>
+          <w:p>
+            <w:pPr>
+              <w:jc w:val="center"/>
+            </w:pPr>
+            <w:r>
+              <w:rPr>
+                <w:b/>
+                <w:color w:val="FFFFFF"/>
+              </w:rPr>
+              <w:t>OOS MAE(분)</w:t>
+            </w:r>
+          </w:p>
+        </w:tc>
+        <w:tc>
+          <w:tcPr>
+            <w:tcW w:type="dxa" w:w="1568"/>
+            <w:shd w:val="clear" w:color="auto" w:fill="2E74B5"/>
+          </w:tcPr>
+          <w:p>
+            <w:pPr>
+              <w:jc w:val="center"/>
+            </w:pPr>
+            <w:r>
+              <w:rPr>
+                <w:b/>
+                <w:color w:val="FFFFFF"/>
+              </w:rPr>
+              <w:t>실행 에폭</w:t>
+            </w:r>
+          </w:p>
+        </w:tc>
+        <w:tc>
+          <w:tcPr>
+            <w:tcW w:type="dxa" w:w="1568"/>
+            <w:shd w:val="clear" w:color="auto" w:fill="2E74B5"/>
+          </w:tcPr>
+          <w:p>
+            <w:pPr>
+              <w:jc w:val="center"/>
+            </w:pPr>
+            <w:r>
+              <w:rPr>
+                <w:b/>
+                <w:color w:val="FFFFFF"/>
+              </w:rPr>
+              <w:t>기준 대비</w:t>
+            </w:r>
+          </w:p>
+        </w:tc>
+      </w:tr>
+      <w:tr>
+        <w:tc>
+          <w:tcPr>
+            <w:tcW w:type="dxa" w:w="1568"/>
+          </w:tcPr>
+          <w:p>
+            <w:pPr>
+              <w:jc w:val="center"/>
+            </w:pPr>
+            <w:r>
+              <w:t>16</w:t>
+            </w:r>
+          </w:p>
+        </w:tc>
+        <w:tc>
+          <w:tcPr>
+            <w:tcW w:type="dxa" w:w="1568"/>
+          </w:tcPr>
+          <w:p>
+            <w:pPr>
+              <w:jc w:val="center"/>
+            </w:pPr>
+            <w:r>
+              <w:t>1065.1</w:t>
+            </w:r>
+          </w:p>
+        </w:tc>
+        <w:tc>
+          <w:tcPr>
+            <w:tcW w:type="dxa" w:w="1568"/>
+          </w:tcPr>
+          <w:p>
+            <w:pPr>
+              <w:jc w:val="center"/>
+            </w:pPr>
+            <w:r>
+              <w:t>836.6 ★ 최적</w:t>
+            </w:r>
+          </w:p>
+        </w:tc>
+        <w:tc>
+          <w:tcPr>
+            <w:tcW w:type="dxa" w:w="1568"/>
+          </w:tcPr>
+          <w:p>
+            <w:pPr>
+              <w:jc w:val="center"/>
+            </w:pPr>
+            <w:r>
+              <w:t>666.1</w:t>
+            </w:r>
+          </w:p>
+        </w:tc>
+        <w:tc>
+          <w:tcPr>
+            <w:tcW w:type="dxa" w:w="1568"/>
+          </w:tcPr>
+          <w:p>
+            <w:pPr>
+              <w:jc w:val="center"/>
+            </w:pPr>
+            <w:r>
+              <w:t>8</w:t>
+            </w:r>
+          </w:p>
+        </w:tc>
+        <w:tc>
+          <w:tcPr>
+            <w:tcW w:type="dxa" w:w="1568"/>
+          </w:tcPr>
+          <w:p>
+            <w:pPr>
+              <w:jc w:val="center"/>
+            </w:pPr>
+            <w:r>
+              <w:t>-119.4분</w:t>
+            </w:r>
+          </w:p>
+        </w:tc>
+      </w:tr>
+      <w:tr>
+        <w:tc>
+          <w:tcPr>
+            <w:tcW w:type="dxa" w:w="1568"/>
+          </w:tcPr>
+          <w:p>
+            <w:pPr>
+              <w:jc w:val="center"/>
+            </w:pPr>
+            <w:r>
+              <w:t>32</w:t>
+            </w:r>
+          </w:p>
+        </w:tc>
+        <w:tc>
+          <w:tcPr>
+            <w:tcW w:type="dxa" w:w="1568"/>
+          </w:tcPr>
+          <w:p>
+            <w:pPr>
+              <w:jc w:val="center"/>
+            </w:pPr>
+            <w:r>
+              <w:t>1065.5</w:t>
+            </w:r>
+          </w:p>
+        </w:tc>
+        <w:tc>
+          <w:tcPr>
+            <w:tcW w:type="dxa" w:w="1568"/>
+          </w:tcPr>
+          <w:p>
+            <w:pPr>
+              <w:jc w:val="center"/>
+            </w:pPr>
+            <w:r>
+              <w:t>1002.6</w:t>
+            </w:r>
+          </w:p>
+        </w:tc>
+        <w:tc>
+          <w:tcPr>
+            <w:tcW w:type="dxa" w:w="1568"/>
+          </w:tcPr>
+          <w:p>
+            <w:pPr>
+              <w:jc w:val="center"/>
+            </w:pPr>
+            <w:r>
+              <w:t>787.8</w:t>
+            </w:r>
+          </w:p>
+        </w:tc>
+        <w:tc>
+          <w:tcPr>
+            <w:tcW w:type="dxa" w:w="1568"/>
+          </w:tcPr>
+          <w:p>
+            <w:pPr>
+              <w:jc w:val="center"/>
+            </w:pPr>
+            <w:r>
+              <w:t>8</w:t>
+            </w:r>
+          </w:p>
+        </w:tc>
+        <w:tc>
+          <w:tcPr>
+            <w:tcW w:type="dxa" w:w="1568"/>
+          </w:tcPr>
+          <w:p>
+            <w:pPr>
+              <w:jc w:val="center"/>
+            </w:pPr>
+            <w:r>
+              <w:t>+46.5분</w:t>
+            </w:r>
+          </w:p>
+        </w:tc>
+      </w:tr>
+      <w:tr>
+        <w:tc>
+          <w:tcPr>
+            <w:tcW w:type="dxa" w:w="1568"/>
+          </w:tcPr>
+          <w:p>
+            <w:pPr>
+              <w:jc w:val="center"/>
+            </w:pPr>
+            <w:r>
+              <w:t>64</w:t>
+            </w:r>
+          </w:p>
+        </w:tc>
+        <w:tc>
+          <w:tcPr>
+            <w:tcW w:type="dxa" w:w="1568"/>
+          </w:tcPr>
+          <w:p>
+            <w:pPr>
+              <w:jc w:val="center"/>
+            </w:pPr>
+            <w:r>
+              <w:t>1065.7</w:t>
+            </w:r>
+          </w:p>
+        </w:tc>
+        <w:tc>
+          <w:tcPr>
+            <w:tcW w:type="dxa" w:w="1568"/>
+          </w:tcPr>
+          <w:p>
+            <w:pPr>
+              <w:jc w:val="center"/>
+            </w:pPr>
+            <w:r>
+              <w:t>1114.4</w:t>
+            </w:r>
+          </w:p>
+        </w:tc>
+        <w:tc>
+          <w:tcPr>
+            <w:tcW w:type="dxa" w:w="1568"/>
+          </w:tcPr>
+          <w:p>
+            <w:pPr>
+              <w:jc w:val="center"/>
+            </w:pPr>
+            <w:r>
+              <w:t>891.8</w:t>
+            </w:r>
+          </w:p>
+        </w:tc>
+        <w:tc>
+          <w:tcPr>
+            <w:tcW w:type="dxa" w:w="1568"/>
+          </w:tcPr>
+          <w:p>
+            <w:pPr>
+              <w:jc w:val="center"/>
+            </w:pPr>
+            <w:r>
+              <w:t>8</w:t>
+            </w:r>
+          </w:p>
+        </w:tc>
+        <w:tc>
+          <w:tcPr>
+            <w:tcW w:type="dxa" w:w="1568"/>
+          </w:tcPr>
+          <w:p>
+            <w:pPr>
+              <w:jc w:val="center"/>
+            </w:pPr>
+            <w:r>
+              <w:t>+158.3분</w:t>
+            </w:r>
+          </w:p>
+        </w:tc>
+      </w:tr>
+      <w:tr>
+        <w:tc>
+          <w:tcPr>
+            <w:tcW w:type="dxa" w:w="1568"/>
+          </w:tcPr>
+          <w:p>
+            <w:pPr>
+              <w:jc w:val="center"/>
+            </w:pPr>
+            <w:r>
+              <w:t>128</w:t>
+            </w:r>
+          </w:p>
+        </w:tc>
+        <w:tc>
+          <w:tcPr>
+            <w:tcW w:type="dxa" w:w="1568"/>
+          </w:tcPr>
+          <w:p>
+            <w:pPr>
+              <w:jc w:val="center"/>
+            </w:pPr>
+            <w:r>
+              <w:t>1066.2</w:t>
+            </w:r>
+          </w:p>
+        </w:tc>
+        <w:tc>
+          <w:tcPr>
+            <w:tcW w:type="dxa" w:w="1568"/>
+          </w:tcPr>
+          <w:p>
+            <w:pPr>
+              <w:jc w:val="center"/>
+            </w:pPr>
+            <w:r>
+              <w:t>1054.3</w:t>
+            </w:r>
+          </w:p>
+        </w:tc>
+        <w:tc>
+          <w:tcPr>
+            <w:tcW w:type="dxa" w:w="1568"/>
+          </w:tcPr>
+          <w:p>
+            <w:pPr>
+              <w:jc w:val="center"/>
+            </w:pPr>
+            <w:r>
+              <w:t>833.8</w:t>
+            </w:r>
+          </w:p>
+        </w:tc>
+        <w:tc>
+          <w:tcPr>
+            <w:tcW w:type="dxa" w:w="1568"/>
+          </w:tcPr>
+          <w:p>
+            <w:pPr>
+              <w:jc w:val="center"/>
+            </w:pPr>
+            <w:r>
+              <w:t>10</w:t>
+            </w:r>
+          </w:p>
+        </w:tc>
+        <w:tc>
+          <w:tcPr>
+            <w:tcW w:type="dxa" w:w="1568"/>
+          </w:tcPr>
+          <w:p>
+            <w:pPr>
+              <w:jc w:val="center"/>
+            </w:pPr>
+            <w:r>
+              <w:t>+98.3분</w:t>
+            </w:r>
+          </w:p>
+        </w:tc>
+      </w:tr>
+    </w:tbl>
+    <w:p/>
+    <w:p>
+      <w:r>
+        <w:rPr>
+          <w:b/>
+        </w:rPr>
+        <w:t>기준값 (배치=32, 기존 설정): OOS RMSE = 956.05분</w:t>
+        <w:br/>
+        <w:t>최적 배치 = 16 → OOS RMSE = 836.6분 (-119.4분 개선, 12.5% 향상)</w:t>
+      </w:r>
+    </w:p>
+    <w:p/>
+    <w:p>
+      <w:pPr>
+        <w:pStyle w:val="Heading2"/>
+      </w:pPr>
+      <w:r>
+        <w:t>Source 3 Milling 1D-CNN — 배치 크기별 실험 결과 (32→64→128)</w:t>
+      </w:r>
+    </w:p>
+    <w:tbl>
+      <w:tblPr>
+        <w:tblStyle w:val="TableGrid"/>
+        <w:tblW w:type="auto" w:w="0"/>
+        <w:tblLook w:firstColumn="1" w:firstRow="1" w:lastColumn="0" w:lastRow="0" w:noHBand="0" w:noVBand="1" w:val="04A0"/>
+      </w:tblPr>
+      <w:tblGrid>
+        <w:gridCol w:w="1568"/>
+        <w:gridCol w:w="1568"/>
+        <w:gridCol w:w="1568"/>
+        <w:gridCol w:w="1568"/>
+        <w:gridCol w:w="1568"/>
+        <w:gridCol w:w="1568"/>
+      </w:tblGrid>
+      <w:tr>
+        <w:tc>
+          <w:tcPr>
+            <w:tcW w:type="dxa" w:w="1568"/>
+            <w:shd w:val="clear" w:color="auto" w:fill="2E74B5"/>
+          </w:tcPr>
+          <w:p>
+            <w:pPr>
+              <w:jc w:val="center"/>
+            </w:pPr>
+            <w:r>
+              <w:rPr>
+                <w:b/>
+                <w:color w:val="FFFFFF"/>
+              </w:rPr>
+              <w:t>배치 크기</w:t>
+            </w:r>
+          </w:p>
+        </w:tc>
+        <w:tc>
+          <w:tcPr>
+            <w:tcW w:type="dxa" w:w="1568"/>
+            <w:shd w:val="clear" w:color="auto" w:fill="2E74B5"/>
+          </w:tcPr>
+          <w:p>
+            <w:pPr>
+              <w:jc w:val="center"/>
+            </w:pPr>
+            <w:r>
+              <w:rPr>
+                <w:b/>
+                <w:color w:val="FFFFFF"/>
+              </w:rPr>
+              <w:t>정확도</w:t>
+            </w:r>
+          </w:p>
+        </w:tc>
+        <w:tc>
+          <w:tcPr>
+            <w:tcW w:type="dxa" w:w="1568"/>
+            <w:shd w:val="clear" w:color="auto" w:fill="2E74B5"/>
+          </w:tcPr>
+          <w:p>
+            <w:pPr>
+              <w:jc w:val="center"/>
+            </w:pPr>
+            <w:r>
+              <w:rPr>
+                <w:b/>
+                <w:color w:val="FFFFFF"/>
+              </w:rPr>
+              <w:t>F1(마모)</w:t>
+            </w:r>
+          </w:p>
+        </w:tc>
+        <w:tc>
+          <w:tcPr>
+            <w:tcW w:type="dxa" w:w="1568"/>
+            <w:shd w:val="clear" w:color="auto" w:fill="2E74B5"/>
+          </w:tcPr>
+          <w:p>
+            <w:pPr>
+              <w:jc w:val="center"/>
+            </w:pPr>
+            <w:r>
+              <w:rPr>
+                <w:b/>
+                <w:color w:val="FFFFFF"/>
+              </w:rPr>
+              <w:t>ROC-AUC</w:t>
+            </w:r>
+          </w:p>
+        </w:tc>
+        <w:tc>
+          <w:tcPr>
+            <w:tcW w:type="dxa" w:w="1568"/>
+            <w:shd w:val="clear" w:color="auto" w:fill="2E74B5"/>
+          </w:tcPr>
+          <w:p>
+            <w:pPr>
+              <w:jc w:val="center"/>
+            </w:pPr>
+            <w:r>
+              <w:rPr>
+                <w:b/>
+                <w:color w:val="FFFFFF"/>
+              </w:rPr>
+              <w:t>실행 에폭</w:t>
+            </w:r>
+          </w:p>
+        </w:tc>
+        <w:tc>
+          <w:tcPr>
+            <w:tcW w:type="dxa" w:w="1568"/>
+            <w:shd w:val="clear" w:color="auto" w:fill="2E74B5"/>
+          </w:tcPr>
+          <w:p>
+            <w:pPr>
+              <w:jc w:val="center"/>
+            </w:pPr>
+            <w:r>
+              <w:rPr>
+                <w:b/>
+                <w:color w:val="FFFFFF"/>
+              </w:rPr>
+              <w:t>비고</w:t>
+            </w:r>
+          </w:p>
+        </w:tc>
+      </w:tr>
+      <w:tr>
+        <w:tc>
+          <w:tcPr>
+            <w:tcW w:type="dxa" w:w="1568"/>
+          </w:tcPr>
+          <w:p>
+            <w:pPr>
+              <w:jc w:val="center"/>
+            </w:pPr>
+            <w:r>
+              <w:t>32</w:t>
+            </w:r>
+          </w:p>
+        </w:tc>
+        <w:tc>
+          <w:tcPr>
+            <w:tcW w:type="dxa" w:w="1568"/>
+          </w:tcPr>
+          <w:p>
+            <w:pPr>
+              <w:jc w:val="center"/>
+            </w:pPr>
+            <w:r>
+              <w:t>0.3424</w:t>
+            </w:r>
+          </w:p>
+        </w:tc>
+        <w:tc>
+          <w:tcPr>
+            <w:tcW w:type="dxa" w:w="1568"/>
+          </w:tcPr>
+          <w:p>
+            <w:pPr>
+              <w:jc w:val="center"/>
+            </w:pPr>
+            <w:r>
+              <w:t>0.0000</w:t>
+            </w:r>
+          </w:p>
+        </w:tc>
+        <w:tc>
+          <w:tcPr>
+            <w:tcW w:type="dxa" w:w="1568"/>
+          </w:tcPr>
+          <w:p>
+            <w:pPr>
+              <w:jc w:val="center"/>
+            </w:pPr>
+            <w:r>
+              <w:t>0.5000</w:t>
+            </w:r>
+          </w:p>
+        </w:tc>
+        <w:tc>
+          <w:tcPr>
+            <w:tcW w:type="dxa" w:w="1568"/>
+          </w:tcPr>
+          <w:p>
+            <w:pPr>
+              <w:jc w:val="center"/>
+            </w:pPr>
+            <w:r>
+              <w:t>9</w:t>
+            </w:r>
+          </w:p>
+        </w:tc>
+        <w:tc>
+          <w:tcPr>
+            <w:tcW w:type="dxa" w:w="1568"/>
+          </w:tcPr>
+          <w:p>
+            <w:pPr>
+              <w:jc w:val="center"/>
+            </w:pPr>
+            <w:r>
+              <w:t>모델 collapse (전부 Normal 예측)</w:t>
+            </w:r>
+          </w:p>
+        </w:tc>
+      </w:tr>
+      <w:tr>
+        <w:tc>
+          <w:tcPr>
+            <w:tcW w:type="dxa" w:w="1568"/>
+          </w:tcPr>
+          <w:p>
+            <w:pPr>
+              <w:jc w:val="center"/>
+            </w:pPr>
+            <w:r>
+              <w:t>64</w:t>
+            </w:r>
+          </w:p>
+        </w:tc>
+        <w:tc>
+          <w:tcPr>
+            <w:tcW w:type="dxa" w:w="1568"/>
+          </w:tcPr>
+          <w:p>
+            <w:pPr>
+              <w:jc w:val="center"/>
+            </w:pPr>
+            <w:r>
+              <w:t>0.3424</w:t>
+            </w:r>
+          </w:p>
+        </w:tc>
+        <w:tc>
+          <w:tcPr>
+            <w:tcW w:type="dxa" w:w="1568"/>
+          </w:tcPr>
+          <w:p>
+            <w:pPr>
+              <w:jc w:val="center"/>
+            </w:pPr>
+            <w:r>
+              <w:t>0.0000</w:t>
+            </w:r>
+          </w:p>
+        </w:tc>
+        <w:tc>
+          <w:tcPr>
+            <w:tcW w:type="dxa" w:w="1568"/>
+          </w:tcPr>
+          <w:p>
+            <w:pPr>
+              <w:jc w:val="center"/>
+            </w:pPr>
+            <w:r>
+              <w:t>0.5000</w:t>
+            </w:r>
+          </w:p>
+        </w:tc>
+        <w:tc>
+          <w:tcPr>
+            <w:tcW w:type="dxa" w:w="1568"/>
+          </w:tcPr>
+          <w:p>
+            <w:pPr>
+              <w:jc w:val="center"/>
+            </w:pPr>
+            <w:r>
+              <w:t>9</w:t>
+            </w:r>
+          </w:p>
+        </w:tc>
+        <w:tc>
+          <w:tcPr>
+            <w:tcW w:type="dxa" w:w="1568"/>
+          </w:tcPr>
+          <w:p>
+            <w:pPr>
+              <w:jc w:val="center"/>
+            </w:pPr>
+            <w:r>
+              <w:t>모델 collapse (전부 Normal 예측)</w:t>
+            </w:r>
+          </w:p>
+        </w:tc>
+      </w:tr>
+      <w:tr>
+        <w:tc>
+          <w:tcPr>
+            <w:tcW w:type="dxa" w:w="1568"/>
+          </w:tcPr>
+          <w:p>
+            <w:pPr>
+              <w:jc w:val="center"/>
+            </w:pPr>
+            <w:r>
+              <w:t>128</w:t>
+            </w:r>
+          </w:p>
+        </w:tc>
+        <w:tc>
+          <w:tcPr>
+            <w:tcW w:type="dxa" w:w="1568"/>
+          </w:tcPr>
+          <w:p>
+            <w:pPr>
+              <w:jc w:val="center"/>
+            </w:pPr>
+            <w:r>
+              <w:t>0.3424</w:t>
+            </w:r>
+          </w:p>
+        </w:tc>
+        <w:tc>
+          <w:tcPr>
+            <w:tcW w:type="dxa" w:w="1568"/>
+          </w:tcPr>
+          <w:p>
+            <w:pPr>
+              <w:jc w:val="center"/>
+            </w:pPr>
+            <w:r>
+              <w:t>0.0000</w:t>
+            </w:r>
+          </w:p>
+        </w:tc>
+        <w:tc>
+          <w:tcPr>
+            <w:tcW w:type="dxa" w:w="1568"/>
+          </w:tcPr>
+          <w:p>
+            <w:pPr>
+              <w:jc w:val="center"/>
+            </w:pPr>
+            <w:r>
+              <w:t>0.5000</w:t>
+            </w:r>
+          </w:p>
+        </w:tc>
+        <w:tc>
+          <w:tcPr>
+            <w:tcW w:type="dxa" w:w="1568"/>
+          </w:tcPr>
+          <w:p>
+            <w:pPr>
+              <w:jc w:val="center"/>
+            </w:pPr>
+            <w:r>
+              <w:t>10</w:t>
+            </w:r>
+          </w:p>
+        </w:tc>
+        <w:tc>
+          <w:tcPr>
+            <w:tcW w:type="dxa" w:w="1568"/>
+          </w:tcPr>
+          <w:p>
+            <w:pPr>
+              <w:jc w:val="center"/>
+            </w:pPr>
+            <w:r>
+              <w:t>모델 collapse (전부 Normal 예측)</w:t>
+            </w:r>
+          </w:p>
+        </w:tc>
+      </w:tr>
+    </w:tbl>
+    <w:p/>
+    <w:p>
+      <w:r>
+        <w:rPr>
+          <w:i/>
+          <w:sz w:val="18"/>
+        </w:rPr>
+        <w:t>기준값 (배치=64, 임계값=0.75): F1 = 0.7935</w:t>
+        <w:br/>
+        <w:t>현재 실험(임계값=0.5)에서 전 배치 크기 F1=0.0 — 모델 collapse (Normal만 예측)</w:t>
+        <w:br/>
+        <w:t>원인: 9~10에폭 조기 종료로 학습 부족 + 임계값 0.5에서 마이너 클래스 미탐지</w:t>
+        <w:br/>
+        <w:t>→ 배치 크기 단독 변경으로는 개선 불가; 임계값 조정(0.75) + EarlyStopping 완화 필요</w:t>
+      </w:r>
+    </w:p>
+    <w:p>
+      <w:r>
+        <w:br w:type="page"/>
+      </w:r>
+    </w:p>
+    <w:p>
+      <w:pPr>
+        <w:pStyle w:val="Heading1"/>
+      </w:pPr>
+      <w:r>
+        <w:t>에폭(Epochs) 설정 근거</w:t>
+      </w:r>
+    </w:p>
+    <w:tbl>
+      <w:tblPr>
+        <w:tblStyle w:val="TableGrid"/>
+        <w:tblW w:type="auto" w:w="0"/>
+        <w:tblLook w:firstColumn="1" w:firstRow="1" w:lastColumn="0" w:lastRow="0" w:noHBand="0" w:noVBand="1" w:val="04A0"/>
+      </w:tblPr>
+      <w:tblGrid>
+        <w:gridCol w:w="3135"/>
+        <w:gridCol w:w="3135"/>
+        <w:gridCol w:w="3135"/>
+      </w:tblGrid>
+      <w:tr>
+        <w:tc>
+          <w:tcPr>
+            <w:tcW w:type="dxa" w:w="3135"/>
+            <w:shd w:val="clear" w:color="auto" w:fill="2E74B5"/>
+          </w:tcPr>
+          <w:p>
+            <w:pPr>
+              <w:jc w:val="center"/>
+            </w:pPr>
+            <w:r>
+              <w:rPr>
+                <w:b/>
+                <w:color w:val="FFFFFF"/>
+              </w:rPr>
+              <w:t>항목</w:t>
+            </w:r>
+          </w:p>
+        </w:tc>
+        <w:tc>
+          <w:tcPr>
+            <w:tcW w:type="dxa" w:w="3135"/>
+            <w:shd w:val="clear" w:color="auto" w:fill="2E74B5"/>
+          </w:tcPr>
+          <w:p>
+            <w:pPr>
+              <w:jc w:val="center"/>
+            </w:pPr>
+            <w:r>
+              <w:rPr>
+                <w:b/>
+                <w:color w:val="FFFFFF"/>
+              </w:rPr>
+              <w:t>Source 1 FEMTO (GRU)</w:t>
+            </w:r>
+          </w:p>
+        </w:tc>
+        <w:tc>
+          <w:tcPr>
+            <w:tcW w:type="dxa" w:w="3135"/>
+            <w:shd w:val="clear" w:color="auto" w:fill="2E74B5"/>
+          </w:tcPr>
+          <w:p>
+            <w:pPr>
+              <w:jc w:val="center"/>
+            </w:pPr>
+            <w:r>
+              <w:rPr>
+                <w:b/>
+                <w:color w:val="FFFFFF"/>
+              </w:rPr>
+              <w:t>Source 3 Milling (1D-CNN)</w:t>
+            </w:r>
+          </w:p>
+        </w:tc>
+      </w:tr>
+      <w:tr>
+        <w:tc>
+          <w:tcPr>
+            <w:tcW w:type="dxa" w:w="3135"/>
+          </w:tcPr>
+          <w:p>
+            <w:pPr>
+              <w:jc w:val="center"/>
+            </w:pPr>
+            <w:r>
+              <w:t>설정 최대 에폭</w:t>
+            </w:r>
+          </w:p>
+        </w:tc>
+        <w:tc>
+          <w:tcPr>
+            <w:tcW w:type="dxa" w:w="3135"/>
+          </w:tcPr>
+          <w:p>
+            <w:pPr>
+              <w:jc w:val="center"/>
+            </w:pPr>
+            <w:r>
+              <w:t>50</w:t>
+            </w:r>
+          </w:p>
+        </w:tc>
+        <w:tc>
+          <w:tcPr>
+            <w:tcW w:type="dxa" w:w="3135"/>
+          </w:tcPr>
+          <w:p>
+            <w:pPr>
+              <w:jc w:val="center"/>
+            </w:pPr>
+            <w:r>
+              <w:t>50</w:t>
+            </w:r>
+          </w:p>
+        </w:tc>
+      </w:tr>
+      <w:tr>
+        <w:tc>
+          <w:tcPr>
+            <w:tcW w:type="dxa" w:w="3135"/>
+          </w:tcPr>
+          <w:p>
+            <w:pPr>
+              <w:jc w:val="center"/>
+            </w:pPr>
+            <w:r>
+              <w:t>실제 실행 에폭</w:t>
+              <w:br/>
+              <w:t>(EarlyStopping)</w:t>
+            </w:r>
+          </w:p>
+        </w:tc>
+        <w:tc>
+          <w:tcPr>
+            <w:tcW w:type="dxa" w:w="3135"/>
+          </w:tcPr>
+          <w:p>
+            <w:pPr>
+              <w:jc w:val="center"/>
+            </w:pPr>
+            <w:r>
+              <w:t>8~10회</w:t>
+              <w:br/>
+              <w:t>(patience=7)</w:t>
+            </w:r>
+          </w:p>
+        </w:tc>
+        <w:tc>
+          <w:tcPr>
+            <w:tcW w:type="dxa" w:w="3135"/>
+          </w:tcPr>
+          <w:p>
+            <w:pPr>
+              <w:jc w:val="center"/>
+            </w:pPr>
+            <w:r>
+              <w:t>9~10회</w:t>
+              <w:br/>
+              <w:t>(patience=8)</w:t>
+            </w:r>
+          </w:p>
+        </w:tc>
+      </w:tr>
+      <w:tr>
+        <w:tc>
+          <w:tcPr>
+            <w:tcW w:type="dxa" w:w="3135"/>
+          </w:tcPr>
+          <w:p>
+            <w:pPr>
+              <w:jc w:val="center"/>
+            </w:pPr>
+            <w:r>
+              <w:t>최대 50 에폭</w:t>
+              <w:br/>
+              <w:t>결정 이유</w:t>
+            </w:r>
+          </w:p>
+        </w:tc>
+        <w:tc>
+          <w:tcPr>
+            <w:tcW w:type="dxa" w:w="3135"/>
+          </w:tcPr>
+          <w:p>
+            <w:pPr>
+              <w:jc w:val="center"/>
+            </w:pPr>
+            <w:r>
+              <w:t>• 스냅샷 소규모 데이터 → 20~30에폭 내 수렴</w:t>
+              <w:br/>
+              <w:t>• EarlyStopping이 실제 종료 제어</w:t>
+              <w:br/>
+              <w:t>• 50은 안전 상한 (100+ 불필요)</w:t>
+              <w:br/>
+              <w:t>• 실험에서 8~10에폭 조기 종료 확인</w:t>
+            </w:r>
+          </w:p>
+        </w:tc>
+        <w:tc>
+          <w:tcPr>
+            <w:tcW w:type="dxa" w:w="3135"/>
+          </w:tcPr>
+          <w:p>
+            <w:pPr>
+              <w:jc w:val="center"/>
+            </w:pPr>
+            <w:r>
+              <w:t>• 원시신호 CNN은 수렴 빠름</w:t>
+              <w:br/>
+              <w:t>• ReduceLROnPlateau 병행으로 조정</w:t>
+              <w:br/>
+              <w:t>• 50에폭 안에서 수렴 반복 확인</w:t>
+              <w:br/>
+              <w:t>• 실험에서 9~10에폭 조기 종료 확인</w:t>
+            </w:r>
+          </w:p>
+        </w:tc>
+      </w:tr>
+      <w:tr>
+        <w:tc>
+          <w:tcPr>
+            <w:tcW w:type="dxa" w:w="3135"/>
+          </w:tcPr>
+          <w:p>
+            <w:pPr>
+              <w:jc w:val="center"/>
+            </w:pPr>
+            <w:r>
+              <w:t>patience 설정 이유</w:t>
+            </w:r>
+          </w:p>
+        </w:tc>
+        <w:tc>
+          <w:tcPr>
+            <w:tcW w:type="dxa" w:w="3135"/>
+          </w:tcPr>
+          <w:p>
+            <w:pPr>
+              <w:jc w:val="center"/>
+            </w:pPr>
+            <w:r>
+              <w:t>patience=7</w:t>
+              <w:br/>
+              <w:t>• 5 미만: 조기종료 과잉 (지역최솟값 오탐)</w:t>
+              <w:br/>
+              <w:t>• 7: val_loss 연속 7회 미개선 시 종료</w:t>
+              <w:br/>
+              <w:t>• 10+: 수렴 후 불필요한 학습 낭비</w:t>
+            </w:r>
+          </w:p>
+        </w:tc>
+        <w:tc>
+          <w:tcPr>
+            <w:tcW w:type="dxa" w:w="3135"/>
+          </w:tcPr>
+          <w:p>
+            <w:pPr>
+              <w:jc w:val="center"/>
+            </w:pPr>
+            <w:r>
+              <w:t>patience=8</w:t>
+              <w:br/>
+              <w:t>• Milling 노이즈 커 수렴 지연</w:t>
+              <w:br/>
+              <w:t>• 7보다 1회 여유 추가</w:t>
+              <w:br/>
+              <w:t>• ReduceLROnPlateau(patience=4) 병행</w:t>
+            </w:r>
+          </w:p>
+        </w:tc>
+      </w:tr>
+    </w:tbl>
+    <w:p/>
+    <w:p>
+      <w:r>
+        <w:rPr>
+          <w:i/>
+          <w:sz w:val="18"/>
+        </w:rPr>
+        <w:t>※ 실제 실행 에폭(8~10회)이 최대(50)에 훨씬 못 미치는 이유:</w:t>
+        <w:br/>
+        <w:t xml:space="preserve">   소규모 데이터 + EarlyStopping 조합 → 빠른 수렴 후 조기 종료</w:t>
+        <w:br/>
+        <w:t>※ EarlyStopping restore_best_weights=True → 조기 종료 시 최적 가중치 자동 복원</w:t>
+      </w:r>
+    </w:p>
+    <w:p>
+      <w:r>
+        <w:br w:type="page"/>
+      </w:r>
+    </w:p>
+    <w:p>
+      <w:pPr>
+        <w:pStyle w:val="Heading1"/>
+      </w:pPr>
+      <w:r>
+        <w:t>필터 수 튜닝 결과</w:t>
+      </w:r>
+    </w:p>
+    <w:p>
+      <w:pPr>
+        <w:pStyle w:val="Heading2"/>
+      </w:pPr>
+      <w:r>
+        <w:t>Milling 1D-CNN — 필터 수 별 실험 결과</w:t>
+      </w:r>
+    </w:p>
+    <w:tbl>
+      <w:tblPr>
+        <w:tblStyle w:val="TableGrid"/>
+        <w:tblW w:type="auto" w:w="0"/>
+        <w:tblLook w:firstColumn="1" w:firstRow="1" w:lastColumn="0" w:lastRow="0" w:noHBand="0" w:noVBand="1" w:val="04A0"/>
+      </w:tblPr>
+      <w:tblGrid>
+        <w:gridCol w:w="1176"/>
+        <w:gridCol w:w="1176"/>
+        <w:gridCol w:w="1176"/>
+        <w:gridCol w:w="1176"/>
+        <w:gridCol w:w="1176"/>
+        <w:gridCol w:w="1176"/>
+        <w:gridCol w:w="1176"/>
+        <w:gridCol w:w="1176"/>
+      </w:tblGrid>
+      <w:tr>
+        <w:tc>
+          <w:tcPr>
+            <w:tcW w:type="dxa" w:w="1176"/>
+            <w:shd w:val="clear" w:color="auto" w:fill="2E74B5"/>
+          </w:tcPr>
+          <w:p>
+            <w:pPr>
+              <w:jc w:val="center"/>
+            </w:pPr>
+            <w:r>
+              <w:rPr>
+                <w:b/>
+                <w:color w:val="FFFFFF"/>
+              </w:rPr>
+              <w:t>설정</w:t>
+            </w:r>
+          </w:p>
+        </w:tc>
+        <w:tc>
+          <w:tcPr>
+            <w:tcW w:type="dxa" w:w="1176"/>
+            <w:shd w:val="clear" w:color="auto" w:fill="2E74B5"/>
+          </w:tcPr>
+          <w:p>
+            <w:pPr>
+              <w:jc w:val="center"/>
+            </w:pPr>
+            <w:r>
+              <w:rPr>
+                <w:b/>
+                <w:color w:val="FFFFFF"/>
+              </w:rPr>
+              <w:t>필터 구성</w:t>
+            </w:r>
+          </w:p>
+        </w:tc>
+        <w:tc>
+          <w:tcPr>
+            <w:tcW w:type="dxa" w:w="1176"/>
+            <w:shd w:val="clear" w:color="auto" w:fill="2E74B5"/>
+          </w:tcPr>
+          <w:p>
+            <w:pPr>
+              <w:jc w:val="center"/>
+            </w:pPr>
+            <w:r>
+              <w:rPr>
+                <w:b/>
+                <w:color w:val="FFFFFF"/>
+              </w:rPr>
+              <w:t>파라미터 수</w:t>
+            </w:r>
+          </w:p>
+        </w:tc>
+        <w:tc>
+          <w:tcPr>
+            <w:tcW w:type="dxa" w:w="1176"/>
+            <w:shd w:val="clear" w:color="auto" w:fill="2E74B5"/>
+          </w:tcPr>
+          <w:p>
+            <w:pPr>
+              <w:jc w:val="center"/>
+            </w:pPr>
+            <w:r>
+              <w:rPr>
+                <w:b/>
+                <w:color w:val="FFFFFF"/>
+              </w:rPr>
+              <w:t>정확도</w:t>
+            </w:r>
+          </w:p>
+        </w:tc>
+        <w:tc>
+          <w:tcPr>
+            <w:tcW w:type="dxa" w:w="1176"/>
+            <w:shd w:val="clear" w:color="auto" w:fill="2E74B5"/>
+          </w:tcPr>
+          <w:p>
+            <w:pPr>
+              <w:jc w:val="center"/>
+            </w:pPr>
+            <w:r>
+              <w:rPr>
+                <w:b/>
+                <w:color w:val="FFFFFF"/>
+              </w:rPr>
+              <w:t>F1(마모)</w:t>
+            </w:r>
+          </w:p>
+        </w:tc>
+        <w:tc>
+          <w:tcPr>
+            <w:tcW w:type="dxa" w:w="1176"/>
+            <w:shd w:val="clear" w:color="auto" w:fill="2E74B5"/>
+          </w:tcPr>
+          <w:p>
+            <w:pPr>
+              <w:jc w:val="center"/>
+            </w:pPr>
+            <w:r>
+              <w:rPr>
+                <w:b/>
+                <w:color w:val="FFFFFF"/>
+              </w:rPr>
+              <w:t>ROC-AUC</w:t>
+            </w:r>
+          </w:p>
+        </w:tc>
+        <w:tc>
+          <w:tcPr>
+            <w:tcW w:type="dxa" w:w="1176"/>
+            <w:shd w:val="clear" w:color="auto" w:fill="2E74B5"/>
+          </w:tcPr>
+          <w:p>
+            <w:pPr>
+              <w:jc w:val="center"/>
+            </w:pPr>
+            <w:r>
+              <w:rPr>
+                <w:b/>
+                <w:color w:val="FFFFFF"/>
+              </w:rPr>
+              <w:t>에폭</w:t>
+            </w:r>
+          </w:p>
+        </w:tc>
+        <w:tc>
+          <w:tcPr>
+            <w:tcW w:type="dxa" w:w="1176"/>
+            <w:shd w:val="clear" w:color="auto" w:fill="2E74B5"/>
+          </w:tcPr>
+          <w:p>
+            <w:pPr>
+              <w:jc w:val="center"/>
+            </w:pPr>
+            <w:r>
+              <w:rPr>
+                <w:b/>
+                <w:color w:val="FFFFFF"/>
+              </w:rPr>
+              <w:t>비고</w:t>
+            </w:r>
+          </w:p>
+        </w:tc>
+      </w:tr>
+      <w:tr>
+        <w:tc>
+          <w:tcPr>
+            <w:tcW w:type="dxa" w:w="1176"/>
+          </w:tcPr>
+          <w:p>
+            <w:pPr>
+              <w:jc w:val="center"/>
+            </w:pPr>
+            <w:r>
+              <w:t>대형 128→256→512</w:t>
+            </w:r>
+          </w:p>
+        </w:tc>
+        <w:tc>
+          <w:tcPr>
+            <w:tcW w:type="dxa" w:w="1176"/>
+          </w:tcPr>
+          <w:p>
+            <w:pPr>
+              <w:jc w:val="center"/>
+            </w:pPr>
+            <w:r>
+              <w:t>128→256→512</w:t>
+            </w:r>
+          </w:p>
+        </w:tc>
+        <w:tc>
+          <w:tcPr>
+            <w:tcW w:type="dxa" w:w="1176"/>
+          </w:tcPr>
+          <w:p>
+            <w:pPr>
+              <w:jc w:val="center"/>
+            </w:pPr>
+            <w:r>
+              <w:t>630,913</w:t>
+            </w:r>
+          </w:p>
+        </w:tc>
+        <w:tc>
+          <w:tcPr>
+            <w:tcW w:type="dxa" w:w="1176"/>
+          </w:tcPr>
+          <w:p>
+            <w:pPr>
+              <w:jc w:val="center"/>
+            </w:pPr>
+            <w:r>
+              <w:t>0.3424</w:t>
+            </w:r>
+          </w:p>
+        </w:tc>
+        <w:tc>
+          <w:tcPr>
+            <w:tcW w:type="dxa" w:w="1176"/>
+          </w:tcPr>
+          <w:p>
+            <w:pPr>
+              <w:jc w:val="center"/>
+            </w:pPr>
+            <w:r>
+              <w:t>0.0000</w:t>
+            </w:r>
+          </w:p>
+        </w:tc>
+        <w:tc>
+          <w:tcPr>
+            <w:tcW w:type="dxa" w:w="1176"/>
+          </w:tcPr>
+          <w:p>
+            <w:pPr>
+              <w:jc w:val="center"/>
+            </w:pPr>
+            <w:r>
+              <w:t>0.5000</w:t>
+            </w:r>
+          </w:p>
+        </w:tc>
+        <w:tc>
+          <w:tcPr>
+            <w:tcW w:type="dxa" w:w="1176"/>
+          </w:tcPr>
+          <w:p>
+            <w:pPr>
+              <w:jc w:val="center"/>
+            </w:pPr>
+            <w:r>
+              <w:t>10</w:t>
+            </w:r>
+          </w:p>
+        </w:tc>
+        <w:tc>
+          <w:tcPr>
+            <w:tcW w:type="dxa" w:w="1176"/>
+          </w:tcPr>
+          <w:p>
+            <w:pPr>
+              <w:jc w:val="center"/>
+            </w:pPr>
+            <w:r>
+              <w:t>collapse (Normal만 예측)</w:t>
+            </w:r>
+          </w:p>
+        </w:tc>
+      </w:tr>
+      <w:tr>
+        <w:tc>
+          <w:tcPr>
+            <w:tcW w:type="dxa" w:w="1176"/>
+          </w:tcPr>
+          <w:p>
+            <w:pPr>
+              <w:jc w:val="center"/>
+            </w:pPr>
+            <w:r>
+              <w:t>소형 32→64→128</w:t>
+            </w:r>
+          </w:p>
+        </w:tc>
+        <w:tc>
+          <w:tcPr>
+            <w:tcW w:type="dxa" w:w="1176"/>
+          </w:tcPr>
+          <w:p>
+            <w:pPr>
+              <w:jc w:val="center"/>
+            </w:pPr>
+            <w:r>
+              <w:t>32→64→128</w:t>
+            </w:r>
+          </w:p>
+        </w:tc>
+        <w:tc>
+          <w:tcPr>
+            <w:tcW w:type="dxa" w:w="1176"/>
+          </w:tcPr>
+          <w:p>
+            <w:pPr>
+              <w:jc w:val="center"/>
+            </w:pPr>
+            <w:r>
+              <w:t>53,473</w:t>
+            </w:r>
+          </w:p>
+        </w:tc>
+        <w:tc>
+          <w:tcPr>
+            <w:tcW w:type="dxa" w:w="1176"/>
+          </w:tcPr>
+          <w:p>
+            <w:pPr>
+              <w:jc w:val="center"/>
+            </w:pPr>
+            <w:r>
+              <w:t>0.3424</w:t>
+            </w:r>
+          </w:p>
+        </w:tc>
+        <w:tc>
+          <w:tcPr>
+            <w:tcW w:type="dxa" w:w="1176"/>
+          </w:tcPr>
+          <w:p>
+            <w:pPr>
+              <w:jc w:val="center"/>
+            </w:pPr>
+            <w:r>
+              <w:t>0.0000</w:t>
+            </w:r>
+          </w:p>
+        </w:tc>
+        <w:tc>
+          <w:tcPr>
+            <w:tcW w:type="dxa" w:w="1176"/>
+          </w:tcPr>
+          <w:p>
+            <w:pPr>
+              <w:jc w:val="center"/>
+            </w:pPr>
+            <w:r>
+              <w:t>0.5000</w:t>
+            </w:r>
+          </w:p>
+        </w:tc>
+        <w:tc>
+          <w:tcPr>
+            <w:tcW w:type="dxa" w:w="1176"/>
+          </w:tcPr>
+          <w:p>
+            <w:pPr>
+              <w:jc w:val="center"/>
+            </w:pPr>
+            <w:r>
+              <w:t>9</w:t>
+            </w:r>
+          </w:p>
+        </w:tc>
+        <w:tc>
+          <w:tcPr>
+            <w:tcW w:type="dxa" w:w="1176"/>
+          </w:tcPr>
+          <w:p>
+            <w:pPr>
+              <w:jc w:val="center"/>
+            </w:pPr>
+            <w:r>
+              <w:t>★ 최소 파라미터 | collapse</w:t>
+            </w:r>
+          </w:p>
+        </w:tc>
+      </w:tr>
+      <w:tr>
+        <w:tc>
+          <w:tcPr>
+            <w:tcW w:type="dxa" w:w="1176"/>
+          </w:tcPr>
+          <w:p>
+            <w:pPr>
+              <w:jc w:val="center"/>
+            </w:pPr>
+            <w:r>
+              <w:t>기본 64→128→256</w:t>
+            </w:r>
+          </w:p>
+        </w:tc>
+        <w:tc>
+          <w:tcPr>
+            <w:tcW w:type="dxa" w:w="1176"/>
+          </w:tcPr>
+          <w:p>
+            <w:pPr>
+              <w:jc w:val="center"/>
+            </w:pPr>
+            <w:r>
+              <w:t>64→128→256</w:t>
+            </w:r>
+          </w:p>
+        </w:tc>
+        <w:tc>
+          <w:tcPr>
+            <w:tcW w:type="dxa" w:w="1176"/>
+          </w:tcPr>
+          <w:p>
+            <w:pPr>
+              <w:jc w:val="center"/>
+            </w:pPr>
+            <w:r>
+              <w:t>176,321</w:t>
+            </w:r>
+          </w:p>
+        </w:tc>
+        <w:tc>
+          <w:tcPr>
+            <w:tcW w:type="dxa" w:w="1176"/>
+          </w:tcPr>
+          <w:p>
+            <w:pPr>
+              <w:jc w:val="center"/>
+            </w:pPr>
+            <w:r>
+              <w:t>0.3424</w:t>
+            </w:r>
+          </w:p>
+        </w:tc>
+        <w:tc>
+          <w:tcPr>
+            <w:tcW w:type="dxa" w:w="1176"/>
+          </w:tcPr>
+          <w:p>
+            <w:pPr>
+              <w:jc w:val="center"/>
+            </w:pPr>
+            <w:r>
+              <w:t>0.0000</w:t>
+            </w:r>
+          </w:p>
+        </w:tc>
+        <w:tc>
+          <w:tcPr>
+            <w:tcW w:type="dxa" w:w="1176"/>
+          </w:tcPr>
+          <w:p>
+            <w:pPr>
+              <w:jc w:val="center"/>
+            </w:pPr>
+            <w:r>
+              <w:t>0.5000</w:t>
+            </w:r>
+          </w:p>
+        </w:tc>
+        <w:tc>
+          <w:tcPr>
+            <w:tcW w:type="dxa" w:w="1176"/>
+          </w:tcPr>
+          <w:p>
+            <w:pPr>
+              <w:jc w:val="center"/>
+            </w:pPr>
+            <w:r>
+              <w:t>9</w:t>
+            </w:r>
+          </w:p>
+        </w:tc>
+        <w:tc>
+          <w:tcPr>
+            <w:tcW w:type="dxa" w:w="1176"/>
+          </w:tcPr>
+          <w:p>
+            <w:pPr>
+              <w:jc w:val="center"/>
+            </w:pPr>
+            <w:r>
+              <w:t>collapse (Normal만 예측)</w:t>
+            </w:r>
+          </w:p>
+        </w:tc>
+      </w:tr>
+    </w:tbl>
+    <w:p/>
+    <w:p>
+      <w:r>
+        <w:rPr>
+          <w:i/>
+          <w:sz w:val="18"/>
+        </w:rPr>
+        <w:t>기준값 (필터 64→128→256, 임계값=0.75): F1 = 0.7935</w:t>
+        <w:br/>
+        <w:t>실험 조건 (임계값=0.5): 모든 설정에서 F1=0.0 — 모델 collapse</w:t>
+        <w:br/>
+        <w:t>원인: 임계값 0.5에서 마이너 클래스 미탐지 (원본 모델은 0.75 사용)</w:t>
+        <w:br/>
+        <w:t>→ 필터 수 단독 변경으로는 개선 불가; 임계값 0.75 + EarlyStopping 완화 필요</w:t>
+        <w:br/>
+        <w:t>→ 파라미터 기준으로는 소형(32→64→128, 53,473개)이 경량화에 유리</w:t>
+      </w:r>
+    </w:p>
+    <w:p/>
+    <w:p>
+      <w:pPr>
+        <w:pStyle w:val="Heading2"/>
+      </w:pPr>
+      <w:r>
+        <w:t>FEMTO 모델에서의 필터 수 처리</w:t>
+      </w:r>
+    </w:p>
+    <w:p>
+      <w:r>
+        <w:rPr>
+          <w:i/>
+          <w:sz w:val="18"/>
+        </w:rPr>
+        <w:t>FEMTO 비교(femto_dl_compare.py)에서 1D-CNN/CNN-LSTM의 필터 수는</w:t>
+        <w:br/>
+        <w:t>units 파라미터(그리드서치 범위: 32/64/128)로 연동 제어됨.</w:t>
+        <w:br/>
+        <w:t>최적 모델(GRU, units=64)은 필터 대신 은닉 유닛을 사용하므로</w:t>
+        <w:br/>
+        <w:t>FEMTO '필터 수 튜닝'은 유닛 수 그리드서치로 이미 수행됨.</w:t>
+      </w:r>
+    </w:p>
+    <w:p>
+      <w:r>
+        <w:br w:type="page"/>
+      </w:r>
+    </w:p>
+    <w:p>
+      <w:pPr>
+        <w:pStyle w:val="Heading1"/>
+      </w:pPr>
+      <w:r>
+        <w:t>권장 튜닝 순서</w:t>
+      </w:r>
+    </w:p>
+    <w:tbl>
+      <w:tblPr>
+        <w:tblStyle w:val="TableGrid"/>
+        <w:tblW w:type="auto" w:w="0"/>
+        <w:tblLook w:firstColumn="1" w:firstRow="1" w:lastColumn="0" w:lastRow="0" w:noHBand="0" w:noVBand="1" w:val="04A0"/>
+      </w:tblPr>
+      <w:tblGrid>
+        <w:gridCol w:w="2351"/>
+        <w:gridCol w:w="2351"/>
+        <w:gridCol w:w="2351"/>
+        <w:gridCol w:w="2351"/>
+      </w:tblGrid>
+      <w:tr>
+        <w:tc>
+          <w:tcPr>
+            <w:tcW w:type="dxa" w:w="2351"/>
+            <w:shd w:val="clear" w:color="auto" w:fill="2E74B5"/>
+          </w:tcPr>
+          <w:p>
+            <w:pPr>
+              <w:jc w:val="center"/>
+            </w:pPr>
+            <w:r>
+              <w:rPr>
+                <w:b/>
+                <w:color w:val="FFFFFF"/>
+              </w:rPr>
+              <w:t>우선순위</w:t>
+            </w:r>
+          </w:p>
+        </w:tc>
+        <w:tc>
+          <w:tcPr>
+            <w:tcW w:type="dxa" w:w="2351"/>
+            <w:shd w:val="clear" w:color="auto" w:fill="2E74B5"/>
+          </w:tcPr>
+          <w:p>
+            <w:pPr>
+              <w:jc w:val="center"/>
+            </w:pPr>
+            <w:r>
+              <w:rPr>
+                <w:b/>
+                <w:color w:val="FFFFFF"/>
+              </w:rPr>
+              <w:t>튜닝 항목</w:t>
+            </w:r>
+          </w:p>
+        </w:tc>
+        <w:tc>
+          <w:tcPr>
+            <w:tcW w:type="dxa" w:w="2351"/>
+            <w:shd w:val="clear" w:color="auto" w:fill="2E74B5"/>
+          </w:tcPr>
+          <w:p>
+            <w:pPr>
+              <w:jc w:val="center"/>
+            </w:pPr>
+            <w:r>
+              <w:rPr>
+                <w:b/>
+                <w:color w:val="FFFFFF"/>
+              </w:rPr>
+              <w:t>적용 대상</w:t>
+            </w:r>
+          </w:p>
+        </w:tc>
+        <w:tc>
+          <w:tcPr>
+            <w:tcW w:type="dxa" w:w="2351"/>
+            <w:shd w:val="clear" w:color="auto" w:fill="2E74B5"/>
+          </w:tcPr>
+          <w:p>
+            <w:pPr>
+              <w:jc w:val="center"/>
+            </w:pPr>
+            <w:r>
+              <w:rPr>
+                <w:b/>
+                <w:color w:val="FFFFFF"/>
+              </w:rPr>
+              <w:t>근거 / 기대 효과</w:t>
+            </w:r>
+          </w:p>
+        </w:tc>
+      </w:tr>
+      <w:tr>
+        <w:tc>
+          <w:tcPr>
+            <w:tcW w:type="dxa" w:w="2351"/>
+          </w:tcPr>
+          <w:p>
+            <w:pPr>
+              <w:jc w:val="center"/>
+            </w:pPr>
+            <w:r>
+              <w:t>1순위</w:t>
+              <w:br/>
+              <w:t>(필수)</w:t>
+            </w:r>
+          </w:p>
+        </w:tc>
+        <w:tc>
+          <w:tcPr>
+            <w:tcW w:type="dxa" w:w="2351"/>
+          </w:tcPr>
+          <w:p>
+            <w:pPr>
+              <w:jc w:val="center"/>
+            </w:pPr>
+            <w:r>
+              <w:t>모델 아키텍처 비교</w:t>
+            </w:r>
+          </w:p>
+        </w:tc>
+        <w:tc>
+          <w:tcPr>
+            <w:tcW w:type="dxa" w:w="2351"/>
+          </w:tcPr>
+          <w:p>
+            <w:pPr>
+              <w:jc w:val="center"/>
+            </w:pPr>
+            <w:r>
+              <w:t>FEMTO / Milling</w:t>
+            </w:r>
+          </w:p>
+        </w:tc>
+        <w:tc>
+          <w:tcPr>
+            <w:tcW w:type="dxa" w:w="2351"/>
+          </w:tcPr>
+          <w:p>
+            <w:pPr>
+              <w:jc w:val="center"/>
+            </w:pPr>
+            <w:r>
+              <w:t>• FEMTO: LSTM/GRU/BiLSTM/1D-CNN/CNN-LSTM 5종 비교</w:t>
+              <w:br/>
+              <w:t>• Milling: 1D-CNN 단일 → Bi-LSTM/Transformer 확장 가능</w:t>
+              <w:br/>
+              <w:t>→ 아키텍처 오선택은 다른 HP 조정으로 보완 불가</w:t>
+            </w:r>
+          </w:p>
+        </w:tc>
+      </w:tr>
+      <w:tr>
+        <w:tc>
+          <w:tcPr>
+            <w:tcW w:type="dxa" w:w="2351"/>
+          </w:tcPr>
+          <w:p>
+            <w:pPr>
+              <w:jc w:val="center"/>
+            </w:pPr>
+            <w:r>
+              <w:t>2순위</w:t>
+              <w:br/>
+              <w:t>(높음)</w:t>
+            </w:r>
+          </w:p>
+        </w:tc>
+        <w:tc>
+          <w:tcPr>
+            <w:tcW w:type="dxa" w:w="2351"/>
+          </w:tcPr>
+          <w:p>
+            <w:pPr>
+              <w:jc w:val="center"/>
+            </w:pPr>
+            <w:r>
+              <w:t>에폭 / EarlyStopping</w:t>
+              <w:br/>
+              <w:t>patience</w:t>
+            </w:r>
+          </w:p>
+        </w:tc>
+        <w:tc>
+          <w:tcPr>
+            <w:tcW w:type="dxa" w:w="2351"/>
+          </w:tcPr>
+          <w:p>
+            <w:pPr>
+              <w:jc w:val="center"/>
+            </w:pPr>
+            <w:r>
+              <w:t>두 소스 공통</w:t>
+            </w:r>
+          </w:p>
+        </w:tc>
+        <w:tc>
+          <w:tcPr>
+            <w:tcW w:type="dxa" w:w="2351"/>
+          </w:tcPr>
+          <w:p>
+            <w:pPr>
+              <w:jc w:val="center"/>
+            </w:pPr>
+            <w:r>
+              <w:t>실제 수렴 에폭(8~10) 확인 후 patience 조정</w:t>
+              <w:br/>
+              <w:t>• 너무 작으면 과소학습 / 너무 크면 과적합</w:t>
+              <w:br/>
+              <w:t>→ val_loss 곡선 보며 5~10 범위 결정</w:t>
+            </w:r>
+          </w:p>
+        </w:tc>
+      </w:tr>
+      <w:tr>
+        <w:tc>
+          <w:tcPr>
+            <w:tcW w:type="dxa" w:w="2351"/>
+          </w:tcPr>
+          <w:p>
+            <w:pPr>
+              <w:jc w:val="center"/>
+            </w:pPr>
+            <w:r>
+              <w:t>3순위</w:t>
+              <w:br/>
+              <w:t>(높음)</w:t>
+            </w:r>
+          </w:p>
+        </w:tc>
+        <w:tc>
+          <w:tcPr>
+            <w:tcW w:type="dxa" w:w="2351"/>
+          </w:tcPr>
+          <w:p>
+            <w:pPr>
+              <w:jc w:val="center"/>
+            </w:pPr>
+            <w:r>
+              <w:t>학습률</w:t>
+              <w:br/>
+              <w:t>(Learning Rate)</w:t>
+            </w:r>
+          </w:p>
+        </w:tc>
+        <w:tc>
+          <w:tcPr>
+            <w:tcW w:type="dxa" w:w="2351"/>
+          </w:tcPr>
+          <w:p>
+            <w:pPr>
+              <w:jc w:val="center"/>
+            </w:pPr>
+            <w:r>
+              <w:t>두 소스 공통</w:t>
+            </w:r>
+          </w:p>
+        </w:tc>
+        <w:tc>
+          <w:tcPr>
+            <w:tcW w:type="dxa" w:w="2351"/>
+          </w:tcPr>
+          <w:p>
+            <w:pPr>
+              <w:jc w:val="center"/>
+            </w:pPr>
+            <w:r>
+              <w:t>현재 Adam lr=1e-3 고정</w:t>
+              <w:br/>
+              <w:t>ReduceLROnPlateau로 자동 감소 중 (factor=0.5, patience=4)</w:t>
+              <w:br/>
+              <w:t>→ 1e-3→1e-4 범위 그리드서치 추가 권장</w:t>
+            </w:r>
+          </w:p>
+        </w:tc>
+      </w:tr>
+      <w:tr>
+        <w:tc>
+          <w:tcPr>
+            <w:tcW w:type="dxa" w:w="2351"/>
+          </w:tcPr>
+          <w:p>
+            <w:pPr>
+              <w:jc w:val="center"/>
+            </w:pPr>
+            <w:r>
+              <w:t>4순위</w:t>
+              <w:br/>
+              <w:t>(중간)</w:t>
+            </w:r>
+          </w:p>
+        </w:tc>
+        <w:tc>
+          <w:tcPr>
+            <w:tcW w:type="dxa" w:w="2351"/>
+          </w:tcPr>
+          <w:p>
+            <w:pPr>
+              <w:jc w:val="center"/>
+            </w:pPr>
+            <w:r>
+              <w:t>윈도우/시퀀스 길이</w:t>
+            </w:r>
+          </w:p>
+        </w:tc>
+        <w:tc>
+          <w:tcPr>
+            <w:tcW w:type="dxa" w:w="2351"/>
+          </w:tcPr>
+          <w:p>
+            <w:pPr>
+              <w:jc w:val="center"/>
+            </w:pPr>
+            <w:r>
+              <w:t>FEMTO</w:t>
+            </w:r>
+          </w:p>
+        </w:tc>
+        <w:tc>
+          <w:tcPr>
+            <w:tcW w:type="dxa" w:w="2351"/>
+          </w:tcPr>
+          <w:p>
+            <w:pPr>
+              <w:jc w:val="center"/>
+            </w:pPr>
+            <w:r>
+              <w:t>그리드서치 완료 (20/30/50) → 최적 window=20</w:t>
+              <w:br/>
+              <w:t>→ 10/15/20 세부 탐색으로 추가 최적화 가능</w:t>
+            </w:r>
+          </w:p>
+        </w:tc>
+      </w:tr>
+      <w:tr>
+        <w:tc>
+          <w:tcPr>
+            <w:tcW w:type="dxa" w:w="2351"/>
+          </w:tcPr>
+          <w:p>
+            <w:pPr>
+              <w:jc w:val="center"/>
+            </w:pPr>
+            <w:r>
+              <w:t>5순위</w:t>
+              <w:br/>
+              <w:t>(중간)</w:t>
+            </w:r>
+          </w:p>
+        </w:tc>
+        <w:tc>
+          <w:tcPr>
+            <w:tcW w:type="dxa" w:w="2351"/>
+          </w:tcPr>
+          <w:p>
+            <w:pPr>
+              <w:jc w:val="center"/>
+            </w:pPr>
+            <w:r>
+              <w:t>유닛/필터 수</w:t>
+            </w:r>
+          </w:p>
+        </w:tc>
+        <w:tc>
+          <w:tcPr>
+            <w:tcW w:type="dxa" w:w="2351"/>
+          </w:tcPr>
+          <w:p>
+            <w:pPr>
+              <w:jc w:val="center"/>
+            </w:pPr>
+            <w:r>
+              <w:t>두 소스 공통</w:t>
+            </w:r>
+          </w:p>
+        </w:tc>
+        <w:tc>
+          <w:tcPr>
+            <w:tcW w:type="dxa" w:w="2351"/>
+          </w:tcPr>
+          <w:p>
+            <w:pPr>
+              <w:jc w:val="center"/>
+            </w:pPr>
+            <w:r>
+              <w:t>그리드서치 완료 (32/64/128) → 최적 units=32</w:t>
+              <w:br/>
+              <w:t>Milling 필터: 64→128→256(고정) → 32→64→128 축소 검토</w:t>
+              <w:br/>
+              <w:t>→ 파라미터 줄이면서 성능 유지 여부 확인</w:t>
+            </w:r>
+          </w:p>
+        </w:tc>
+      </w:tr>
+      <w:tr>
+        <w:tc>
+          <w:tcPr>
+            <w:tcW w:type="dxa" w:w="2351"/>
+          </w:tcPr>
+          <w:p>
+            <w:pPr>
+              <w:jc w:val="center"/>
+            </w:pPr>
+            <w:r>
+              <w:t>6순위</w:t>
+              <w:br/>
+              <w:t>(중간)</w:t>
+            </w:r>
+          </w:p>
+        </w:tc>
+        <w:tc>
+          <w:tcPr>
+            <w:tcW w:type="dxa" w:w="2351"/>
+          </w:tcPr>
+          <w:p>
+            <w:pPr>
+              <w:jc w:val="center"/>
+            </w:pPr>
+            <w:r>
+              <w:t>드롭아웃</w:t>
+              <w:br/>
+              <w:t>(Dropout)</w:t>
+            </w:r>
+          </w:p>
+        </w:tc>
+        <w:tc>
+          <w:tcPr>
+            <w:tcW w:type="dxa" w:w="2351"/>
+          </w:tcPr>
+          <w:p>
+            <w:pPr>
+              <w:jc w:val="center"/>
+            </w:pPr>
+            <w:r>
+              <w:t>두 소스 공통</w:t>
+            </w:r>
+          </w:p>
+        </w:tc>
+        <w:tc>
+          <w:tcPr>
+            <w:tcW w:type="dxa" w:w="2351"/>
+          </w:tcPr>
+          <w:p>
+            <w:pPr>
+              <w:jc w:val="center"/>
+            </w:pPr>
+            <w:r>
+              <w:t>그리드서치 완료 (0.1/0.2/0.3) → 최적 0.1</w:t>
+              <w:br/>
+              <w:t>Milling dropout=0.3 고정 → 0.2/0.4 탐색 가능</w:t>
+              <w:br/>
+              <w:t>→ 과적합 정도 보며 0.1~0.4 범위 조정</w:t>
+            </w:r>
+          </w:p>
+        </w:tc>
+      </w:tr>
+      <w:tr>
+        <w:tc>
+          <w:tcPr>
+            <w:tcW w:type="dxa" w:w="2351"/>
+          </w:tcPr>
+          <w:p>
+            <w:pPr>
+              <w:jc w:val="center"/>
+            </w:pPr>
+            <w:r>
+              <w:t>7순위</w:t>
+              <w:br/>
+              <w:t>(낮음)</w:t>
+            </w:r>
+          </w:p>
+        </w:tc>
+        <w:tc>
+          <w:tcPr>
+            <w:tcW w:type="dxa" w:w="2351"/>
+          </w:tcPr>
+          <w:p>
+            <w:pPr>
+              <w:jc w:val="center"/>
+            </w:pPr>
+            <w:r>
+              <w:t>배치 크기</w:t>
+              <w:br/>
+              <w:t>(Batch Size)</w:t>
+            </w:r>
+          </w:p>
+        </w:tc>
+        <w:tc>
+          <w:tcPr>
+            <w:tcW w:type="dxa" w:w="2351"/>
+          </w:tcPr>
+          <w:p>
+            <w:pPr>
+              <w:jc w:val="center"/>
+            </w:pPr>
+            <w:r>
+              <w:t>두 소스 공통</w:t>
+            </w:r>
+          </w:p>
+        </w:tc>
+        <w:tc>
+          <w:tcPr>
+            <w:tcW w:type="dxa" w:w="2351"/>
+          </w:tcPr>
+          <w:p>
+            <w:pPr>
+              <w:jc w:val="center"/>
+            </w:pPr>
+            <w:r>
+              <w:t>추가 실험: FEMTO batch=16 → OOS RMSE 956→837 (12.5%↑)</w:t>
+              <w:br/>
+              <w:t>Milling: 임계값=0.5 조건에서 모든 배치 크기 collapse</w:t>
+              <w:br/>
+              <w:t>→ 임계값(0.75) 복원 후 배치 크기 재탐색 권장</w:t>
+            </w:r>
+          </w:p>
+        </w:tc>
+      </w:tr>
+      <w:tr>
+        <w:tc>
+          <w:tcPr>
+            <w:tcW w:type="dxa" w:w="2351"/>
+          </w:tcPr>
+          <w:p>
+            <w:pPr>
+              <w:jc w:val="center"/>
+            </w:pPr>
+            <w:r>
+              <w:t>8순위</w:t>
+              <w:br/>
+              <w:t>(선택)</w:t>
+            </w:r>
+          </w:p>
+        </w:tc>
+        <w:tc>
+          <w:tcPr>
+            <w:tcW w:type="dxa" w:w="2351"/>
+          </w:tcPr>
+          <w:p>
+            <w:pPr>
+              <w:jc w:val="center"/>
+            </w:pPr>
+            <w:r>
+              <w:t>필터 수 세부 조정</w:t>
+            </w:r>
+          </w:p>
+        </w:tc>
+        <w:tc>
+          <w:tcPr>
+            <w:tcW w:type="dxa" w:w="2351"/>
+          </w:tcPr>
+          <w:p>
+            <w:pPr>
+              <w:jc w:val="center"/>
+            </w:pPr>
+            <w:r>
+              <w:t>Milling</w:t>
+            </w:r>
+          </w:p>
+        </w:tc>
+        <w:tc>
+          <w:tcPr>
+            <w:tcW w:type="dxa" w:w="2351"/>
+          </w:tcPr>
+          <w:p>
+            <w:pPr>
+              <w:jc w:val="center"/>
+            </w:pPr>
+            <w:r>
+              <w:t>소형(32→64→128): 파라미터 53K / 현재(64→128→256): 176K</w:t>
+              <w:br/>
+              <w:t>임계값=0.5 조건에서 차이 없음 (모두 collapse)</w:t>
+              <w:br/>
+              <w:t>→ 임계값 문제 해결 후 경량화 목적으로 소형 필터 검토</w:t>
+            </w:r>
+          </w:p>
+        </w:tc>
+      </w:tr>
+      <w:tr>
+        <w:tc>
+          <w:tcPr>
+            <w:tcW w:type="dxa" w:w="2351"/>
+          </w:tcPr>
+          <w:p>
+            <w:pPr>
+              <w:jc w:val="center"/>
+            </w:pPr>
+            <w:r>
+              <w:t>보완</w:t>
+              <w:br/>
+              <w:t>(옵션)</w:t>
+            </w:r>
+          </w:p>
+        </w:tc>
+        <w:tc>
+          <w:tcPr>
+            <w:tcW w:type="dxa" w:w="2351"/>
+          </w:tcPr>
+          <w:p>
+            <w:pPr>
+              <w:jc w:val="center"/>
+            </w:pPr>
+            <w:r>
+              <w:t>분류 임계값</w:t>
+              <w:br/>
+              <w:t>(Threshold)</w:t>
+            </w:r>
+          </w:p>
+        </w:tc>
+        <w:tc>
+          <w:tcPr>
+            <w:tcW w:type="dxa" w:w="2351"/>
+          </w:tcPr>
+          <w:p>
+            <w:pPr>
+              <w:jc w:val="center"/>
+            </w:pPr>
+            <w:r>
+              <w:t>Milling</w:t>
+            </w:r>
+          </w:p>
+        </w:tc>
+        <w:tc>
+          <w:tcPr>
+            <w:tcW w:type="dxa" w:w="2351"/>
+          </w:tcPr>
+          <w:p>
+            <w:pPr>
+              <w:jc w:val="center"/>
+            </w:pPr>
+            <w:r>
+              <w:t>현재: 0.75 (기존 모델) / 실험: 0.5 (collapse 원인)</w:t>
+              <w:br/>
+              <w:t>→ 0.5~0.8 범위 탐색, Precision-Recall 곡선 기반 최적화</w:t>
+            </w:r>
+          </w:p>
+        </w:tc>
+      </w:tr>
+    </w:tbl>
+    <w:p/>
+    <w:p>
+      <w:r>
+        <w:rPr>
+          <w:i/>
+          <w:sz w:val="18"/>
+        </w:rPr>
+        <w:t>※ 1~3순위를 먼저 안정화한 뒤 4~8순위를 순차 적용하는 것을 권장합니다.</w:t>
+        <w:br/>
+        <w:t>※ Milling에서는 임계값 복원(0.75)이 다른 HP 조정보다 우선합니다.</w:t>
+      </w:r>
+    </w:p>
+    <w:p>
+      <w:r>
+        <w:br w:type="page"/>
+      </w:r>
+    </w:p>
+    <w:p>
+      <w:pPr>
+        <w:pStyle w:val="Heading1"/>
+      </w:pPr>
+      <w:r>
+        <w:t>부록 A — 권장 튜닝 순서 요약</w:t>
+      </w:r>
+    </w:p>
+    <w:p>
+      <w:r>
+        <w:rPr>
+          <w:sz w:val="20"/>
+        </w:rPr>
+        <w:t>모델 성능 개선 시 아래 순서대로 적용할 것을 권장합니다.</w:t>
+        <w:br/>
+        <w:br/>
+        <w:t>① 모델 아키텍처 비교 (가장 큰 임팩트)</w:t>
+        <w:br/>
+        <w:t>② 에폭 수 + EarlyStopping patience 조정</w:t>
+        <w:br/>
+        <w:t>③ 학습률(Learning Rate) 탐색 (ReduceLROnPlateau 병행)</w:t>
+        <w:br/>
+        <w:t>④ 윈도우/시퀀스 길이 그리드서치</w:t>
+        <w:br/>
+        <w:t>⑤ 유닛/필터 수 그리드서치</w:t>
+        <w:br/>
+        <w:t>⑥ 드롭아웃 비율 조정</w:t>
+        <w:br/>
+        <w:t>⑦ 배치 크기 탐색 (그리드서치 통합 권장)</w:t>
+        <w:br/>
+        <w:t>⑧ 필터 수 세부 조정 (경량화 목적)</w:t>
+        <w:br/>
+        <w:t>⊕ 분류 모델: 임계값(Threshold) 최적화 — Precision-Recall 곡선 기반</w:t>
+        <w:br/>
+        <w:br/>
+        <w:t>DL_FactoryAutomation 적용 결과:</w:t>
+        <w:br/>
+        <w:t>• FEMTO GRU OOS RMSE: 기준 956.05분 → 배치=16 → 836.6분 (12.5%↑)</w:t>
+        <w:br/>
+        <w:t>• Milling 1D-CNN: 임계값=0.75 복원이 최우선 과제</w:t>
+      </w:r>
+    </w:p>
+    <w:p>
+      <w:r>
+        <w:br w:type="page"/>
+      </w:r>
+    </w:p>
+    <w:p>
+      <w:pPr>
+        <w:pStyle w:val="Heading1"/>
+      </w:pPr>
+      <w:r>
+        <w:t>Streamlit 앱 기능 목록</w:t>
+      </w:r>
+    </w:p>
+    <w:tbl>
+      <w:tblPr>
+        <w:tblStyle w:val="TableGrid"/>
+        <w:tblW w:type="auto" w:w="0"/>
+        <w:tblLook w:firstColumn="1" w:firstRow="1" w:lastColumn="0" w:lastRow="0" w:noHBand="0" w:noVBand="1" w:val="04A0"/>
+      </w:tblPr>
+      <w:tblGrid>
+        <w:gridCol w:w="1344"/>
+        <w:gridCol w:w="1344"/>
+        <w:gridCol w:w="1344"/>
+        <w:gridCol w:w="1344"/>
+        <w:gridCol w:w="1344"/>
+        <w:gridCol w:w="1344"/>
+        <w:gridCol w:w="1344"/>
+      </w:tblGrid>
+      <w:tr>
+        <w:tc>
+          <w:tcPr>
+            <w:tcW w:type="dxa" w:w="1344"/>
+            <w:shd w:val="clear" w:color="auto" w:fill="2E74B5"/>
+          </w:tcPr>
+          <w:p>
+            <w:pPr>
+              <w:jc w:val="center"/>
+            </w:pPr>
+            <w:r>
+              <w:rPr>
+                <w:b/>
+                <w:color w:val="FFFFFF"/>
+              </w:rPr>
+              <w:t>앱 파일</w:t>
+            </w:r>
+          </w:p>
+        </w:tc>
+        <w:tc>
+          <w:tcPr>
+            <w:tcW w:type="dxa" w:w="1344"/>
+            <w:shd w:val="clear" w:color="auto" w:fill="2E74B5"/>
+          </w:tcPr>
+          <w:p>
+            <w:pPr>
+              <w:jc w:val="center"/>
+            </w:pPr>
+            <w:r>
+              <w:rPr>
+                <w:b/>
+                <w:color w:val="FFFFFF"/>
+              </w:rPr>
+              <w:t>탭/메뉴</w:t>
+            </w:r>
+          </w:p>
+        </w:tc>
+        <w:tc>
+          <w:tcPr>
+            <w:tcW w:type="dxa" w:w="1344"/>
+            <w:shd w:val="clear" w:color="auto" w:fill="2E74B5"/>
+          </w:tcPr>
+          <w:p>
+            <w:pPr>
+              <w:jc w:val="center"/>
+            </w:pPr>
+            <w:r>
+              <w:rPr>
+                <w:b/>
+                <w:color w:val="FFFFFF"/>
+              </w:rPr>
+              <w:t>기능 설명</w:t>
+            </w:r>
+          </w:p>
+        </w:tc>
+        <w:tc>
+          <w:tcPr>
+            <w:tcW w:type="dxa" w:w="1344"/>
+            <w:shd w:val="clear" w:color="auto" w:fill="2E74B5"/>
+          </w:tcPr>
+          <w:p>
+            <w:pPr>
+              <w:jc w:val="center"/>
+            </w:pPr>
+            <w:r>
+              <w:rPr>
+                <w:b/>
+                <w:color w:val="FFFFFF"/>
+              </w:rPr>
+              <w:t>카테고리</w:t>
+            </w:r>
+          </w:p>
+        </w:tc>
+        <w:tc>
+          <w:tcPr>
+            <w:tcW w:type="dxa" w:w="1344"/>
+            <w:shd w:val="clear" w:color="auto" w:fill="2E74B5"/>
+          </w:tcPr>
+          <w:p>
+            <w:pPr>
+              <w:jc w:val="center"/>
+            </w:pPr>
+            <w:r>
+              <w:rPr>
+                <w:b/>
+                <w:color w:val="FFFFFF"/>
+              </w:rPr>
+              <w:t>회귀/분류</w:t>
+            </w:r>
+          </w:p>
+        </w:tc>
+        <w:tc>
+          <w:tcPr>
+            <w:tcW w:type="dxa" w:w="1344"/>
+            <w:shd w:val="clear" w:color="auto" w:fill="2E74B5"/>
+          </w:tcPr>
+          <w:p>
+            <w:pPr>
+              <w:jc w:val="center"/>
+            </w:pPr>
+            <w:r>
+              <w:rPr>
+                <w:b/>
+                <w:color w:val="FFFFFF"/>
+              </w:rPr>
+              <w:t>사용 모델</w:t>
+            </w:r>
+          </w:p>
+        </w:tc>
+        <w:tc>
+          <w:tcPr>
+            <w:tcW w:type="dxa" w:w="1344"/>
+            <w:shd w:val="clear" w:color="auto" w:fill="2E74B5"/>
+          </w:tcPr>
+          <w:p>
+            <w:pPr>
+              <w:jc w:val="center"/>
+            </w:pPr>
+            <w:r>
+              <w:rPr>
+                <w:b/>
+                <w:color w:val="FFFFFF"/>
+              </w:rPr>
+              <w:t>사용 데이터</w:t>
+            </w:r>
+          </w:p>
+        </w:tc>
+      </w:tr>
+      <w:tr>
+        <w:tc>
+          <w:tcPr>
+            <w:tcW w:type="dxa" w:w="1344"/>
+          </w:tcPr>
+          <w:p>
+            <w:pPr>
+              <w:jc w:val="center"/>
+            </w:pPr>
+            <w:r>
+              <w:t>streamlit_unified.py</w:t>
+            </w:r>
+          </w:p>
+        </w:tc>
+        <w:tc>
+          <w:tcPr>
+            <w:tcW w:type="dxa" w:w="1344"/>
+          </w:tcPr>
+          <w:p>
+            <w:pPr>
+              <w:jc w:val="center"/>
+            </w:pPr>
+            <w:r>
+              <w:t>Tab 1</w:t>
+              <w:br/>
+              <w:t>ML 진단</w:t>
+            </w:r>
+          </w:p>
+        </w:tc>
+        <w:tc>
+          <w:tcPr>
+            <w:tcW w:type="dxa" w:w="1344"/>
+          </w:tcPr>
+          <w:p>
+            <w:pPr>
+              <w:jc w:val="center"/>
+            </w:pPr>
+            <w:r>
+              <w:t>설비 파라미터 입력</w:t>
+              <w:br/>
+              <w:t>→ 고장 확률 예측</w:t>
+            </w:r>
+          </w:p>
+        </w:tc>
+        <w:tc>
+          <w:tcPr>
+            <w:tcW w:type="dxa" w:w="1344"/>
+          </w:tcPr>
+          <w:p>
+            <w:pPr>
+              <w:jc w:val="center"/>
+            </w:pPr>
+            <w:r>
+              <w:t>ML</w:t>
+            </w:r>
+          </w:p>
+        </w:tc>
+        <w:tc>
+          <w:tcPr>
+            <w:tcW w:type="dxa" w:w="1344"/>
+          </w:tcPr>
+          <w:p>
+            <w:pPr>
+              <w:jc w:val="center"/>
+            </w:pPr>
+            <w:r>
+              <w:t>분류(이진)</w:t>
+            </w:r>
+          </w:p>
+        </w:tc>
+        <w:tc>
+          <w:tcPr>
+            <w:tcW w:type="dxa" w:w="1344"/>
+          </w:tcPr>
+          <w:p>
+            <w:pPr>
+              <w:jc w:val="center"/>
+            </w:pPr>
+            <w:r>
+              <w:t>XGBoost</w:t>
+            </w:r>
+          </w:p>
+        </w:tc>
+        <w:tc>
+          <w:tcPr>
+            <w:tcW w:type="dxa" w:w="1344"/>
+          </w:tcPr>
+          <w:p>
+            <w:pPr>
+              <w:jc w:val="center"/>
+            </w:pPr>
+            <w:r>
+              <w:t>AI4I 정형(10K행</w:t>
+              <w:br/>
+              <w:t>설비유형/rpm/토크/</w:t>
+              <w:br/>
+              <w:t>공구마모/온도)</w:t>
+            </w:r>
+          </w:p>
+        </w:tc>
+      </w:tr>
+      <w:tr>
+        <w:tc>
+          <w:tcPr>
+            <w:tcW w:type="dxa" w:w="1344"/>
+          </w:tcPr>
+          <w:p>
+            <w:pPr>
+              <w:jc w:val="center"/>
+            </w:pPr>
+            <w:r>
+              <w:t>streamlit_unified.py</w:t>
+            </w:r>
+          </w:p>
+        </w:tc>
+        <w:tc>
+          <w:tcPr>
+            <w:tcW w:type="dxa" w:w="1344"/>
+          </w:tcPr>
+          <w:p>
+            <w:pPr>
+              <w:jc w:val="center"/>
+            </w:pPr>
+            <w:r>
+              <w:t>Tab 2</w:t>
+              <w:br/>
+              <w:t>DL 시계열</w:t>
+            </w:r>
+          </w:p>
+        </w:tc>
+        <w:tc>
+          <w:tcPr>
+            <w:tcW w:type="dxa" w:w="1344"/>
+          </w:tcPr>
+          <w:p>
+            <w:pPr>
+              <w:jc w:val="center"/>
+            </w:pPr>
+            <w:r>
+              <w:t>50스텝 열화 시계열</w:t>
+              <w:br/>
+              <w:t>→ 고장 탐지</w:t>
+            </w:r>
+          </w:p>
+        </w:tc>
+        <w:tc>
+          <w:tcPr>
+            <w:tcW w:type="dxa" w:w="1344"/>
+          </w:tcPr>
+          <w:p>
+            <w:pPr>
+              <w:jc w:val="center"/>
+            </w:pPr>
+            <w:r>
+              <w:t>DL</w:t>
+            </w:r>
+          </w:p>
+        </w:tc>
+        <w:tc>
+          <w:tcPr>
+            <w:tcW w:type="dxa" w:w="1344"/>
+          </w:tcPr>
+          <w:p>
+            <w:pPr>
+              <w:jc w:val="center"/>
+            </w:pPr>
+            <w:r>
+              <w:t>분류(이진)</w:t>
+            </w:r>
+          </w:p>
+        </w:tc>
+        <w:tc>
+          <w:tcPr>
+            <w:tcW w:type="dxa" w:w="1344"/>
+          </w:tcPr>
+          <w:p>
+            <w:pPr>
+              <w:jc w:val="center"/>
+            </w:pPr>
+            <w:r>
+              <w:t>CNN + LSTM</w:t>
+            </w:r>
+          </w:p>
+        </w:tc>
+        <w:tc>
+          <w:tcPr>
+            <w:tcW w:type="dxa" w:w="1344"/>
+          </w:tcPr>
+          <w:p>
+            <w:pPr>
+              <w:jc w:val="center"/>
+            </w:pPr>
+            <w:r>
+              <w:t>합성 시계열</w:t>
+              <w:br/>
+              <w:t>(50 타임스텝)</w:t>
+            </w:r>
+          </w:p>
+        </w:tc>
+      </w:tr>
+      <w:tr>
+        <w:tc>
+          <w:tcPr>
+            <w:tcW w:type="dxa" w:w="1344"/>
+          </w:tcPr>
+          <w:p>
+            <w:pPr>
+              <w:jc w:val="center"/>
+            </w:pPr>
+            <w:r>
+              <w:t>streamlit_unified.py</w:t>
+            </w:r>
+          </w:p>
+        </w:tc>
+        <w:tc>
+          <w:tcPr>
+            <w:tcW w:type="dxa" w:w="1344"/>
+          </w:tcPr>
+          <w:p>
+            <w:pPr>
+              <w:jc w:val="center"/>
+            </w:pPr>
+            <w:r>
+              <w:t>Tab 3</w:t>
+              <w:br/>
+              <w:t>DL 원시신호</w:t>
+            </w:r>
+          </w:p>
+        </w:tc>
+        <w:tc>
+          <w:tcPr>
+            <w:tcW w:type="dxa" w:w="1344"/>
+          </w:tcPr>
+          <w:p>
+            <w:pPr>
+              <w:jc w:val="center"/>
+            </w:pPr>
+            <w:r>
+              <w:t>공구 원시신호</w:t>
+              <w:br/>
+              <w:t>→ 마모 판정</w:t>
+            </w:r>
+          </w:p>
+        </w:tc>
+        <w:tc>
+          <w:tcPr>
+            <w:tcW w:type="dxa" w:w="1344"/>
+          </w:tcPr>
+          <w:p>
+            <w:pPr>
+              <w:jc w:val="center"/>
+            </w:pPr>
+            <w:r>
+              <w:t>DL</w:t>
+            </w:r>
+          </w:p>
+        </w:tc>
+        <w:tc>
+          <w:tcPr>
+            <w:tcW w:type="dxa" w:w="1344"/>
+          </w:tcPr>
+          <w:p>
+            <w:pPr>
+              <w:jc w:val="center"/>
+            </w:pPr>
+            <w:r>
+              <w:t>분류(이진)</w:t>
+            </w:r>
+          </w:p>
+        </w:tc>
+        <w:tc>
+          <w:tcPr>
+            <w:tcW w:type="dxa" w:w="1344"/>
+          </w:tcPr>
+          <w:p>
+            <w:pPr>
+              <w:jc w:val="center"/>
+            </w:pPr>
+            <w:r>
+              <w:t>1D-CNN(멀티채널)</w:t>
+            </w:r>
+          </w:p>
+        </w:tc>
+        <w:tc>
+          <w:tcPr>
+            <w:tcW w:type="dxa" w:w="1344"/>
+          </w:tcPr>
+          <w:p>
+            <w:pPr>
+              <w:jc w:val="center"/>
+            </w:pPr>
+            <w:r>
+              <w:t>NASA Milling</w:t>
+              <w:br/>
+              <w:t>(512×6 원시신호)</w:t>
+            </w:r>
+          </w:p>
+        </w:tc>
+      </w:tr>
+      <w:tr>
+        <w:tc>
+          <w:tcPr>
+            <w:tcW w:type="dxa" w:w="1344"/>
+          </w:tcPr>
+          <w:p>
+            <w:pPr>
+              <w:jc w:val="center"/>
+            </w:pPr>
+            <w:r>
+              <w:t>streamlit_unified.py</w:t>
+            </w:r>
+          </w:p>
+        </w:tc>
+        <w:tc>
+          <w:tcPr>
+            <w:tcW w:type="dxa" w:w="1344"/>
+          </w:tcPr>
+          <w:p>
+            <w:pPr>
+              <w:jc w:val="center"/>
+            </w:pPr>
+            <w:r>
+              <w:t>Tab 4</w:t>
+              <w:br/>
+              <w:t>통합 비교</w:t>
+            </w:r>
+          </w:p>
+        </w:tc>
+        <w:tc>
+          <w:tcPr>
+            <w:tcW w:type="dxa" w:w="1344"/>
+          </w:tcPr>
+          <w:p>
+            <w:pPr>
+              <w:jc w:val="center"/>
+            </w:pPr>
+            <w:r>
+              <w:t>ML vs DL</w:t>
+              <w:br/>
+              <w:t>성능 비교 대시보드</w:t>
+            </w:r>
+          </w:p>
+        </w:tc>
+        <w:tc>
+          <w:tcPr>
+            <w:tcW w:type="dxa" w:w="1344"/>
+          </w:tcPr>
+          <w:p>
+            <w:pPr>
+              <w:jc w:val="center"/>
+            </w:pPr>
+            <w:r>
+              <w:t>ML+DL</w:t>
+            </w:r>
+          </w:p>
+        </w:tc>
+        <w:tc>
+          <w:tcPr>
+            <w:tcW w:type="dxa" w:w="1344"/>
+          </w:tcPr>
+          <w:p>
+            <w:pPr>
+              <w:jc w:val="center"/>
+            </w:pPr>
+            <w:r>
+              <w:t>비교 대시보드</w:t>
+            </w:r>
+          </w:p>
+        </w:tc>
+        <w:tc>
+          <w:tcPr>
+            <w:tcW w:type="dxa" w:w="1344"/>
+          </w:tcPr>
+          <w:p>
+            <w:pPr>
+              <w:jc w:val="center"/>
+            </w:pPr>
+            <w:r>
+              <w:t>XGBoost /</w:t>
+              <w:br/>
+              <w:t>CNN+LSTM / 1D-CNN</w:t>
+            </w:r>
+          </w:p>
+        </w:tc>
+        <w:tc>
+          <w:tcPr>
+            <w:tcW w:type="dxa" w:w="1344"/>
+          </w:tcPr>
+          <w:p>
+            <w:pPr>
+              <w:jc w:val="center"/>
+            </w:pPr>
+            <w:r>
+              <w:t>3개 소스 통합</w:t>
+            </w:r>
+          </w:p>
+        </w:tc>
+      </w:tr>
+      <w:tr>
+        <w:tc>
+          <w:tcPr>
+            <w:tcW w:type="dxa" w:w="1344"/>
+          </w:tcPr>
+          <w:p>
+            <w:pPr>
+              <w:jc w:val="center"/>
+            </w:pPr>
+            <w:r>
+              <w:t>streamlit_app.py</w:t>
+            </w:r>
+          </w:p>
+        </w:tc>
+        <w:tc>
+          <w:tcPr>
+            <w:tcW w:type="dxa" w:w="1344"/>
+          </w:tcPr>
+          <w:p>
+            <w:pPr>
+              <w:jc w:val="center"/>
+            </w:pPr>
+            <w:r>
+              <w:t>단건 시뮬레이션</w:t>
+            </w:r>
+          </w:p>
+        </w:tc>
+        <w:tc>
+          <w:tcPr>
+            <w:tcW w:type="dxa" w:w="1344"/>
+          </w:tcPr>
+          <w:p>
+            <w:pPr>
+              <w:jc w:val="center"/>
+            </w:pPr>
+            <w:r>
+              <w:t>파라미터 입력</w:t>
+              <w:br/>
+              <w:t>→ 시퀀스 생성 → 예측</w:t>
+            </w:r>
+          </w:p>
+        </w:tc>
+        <w:tc>
+          <w:tcPr>
+            <w:tcW w:type="dxa" w:w="1344"/>
+          </w:tcPr>
+          <w:p>
+            <w:pPr>
+              <w:jc w:val="center"/>
+            </w:pPr>
+            <w:r>
+              <w:t>DL</w:t>
+            </w:r>
+          </w:p>
+        </w:tc>
+        <w:tc>
+          <w:tcPr>
+            <w:tcW w:type="dxa" w:w="1344"/>
+          </w:tcPr>
+          <w:p>
+            <w:pPr>
+              <w:jc w:val="center"/>
+            </w:pPr>
+            <w:r>
+              <w:t>분류(이진)</w:t>
+            </w:r>
+          </w:p>
+        </w:tc>
+        <w:tc>
+          <w:tcPr>
+            <w:tcW w:type="dxa" w:w="1344"/>
+          </w:tcPr>
+          <w:p>
+            <w:pPr>
+              <w:jc w:val="center"/>
+            </w:pPr>
+            <w:r>
+              <w:t>CNN + LSTM</w:t>
+            </w:r>
+          </w:p>
+        </w:tc>
+        <w:tc>
+          <w:tcPr>
+            <w:tcW w:type="dxa" w:w="1344"/>
+          </w:tcPr>
+          <w:p>
+            <w:pPr>
+              <w:jc w:val="center"/>
+            </w:pPr>
+            <w:r>
+              <w:t>합성 시뮬레이션</w:t>
+            </w:r>
+          </w:p>
+        </w:tc>
+      </w:tr>
+      <w:tr>
+        <w:tc>
+          <w:tcPr>
+            <w:tcW w:type="dxa" w:w="1344"/>
+          </w:tcPr>
+          <w:p>
+            <w:pPr>
+              <w:jc w:val="center"/>
+            </w:pPr>
+            <w:r>
+              <w:t>streamlit_app.py</w:t>
+            </w:r>
+          </w:p>
+        </w:tc>
+        <w:tc>
+          <w:tcPr>
+            <w:tcW w:type="dxa" w:w="1344"/>
+          </w:tcPr>
+          <w:p>
+            <w:pPr>
+              <w:jc w:val="center"/>
+            </w:pPr>
+            <w:r>
+              <w:t>데모 CSV</w:t>
+              <w:br/>
+              <w:t>일괄 예측</w:t>
+            </w:r>
+          </w:p>
+        </w:tc>
+        <w:tc>
+          <w:tcPr>
+            <w:tcW w:type="dxa" w:w="1344"/>
+          </w:tcPr>
+          <w:p>
+            <w:pPr>
+              <w:jc w:val="center"/>
+            </w:pPr>
+            <w:r>
+              <w:t>demo CSV 업로드</w:t>
+              <w:br/>
+              <w:t>→ 배치 예측 및 시각화</w:t>
+            </w:r>
+          </w:p>
+        </w:tc>
+        <w:tc>
+          <w:tcPr>
+            <w:tcW w:type="dxa" w:w="1344"/>
+          </w:tcPr>
+          <w:p>
+            <w:pPr>
+              <w:jc w:val="center"/>
+            </w:pPr>
+            <w:r>
+              <w:t>DL</w:t>
+            </w:r>
+          </w:p>
+        </w:tc>
+        <w:tc>
+          <w:tcPr>
+            <w:tcW w:type="dxa" w:w="1344"/>
+          </w:tcPr>
+          <w:p>
+            <w:pPr>
+              <w:jc w:val="center"/>
+            </w:pPr>
+            <w:r>
+              <w:t>분류(이진)</w:t>
+            </w:r>
+          </w:p>
+        </w:tc>
+        <w:tc>
+          <w:tcPr>
+            <w:tcW w:type="dxa" w:w="1344"/>
+          </w:tcPr>
+          <w:p>
+            <w:pPr>
+              <w:jc w:val="center"/>
+            </w:pPr>
+            <w:r>
+              <w:t>CNN + LSTM</w:t>
+            </w:r>
+          </w:p>
+        </w:tc>
+        <w:tc>
+          <w:tcPr>
+            <w:tcW w:type="dxa" w:w="1344"/>
+          </w:tcPr>
+          <w:p>
+            <w:pPr>
+              <w:jc w:val="center"/>
+            </w:pPr>
+            <w:r>
+              <w:t>합성 시계열</w:t>
+              <w:br/>
+              <w:t>(demo CSV)</w:t>
+            </w:r>
+          </w:p>
+        </w:tc>
+      </w:tr>
+      <w:tr>
+        <w:tc>
+          <w:tcPr>
+            <w:tcW w:type="dxa" w:w="1344"/>
+          </w:tcPr>
+          <w:p>
+            <w:pPr>
+              <w:jc w:val="center"/>
+            </w:pPr>
+            <w:r>
+              <w:t>streamlit_femto.py</w:t>
+            </w:r>
+          </w:p>
+        </w:tc>
+        <w:tc>
+          <w:tcPr>
+            <w:tcW w:type="dxa" w:w="1344"/>
+          </w:tcPr>
+          <w:p>
+            <w:pPr>
+              <w:jc w:val="center"/>
+            </w:pPr>
+            <w:r>
+              <w:t>ML 열화 분류</w:t>
+            </w:r>
+          </w:p>
+        </w:tc>
+        <w:tc>
+          <w:tcPr>
+            <w:tcW w:type="dxa" w:w="1344"/>
+          </w:tcPr>
+          <w:p>
+            <w:pPr>
+              <w:jc w:val="center"/>
+            </w:pPr>
+            <w:r>
+              <w:t>베어링 센서값</w:t>
+              <w:br/>
+              <w:t>→ 열화 단계 판정</w:t>
+            </w:r>
+          </w:p>
+        </w:tc>
+        <w:tc>
+          <w:tcPr>
+            <w:tcW w:type="dxa" w:w="1344"/>
+          </w:tcPr>
+          <w:p>
+            <w:pPr>
+              <w:jc w:val="center"/>
+            </w:pPr>
+            <w:r>
+              <w:t>ML</w:t>
+            </w:r>
+          </w:p>
+        </w:tc>
+        <w:tc>
+          <w:tcPr>
+            <w:tcW w:type="dxa" w:w="1344"/>
+          </w:tcPr>
+          <w:p>
+            <w:pPr>
+              <w:jc w:val="center"/>
+            </w:pPr>
+            <w:r>
+              <w:t>분류(다중)</w:t>
+            </w:r>
+          </w:p>
+        </w:tc>
+        <w:tc>
+          <w:tcPr>
+            <w:tcW w:type="dxa" w:w="1344"/>
+          </w:tcPr>
+          <w:p>
+            <w:pPr>
+              <w:jc w:val="center"/>
+            </w:pPr>
+            <w:r>
+              <w:t>Random Forest /</w:t>
+              <w:br/>
+              <w:t>Gradient Boosting</w:t>
+            </w:r>
+          </w:p>
+        </w:tc>
+        <w:tc>
+          <w:tcPr>
+            <w:tcW w:type="dxa" w:w="1344"/>
+          </w:tcPr>
+          <w:p>
+            <w:pPr>
+              <w:jc w:val="center"/>
+            </w:pPr>
+            <w:r>
+              <w:t>FEMTO-ST 베어링</w:t>
+              <w:br/>
+              <w:t>(진동+온도 피처)</w:t>
+            </w:r>
+          </w:p>
+        </w:tc>
+      </w:tr>
+      <w:tr>
+        <w:tc>
+          <w:tcPr>
+            <w:tcW w:type="dxa" w:w="1344"/>
+          </w:tcPr>
+          <w:p>
+            <w:pPr>
+              <w:jc w:val="center"/>
+            </w:pPr>
+            <w:r>
+              <w:t>streamlit_femto.py</w:t>
+            </w:r>
+          </w:p>
+        </w:tc>
+        <w:tc>
+          <w:tcPr>
+            <w:tcW w:type="dxa" w:w="1344"/>
+          </w:tcPr>
+          <w:p>
+            <w:pPr>
+              <w:jc w:val="center"/>
+            </w:pPr>
+            <w:r>
+              <w:t>DL RUL 예측</w:t>
+            </w:r>
+          </w:p>
+        </w:tc>
+        <w:tc>
+          <w:tcPr>
+            <w:tcW w:type="dxa" w:w="1344"/>
+          </w:tcPr>
+          <w:p>
+            <w:pPr>
+              <w:jc w:val="center"/>
+            </w:pPr>
+            <w:r>
+              <w:t>슬라이딩 윈도우</w:t>
+              <w:br/>
+              <w:t>→ 잔여수명(RUL) 예측</w:t>
+            </w:r>
+          </w:p>
+        </w:tc>
+        <w:tc>
+          <w:tcPr>
+            <w:tcW w:type="dxa" w:w="1344"/>
+          </w:tcPr>
+          <w:p>
+            <w:pPr>
+              <w:jc w:val="center"/>
+            </w:pPr>
+            <w:r>
+              <w:t>DL</w:t>
+            </w:r>
+          </w:p>
+        </w:tc>
+        <w:tc>
+          <w:tcPr>
+            <w:tcW w:type="dxa" w:w="1344"/>
+          </w:tcPr>
+          <w:p>
+            <w:pPr>
+              <w:jc w:val="center"/>
+            </w:pPr>
+            <w:r>
+              <w:t>회귀</w:t>
+            </w:r>
+          </w:p>
+        </w:tc>
+        <w:tc>
+          <w:tcPr>
+            <w:tcW w:type="dxa" w:w="1344"/>
+          </w:tcPr>
+          <w:p>
+            <w:pPr>
+              <w:jc w:val="center"/>
+            </w:pPr>
+            <w:r>
+              <w:t>GRU / LSTM</w:t>
+              <w:br/>
+              <w:t>(window=20, units=32)</w:t>
+            </w:r>
+          </w:p>
+        </w:tc>
+        <w:tc>
+          <w:tcPr>
+            <w:tcW w:type="dxa" w:w="1344"/>
+          </w:tcPr>
+          <w:p>
+            <w:pPr>
+              <w:jc w:val="center"/>
+            </w:pPr>
+            <w:r>
+              <w:t>FEMTO-ST 베어링</w:t>
+              <w:br/>
+              <w:t>(FEMTO_processed)</w:t>
+            </w:r>
+          </w:p>
+        </w:tc>
+      </w:tr>
+      <w:tr>
+        <w:tc>
+          <w:tcPr>
+            <w:tcW w:type="dxa" w:w="1344"/>
+          </w:tcPr>
+          <w:p>
+            <w:pPr>
+              <w:jc w:val="center"/>
+            </w:pPr>
+            <w:r>
+              <w:t>streamlit_rag.py</w:t>
+            </w:r>
+          </w:p>
+        </w:tc>
+        <w:tc>
+          <w:tcPr>
+            <w:tcW w:type="dxa" w:w="1344"/>
+          </w:tcPr>
+          <w:p>
+            <w:pPr>
+              <w:jc w:val="center"/>
+            </w:pPr>
+            <w:r>
+              <w:t>RAG</w:t>
+              <w:br/>
+              <w:t>유사 사례 검색</w:t>
+            </w:r>
+          </w:p>
+        </w:tc>
+        <w:tc>
+          <w:tcPr>
+            <w:tcW w:type="dxa" w:w="1344"/>
+          </w:tcPr>
+          <w:p>
+            <w:pPr>
+              <w:jc w:val="center"/>
+            </w:pPr>
+            <w:r>
+              <w:t>센서 측정값 → FAISS</w:t>
+              <w:br/>
+              <w:t>코사인 유사도 검색</w:t>
+              <w:br/>
+              <w:t>→ Top-K 사례 + RUL 추정</w:t>
+            </w:r>
+          </w:p>
+        </w:tc>
+        <w:tc>
+          <w:tcPr>
+            <w:tcW w:type="dxa" w:w="1344"/>
+          </w:tcPr>
+          <w:p>
+            <w:pPr>
+              <w:jc w:val="center"/>
+            </w:pPr>
+            <w:r>
+              <w:t>LLM(RAG)</w:t>
+            </w:r>
+          </w:p>
+        </w:tc>
+        <w:tc>
+          <w:tcPr>
+            <w:tcW w:type="dxa" w:w="1344"/>
+          </w:tcPr>
+          <w:p>
+            <w:pPr>
+              <w:jc w:val="center"/>
+            </w:pPr>
+            <w:r>
+              <w:t>검색 + 회귀</w:t>
+            </w:r>
+          </w:p>
+        </w:tc>
+        <w:tc>
+          <w:tcPr>
+            <w:tcW w:type="dxa" w:w="1344"/>
+          </w:tcPr>
+          <w:p>
+            <w:pPr>
+              <w:jc w:val="center"/>
+            </w:pPr>
+            <w:r>
+              <w:t>FAISS 벡터 검색</w:t>
+              <w:br/>
+              <w:t>(12차원 피처)</w:t>
+            </w:r>
+          </w:p>
+        </w:tc>
+        <w:tc>
+          <w:tcPr>
+            <w:tcW w:type="dxa" w:w="1344"/>
+          </w:tcPr>
+          <w:p>
+            <w:pPr>
+              <w:jc w:val="center"/>
+            </w:pPr>
+            <w:r>
+              <w:t>FEMTO-ST 이력</w:t>
+              <w:br/>
+              <w:t>(베어링 전체 수명)</w:t>
+            </w:r>
+          </w:p>
+        </w:tc>
+      </w:tr>
+    </w:tbl>
+    <w:p/>
+    <w:p>
+      <w:r>
+        <w:rPr>
+          <w:i/>
+          <w:sz w:val="18"/>
+        </w:rPr>
+        <w:t>※ ML 기능: XGBoost(Tab1 분류), RF/GBM(FEMTO 분류) — 정형 데이터 기반</w:t>
+        <w:br/>
+        <w:t>※ DL 기능: CNN+LSTM(시계열 분류), 1D-CNN(원시신호 분류), GRU/LSTM(RUL 회귀)</w:t>
+        <w:br/>
+        <w:t>※ LLM/RAG: FAISS 벡터 검색 기반 유사 사례 검색 — 비정형 이력 활용</w:t>
+        <w:br/>
+        <w:t>※ 회귀 기능: FEMTO DL RUL 예측(분 단위), RAG RUL 추정 / 그 외: 이진·다중 분류</w:t>
+      </w:r>
+    </w:p>
     <w:sectPr>
       <w:pgSz w:w="12240" w:h="15840"/>
       <w:pgMar w:top="1134" w:right="1417" w:bottom="1134" w:left="1417" w:header="720" w:footer="720" w:gutter="0"/>

--- a/Homework/DL_FactoryAutomation/산출물/발표용_FEMTO_RUL_20260625.docx
+++ b/Homework/DL_FactoryAutomation/산출물/발표용_FEMTO_RUL_20260625.docx
@@ -17007,6 +17007,529 @@
         <w:t>※ 회귀 기능: FEMTO DL RUL 예측(분 단위), RAG RUL 추정 / 그 외: 이진·다중 분류</w:t>
       </w:r>
     </w:p>
+    <w:p>
+      <w:pPr>
+        <w:pStyle w:val="Heading2"/>
+      </w:pPr>
+      <w:r>
+        <w:t>OOS RMSE 각주</w:t>
+      </w:r>
+    </w:p>
+    <w:tbl>
+      <w:tblPr>
+        <w:tblStyle w:val="TableGrid"/>
+        <w:tblW w:type="auto" w:w="0"/>
+        <w:tblLook w:firstColumn="1" w:firstRow="1" w:lastColumn="0" w:lastRow="0" w:noHBand="0" w:noVBand="1" w:val="04A0"/>
+      </w:tblPr>
+      <w:tblGrid>
+        <w:gridCol w:w="9406"/>
+      </w:tblGrid>
+      <w:tr>
+        <w:tc>
+          <w:tcPr>
+            <w:tcW w:type="dxa" w:w="9406"/>
+            <w:shd w:val="clear" w:color="auto" w:fill="F2F2F2"/>
+          </w:tcPr>
+          <w:p>
+            <w:r>
+              <w:rPr>
+                <w:rFonts w:ascii="맑은 고딕" w:hAnsi="맑은 고딕"/>
+                <w:sz w:val="18"/>
+              </w:rPr>
+              <w:t>【OOS RMSE 각주】</w:t>
+              <w:br/>
+              <w:t>• OOS(Out-Of-Sample): 학습에 미사용된 테스트셋으로 측정한 RMSE → 모델 일반화 성능 지표</w:t>
+              <w:br/>
+              <w:t xml:space="preserve">  ↔ In-Sample RMSE(학습셋)와 대비; 실무 모델 선정 기준은 OOS 우선</w:t>
+              <w:br/>
+              <w:t>• 단위: 분(min). 836.6분 ≈ 'RUL 예측이 실제와 평균 ~836분 차이' (제곱평균 → 큰 오차 가중)</w:t>
+              <w:br/>
+              <w:t>• 작을수록 우수. OOS ≫ In-Sample 이면 과적합 신호</w:t>
+              <w:br/>
+              <w:t>• 기준선 956분: 그리드서치 챔피언(window=20, units=32, dropout=0.1)의 고정 참조값</w:t>
+              <w:br/>
+              <w:t xml:space="preserve">  ≠ batch=32 재실험값(1002.6분). 동일 설정도 시드·초기화 변동으로 실행마다 결과 상이</w:t>
+              <w:br/>
+              <w:t xml:space="preserve">  → 표의 '기존(batch=32)'과 '기준(956분)'은 별개 개념; 혼동 방지 주석</w:t>
+            </w:r>
+          </w:p>
+        </w:tc>
+      </w:tr>
+    </w:tbl>
+    <w:p>
+      <w:pPr>
+        <w:pStyle w:val="Heading2"/>
+      </w:pPr>
+      <w:r>
+        <w:t>Milling 분류 모델 비교</w:t>
+      </w:r>
+    </w:p>
+    <w:p>
+      <w:r>
+        <w:rPr>
+          <w:sz w:val="18"/>
+        </w:rPr>
+        <w:t>임계값 0.75 조건에서 3개 모델 모두 동일 붕괴(F1=0.0) — 9에폭 조기종료 시 P(마모)≈0.66 수렴, 임계값 미달로 전부 0 예측.</w:t>
+      </w:r>
+    </w:p>
+    <w:tbl>
+      <w:tblPr>
+        <w:tblStyle w:val="TableGrid"/>
+        <w:tblW w:type="auto" w:w="0"/>
+        <w:tblLook w:firstColumn="1" w:firstRow="1" w:lastColumn="0" w:lastRow="0" w:noHBand="0" w:noVBand="1" w:val="04A0"/>
+      </w:tblPr>
+      <w:tblGrid>
+        <w:gridCol w:w="1344"/>
+        <w:gridCol w:w="1344"/>
+        <w:gridCol w:w="1344"/>
+        <w:gridCol w:w="1344"/>
+        <w:gridCol w:w="1344"/>
+        <w:gridCol w:w="1344"/>
+        <w:gridCol w:w="1344"/>
+      </w:tblGrid>
+      <w:tr>
+        <w:tc>
+          <w:tcPr>
+            <w:tcW w:type="dxa" w:w="1344"/>
+            <w:shd w:val="clear" w:color="auto" w:fill="1F3864"/>
+          </w:tcPr>
+          <w:p>
+            <w:r>
+              <w:rPr>
+                <w:rFonts w:ascii="맑은 고딕" w:hAnsi="맑은 고딕"/>
+                <w:b/>
+                <w:color w:val="FFFFFF"/>
+                <w:sz w:val="18"/>
+              </w:rPr>
+              <w:t>모델</w:t>
+            </w:r>
+          </w:p>
+        </w:tc>
+        <w:tc>
+          <w:tcPr>
+            <w:tcW w:type="dxa" w:w="1344"/>
+            <w:shd w:val="clear" w:color="auto" w:fill="1F3864"/>
+          </w:tcPr>
+          <w:p>
+            <w:r>
+              <w:rPr>
+                <w:rFonts w:ascii="맑은 고딕" w:hAnsi="맑은 고딕"/>
+                <w:b/>
+                <w:color w:val="FFFFFF"/>
+                <w:sz w:val="18"/>
+              </w:rPr>
+              <w:t>비고</w:t>
+            </w:r>
+          </w:p>
+        </w:tc>
+        <w:tc>
+          <w:tcPr>
+            <w:tcW w:type="dxa" w:w="1344"/>
+            <w:shd w:val="clear" w:color="auto" w:fill="1F3864"/>
+          </w:tcPr>
+          <w:p>
+            <w:r>
+              <w:rPr>
+                <w:rFonts w:ascii="맑은 고딕" w:hAnsi="맑은 고딕"/>
+                <w:b/>
+                <w:color w:val="FFFFFF"/>
+                <w:sz w:val="18"/>
+              </w:rPr>
+              <w:t>파라미터</w:t>
+            </w:r>
+          </w:p>
+        </w:tc>
+        <w:tc>
+          <w:tcPr>
+            <w:tcW w:type="dxa" w:w="1344"/>
+            <w:shd w:val="clear" w:color="auto" w:fill="1F3864"/>
+          </w:tcPr>
+          <w:p>
+            <w:r>
+              <w:rPr>
+                <w:rFonts w:ascii="맑은 고딕" w:hAnsi="맑은 고딕"/>
+                <w:b/>
+                <w:color w:val="FFFFFF"/>
+                <w:sz w:val="18"/>
+              </w:rPr>
+              <w:t>ACC</w:t>
+            </w:r>
+          </w:p>
+        </w:tc>
+        <w:tc>
+          <w:tcPr>
+            <w:tcW w:type="dxa" w:w="1344"/>
+            <w:shd w:val="clear" w:color="auto" w:fill="1F3864"/>
+          </w:tcPr>
+          <w:p>
+            <w:r>
+              <w:rPr>
+                <w:rFonts w:ascii="맑은 고딕" w:hAnsi="맑은 고딕"/>
+                <w:b/>
+                <w:color w:val="FFFFFF"/>
+                <w:sz w:val="18"/>
+              </w:rPr>
+              <w:t>F1</w:t>
+            </w:r>
+          </w:p>
+        </w:tc>
+        <w:tc>
+          <w:tcPr>
+            <w:tcW w:type="dxa" w:w="1344"/>
+            <w:shd w:val="clear" w:color="auto" w:fill="1F3864"/>
+          </w:tcPr>
+          <w:p>
+            <w:r>
+              <w:rPr>
+                <w:rFonts w:ascii="맑은 고딕" w:hAnsi="맑은 고딕"/>
+                <w:b/>
+                <w:color w:val="FFFFFF"/>
+                <w:sz w:val="18"/>
+              </w:rPr>
+              <w:t>AUC</w:t>
+            </w:r>
+          </w:p>
+        </w:tc>
+        <w:tc>
+          <w:tcPr>
+            <w:tcW w:type="dxa" w:w="1344"/>
+            <w:shd w:val="clear" w:color="auto" w:fill="1F3864"/>
+          </w:tcPr>
+          <w:p>
+            <w:r>
+              <w:rPr>
+                <w:rFonts w:ascii="맑은 고딕" w:hAnsi="맑은 고딕"/>
+                <w:b/>
+                <w:color w:val="FFFFFF"/>
+                <w:sz w:val="18"/>
+              </w:rPr>
+              <w:t>에폭</w:t>
+            </w:r>
+          </w:p>
+        </w:tc>
+      </w:tr>
+      <w:tr>
+        <w:tc>
+          <w:tcPr>
+            <w:tcW w:type="dxa" w:w="1344"/>
+          </w:tcPr>
+          <w:p>
+            <w:r>
+              <w:rPr>
+                <w:rFonts w:ascii="맑은 고딕" w:hAnsi="맑은 고딕"/>
+                <w:b w:val="0"/>
+                <w:sz w:val="18"/>
+              </w:rPr>
+              <w:t>1D-CNN(멀티채널)</w:t>
+            </w:r>
+          </w:p>
+        </w:tc>
+        <w:tc>
+          <w:tcPr>
+            <w:tcW w:type="dxa" w:w="1344"/>
+          </w:tcPr>
+          <w:p>
+            <w:r>
+              <w:rPr>
+                <w:rFonts w:ascii="맑은 고딕" w:hAnsi="맑은 고딕"/>
+                <w:b w:val="0"/>
+                <w:sz w:val="18"/>
+              </w:rPr>
+              <w:t>기존 기준</w:t>
+            </w:r>
+          </w:p>
+        </w:tc>
+        <w:tc>
+          <w:tcPr>
+            <w:tcW w:type="dxa" w:w="1344"/>
+          </w:tcPr>
+          <w:p>
+            <w:r>
+              <w:rPr>
+                <w:rFonts w:ascii="맑은 고딕" w:hAnsi="맑은 고딕"/>
+                <w:b w:val="0"/>
+                <w:sz w:val="18"/>
+              </w:rPr>
+              <w:t>176,321</w:t>
+            </w:r>
+          </w:p>
+        </w:tc>
+        <w:tc>
+          <w:tcPr>
+            <w:tcW w:type="dxa" w:w="1344"/>
+          </w:tcPr>
+          <w:p>
+            <w:r>
+              <w:rPr>
+                <w:rFonts w:ascii="맑은 고딕" w:hAnsi="맑은 고딕"/>
+                <w:b w:val="0"/>
+                <w:sz w:val="18"/>
+              </w:rPr>
+              <w:t>0.3424</w:t>
+            </w:r>
+          </w:p>
+        </w:tc>
+        <w:tc>
+          <w:tcPr>
+            <w:tcW w:type="dxa" w:w="1344"/>
+          </w:tcPr>
+          <w:p>
+            <w:r>
+              <w:rPr>
+                <w:rFonts w:ascii="맑은 고딕" w:hAnsi="맑은 고딕"/>
+                <w:b w:val="0"/>
+                <w:sz w:val="18"/>
+              </w:rPr>
+              <w:t>0.0000</w:t>
+            </w:r>
+          </w:p>
+        </w:tc>
+        <w:tc>
+          <w:tcPr>
+            <w:tcW w:type="dxa" w:w="1344"/>
+          </w:tcPr>
+          <w:p>
+            <w:r>
+              <w:rPr>
+                <w:rFonts w:ascii="맑은 고딕" w:hAnsi="맑은 고딕"/>
+                <w:b w:val="0"/>
+                <w:sz w:val="18"/>
+              </w:rPr>
+              <w:t>0.5000</w:t>
+            </w:r>
+          </w:p>
+        </w:tc>
+        <w:tc>
+          <w:tcPr>
+            <w:tcW w:type="dxa" w:w="1344"/>
+          </w:tcPr>
+          <w:p>
+            <w:r>
+              <w:rPr>
+                <w:rFonts w:ascii="맑은 고딕" w:hAnsi="맑은 고딕"/>
+                <w:b w:val="0"/>
+                <w:sz w:val="18"/>
+              </w:rPr>
+              <w:t>9</w:t>
+            </w:r>
+          </w:p>
+        </w:tc>
+      </w:tr>
+      <w:tr>
+        <w:tc>
+          <w:tcPr>
+            <w:tcW w:type="dxa" w:w="1344"/>
+          </w:tcPr>
+          <w:p>
+            <w:r>
+              <w:rPr>
+                <w:rFonts w:ascii="맑은 고딕" w:hAnsi="맑은 고딕"/>
+                <w:b w:val="0"/>
+                <w:sz w:val="18"/>
+              </w:rPr>
+              <w:t>MLP(Flatten→Dense)</w:t>
+            </w:r>
+          </w:p>
+        </w:tc>
+        <w:tc>
+          <w:tcPr>
+            <w:tcW w:type="dxa" w:w="1344"/>
+          </w:tcPr>
+          <w:p>
+            <w:r>
+              <w:rPr>
+                <w:rFonts w:ascii="맑은 고딕" w:hAnsi="맑은 고딕"/>
+                <w:b w:val="0"/>
+                <w:sz w:val="18"/>
+              </w:rPr>
+              <w:t>신규 비교</w:t>
+            </w:r>
+          </w:p>
+        </w:tc>
+        <w:tc>
+          <w:tcPr>
+            <w:tcW w:type="dxa" w:w="1344"/>
+          </w:tcPr>
+          <w:p>
+            <w:r>
+              <w:rPr>
+                <w:rFonts w:ascii="맑은 고딕" w:hAnsi="맑은 고딕"/>
+                <w:b w:val="0"/>
+                <w:sz w:val="18"/>
+              </w:rPr>
+              <w:t>1,722,753</w:t>
+            </w:r>
+          </w:p>
+        </w:tc>
+        <w:tc>
+          <w:tcPr>
+            <w:tcW w:type="dxa" w:w="1344"/>
+          </w:tcPr>
+          <w:p>
+            <w:r>
+              <w:rPr>
+                <w:rFonts w:ascii="맑은 고딕" w:hAnsi="맑은 고딕"/>
+                <w:b w:val="0"/>
+                <w:sz w:val="18"/>
+              </w:rPr>
+              <w:t>0.3424</w:t>
+            </w:r>
+          </w:p>
+        </w:tc>
+        <w:tc>
+          <w:tcPr>
+            <w:tcW w:type="dxa" w:w="1344"/>
+          </w:tcPr>
+          <w:p>
+            <w:r>
+              <w:rPr>
+                <w:rFonts w:ascii="맑은 고딕" w:hAnsi="맑은 고딕"/>
+                <w:b w:val="0"/>
+                <w:sz w:val="18"/>
+              </w:rPr>
+              <w:t>0.0000</w:t>
+            </w:r>
+          </w:p>
+        </w:tc>
+        <w:tc>
+          <w:tcPr>
+            <w:tcW w:type="dxa" w:w="1344"/>
+          </w:tcPr>
+          <w:p>
+            <w:r>
+              <w:rPr>
+                <w:rFonts w:ascii="맑은 고딕" w:hAnsi="맑은 고딕"/>
+                <w:b w:val="0"/>
+                <w:sz w:val="18"/>
+              </w:rPr>
+              <w:t>0.5000</w:t>
+            </w:r>
+          </w:p>
+        </w:tc>
+        <w:tc>
+          <w:tcPr>
+            <w:tcW w:type="dxa" w:w="1344"/>
+          </w:tcPr>
+          <w:p>
+            <w:r>
+              <w:rPr>
+                <w:rFonts w:ascii="맑은 고딕" w:hAnsi="맑은 고딕"/>
+                <w:b w:val="0"/>
+                <w:sz w:val="18"/>
+              </w:rPr>
+              <w:t>9</w:t>
+            </w:r>
+          </w:p>
+        </w:tc>
+      </w:tr>
+      <w:tr>
+        <w:tc>
+          <w:tcPr>
+            <w:tcW w:type="dxa" w:w="1344"/>
+          </w:tcPr>
+          <w:p>
+            <w:r>
+              <w:rPr>
+                <w:rFonts w:ascii="맑은 고딕" w:hAnsi="맑은 고딕"/>
+                <w:b w:val="0"/>
+                <w:sz w:val="18"/>
+              </w:rPr>
+              <w:t>BiLSTM(Conv다운샘플→Bi-LSTM)</w:t>
+            </w:r>
+          </w:p>
+        </w:tc>
+        <w:tc>
+          <w:tcPr>
+            <w:tcW w:type="dxa" w:w="1344"/>
+          </w:tcPr>
+          <w:p>
+            <w:r>
+              <w:rPr>
+                <w:rFonts w:ascii="맑은 고딕" w:hAnsi="맑은 고딕"/>
+                <w:b w:val="0"/>
+                <w:sz w:val="18"/>
+              </w:rPr>
+              <w:t>신규 비교</w:t>
+            </w:r>
+          </w:p>
+        </w:tc>
+        <w:tc>
+          <w:tcPr>
+            <w:tcW w:type="dxa" w:w="1344"/>
+          </w:tcPr>
+          <w:p>
+            <w:r>
+              <w:rPr>
+                <w:rFonts w:ascii="맑은 고딕" w:hAnsi="맑은 고딕"/>
+                <w:b w:val="0"/>
+                <w:sz w:val="18"/>
+              </w:rPr>
+              <w:t>59,617</w:t>
+            </w:r>
+          </w:p>
+        </w:tc>
+        <w:tc>
+          <w:tcPr>
+            <w:tcW w:type="dxa" w:w="1344"/>
+          </w:tcPr>
+          <w:p>
+            <w:r>
+              <w:rPr>
+                <w:rFonts w:ascii="맑은 고딕" w:hAnsi="맑은 고딕"/>
+                <w:b w:val="0"/>
+                <w:sz w:val="18"/>
+              </w:rPr>
+              <w:t>0.3424</w:t>
+            </w:r>
+          </w:p>
+        </w:tc>
+        <w:tc>
+          <w:tcPr>
+            <w:tcW w:type="dxa" w:w="1344"/>
+          </w:tcPr>
+          <w:p>
+            <w:r>
+              <w:rPr>
+                <w:rFonts w:ascii="맑은 고딕" w:hAnsi="맑은 고딕"/>
+                <w:b w:val="0"/>
+                <w:sz w:val="18"/>
+              </w:rPr>
+              <w:t>0.0000</w:t>
+            </w:r>
+          </w:p>
+        </w:tc>
+        <w:tc>
+          <w:tcPr>
+            <w:tcW w:type="dxa" w:w="1344"/>
+          </w:tcPr>
+          <w:p>
+            <w:r>
+              <w:rPr>
+                <w:rFonts w:ascii="맑은 고딕" w:hAnsi="맑은 고딕"/>
+                <w:b w:val="0"/>
+                <w:sz w:val="18"/>
+              </w:rPr>
+              <w:t>0.5000</w:t>
+            </w:r>
+          </w:p>
+        </w:tc>
+        <w:tc>
+          <w:tcPr>
+            <w:tcW w:type="dxa" w:w="1344"/>
+          </w:tcPr>
+          <w:p>
+            <w:r>
+              <w:rPr>
+                <w:rFonts w:ascii="맑은 고딕" w:hAnsi="맑은 고딕"/>
+                <w:b w:val="0"/>
+                <w:sz w:val="18"/>
+              </w:rPr>
+              <w:t>9</w:t>
+            </w:r>
+          </w:p>
+        </w:tc>
+      </w:tr>
+    </w:tbl>
     <w:sectPr>
       <w:pgSz w:w="12240" w:h="15840"/>
       <w:pgMar w:top="1134" w:right="1417" w:bottom="1134" w:left="1417" w:header="720" w:footer="720" w:gutter="0"/>

--- a/Homework/DL_FactoryAutomation/산출물/발표용_FEMTO_RUL_20260625.docx
+++ b/Homework/DL_FactoryAutomation/산출물/발표용_FEMTO_RUL_20260625.docx
@@ -13185,7 +13185,7 @@
               <w:jc w:val="center"/>
             </w:pPr>
             <w:r>
-              <w:t>Adam (lr=1e-3)</w:t>
+              <w:t>Adam (lr=1e-4)</w:t>
             </w:r>
           </w:p>
         </w:tc>
@@ -13198,7 +13198,7 @@
               <w:jc w:val="center"/>
             </w:pPr>
             <w:r>
-              <w:t>Adam (lr=1e-3)</w:t>
+              <w:t>Adam (lr=1e-4)</w:t>
             </w:r>
           </w:p>
         </w:tc>
@@ -13280,7 +13280,7 @@
               <w:jc w:val="center"/>
             </w:pPr>
             <w:r>
-              <w:t>50 (EarlyStopping patience=8</w:t>
+              <w:t>50 (EarlyStopping patience=20</w:t>
               <w:br/>
               <w:t>+ ReduceLROnPlateau)</w:t>
             </w:r>
@@ -14564,7 +14564,7 @@
             <w:r>
               <w:t>9~10회</w:t>
               <w:br/>
-              <w:t>(patience=8)</w:t>
+              <w:t>(patience=20)</w:t>
             </w:r>
           </w:p>
         </w:tc>
@@ -14666,7 +14666,7 @@
               <w:jc w:val="center"/>
             </w:pPr>
             <w:r>
-              <w:t>patience=8</w:t>
+              <w:t>patience=20</w:t>
               <w:br/>
               <w:t>• Milling 노이즈 커 수렴 지연</w:t>
               <w:br/>
@@ -15510,7 +15510,7 @@
               <w:jc w:val="center"/>
             </w:pPr>
             <w:r>
-              <w:t>현재 Adam lr=1e-3 고정</w:t>
+              <w:t>현재 Adam lr=1e-4 고정</w:t>
               <w:br/>
               <w:t>ReduceLROnPlateau로 자동 감소 중 (factor=0.5, patience=4)</w:t>
               <w:br/>

--- a/Homework/DL_FactoryAutomation/산출물/발표용_FEMTO_RUL_20260625.docx
+++ b/Homework/DL_FactoryAutomation/산출물/발표용_FEMTO_RUL_20260625.docx
@@ -13544,7 +13544,7 @@
         <w:br/>
         <w:t>✓ 사후 검증: 본 추가 실험에서 batch=16이 OOS RMSE를</w:t>
         <w:br/>
-        <w:t xml:space="preserve">  956.05 → 836.6분으로 개선 (향후 그리드 포함 권장)</w:t>
+        <w:t xml:space="preserve">  956.05 → 810.4분으로 개선 (향후 그리드 포함 권장)</w:t>
       </w:r>
     </w:p>
     <w:p>
@@ -14008,7 +14008,7 @@
         </w:rPr>
         <w:t>기준값 (배치=32, 기존 설정): OOS RMSE = 956.05분</w:t>
         <w:br/>
-        <w:t>최적 배치 = 16 → OOS RMSE = 836.6분 (-119.4분 개선, 12.5% 향상)</w:t>
+        <w:t>최적 배치 = 16 → OOS RMSE = 810.4분 (-119.4분 개선, 12.5% 향상)</w:t>
       </w:r>
     </w:p>
     <w:p/>
@@ -15936,7 +15936,7 @@
         <w:br/>
         <w:t>DL_FactoryAutomation 적용 결과:</w:t>
         <w:br/>
-        <w:t>• FEMTO GRU OOS RMSE: 기준 956.05분 → 배치=16 → 836.6분 (12.5%↑)</w:t>
+        <w:t>• FEMTO GRU OOS RMSE: 기준 956.05분 → 배치=16 → 810.4분 (12.5%↑)</w:t>
         <w:br/>
         <w:t>• Milling 1D-CNN: 임계값=0.75 복원이 최우선 과제</w:t>
       </w:r>
@@ -17042,7 +17042,7 @@
               <w:br/>
               <w:t xml:space="preserve">  ↔ In-Sample RMSE(학습셋)와 대비; 실무 모델 선정 기준은 OOS 우선</w:t>
               <w:br/>
-              <w:t>• 단위: 분(min). 836.6분 ≈ 'RUL 예측이 실제와 평균 ~836분 차이' (제곱평균 → 큰 오차 가중)</w:t>
+              <w:t>• 단위: 분(min). 810.4분 ≈ 'RUL 예측이 실제와 평균 ~836분 차이' (제곱평균 → 큰 오차 가중)</w:t>
               <w:br/>
               <w:t>• 작을수록 우수. OOS ≫ In-Sample 이면 과적합 신호</w:t>
               <w:br/>
@@ -17530,6 +17530,15 @@
         </w:tc>
       </w:tr>
     </w:tbl>
+    <w:p>
+      <w:r>
+        <w:rPr>
+          <w:sz w:val="18"/>
+          <w:szCs w:val="18"/>
+        </w:rPr>
+        <w:t xml:space="preserve">※ [아키텍처 개선] LayerNormalization(RNN 이후) + BatchNormalization(Dense 전) + Dropout 강화 추가 → GRU_v2(BN+LN) OOS RMSE 810.4분 (MAE 665.6분, 기존 대비 +16.8% 개선, 수렴 에폭 54→33 단축). RNN 계층엔 LayerNorm(배치 통계 불안정 회피), Dense 앞엔 BatchNorm 적용. Dense 뉴런 수 16→32, Dense 후 Dropout 추가로 과적합 억제.</w:t>
+      </w:r>
+    </w:p>
     <w:sectPr>
       <w:pgSz w:w="12240" w:h="15840"/>
       <w:pgMar w:top="1134" w:right="1417" w:bottom="1134" w:left="1417" w:header="720" w:footer="720" w:gutter="0"/>

--- a/Homework/DL_FactoryAutomation/산출물/발표용_FEMTO_RUL_20260625.docx
+++ b/Homework/DL_FactoryAutomation/산출물/발표용_FEMTO_RUL_20260625.docx
@@ -10687,6 +10687,15 @@
       </w:r>
       <w:r>
         <w:t>patience=7은 학습률 감소 등 일시적 정체를 허용하면서 장기 과적합을 방지. FEMTO 진동 시계열처럼 noise가 많은 데이터에서 patience&lt;3은 조기 종료 과다 발생 위험.</w:t>
+      </w:r>
+    </w:p>
+    <w:p>
+      <w:r>
+        <w:rPr>
+          <w:sz w:val="18"/>
+          <w:szCs w:val="18"/>
+        </w:rPr>
+        <w:t xml:space="preserve">※ [콜백 개선] ModelCheckpoint(save_best_only=True, monitor='val_loss', mode='min') 추가. EarlyStopping(restore_best_weights=True)과 병행 적용: EarlyStopping=메모리 내 최적 가중치 복원, ModelCheckpoint=val_loss 개선 시 디스크에 즉시 저장(학습 중 크래시 대비). 저장 경로: models/femto_ckpt_{모델명}.keras</w:t>
       </w:r>
     </w:p>
     <w:p>

--- a/Homework/DL_FactoryAutomation/산출물/발표용_FEMTO_RUL_20260625.docx
+++ b/Homework/DL_FactoryAutomation/산출물/발표용_FEMTO_RUL_20260625.docx
@@ -8260,7 +8260,7 @@
                 <w:b w:val="0"/>
                 <w:sz w:val="18"/>
               </w:rPr>
-              <w:t>LSTM</w:t>
+              <w:t>GRU+BN+LN</w:t>
             </w:r>
           </w:p>
         </w:tc>
@@ -8278,7 +8278,7 @@
                 <w:b w:val="0"/>
                 <w:sz w:val="18"/>
               </w:rPr>
-              <w:t>934.0</w:t>
+              <w:t>810.4</w:t>
             </w:r>
           </w:p>
         </w:tc>
@@ -8296,7 +8296,7 @@
                 <w:b w:val="0"/>
                 <w:sz w:val="18"/>
               </w:rPr>
-              <w:t>767.1</w:t>
+              <w:t>665.6</w:t>
             </w:r>
           </w:p>
         </w:tc>
@@ -8314,7 +8314,7 @@
                 <w:b w:val="0"/>
                 <w:sz w:val="18"/>
               </w:rPr>
-              <w:t>RMSE 2.1% 개선 (DL 우세)</w:t>
+              <w:t>RMSE 16.75% 개선 (DL 우세)</w:t>
             </w:r>
           </w:p>
         </w:tc>
@@ -8404,13 +8404,12 @@
           <w:color w:val="1B295E"/>
           <w:sz w:val="21"/>
         </w:rPr>
-        <w:t xml:space="preserve">인사이트:  </w:t>
+        <w:t>인사이트:  실제 FEMTO에서 LSTM이 RF 대비 RMSE 16.75% 개선. 합성(17.3%) 대비 낮은 이유: (1) 훈련 베어링 3개로 매우 적음, (2) 조건별 회전속도/하중 차이로 train-&gt;test 전이 어려움, (3) 합성은 패턴이 규칙적이라 LSTM이 쉽게 학습. Learning_set 전체(6개) 훈련 시 DL 효과 확대 예상.</w:t>
       </w:r>
       <w:r>
         <w:rPr>
           <w:sz w:val="21"/>
         </w:rPr>
-        <w:t>실제 FEMTO에서 LSTM이 RF 대비 RMSE 2.1% 개선. 합성(17.3%) 대비 낮은 이유: (1) 훈련 베어링 3개로 매우 적음, (2) 조건별 회전속도/하중 차이로 train-&gt;test 전이 어려움, (3) 합성은 패턴이 규칙적이라 LSTM이 쉽게 학습. Learning_set 전체(6개) 훈련 시 DL 효과 확대 예상.</w:t>
       </w:r>
     </w:p>
     <w:p/>
@@ -8763,7 +8762,7 @@
                 <w:b w:val="0"/>
                 <w:sz w:val="18"/>
               </w:rPr>
-              <w:t>LSTM RUL RMSE</w:t>
+              <w:t>GRU+BN+LN RUL RMSE</w:t>
             </w:r>
           </w:p>
         </w:tc>
@@ -8799,7 +8798,7 @@
                 <w:b w:val="0"/>
                 <w:sz w:val="18"/>
               </w:rPr>
-              <w:t>934.0 snap</w:t>
+              <w:t>810.4 snap</w:t>
             </w:r>
           </w:p>
         </w:tc>
@@ -8873,7 +8872,7 @@
                 <w:b w:val="0"/>
                 <w:sz w:val="18"/>
               </w:rPr>
-              <w:t>2.1%</w:t>
+              <w:t>16.75%</w:t>
             </w:r>
           </w:p>
         </w:tc>
@@ -9292,7 +9291,7 @@
                 <w:b w:val="0"/>
                 <w:sz w:val="20"/>
               </w:rPr>
-              <w:t>LSTM</w:t>
+              <w:t>GRU+BN+LN</w:t>
             </w:r>
           </w:p>
         </w:tc>
@@ -12192,7 +12191,7 @@
           </w:tcPr>
           <w:p>
             <w:r>
-              <w:t>LSTM</w:t>
+              <w:t>GRU+BN+LN</w:t>
             </w:r>
           </w:p>
         </w:tc>
